--- a/docs/user-guides/ASG_Sales_Appointment_Capture_User_Guide.docx
+++ b/docs/user-guides/ASG_Sales_Appointment_Capture_User_Guide.docx
@@ -122,9 +122,15 @@
                 <w:color w:val="B2BECC"/>
                 <w:sz w:val="18"/>
               </w:rPr>
-              <w:t>APPLICATION VERSION 2.7.0-alpha.1</w:t>
+              <w:t>Application version: 2.7.0-alpha.1</w:t>
               <w:br/>
-              <w:t>PUBLISHED 22 JULY 2026</w:t>
+              <w:t>Guide version: 1.0.0</w:t>
+              <w:br/>
+              <w:t>Generated: 22 July 2026</w:t>
+              <w:br/>
+              <w:t>Git branch: fix/staff-dropdown-seeding-v2</w:t>
+              <w:br/>
+              <w:t>Source commit: 9db1800ce947f634520bb391826ad44ded8a6b82</w:t>
             </w:r>
           </w:p>
         </w:tc>
@@ -5886,7 +5892,7 @@
         <w:color w:val="58697E"/>
         <w:sz w:val="15"/>
       </w:rPr>
-      <w:t xml:space="preserve">ASG Internal Staff Resource  |  Version 2.7.0-alpha.1  |  </w:t>
+      <w:t xml:space="preserve">ASG Internal Staff Resource  |  App 2.7.0-alpha.1  |  Guide 1.0.0  |  </w:t>
     </w:r>
     <w:r>
       <w:rPr>

--- a/docs/user-guides/ASG_Sales_Appointment_Capture_User_Guide.docx
+++ b/docs/user-guides/ASG_Sales_Appointment_Capture_User_Guide.docx
@@ -2,194 +2,47 @@
 <file path=word/document.xml><?xml version="1.0" encoding="utf-8"?>
 <w:document xmlns:wpc="http://schemas.microsoft.com/office/word/2010/wordprocessingCanvas" xmlns:mo="http://schemas.microsoft.com/office/mac/office/2008/main" xmlns:mc="http://schemas.openxmlformats.org/markup-compatibility/2006" xmlns:mv="urn:schemas-microsoft-com:mac:vml" xmlns:o="urn:schemas-microsoft-com:office:office" xmlns:r="http://schemas.openxmlformats.org/officeDocument/2006/relationships" xmlns:m="http://schemas.openxmlformats.org/officeDocument/2006/math" xmlns:v="urn:schemas-microsoft-com:vml" xmlns:wp14="http://schemas.microsoft.com/office/word/2010/wordprocessingDrawing" xmlns:wp="http://schemas.openxmlformats.org/drawingml/2006/wordprocessingDrawing" xmlns:w10="urn:schemas-microsoft-com:office:word" xmlns:w="http://schemas.openxmlformats.org/wordprocessingml/2006/main" xmlns:w14="http://schemas.microsoft.com/office/word/2010/wordml" xmlns:wpg="http://schemas.microsoft.com/office/word/2010/wordprocessingGroup" xmlns:wpi="http://schemas.microsoft.com/office/word/2010/wordprocessingInk" xmlns:wne="http://schemas.microsoft.com/office/word/2006/wordml" xmlns:wps="http://schemas.microsoft.com/office/word/2010/wordprocessingShape" mc:Ignorable="w14 wp14">
   <w:body>
-    <w:tbl>
-      <w:tblPr>
-        <w:tblW w:type="auto" w:w="0"/>
-        <w:jc w:val="center"/>
-        <w:tblLayout w:type="fixed"/>
-        <w:tblLook w:firstColumn="1" w:firstRow="1" w:lastColumn="0" w:lastRow="0" w:noHBand="0" w:noVBand="1" w:val="04A0"/>
-      </w:tblPr>
-      <w:tblGrid>
-        <w:gridCol w:w="11906"/>
-      </w:tblGrid>
-      <w:tr>
-        <w:trPr>
-          <w:trHeight w:val="16781" w:hRule="exact"/>
-        </w:trPr>
-        <w:tc>
-          <w:tcPr>
-            <w:tcW w:type="dxa" w:w="11906"/>
-            <w:vAlign w:val="center"/>
-            <w:shd w:fill="071B33"/>
-            <w:tcMar>
-              <w:top w:w="900" w:type="dxa"/>
-              <w:left w:w="1100" w:type="dxa"/>
-              <w:bottom w:w="900" w:type="dxa"/>
-              <w:right w:w="1100" w:type="dxa"/>
-            </w:tcMar>
-          </w:tcPr>
-          <w:p>
-            <w:pPr>
-              <w:jc w:val="left"/>
-            </w:pPr>
-            <w:r>
-              <w:drawing>
-                <wp:inline xmlns:a="http://schemas.openxmlformats.org/drawingml/2006/main" xmlns:pic="http://schemas.openxmlformats.org/drawingml/2006/picture">
-                  <wp:extent cx="2592000" cy="539156"/>
-                  <wp:docPr id="1" name="Picture 1"/>
-                  <wp:cNvGraphicFramePr>
-                    <a:graphicFrameLocks noChangeAspect="1"/>
-                  </wp:cNvGraphicFramePr>
-                  <a:graphic>
-                    <a:graphicData uri="http://schemas.openxmlformats.org/drawingml/2006/picture">
-                      <pic:pic>
-                        <pic:nvPicPr>
-                          <pic:cNvPr id="0" name="asg_logo.png"/>
-                          <pic:cNvPicPr/>
-                        </pic:nvPicPr>
-                        <pic:blipFill>
-                          <a:blip r:embed="rId9"/>
-                          <a:stretch>
-                            <a:fillRect/>
-                          </a:stretch>
-                        </pic:blipFill>
-                        <pic:spPr>
-                          <a:xfrm>
-                            <a:off x="0" y="0"/>
-                            <a:ext cx="2592000" cy="539156"/>
-                          </a:xfrm>
-                          <a:prstGeom prst="rect"/>
-                        </pic:spPr>
-                      </pic:pic>
-                    </a:graphicData>
-                  </a:graphic>
-                </wp:inline>
-              </w:drawing>
-            </w:r>
-          </w:p>
-          <w:p>
-            <w:pPr>
-              <w:spacing w:before="760" w:after="200"/>
-            </w:pPr>
-            <w:r>
-              <w:rPr>
-                <w:rFonts w:ascii="Arial" w:hAnsi="Arial"/>
-                <w:b/>
-                <w:color w:val="C6A14A"/>
-                <w:sz w:val="20"/>
-              </w:rPr>
-              <w:t>ASG INTERNAL STAFF RESOURCE</w:t>
-            </w:r>
-          </w:p>
-          <w:p>
-            <w:pPr>
-              <w:pStyle w:val="Title"/>
-              <w:spacing w:after="280"/>
-            </w:pPr>
-            <w:r>
-              <w:t>Sales Appointment</w:t>
-              <w:br/>
-              <w:t>Capture</w:t>
-            </w:r>
-          </w:p>
-          <w:p>
-            <w:r>
-              <w:rPr>
-                <w:rFonts w:ascii="Arial" w:hAnsi="Arial"/>
-                <w:b/>
-                <w:color w:val="C6A14A"/>
-                <w:sz w:val="40"/>
-              </w:rPr>
-              <w:t>Staff User Guide</w:t>
-            </w:r>
-          </w:p>
-          <w:p>
-            <w:pPr>
-              <w:spacing w:before="360" w:after="900"/>
-            </w:pPr>
-            <w:r>
-              <w:rPr>
-                <w:color w:val="DCE3EB"/>
-                <w:sz w:val="24"/>
-              </w:rPr>
-              <w:t>A practical guide to completing, reviewing and handing over in-person and Zoom sales appointments.</w:t>
-            </w:r>
-          </w:p>
-          <w:p>
-            <w:r>
-              <w:rPr>
-                <w:b/>
-                <w:color w:val="B2BECC"/>
-                <w:sz w:val="18"/>
-              </w:rPr>
-              <w:t>Application version: 2.7.0-alpha.1</w:t>
-              <w:br/>
-              <w:t>Guide version: 1.0.0</w:t>
-              <w:br/>
-              <w:t>Generated: 22 July 2026</w:t>
-              <w:br/>
-              <w:t>Git branch: fix/staff-dropdown-seeding-v2</w:t>
-              <w:br/>
-              <w:t>Source commit: 9db1800ce947f634520bb391826ad44ded8a6b82</w:t>
-            </w:r>
-          </w:p>
-        </w:tc>
-      </w:tr>
-    </w:tbl>
-    <w:p>
-      <w:pPr>
-        <w:sectPr>
-          <w:pgSz w:w="11906" w:h="16838"/>
-          <w:pgMar w:top="0" w:right="0" w:bottom="0" w:left="0" w:header="720" w:footer="720" w:gutter="0"/>
-          <w:cols w:space="720"/>
-          <w:docGrid w:linePitch="360"/>
-        </w:sectPr>
-      </w:pPr>
-    </w:p>
     <w:p>
       <w:pPr>
         <w:pStyle w:val="Heading1"/>
-        <w:keepNext/>
-        <w:spacing w:after="80"/>
       </w:pPr>
       <w:r>
-        <w:t>1. Overview</w:t>
-      </w:r>
-    </w:p>
-    <w:tbl>
-      <w:tblPr>
-        <w:tblW w:type="auto" w:w="0"/>
-        <w:tblLook w:firstColumn="1" w:firstRow="1" w:lastColumn="0" w:lastRow="0" w:noHBand="0" w:noVBand="1" w:val="04A0"/>
-      </w:tblPr>
-      <w:tblGrid>
-        <w:gridCol w:w="9866"/>
-      </w:tblGrid>
-      <w:tr>
-        <w:trPr>
-          <w:trHeight w:val="68" w:hRule="exact"/>
-        </w:trPr>
-        <w:tc>
-          <w:tcPr>
-            <w:tcW w:type="dxa" w:w="9866"/>
-            <w:shd w:fill="C6A14A"/>
-          </w:tcPr>
-          <w:p>
-            <w:r/>
-          </w:p>
-        </w:tc>
-      </w:tr>
-    </w:tbl>
-    <w:p>
-      <w:pPr>
-        <w:spacing w:after="0"/>
-      </w:pPr>
-    </w:p>
-    <w:p>
-      <w:r>
-        <w:rPr>
-          <w:rFonts w:ascii="Arial" w:hAnsi="Arial"/>
-        </w:rPr>
-        <w:t>Sales Appointment Capture guides staff through appointment details, required forms, supporting evidence, signatures and final handover documents. The application is designed for desktop, tablet and mobile use.</w:t>
+        <w:t>Sales Appointment Capture Field Guide</w:t>
+      </w:r>
+    </w:p>
+    <w:p>
+      <w:r>
+        <w:t>**A practical guide for preparing, completing and handing over client appointments**</w:t>
+      </w:r>
+    </w:p>
+    <w:p>
+      <w:r>
+        <w:t>____________________________________________________________</w:t>
+      </w:r>
+    </w:p>
+    <w:p>
+      <w:r>
+        <w:t>**Internal Staff Resource**</w:t>
+      </w:r>
+    </w:p>
+    <w:p>
+      <w:r>
+        <w:t>**Guide version:** 1.1.0 Released</w:t>
+      </w:r>
+    </w:p>
+    <w:p>
+      <w:r>
+        <w:t>**Application version:** 2.7.0-alpha.1</w:t>
+      </w:r>
+    </w:p>
+    <w:p>
+      <w:r>
+        <w:t>**Issue date:** 25 July 2026</w:t>
+      </w:r>
+    </w:p>
+    <w:p>
+      <w:r>
+        <w:t>____________________________________________________________</w:t>
       </w:r>
     </w:p>
     <w:p>
@@ -197,10 +50,7 @@
         <w:pStyle w:val="Heading2"/>
       </w:pPr>
       <w:r>
-        <w:rPr>
-          <w:rFonts w:ascii="Arial" w:hAnsi="Arial"/>
-        </w:rPr>
-        <w:t>What the application produces</w:t>
+        <w:t>Contents</w:t>
       </w:r>
     </w:p>
     <w:p>
@@ -208,23 +58,150 @@
         <w:pStyle w:val="ListBullet"/>
       </w:pPr>
       <w:r>
-        <w:rPr>
-          <w:rFonts w:ascii="Arial" w:hAnsi="Arial"/>
-        </w:rPr>
-        <w:t xml:space="preserve">A </w:t>
-      </w:r>
-      <w:r>
-        <w:rPr>
-          <w:rFonts w:ascii="Arial" w:hAnsi="Arial"/>
-          <w:b/>
-        </w:rPr>
-        <w:t>Combined PDF</w:t>
-      </w:r>
-      <w:r>
-        <w:rPr>
-          <w:rFonts w:ascii="Arial" w:hAnsi="Arial"/>
-        </w:rPr>
-        <w:t xml:space="preserve"> containing the selected client forms and attached ID/photo pages.</w:t>
+        <w:t>1. [About This Guide](#about-this-guide)</w:t>
+      </w:r>
+    </w:p>
+    <w:p>
+      <w:r>
+        <w:t>2. [Quick Start](#quick-start)</w:t>
+      </w:r>
+    </w:p>
+    <w:p>
+      <w:r>
+        <w:t>3. [Before You Leave](#before-you-leave)</w:t>
+      </w:r>
+    </w:p>
+    <w:p>
+      <w:r>
+        <w:t>4. [Installing the App](#installing-the-app)</w:t>
+      </w:r>
+    </w:p>
+    <w:p>
+      <w:r>
+        <w:t>5. [Preparing to Work Without Internet](#preparing-to-work-without-internet)</w:t>
+      </w:r>
+    </w:p>
+    <w:p>
+      <w:r>
+        <w:t>6. [Working Without an Internet Connection](#working-without-an-internet-connection)</w:t>
+      </w:r>
+    </w:p>
+    <w:p>
+      <w:r>
+        <w:t>7. [When Your Internet Connection Returns](#when-your-internet-connection-returns)</w:t>
+      </w:r>
+    </w:p>
+    <w:p>
+      <w:r>
+        <w:t>8. [Choosing the Appointment Type](#choosing-the-appointment-type)</w:t>
+      </w:r>
+    </w:p>
+    <w:p>
+      <w:r>
+        <w:t>9. [Starting an Appointment](#starting-an-appointment)</w:t>
+      </w:r>
+    </w:p>
+    <w:p>
+      <w:r>
+        <w:t>10. [In-Person Appointments](#in-person-appointments)</w:t>
+      </w:r>
+    </w:p>
+    <w:p>
+      <w:r>
+        <w:t>11. [Entering Sale Details](#entering-sale-details)</w:t>
+      </w:r>
+    </w:p>
+    <w:p>
+      <w:r>
+        <w:t>12. [Zoom Appointments](#zoom-appointments)</w:t>
+      </w:r>
+    </w:p>
+    <w:p>
+      <w:r>
+        <w:t>13. [Using the Zoom Whiteboard](#using-the-zoom-whiteboard)</w:t>
+      </w:r>
+    </w:p>
+    <w:p>
+      <w:r>
+        <w:t>14. [Adding Identification and Supporting Documents](#adding-identification-and-supporting-documents)</w:t>
+      </w:r>
+    </w:p>
+    <w:p>
+      <w:r>
+        <w:t>15. [Collecting Signatures](#collecting-signatures)</w:t>
+      </w:r>
+    </w:p>
+    <w:p>
+      <w:r>
+        <w:t>16. [Saving Your Appointment](#saving-your-appointment)</w:t>
+      </w:r>
+    </w:p>
+    <w:p>
+      <w:r>
+        <w:t>17. [Opening a Saved Appointment](#opening-a-saved-appointment)</w:t>
+      </w:r>
+    </w:p>
+    <w:p>
+      <w:r>
+        <w:t>18. [Creating the Final Documents](#creating-the-final-documents)</w:t>
+      </w:r>
+    </w:p>
+    <w:p>
+      <w:r>
+        <w:t>19. [Downloading and Emailing the Documents](#downloading-and-emailing-the-documents)</w:t>
+      </w:r>
+    </w:p>
+    <w:p>
+      <w:r>
+        <w:t>20. [Checking the Final Documents](#checking-the-final-documents)</w:t>
+      </w:r>
+    </w:p>
+    <w:p>
+      <w:r>
+        <w:t>21. [Common Mistakes](#common-mistakes)</w:t>
+      </w:r>
+    </w:p>
+    <w:p>
+      <w:r>
+        <w:t>22. [Troubleshooting](#troubleshooting)</w:t>
+      </w:r>
+    </w:p>
+    <w:p>
+      <w:r>
+        <w:t>23. [Best Practices and Device Tips](#best-practices-and-device-tips)</w:t>
+      </w:r>
+    </w:p>
+    <w:p>
+      <w:r>
+        <w:t>24. [One-Page Quick Reference](#one-page-quick-reference)</w:t>
+      </w:r>
+    </w:p>
+    <w:p>
+      <w:r>
+        <w:t>25. [Final Appointment Checklist](#final-appointment-checklist)</w:t>
+      </w:r>
+    </w:p>
+    <w:p>
+      <w:r>
+        <w:t>____________________________________________________________</w:t>
+      </w:r>
+    </w:p>
+    <w:p>
+      <w:pPr>
+        <w:pStyle w:val="Heading2"/>
+      </w:pPr>
+      <w:r>
+        <w:t>About This Guide</w:t>
+      </w:r>
+    </w:p>
+    <w:p>
+      <w:r>
+        <w:t>This guide helps you prepare for, complete and hand over client appointments using the Sales Appointment Capture app.</w:t>
+      </w:r>
+    </w:p>
+    <w:p>
+      <w:r>
+        <w:t>It covers:</w:t>
       </w:r>
     </w:p>
     <w:p>
@@ -232,23 +209,7 @@
         <w:pStyle w:val="ListBullet"/>
       </w:pPr>
       <w:r>
-        <w:rPr>
-          <w:rFonts w:ascii="Arial" w:hAnsi="Arial"/>
-        </w:rPr>
-        <w:t xml:space="preserve">A </w:t>
-      </w:r>
-      <w:r>
-        <w:rPr>
-          <w:rFonts w:ascii="Arial" w:hAnsi="Arial"/>
-          <w:b/>
-        </w:rPr>
-        <w:t>Document ZIP</w:t>
-      </w:r>
-      <w:r>
-        <w:rPr>
-          <w:rFonts w:ascii="Arial" w:hAnsi="Arial"/>
-        </w:rPr>
-        <w:t xml:space="preserve"> containing the individual generated form PDFs and supporting uploaded documents.</w:t>
+        <w:t>- Setting up the app on your device</w:t>
       </w:r>
     </w:p>
     <w:p>
@@ -256,771 +217,259 @@
         <w:pStyle w:val="ListBullet"/>
       </w:pPr>
       <w:r>
+        <w:t>- Working without an internet connection</w:t>
+      </w:r>
+    </w:p>
+    <w:p>
+      <w:pPr>
+        <w:pStyle w:val="ListBullet"/>
+      </w:pPr>
+      <w:r>
+        <w:t>- Completing in-person and Zoom appointments</w:t>
+      </w:r>
+    </w:p>
+    <w:p>
+      <w:pPr>
+        <w:pStyle w:val="ListBullet"/>
+      </w:pPr>
+      <w:r>
+        <w:t>- Creating and sending the final documents</w:t>
+      </w:r>
+    </w:p>
+    <w:p>
+      <w:r>
         <w:rPr>
-          <w:rFonts w:ascii="Arial" w:hAnsi="Arial"/>
+          <w:b/>
         </w:rPr>
-        <w:t>A prepared email addressed to the configured recipient, ready for the generated files to be attached.</w:t>
-      </w:r>
-    </w:p>
-    <w:tbl>
-      <w:tblPr>
-        <w:tblW w:type="auto" w:w="0"/>
-        <w:jc w:val="center"/>
-        <w:tblLook w:firstColumn="1" w:firstRow="1" w:lastColumn="0" w:lastRow="0" w:noHBand="0" w:noVBand="1" w:val="04A0"/>
-      </w:tblPr>
-      <w:tblGrid>
-        <w:gridCol w:w="9866"/>
-      </w:tblGrid>
-      <w:tr>
-        <w:tc>
-          <w:tcPr>
-            <w:tcW w:type="dxa" w:w="9866"/>
-            <w:shd w:fill="FBF5E7"/>
-            <w:tcBorders>
-              <w:left w:val="single" w:sz="18" w:color="C6A14A"/>
-            </w:tcBorders>
-          </w:tcPr>
-          <w:p>
-            <w:pPr>
-              <w:spacing w:after="0"/>
-            </w:pPr>
-            <w:r>
-              <w:rPr>
-                <w:b w:val="0"/>
-                <w:color w:val="0D253F"/>
-                <w:sz w:val="18"/>
-              </w:rPr>
-            </w:r>
-            <w:r>
-              <w:rPr>
-                <w:b/>
-                <w:color w:val="0D253F"/>
-                <w:sz w:val="18"/>
-              </w:rPr>
-              <w:t>Important:</w:t>
-            </w:r>
-            <w:r>
-              <w:rPr>
-                <w:b w:val="0"/>
-                <w:color w:val="0D253F"/>
-                <w:sz w:val="18"/>
-              </w:rPr>
-              <w:t xml:space="preserve"> The on-screen staff checklist is not included in the client PDF. It supports the appointment process only.</w:t>
-            </w:r>
-          </w:p>
-        </w:tc>
-      </w:tr>
-    </w:tbl>
-    <w:p>
-      <w:pPr>
-        <w:spacing w:after="0"/>
-      </w:pPr>
+        <w:t>**IMPORTANT** This guide is for ASG staff only. Do not share it outside the organisation.</w:t>
+      </w:r>
+    </w:p>
+    <w:p>
+      <w:r>
+        <w:rPr>
+          <w:b/>
+        </w:rPr>
+        <w:t>**WARNING** Use only an approved ASG work device. Do not use a personal phone, tablet or computer.</w:t>
+      </w:r>
+    </w:p>
+    <w:p>
+      <w:r>
+        <w:t>____________________________________________________________</w:t>
+      </w:r>
     </w:p>
     <w:p>
       <w:pPr>
         <w:pStyle w:val="Heading2"/>
       </w:pPr>
       <w:r>
-        <w:rPr>
-          <w:rFonts w:ascii="Arial" w:hAnsi="Arial"/>
-        </w:rPr>
-        <w:t>Core status cues</w:t>
-      </w:r>
-    </w:p>
-    <w:tbl>
-      <w:tblPr>
-        <w:tblW w:type="auto" w:w="0"/>
-        <w:jc w:val="center"/>
-        <w:tblLayout w:type="autofit"/>
-        <w:tblLook w:firstColumn="1" w:firstRow="1" w:lastColumn="0" w:lastRow="0" w:noHBand="0" w:noVBand="1" w:val="04A0"/>
-      </w:tblPr>
-      <w:tblGrid>
-        <w:gridCol w:w="4933"/>
-        <w:gridCol w:w="4933"/>
-      </w:tblGrid>
-      <w:tr>
-        <w:trPr>
-          <w:tblHeader w:val="true"/>
-        </w:trPr>
-        <w:tc>
-          <w:tcPr>
-            <w:tcW w:type="dxa" w:w="4933"/>
-            <w:vAlign w:val="center"/>
-            <w:shd w:fill="071B33"/>
-          </w:tcPr>
-          <w:p>
-            <w:pPr>
-              <w:spacing w:after="40"/>
-            </w:pPr>
-            <w:r>
-              <w:rPr>
-                <w:rFonts w:ascii="Arial" w:hAnsi="Arial"/>
-                <w:b/>
-                <w:color w:val="FFFFFF"/>
-                <w:sz w:val="16"/>
-              </w:rPr>
-              <w:t>Status</w:t>
-            </w:r>
-          </w:p>
-        </w:tc>
-        <w:tc>
-          <w:tcPr>
-            <w:tcW w:type="dxa" w:w="4933"/>
-            <w:vAlign w:val="center"/>
-            <w:shd w:fill="071B33"/>
-          </w:tcPr>
-          <w:p>
-            <w:pPr>
-              <w:spacing w:after="40"/>
-            </w:pPr>
-            <w:r>
-              <w:rPr>
-                <w:rFonts w:ascii="Arial" w:hAnsi="Arial"/>
-                <w:b/>
-                <w:color w:val="FFFFFF"/>
-                <w:sz w:val="16"/>
-              </w:rPr>
-              <w:t>Meaning</w:t>
-            </w:r>
-          </w:p>
-        </w:tc>
-      </w:tr>
-      <w:tr>
-        <w:tc>
-          <w:tcPr>
-            <w:tcW w:type="dxa" w:w="4933"/>
-            <w:vAlign w:val="center"/>
-            <w:tcBorders>
-              <w:bottom w:val="single" w:sz="4" w:color="DDE3EA"/>
-            </w:tcBorders>
-          </w:tcPr>
-          <w:p>
-            <w:pPr>
-              <w:spacing w:after="40"/>
-            </w:pPr>
-            <w:r>
-              <w:rPr>
-                <w:rFonts w:ascii="Arial" w:hAnsi="Arial"/>
-                <w:b/>
-                <w:color w:val="0D253F"/>
-                <w:sz w:val="16"/>
-              </w:rPr>
-              <w:t>Unsaved changes</w:t>
-            </w:r>
-          </w:p>
-        </w:tc>
-        <w:tc>
-          <w:tcPr>
-            <w:tcW w:type="dxa" w:w="4933"/>
-            <w:vAlign w:val="center"/>
-            <w:tcBorders>
-              <w:bottom w:val="single" w:sz="4" w:color="DDE3EA"/>
-            </w:tcBorders>
-          </w:tcPr>
-          <w:p>
-            <w:pPr>
-              <w:spacing w:after="40"/>
-            </w:pPr>
-            <w:r>
-              <w:rPr>
-                <w:rFonts w:ascii="Arial" w:hAnsi="Arial"/>
-                <w:sz w:val="16"/>
-              </w:rPr>
-              <w:t>Information has changed since the last draft save.</w:t>
-            </w:r>
-          </w:p>
-        </w:tc>
-      </w:tr>
-      <w:tr>
-        <w:tc>
-          <w:tcPr>
-            <w:tcW w:type="dxa" w:w="4933"/>
-            <w:vAlign w:val="center"/>
-            <w:tcBorders>
-              <w:bottom w:val="single" w:sz="4" w:color="DDE3EA"/>
-            </w:tcBorders>
-          </w:tcPr>
-          <w:p>
-            <w:pPr>
-              <w:spacing w:after="40"/>
-            </w:pPr>
-            <w:r>
-              <w:rPr>
-                <w:rFonts w:ascii="Arial" w:hAnsi="Arial"/>
-                <w:b/>
-                <w:color w:val="0D253F"/>
-                <w:sz w:val="16"/>
-              </w:rPr>
-              <w:t>Draft saved</w:t>
-            </w:r>
-          </w:p>
-        </w:tc>
-        <w:tc>
-          <w:tcPr>
-            <w:tcW w:type="dxa" w:w="4933"/>
-            <w:vAlign w:val="center"/>
-            <w:tcBorders>
-              <w:bottom w:val="single" w:sz="4" w:color="DDE3EA"/>
-            </w:tcBorders>
-          </w:tcPr>
-          <w:p>
-            <w:pPr>
-              <w:spacing w:after="40"/>
-            </w:pPr>
-            <w:r>
-              <w:rPr>
-                <w:rFonts w:ascii="Arial" w:hAnsi="Arial"/>
-                <w:sz w:val="16"/>
-              </w:rPr>
-              <w:t>The current draft was saved on this device.</w:t>
-            </w:r>
-          </w:p>
-        </w:tc>
-      </w:tr>
-      <w:tr>
-        <w:tc>
-          <w:tcPr>
-            <w:tcW w:type="dxa" w:w="4933"/>
-            <w:vAlign w:val="center"/>
-            <w:tcBorders>
-              <w:bottom w:val="single" w:sz="4" w:color="DDE3EA"/>
-            </w:tcBorders>
-          </w:tcPr>
-          <w:p>
-            <w:pPr>
-              <w:spacing w:after="40"/>
-            </w:pPr>
-            <w:r>
-              <w:rPr>
-                <w:rFonts w:ascii="Arial" w:hAnsi="Arial"/>
-                <w:b/>
-                <w:color w:val="0D253F"/>
-                <w:sz w:val="16"/>
-              </w:rPr>
-              <w:t>PDF ready</w:t>
-            </w:r>
-          </w:p>
-        </w:tc>
-        <w:tc>
-          <w:tcPr>
-            <w:tcW w:type="dxa" w:w="4933"/>
-            <w:vAlign w:val="center"/>
-            <w:tcBorders>
-              <w:bottom w:val="single" w:sz="4" w:color="DDE3EA"/>
-            </w:tcBorders>
-          </w:tcPr>
-          <w:p>
-            <w:pPr>
-              <w:spacing w:after="40"/>
-            </w:pPr>
-            <w:r>
-              <w:rPr>
-                <w:rFonts w:ascii="Arial" w:hAnsi="Arial"/>
-                <w:sz w:val="16"/>
-              </w:rPr>
-              <w:t>The latest appointment output was generated.</w:t>
-            </w:r>
-          </w:p>
-        </w:tc>
-      </w:tr>
-      <w:tr>
-        <w:tc>
-          <w:tcPr>
-            <w:tcW w:type="dxa" w:w="4933"/>
-            <w:vAlign w:val="center"/>
-            <w:tcBorders>
-              <w:bottom w:val="single" w:sz="4" w:color="DDE3EA"/>
-            </w:tcBorders>
-          </w:tcPr>
-          <w:p>
-            <w:pPr>
-              <w:spacing w:after="40"/>
-            </w:pPr>
-            <w:r>
-              <w:rPr>
-                <w:rFonts w:ascii="Arial" w:hAnsi="Arial"/>
-                <w:b/>
-                <w:color w:val="0D253F"/>
-                <w:sz w:val="16"/>
-              </w:rPr>
-              <w:t>Output invalidated</w:t>
-            </w:r>
-          </w:p>
-        </w:tc>
-        <w:tc>
-          <w:tcPr>
-            <w:tcW w:type="dxa" w:w="4933"/>
-            <w:vAlign w:val="center"/>
-            <w:tcBorders>
-              <w:bottom w:val="single" w:sz="4" w:color="DDE3EA"/>
-            </w:tcBorders>
-          </w:tcPr>
-          <w:p>
-            <w:pPr>
-              <w:spacing w:after="40"/>
-            </w:pPr>
-            <w:r>
-              <w:rPr>
-                <w:rFonts w:ascii="Arial" w:hAnsi="Arial"/>
-                <w:sz w:val="16"/>
-              </w:rPr>
-              <w:t>A field changed after generation; regenerate before handover.</w:t>
-            </w:r>
-          </w:p>
-        </w:tc>
-      </w:tr>
-    </w:tbl>
+        <w:t>Quick Start</w:t>
+      </w:r>
+    </w:p>
     <w:p>
       <w:pPr>
-        <w:spacing w:after="0"/>
+        <w:pStyle w:val="ListBullet"/>
       </w:pPr>
-    </w:p>
-    <w:p>
-      <w:r>
-        <w:br w:type="page"/>
-      </w:r>
-    </w:p>
-    <w:p>
-      <w:pPr>
-        <w:pStyle w:val="Heading1"/>
-        <w:keepNext/>
-        <w:spacing w:after="80"/>
-      </w:pPr>
-      <w:r>
-        <w:t>2. Quick Start</w:t>
-      </w:r>
-    </w:p>
-    <w:tbl>
-      <w:tblPr>
-        <w:tblW w:type="auto" w:w="0"/>
-        <w:tblLook w:firstColumn="1" w:firstRow="1" w:lastColumn="0" w:lastRow="0" w:noHBand="0" w:noVBand="1" w:val="04A0"/>
-      </w:tblPr>
-      <w:tblGrid>
-        <w:gridCol w:w="9866"/>
-      </w:tblGrid>
-      <w:tr>
-        <w:trPr>
-          <w:trHeight w:val="68" w:hRule="exact"/>
-        </w:trPr>
-        <w:tc>
-          <w:tcPr>
-            <w:tcW w:type="dxa" w:w="9866"/>
-            <w:shd w:fill="C6A14A"/>
-          </w:tcPr>
-          <w:p>
-            <w:r/>
-          </w:p>
-        </w:tc>
-      </w:tr>
-    </w:tbl>
-    <w:p>
-      <w:pPr>
-        <w:spacing w:after="0"/>
-      </w:pPr>
-    </w:p>
-    <w:p>
-      <w:r>
-        <w:rPr>
-          <w:rFonts w:ascii="Arial" w:hAnsi="Arial"/>
-        </w:rPr>
-        <w:t xml:space="preserve">1. Open </w:t>
-      </w:r>
-      <w:r>
-        <w:rPr>
-          <w:rFonts w:ascii="Arial" w:hAnsi="Arial"/>
-          <w:b/>
-        </w:rPr>
-        <w:t>Sales Appointment Capture</w:t>
-      </w:r>
-      <w:r>
-        <w:rPr>
-          <w:rFonts w:ascii="Arial" w:hAnsi="Arial"/>
-        </w:rPr>
-        <w:t>.</w:t>
-      </w:r>
-    </w:p>
-    <w:p>
-      <w:r>
-        <w:rPr>
-          <w:rFonts w:ascii="Arial" w:hAnsi="Arial"/>
-        </w:rPr>
-        <w:t>2. Select your name.</w:t>
-      </w:r>
-    </w:p>
-    <w:p>
-      <w:r>
-        <w:rPr>
-          <w:rFonts w:ascii="Arial" w:hAnsi="Arial"/>
-        </w:rPr>
-        <w:t xml:space="preserve">3. Choose </w:t>
-      </w:r>
-      <w:r>
-        <w:rPr>
-          <w:rFonts w:ascii="Arial" w:hAnsi="Arial"/>
-          <w:b/>
-        </w:rPr>
-        <w:t>In-person</w:t>
-      </w:r>
-      <w:r>
-        <w:rPr>
-          <w:rFonts w:ascii="Arial" w:hAnsi="Arial"/>
-        </w:rPr>
-        <w:t xml:space="preserve"> or </w:t>
-      </w:r>
-      <w:r>
-        <w:rPr>
-          <w:rFonts w:ascii="Arial" w:hAnsi="Arial"/>
-          <w:b/>
-        </w:rPr>
-        <w:t>Zoom</w:t>
-      </w:r>
-      <w:r>
-        <w:rPr>
-          <w:rFonts w:ascii="Arial" w:hAnsi="Arial"/>
-        </w:rPr>
-        <w:t>.</w:t>
-      </w:r>
-    </w:p>
-    <w:p>
-      <w:r>
-        <w:rPr>
-          <w:rFonts w:ascii="Arial" w:hAnsi="Arial"/>
-        </w:rPr>
-        <w:t xml:space="preserve">4. Select </w:t>
-      </w:r>
-      <w:r>
-        <w:rPr>
-          <w:rFonts w:ascii="Arial" w:hAnsi="Arial"/>
-          <w:b/>
-        </w:rPr>
-        <w:t>Continue</w:t>
-      </w:r>
-      <w:r>
-        <w:rPr>
-          <w:rFonts w:ascii="Arial" w:hAnsi="Arial"/>
-        </w:rPr>
-        <w:t>.</w:t>
-      </w:r>
-    </w:p>
-    <w:p>
-      <w:r>
-        <w:rPr>
-          <w:rFonts w:ascii="Arial" w:hAnsi="Arial"/>
-        </w:rPr>
-        <w:t>5. Complete each relevant stage from left to right.</w:t>
-      </w:r>
-    </w:p>
-    <w:p>
-      <w:r>
-        <w:rPr>
-          <w:rFonts w:ascii="Arial" w:hAnsi="Arial"/>
-        </w:rPr>
-        <w:t>6. Save a draft during the appointment.</w:t>
-      </w:r>
-    </w:p>
-    <w:p>
-      <w:r>
-        <w:rPr>
-          <w:rFonts w:ascii="Arial" w:hAnsi="Arial"/>
-        </w:rPr>
-        <w:t xml:space="preserve">7. Resolve every item shown in </w:t>
-      </w:r>
-      <w:r>
-        <w:rPr>
-          <w:rFonts w:ascii="Arial" w:hAnsi="Arial"/>
-          <w:b/>
-        </w:rPr>
-        <w:t>Appointment Summary</w:t>
-      </w:r>
-      <w:r>
-        <w:rPr>
-          <w:rFonts w:ascii="Arial" w:hAnsi="Arial"/>
-        </w:rPr>
-        <w:t>.</w:t>
-      </w:r>
-    </w:p>
-    <w:p>
-      <w:r>
-        <w:rPr>
-          <w:rFonts w:ascii="Arial" w:hAnsi="Arial"/>
-        </w:rPr>
-        <w:t xml:space="preserve">8. Select either a Contract Due Date or </w:t>
-      </w:r>
-      <w:r>
-        <w:rPr>
-          <w:rFonts w:ascii="Arial" w:hAnsi="Arial"/>
-          <w:b/>
-        </w:rPr>
-        <w:t>To Be Confirmed</w:t>
-      </w:r>
-      <w:r>
-        <w:rPr>
-          <w:rFonts w:ascii="Arial" w:hAnsi="Arial"/>
-        </w:rPr>
-        <w:t>.</w:t>
-      </w:r>
-    </w:p>
-    <w:p>
-      <w:r>
-        <w:rPr>
-          <w:rFonts w:ascii="Arial" w:hAnsi="Arial"/>
-        </w:rPr>
-        <w:t xml:space="preserve">9. Choose </w:t>
-      </w:r>
-      <w:r>
-        <w:rPr>
-          <w:rFonts w:ascii="Arial" w:hAnsi="Arial"/>
-          <w:b/>
-        </w:rPr>
-        <w:t>Generate Appointment Package</w:t>
-      </w:r>
-      <w:r>
-        <w:rPr>
-          <w:rFonts w:ascii="Arial" w:hAnsi="Arial"/>
-        </w:rPr>
-        <w:t>.</w:t>
-      </w:r>
-    </w:p>
-    <w:p>
-      <w:r>
-        <w:rPr>
-          <w:rFonts w:ascii="Arial" w:hAnsi="Arial"/>
-        </w:rPr>
-        <w:t>10. Download the Combined PDF and Document ZIP, then prepare the email.</w:t>
-      </w:r>
-    </w:p>
-    <w:tbl>
-      <w:tblPr>
-        <w:tblW w:type="auto" w:w="0"/>
-        <w:jc w:val="center"/>
-        <w:tblLook w:firstColumn="1" w:firstRow="1" w:lastColumn="0" w:lastRow="0" w:noHBand="0" w:noVBand="1" w:val="04A0"/>
-      </w:tblPr>
-      <w:tblGrid>
-        <w:gridCol w:w="9866"/>
-      </w:tblGrid>
-      <w:tr>
-        <w:tc>
-          <w:tcPr>
-            <w:tcW w:type="dxa" w:w="9866"/>
-            <w:shd w:fill="FBF5E7"/>
-            <w:tcBorders>
-              <w:left w:val="single" w:sz="18" w:color="C6A14A"/>
-            </w:tcBorders>
-          </w:tcPr>
-          <w:p>
-            <w:pPr>
-              <w:spacing w:after="0"/>
-            </w:pPr>
-            <w:r>
-              <w:rPr>
-                <w:b w:val="0"/>
-                <w:color w:val="0D253F"/>
-                <w:sz w:val="18"/>
-              </w:rPr>
-            </w:r>
-            <w:r>
-              <w:rPr>
-                <w:b/>
-                <w:color w:val="0D253F"/>
-                <w:sz w:val="18"/>
-              </w:rPr>
-              <w:t>Before you begin:</w:t>
-            </w:r>
-            <w:r>
-              <w:rPr>
-                <w:b w:val="0"/>
-                <w:color w:val="0D253F"/>
-                <w:sz w:val="18"/>
-              </w:rPr>
-              <w:t xml:space="preserve"> Confirm the correct staff member and appointment type. These choices control the visible workflow and generated filenames.</w:t>
-            </w:r>
-          </w:p>
-        </w:tc>
-      </w:tr>
-    </w:tbl>
-    <w:p>
-      <w:pPr>
-        <w:spacing w:after="0"/>
-      </w:pPr>
-    </w:p>
-    <w:p>
-      <w:pPr>
-        <w:spacing w:after="40"/>
-        <w:jc w:val="center"/>
-      </w:pPr>
-      <w:r>
-        <w:drawing>
-          <wp:inline xmlns:a="http://schemas.openxmlformats.org/drawingml/2006/main" xmlns:pic="http://schemas.openxmlformats.org/drawingml/2006/picture">
-            <wp:extent cx="5580000" cy="3487500"/>
-            <wp:docPr id="2" name="Picture 2"/>
-            <wp:cNvGraphicFramePr>
-              <a:graphicFrameLocks noChangeAspect="1"/>
-            </wp:cNvGraphicFramePr>
-            <a:graphic>
-              <a:graphicData uri="http://schemas.openxmlformats.org/drawingml/2006/picture">
-                <pic:pic>
-                  <pic:nvPicPr>
-                    <pic:cNvPr id="0" name="01-appointment-type-selection.png"/>
-                    <pic:cNvPicPr/>
-                  </pic:nvPicPr>
-                  <pic:blipFill>
-                    <a:blip r:embed="rId12"/>
-                    <a:stretch>
-                      <a:fillRect/>
-                    </a:stretch>
-                  </pic:blipFill>
-                  <pic:spPr>
-                    <a:xfrm>
-                      <a:off x="0" y="0"/>
-                      <a:ext cx="5580000" cy="3487500"/>
-                    </a:xfrm>
-                    <a:prstGeom prst="rect"/>
-                  </pic:spPr>
-                </pic:pic>
-              </a:graphicData>
-            </a:graphic>
-          </wp:inline>
-        </w:drawing>
-      </w:r>
-    </w:p>
-    <w:p>
-      <w:pPr>
-        <w:spacing w:after="80"/>
-        <w:jc w:val="center"/>
-      </w:pPr>
-      <w:r>
-        <w:rPr>
-          <w:i/>
-          <w:color w:val="58697E"/>
-          <w:sz w:val="15"/>
-        </w:rPr>
-        <w:t>Appointment type selection</w:t>
-      </w:r>
-    </w:p>
-    <w:p>
-      <w:r>
-        <w:br w:type="page"/>
-      </w:r>
-    </w:p>
-    <w:p>
-      <w:pPr>
-        <w:pStyle w:val="Heading1"/>
-        <w:keepNext/>
-        <w:spacing w:after="80"/>
-      </w:pPr>
-      <w:r>
-        <w:t>3. Choosing the Appointment Type</w:t>
-      </w:r>
-    </w:p>
-    <w:tbl>
-      <w:tblPr>
-        <w:tblW w:type="auto" w:w="0"/>
-        <w:tblLook w:firstColumn="1" w:firstRow="1" w:lastColumn="0" w:lastRow="0" w:noHBand="0" w:noVBand="1" w:val="04A0"/>
-      </w:tblPr>
-      <w:tblGrid>
-        <w:gridCol w:w="9866"/>
-      </w:tblGrid>
-      <w:tr>
-        <w:trPr>
-          <w:trHeight w:val="68" w:hRule="exact"/>
-        </w:trPr>
-        <w:tc>
-          <w:tcPr>
-            <w:tcW w:type="dxa" w:w="9866"/>
-            <w:shd w:fill="C6A14A"/>
-          </w:tcPr>
-          <w:p>
-            <w:r/>
-          </w:p>
-        </w:tc>
-      </w:tr>
-    </w:tbl>
-    <w:p>
-      <w:pPr>
-        <w:spacing w:after="0"/>
-      </w:pPr>
+      <w:r>
+        <w:t>1. Open the installed app on your device.</w:t>
+      </w:r>
+    </w:p>
+    <w:p>
+      <w:r>
+        <w:t>2. Choose your name from the staff list.</w:t>
+      </w:r>
+    </w:p>
+    <w:p>
+      <w:r>
+        <w:t>3. Select the appointment type: In-Person or Zoom.</w:t>
+      </w:r>
+    </w:p>
+    <w:p>
+      <w:r>
+        <w:t>4. Fill in the client details and appointment information.</w:t>
+      </w:r>
+    </w:p>
+    <w:p>
+      <w:r>
+        <w:t>5. Save your appointment regularly.</w:t>
+      </w:r>
+    </w:p>
+    <w:p>
+      <w:r>
+        <w:t>6. Create the final documents when the appointment is complete.</w:t>
+      </w:r>
+    </w:p>
+    <w:p>
+      <w:r>
+        <w:t>7. Download the Combined PDF and Document ZIP.</w:t>
+      </w:r>
+    </w:p>
+    <w:p>
+      <w:r>
+        <w:t>8. Check both files carefully.</w:t>
+      </w:r>
+    </w:p>
+    <w:p>
+      <w:r>
+        <w:t>9. Prepare the email and attach both files.</w:t>
+      </w:r>
+    </w:p>
+    <w:p>
+      <w:r>
+        <w:t>10. Send the email when you have a stable internet connection.</w:t>
+      </w:r>
+    </w:p>
+    <w:p>
+      <w:r>
+        <w:t>____________________________________________________________</w:t>
+      </w:r>
     </w:p>
     <w:p>
       <w:pPr>
         <w:pStyle w:val="Heading2"/>
       </w:pPr>
       <w:r>
+        <w:t>Before You Leave</w:t>
+      </w:r>
+    </w:p>
+    <w:p>
+      <w:r>
         <w:rPr>
-          <w:rFonts w:ascii="Arial" w:hAnsi="Arial"/>
+          <w:b/>
         </w:rPr>
-        <w:t>In-person</w:t>
+        <w:t>**REQUIRED** Complete this checklist before leaving for an appointment.</w:t>
+      </w:r>
+    </w:p>
+    <w:p>
+      <w:pPr>
+        <w:pStyle w:val="ListBullet"/>
+      </w:pPr>
+      <w:r>
+        <w:t>- [ ] Device fully charged</w:t>
+      </w:r>
+    </w:p>
+    <w:p>
+      <w:pPr>
+        <w:pStyle w:val="ListBullet"/>
+      </w:pPr>
+      <w:r>
+        <w:t>- [ ] Charger packed</w:t>
+      </w:r>
+    </w:p>
+    <w:p>
+      <w:pPr>
+        <w:pStyle w:val="ListBullet"/>
+      </w:pPr>
+      <w:r>
+        <w:t>- [ ] Mobile hotspot available</w:t>
+      </w:r>
+    </w:p>
+    <w:p>
+      <w:pPr>
+        <w:pStyle w:val="ListBullet"/>
+      </w:pPr>
+      <w:r>
+        <w:t>- [ ] App installed</w:t>
+      </w:r>
+    </w:p>
+    <w:p>
+      <w:pPr>
+        <w:pStyle w:val="ListBullet"/>
+      </w:pPr>
+      <w:r>
+        <w:t>- [ ] App opens correctly</w:t>
+      </w:r>
+    </w:p>
+    <w:p>
+      <w:pPr>
+        <w:pStyle w:val="ListBullet"/>
+      </w:pPr>
+      <w:r>
+        <w:t>- [ ] Latest version loaded</w:t>
+      </w:r>
+    </w:p>
+    <w:p>
+      <w:pPr>
+        <w:pStyle w:val="ListBullet"/>
+      </w:pPr>
+      <w:r>
+        <w:t>- [ ] Test appointment saved</w:t>
+      </w:r>
+    </w:p>
+    <w:p>
+      <w:pPr>
+        <w:pStyle w:val="ListBullet"/>
+      </w:pPr>
+      <w:r>
+        <w:t>- [ ] Test appointment reopened</w:t>
+      </w:r>
+    </w:p>
+    <w:p>
+      <w:pPr>
+        <w:pStyle w:val="ListBullet"/>
+      </w:pPr>
+      <w:r>
+        <w:t>- [ ] Working without internet tested</w:t>
+      </w:r>
+    </w:p>
+    <w:p>
+      <w:pPr>
+        <w:pStyle w:val="ListBullet"/>
+      </w:pPr>
+      <w:r>
+        <w:t>- [ ] Camera permission available</w:t>
+      </w:r>
+    </w:p>
+    <w:p>
+      <w:pPr>
+        <w:pStyle w:val="ListBullet"/>
+      </w:pPr>
+      <w:r>
+        <w:t>- [ ] Signatures working</w:t>
+      </w:r>
+    </w:p>
+    <w:p>
+      <w:pPr>
+        <w:pStyle w:val="ListBullet"/>
+      </w:pPr>
+      <w:r>
+        <w:t>- [ ] Whiteboard working</w:t>
+      </w:r>
+    </w:p>
+    <w:p>
+      <w:pPr>
+        <w:pStyle w:val="ListBullet"/>
+      </w:pPr>
+      <w:r>
+        <w:t>- [ ] Enough device space available</w:t>
+      </w:r>
+    </w:p>
+    <w:p>
+      <w:pPr>
+        <w:pStyle w:val="ListBullet"/>
+      </w:pPr>
+      <w:r>
+        <w:t>- [ ] Required client documents ready</w:t>
+      </w:r>
+    </w:p>
+    <w:p>
+      <w:pPr>
+        <w:pStyle w:val="ListBullet"/>
+      </w:pPr>
+      <w:r>
+        <w:t>- [ ] Appointment location confirmed</w:t>
       </w:r>
     </w:p>
     <w:p>
       <w:r>
         <w:rPr>
-          <w:rFonts w:ascii="Arial" w:hAnsi="Arial"/>
+          <w:b/>
         </w:rPr>
-        <w:t>Use for face-to-face appointments that may require an Expression of Interest (EOI), Irrevocable Authority (IA), ID photographs and client signatures.</w:t>
-      </w:r>
-    </w:p>
-    <w:p>
-      <w:r>
-        <w:rPr>
-          <w:rFonts w:ascii="Arial" w:hAnsi="Arial"/>
-        </w:rPr>
-        <w:t>The in-person timeline contains seven stages:</w:t>
-      </w:r>
-    </w:p>
-    <w:p>
-      <w:r>
-        <w:rPr>
-          <w:rFonts w:ascii="Arial" w:hAnsi="Arial"/>
-        </w:rPr>
-        <w:t>1. Client Details</w:t>
-      </w:r>
-    </w:p>
-    <w:p>
-      <w:r>
-        <w:rPr>
-          <w:rFonts w:ascii="Arial" w:hAnsi="Arial"/>
-        </w:rPr>
-        <w:t>2. EOI</w:t>
-      </w:r>
-    </w:p>
-    <w:p>
-      <w:r>
-        <w:rPr>
-          <w:rFonts w:ascii="Arial" w:hAnsi="Arial"/>
-        </w:rPr>
-        <w:t>3. IA</w:t>
-      </w:r>
-    </w:p>
-    <w:p>
-      <w:r>
-        <w:rPr>
-          <w:rFonts w:ascii="Arial" w:hAnsi="Arial"/>
-        </w:rPr>
-        <w:t>4. ID Docs</w:t>
-      </w:r>
-    </w:p>
-    <w:p>
-      <w:r>
-        <w:rPr>
-          <w:rFonts w:ascii="Arial" w:hAnsi="Arial"/>
-        </w:rPr>
-        <w:t>5. Signatures</w:t>
-      </w:r>
-    </w:p>
-    <w:p>
-      <w:r>
-        <w:rPr>
-          <w:rFonts w:ascii="Arial" w:hAnsi="Arial"/>
-        </w:rPr>
-        <w:t>6. Checklist</w:t>
-      </w:r>
-    </w:p>
-    <w:p>
-      <w:r>
-        <w:rPr>
-          <w:rFonts w:ascii="Arial" w:hAnsi="Arial"/>
-        </w:rPr>
-        <w:t>7. Ready</w:t>
+        <w:t>**TIP** Estimated check time: about 2 minutes. Do this the day before or morning of the appointment.</w:t>
+      </w:r>
+    </w:p>
+    <w:p>
+      <w:r>
+        <w:t>____________________________________________________________</w:t>
       </w:r>
     </w:p>
     <w:p>
@@ -1028,203 +477,149 @@
         <w:pStyle w:val="Heading2"/>
       </w:pPr>
       <w:r>
+        <w:t>Installing the App</w:t>
+      </w:r>
+    </w:p>
+    <w:p>
+      <w:pPr>
+        <w:pStyle w:val="Heading3"/>
+      </w:pPr>
+      <w:r>
+        <w:t>Windows (Chrome)</w:t>
+      </w:r>
+    </w:p>
+    <w:p>
+      <w:pPr>
+        <w:pStyle w:val="ListBullet"/>
+      </w:pPr>
+      <w:r>
+        <w:t>1. Open Google Chrome and go to the app address provided by your manager.</w:t>
+      </w:r>
+    </w:p>
+    <w:p>
+      <w:r>
+        <w:t>2. Look for the install icon in the address bar (a computer screen with a down arrow).</w:t>
+      </w:r>
+    </w:p>
+    <w:p>
+      <w:r>
+        <w:t>3. If you do not see the icon, open the Chrome menu (three dots), go to Cast, save and share, then choose Install page as app.</w:t>
+      </w:r>
+    </w:p>
+    <w:p>
+      <w:r>
+        <w:t>4. Follow the on-screen steps to install.</w:t>
+      </w:r>
+    </w:p>
+    <w:p>
+      <w:r>
+        <w:t>5. After installation, open the app from its own window (not from Chrome).</w:t>
+      </w:r>
+    </w:p>
+    <w:p>
+      <w:r>
+        <w:t>6. Pin the app to your taskbar or Start menu if you prefer.</w:t>
+      </w:r>
+    </w:p>
+    <w:p>
+      <w:r>
         <w:rPr>
-          <w:rFonts w:ascii="Arial" w:hAnsi="Arial"/>
+          <w:b/>
         </w:rPr>
-        <w:t>Zoom</w:t>
+        <w:t>**EXPECTED RESULT** The app opens in its own window with the ASG logo visible.</w:t>
+      </w:r>
+    </w:p>
+    <w:p>
+      <w:pPr>
+        <w:pStyle w:val="Heading3"/>
+      </w:pPr>
+      <w:r>
+        <w:t>Android (Chrome)</w:t>
+      </w:r>
+    </w:p>
+    <w:p>
+      <w:pPr>
+        <w:pStyle w:val="ListBullet"/>
+      </w:pPr>
+      <w:r>
+        <w:t>1. Open Chrome and go to the app address provided by your manager.</w:t>
+      </w:r>
+    </w:p>
+    <w:p>
+      <w:r>
+        <w:t>2. Tap the menu (three dots).</w:t>
+      </w:r>
+    </w:p>
+    <w:p>
+      <w:r>
+        <w:t>3. Tap Add to home screen.</w:t>
+      </w:r>
+    </w:p>
+    <w:p>
+      <w:r>
+        <w:t>4. Tap Install if the option appears.</w:t>
+      </w:r>
+    </w:p>
+    <w:p>
+      <w:r>
+        <w:t>5. The app icon will appear on your home screen.</w:t>
       </w:r>
     </w:p>
     <w:p>
       <w:r>
         <w:rPr>
-          <w:rFonts w:ascii="Arial" w:hAnsi="Arial"/>
+          <w:b/>
         </w:rPr>
-        <w:t>Use for online consultations. The Zoom timeline contains eight stages:</w:t>
+        <w:t>**EXPECTED RESULT** Tapping the app icon opens the app without the Chrome address bar.</w:t>
+      </w:r>
+    </w:p>
+    <w:p>
+      <w:pPr>
+        <w:pStyle w:val="Heading3"/>
+      </w:pPr>
+      <w:r>
+        <w:t>iPhone and iPad (Safari)</w:t>
+      </w:r>
+    </w:p>
+    <w:p>
+      <w:pPr>
+        <w:pStyle w:val="ListBullet"/>
+      </w:pPr>
+      <w:r>
+        <w:t>1. Open Safari and go to the app address provided by your manager.</w:t>
+      </w:r>
+    </w:p>
+    <w:p>
+      <w:r>
+        <w:t>2. Tap the Share button (square with up arrow).</w:t>
+      </w:r>
+    </w:p>
+    <w:p>
+      <w:r>
+        <w:t>3. Scroll down and tap Add to Home Screen.</w:t>
+      </w:r>
+    </w:p>
+    <w:p>
+      <w:r>
+        <w:t>4. If available, turn on Open as Web App.</w:t>
+      </w:r>
+    </w:p>
+    <w:p>
+      <w:r>
+        <w:t>5. Tap Add.</w:t>
       </w:r>
     </w:p>
     <w:p>
       <w:r>
         <w:rPr>
-          <w:rFonts w:ascii="Arial" w:hAnsi="Arial"/>
+          <w:b/>
         </w:rPr>
-        <w:t>1. Client Details</w:t>
-      </w:r>
-    </w:p>
-    <w:p>
-      <w:r>
-        <w:rPr>
-          <w:rFonts w:ascii="Arial" w:hAnsi="Arial"/>
-        </w:rPr>
-        <w:t>2. Discovery</w:t>
-      </w:r>
-    </w:p>
-    <w:p>
-      <w:r>
-        <w:rPr>
-          <w:rFonts w:ascii="Arial" w:hAnsi="Arial"/>
-        </w:rPr>
-        <w:t>3. Financial</w:t>
-      </w:r>
-    </w:p>
-    <w:p>
-      <w:r>
-        <w:rPr>
-          <w:rFonts w:ascii="Arial" w:hAnsi="Arial"/>
-        </w:rPr>
-        <w:t>4. Professional</w:t>
-      </w:r>
-    </w:p>
-    <w:p>
-      <w:r>
-        <w:rPr>
-          <w:rFonts w:ascii="Arial" w:hAnsi="Arial"/>
-        </w:rPr>
-        <w:t>5. Strategy</w:t>
-      </w:r>
-    </w:p>
-    <w:p>
-      <w:r>
-        <w:rPr>
-          <w:rFonts w:ascii="Arial" w:hAnsi="Arial"/>
-        </w:rPr>
-        <w:t>6. Workspace</w:t>
-      </w:r>
-    </w:p>
-    <w:p>
-      <w:r>
-        <w:rPr>
-          <w:rFonts w:ascii="Arial" w:hAnsi="Arial"/>
-        </w:rPr>
-        <w:t>7. Outputs</w:t>
-      </w:r>
-    </w:p>
-    <w:p>
-      <w:r>
-        <w:rPr>
-          <w:rFonts w:ascii="Arial" w:hAnsi="Arial"/>
-        </w:rPr>
-        <w:t>8. Ready</w:t>
-      </w:r>
-    </w:p>
-    <w:tbl>
-      <w:tblPr>
-        <w:tblW w:type="auto" w:w="0"/>
-        <w:jc w:val="center"/>
-        <w:tblLook w:firstColumn="1" w:firstRow="1" w:lastColumn="0" w:lastRow="0" w:noHBand="0" w:noVBand="1" w:val="04A0"/>
-      </w:tblPr>
-      <w:tblGrid>
-        <w:gridCol w:w="9866"/>
-      </w:tblGrid>
-      <w:tr>
-        <w:tc>
-          <w:tcPr>
-            <w:tcW w:type="dxa" w:w="9866"/>
-            <w:shd w:fill="FBF5E7"/>
-            <w:tcBorders>
-              <w:left w:val="single" w:sz="18" w:color="C6A14A"/>
-            </w:tcBorders>
-          </w:tcPr>
-          <w:p>
-            <w:pPr>
-              <w:spacing w:after="0"/>
-            </w:pPr>
-            <w:r>
-              <w:rPr>
-                <w:b w:val="0"/>
-                <w:color w:val="0D253F"/>
-                <w:sz w:val="18"/>
-              </w:rPr>
-            </w:r>
-            <w:r>
-              <w:rPr>
-                <w:b/>
-                <w:color w:val="0D253F"/>
-                <w:sz w:val="18"/>
-              </w:rPr>
-              <w:t>Tip:</w:t>
-            </w:r>
-            <w:r>
-              <w:rPr>
-                <w:b w:val="0"/>
-                <w:color w:val="0D253F"/>
-                <w:sz w:val="18"/>
-              </w:rPr>
-              <w:t xml:space="preserve"> Use </w:t>
-            </w:r>
-            <w:r>
-              <w:rPr>
-                <w:b/>
-                <w:color w:val="0D253F"/>
-                <w:sz w:val="18"/>
-              </w:rPr>
-              <w:t>Change Type</w:t>
-            </w:r>
-            <w:r>
-              <w:rPr>
-                <w:b w:val="0"/>
-                <w:color w:val="0D253F"/>
-                <w:sz w:val="18"/>
-              </w:rPr>
-              <w:t xml:space="preserve"> only when the appointment mode was selected incorrectly. Confirm the current information has been saved first.</w:t>
-            </w:r>
-          </w:p>
-        </w:tc>
-      </w:tr>
-    </w:tbl>
-    <w:p>
-      <w:pPr>
-        <w:spacing w:after="0"/>
-      </w:pPr>
-    </w:p>
-    <w:p>
-      <w:r>
-        <w:br w:type="page"/>
-      </w:r>
-    </w:p>
-    <w:p>
-      <w:pPr>
-        <w:pStyle w:val="Heading1"/>
-        <w:keepNext/>
-        <w:spacing w:after="80"/>
-      </w:pPr>
-      <w:r>
-        <w:t>4. Staff Login and Appointment Setup</w:t>
-      </w:r>
-    </w:p>
-    <w:tbl>
-      <w:tblPr>
-        <w:tblW w:type="auto" w:w="0"/>
-        <w:tblLook w:firstColumn="1" w:firstRow="1" w:lastColumn="0" w:lastRow="0" w:noHBand="0" w:noVBand="1" w:val="04A0"/>
-      </w:tblPr>
-      <w:tblGrid>
-        <w:gridCol w:w="9866"/>
-      </w:tblGrid>
-      <w:tr>
-        <w:trPr>
-          <w:trHeight w:val="68" w:hRule="exact"/>
-        </w:trPr>
-        <w:tc>
-          <w:tcPr>
-            <w:tcW w:type="dxa" w:w="9866"/>
-            <w:shd w:fill="C6A14A"/>
-          </w:tcPr>
-          <w:p>
-            <w:r/>
-          </w:p>
-        </w:tc>
-      </w:tr>
-    </w:tbl>
-    <w:p>
-      <w:pPr>
-        <w:spacing w:after="0"/>
-      </w:pPr>
-    </w:p>
-    <w:p>
-      <w:r>
-        <w:rPr>
-          <w:rFonts w:ascii="Arial" w:hAnsi="Arial"/>
-        </w:rPr>
-        <w:t>Select your own staff record on the landing page. This selection is used in the appointment workspace, generated filenames and prepared-email sign-off.</w:t>
+        <w:t>**EXPECTED RESULT** Tapping the app icon opens the app in its own screen.</w:t>
+      </w:r>
+    </w:p>
+    <w:p>
+      <w:r>
+        <w:t>____________________________________________________________</w:t>
       </w:r>
     </w:p>
     <w:p>
@@ -1232,543 +627,99 @@
         <w:pStyle w:val="Heading2"/>
       </w:pPr>
       <w:r>
+        <w:t>Preparing to Work Without Internet</w:t>
+      </w:r>
+    </w:p>
+    <w:p>
+      <w:r>
         <w:rPr>
-          <w:rFonts w:ascii="Arial" w:hAnsi="Arial"/>
-        </w:rPr>
-        <w:t>Initial appointment details</w:t>
-      </w:r>
-    </w:p>
-    <w:tbl>
-      <w:tblPr>
-        <w:tblW w:type="auto" w:w="0"/>
-        <w:jc w:val="center"/>
-        <w:tblLayout w:type="autofit"/>
-        <w:tblLook w:firstColumn="1" w:firstRow="1" w:lastColumn="0" w:lastRow="0" w:noHBand="0" w:noVBand="1" w:val="04A0"/>
-      </w:tblPr>
-      <w:tblGrid>
-        <w:gridCol w:w="4933"/>
-        <w:gridCol w:w="4933"/>
-      </w:tblGrid>
-      <w:tr>
-        <w:trPr>
-          <w:tblHeader w:val="true"/>
-        </w:trPr>
-        <w:tc>
-          <w:tcPr>
-            <w:tcW w:type="dxa" w:w="4933"/>
-            <w:vAlign w:val="center"/>
-            <w:shd w:fill="071B33"/>
-          </w:tcPr>
-          <w:p>
-            <w:pPr>
-              <w:spacing w:after="40"/>
-            </w:pPr>
-            <w:r>
-              <w:rPr>
-                <w:rFonts w:ascii="Arial" w:hAnsi="Arial"/>
-                <w:b/>
-                <w:color w:val="FFFFFF"/>
-                <w:sz w:val="16"/>
-              </w:rPr>
-              <w:t>Field</w:t>
-            </w:r>
-          </w:p>
-        </w:tc>
-        <w:tc>
-          <w:tcPr>
-            <w:tcW w:type="dxa" w:w="4933"/>
-            <w:vAlign w:val="center"/>
-            <w:shd w:fill="071B33"/>
-          </w:tcPr>
-          <w:p>
-            <w:pPr>
-              <w:spacing w:after="40"/>
-            </w:pPr>
-            <w:r>
-              <w:rPr>
-                <w:rFonts w:ascii="Arial" w:hAnsi="Arial"/>
-                <w:b/>
-                <w:color w:val="FFFFFF"/>
-                <w:sz w:val="16"/>
-              </w:rPr>
-              <w:t>What to enter</w:t>
-            </w:r>
-          </w:p>
-        </w:tc>
-      </w:tr>
-      <w:tr>
-        <w:tc>
-          <w:tcPr>
-            <w:tcW w:type="dxa" w:w="4933"/>
-            <w:vAlign w:val="center"/>
-            <w:tcBorders>
-              <w:bottom w:val="single" w:sz="4" w:color="DDE3EA"/>
-            </w:tcBorders>
-          </w:tcPr>
-          <w:p>
-            <w:pPr>
-              <w:spacing w:after="40"/>
-            </w:pPr>
-            <w:r>
-              <w:rPr>
-                <w:rFonts w:ascii="Arial" w:hAnsi="Arial"/>
-                <w:b/>
-                <w:color w:val="0D253F"/>
-                <w:sz w:val="16"/>
-              </w:rPr>
-              <w:t>Date</w:t>
-            </w:r>
-          </w:p>
-        </w:tc>
-        <w:tc>
-          <w:tcPr>
-            <w:tcW w:type="dxa" w:w="4933"/>
-            <w:vAlign w:val="center"/>
-            <w:tcBorders>
-              <w:bottom w:val="single" w:sz="4" w:color="DDE3EA"/>
-            </w:tcBorders>
-          </w:tcPr>
-          <w:p>
-            <w:pPr>
-              <w:spacing w:after="40"/>
-            </w:pPr>
-            <w:r>
-              <w:rPr>
-                <w:rFonts w:ascii="Arial" w:hAnsi="Arial"/>
-                <w:sz w:val="16"/>
-              </w:rPr>
-              <w:t>Appointment date in Australian format.</w:t>
-            </w:r>
-          </w:p>
-        </w:tc>
-      </w:tr>
-      <w:tr>
-        <w:tc>
-          <w:tcPr>
-            <w:tcW w:type="dxa" w:w="4933"/>
-            <w:vAlign w:val="center"/>
-            <w:tcBorders>
-              <w:bottom w:val="single" w:sz="4" w:color="DDE3EA"/>
-            </w:tcBorders>
-          </w:tcPr>
-          <w:p>
-            <w:pPr>
-              <w:spacing w:after="40"/>
-            </w:pPr>
-            <w:r>
-              <w:rPr>
-                <w:rFonts w:ascii="Arial" w:hAnsi="Arial"/>
-                <w:b/>
-                <w:color w:val="0D253F"/>
-                <w:sz w:val="16"/>
-              </w:rPr>
-              <w:t>Team Member</w:t>
-            </w:r>
-          </w:p>
-        </w:tc>
-        <w:tc>
-          <w:tcPr>
-            <w:tcW w:type="dxa" w:w="4933"/>
-            <w:vAlign w:val="center"/>
-            <w:tcBorders>
-              <w:bottom w:val="single" w:sz="4" w:color="DDE3EA"/>
-            </w:tcBorders>
-          </w:tcPr>
-          <w:p>
-            <w:pPr>
-              <w:spacing w:after="40"/>
-            </w:pPr>
-            <w:r>
-              <w:rPr>
-                <w:rFonts w:ascii="Arial" w:hAnsi="Arial"/>
-                <w:sz w:val="16"/>
-              </w:rPr>
-              <w:t>Confirm the selected staff member.</w:t>
-            </w:r>
-          </w:p>
-        </w:tc>
-      </w:tr>
-      <w:tr>
-        <w:tc>
-          <w:tcPr>
-            <w:tcW w:type="dxa" w:w="4933"/>
-            <w:vAlign w:val="center"/>
-            <w:tcBorders>
-              <w:bottom w:val="single" w:sz="4" w:color="DDE3EA"/>
-            </w:tcBorders>
-          </w:tcPr>
-          <w:p>
-            <w:pPr>
-              <w:spacing w:after="40"/>
-            </w:pPr>
-            <w:r>
-              <w:rPr>
-                <w:rFonts w:ascii="Arial" w:hAnsi="Arial"/>
-                <w:b/>
-                <w:color w:val="0D253F"/>
-                <w:sz w:val="16"/>
-              </w:rPr>
-              <w:t>Client Current Address</w:t>
-            </w:r>
-          </w:p>
-        </w:tc>
-        <w:tc>
-          <w:tcPr>
-            <w:tcW w:type="dxa" w:w="4933"/>
-            <w:vAlign w:val="center"/>
-            <w:tcBorders>
-              <w:bottom w:val="single" w:sz="4" w:color="DDE3EA"/>
-            </w:tcBorders>
-          </w:tcPr>
-          <w:p>
-            <w:pPr>
-              <w:spacing w:after="40"/>
-            </w:pPr>
-            <w:r>
-              <w:rPr>
-                <w:rFonts w:ascii="Arial" w:hAnsi="Arial"/>
-                <w:sz w:val="16"/>
-              </w:rPr>
-              <w:t>Client's present residential address.</w:t>
-            </w:r>
-          </w:p>
-        </w:tc>
-      </w:tr>
-      <w:tr>
-        <w:tc>
-          <w:tcPr>
-            <w:tcW w:type="dxa" w:w="4933"/>
-            <w:vAlign w:val="center"/>
-            <w:tcBorders>
-              <w:bottom w:val="single" w:sz="4" w:color="DDE3EA"/>
-            </w:tcBorders>
-          </w:tcPr>
-          <w:p>
-            <w:pPr>
-              <w:spacing w:after="40"/>
-            </w:pPr>
-            <w:r>
-              <w:rPr>
-                <w:rFonts w:ascii="Arial" w:hAnsi="Arial"/>
-                <w:b/>
-                <w:color w:val="0D253F"/>
-                <w:sz w:val="16"/>
-              </w:rPr>
-              <w:t>Address of Property Sale</w:t>
-            </w:r>
-          </w:p>
-        </w:tc>
-        <w:tc>
-          <w:tcPr>
-            <w:tcW w:type="dxa" w:w="4933"/>
-            <w:vAlign w:val="center"/>
-            <w:tcBorders>
-              <w:bottom w:val="single" w:sz="4" w:color="DDE3EA"/>
-            </w:tcBorders>
-          </w:tcPr>
-          <w:p>
-            <w:pPr>
-              <w:spacing w:after="40"/>
-            </w:pPr>
-            <w:r>
-              <w:rPr>
-                <w:rFonts w:ascii="Arial" w:hAnsi="Arial"/>
-                <w:sz w:val="16"/>
-              </w:rPr>
-              <w:t>Property connected with the appointment.</w:t>
-            </w:r>
-          </w:p>
-        </w:tc>
-      </w:tr>
-      <w:tr>
-        <w:tc>
-          <w:tcPr>
-            <w:tcW w:type="dxa" w:w="4933"/>
-            <w:vAlign w:val="center"/>
-            <w:tcBorders>
-              <w:bottom w:val="single" w:sz="4" w:color="DDE3EA"/>
-            </w:tcBorders>
-          </w:tcPr>
-          <w:p>
-            <w:pPr>
-              <w:spacing w:after="40"/>
-            </w:pPr>
-            <w:r>
-              <w:rPr>
-                <w:rFonts w:ascii="Arial" w:hAnsi="Arial"/>
-                <w:b/>
-                <w:color w:val="0D253F"/>
-                <w:sz w:val="16"/>
-              </w:rPr>
-              <w:t>Client 1</w:t>
-            </w:r>
-          </w:p>
-        </w:tc>
-        <w:tc>
-          <w:tcPr>
-            <w:tcW w:type="dxa" w:w="4933"/>
-            <w:vAlign w:val="center"/>
-            <w:tcBorders>
-              <w:bottom w:val="single" w:sz="4" w:color="DDE3EA"/>
-            </w:tcBorders>
-          </w:tcPr>
-          <w:p>
-            <w:pPr>
-              <w:spacing w:after="40"/>
-            </w:pPr>
-            <w:r>
-              <w:rPr>
-                <w:rFonts w:ascii="Arial" w:hAnsi="Arial"/>
-                <w:sz w:val="16"/>
-              </w:rPr>
-              <w:t>Name, contact number and email.</w:t>
-            </w:r>
-          </w:p>
-        </w:tc>
-      </w:tr>
-      <w:tr>
-        <w:tc>
-          <w:tcPr>
-            <w:tcW w:type="dxa" w:w="4933"/>
-            <w:vAlign w:val="center"/>
-            <w:tcBorders>
-              <w:bottom w:val="single" w:sz="4" w:color="DDE3EA"/>
-            </w:tcBorders>
-          </w:tcPr>
-          <w:p>
-            <w:pPr>
-              <w:spacing w:after="40"/>
-            </w:pPr>
-            <w:r>
-              <w:rPr>
-                <w:rFonts w:ascii="Arial" w:hAnsi="Arial"/>
-                <w:b/>
-                <w:color w:val="0D253F"/>
-                <w:sz w:val="16"/>
-              </w:rPr>
-              <w:t>Client 2</w:t>
-            </w:r>
-          </w:p>
-        </w:tc>
-        <w:tc>
-          <w:tcPr>
-            <w:tcW w:type="dxa" w:w="4933"/>
-            <w:vAlign w:val="center"/>
-            <w:tcBorders>
-              <w:bottom w:val="single" w:sz="4" w:color="DDE3EA"/>
-            </w:tcBorders>
-          </w:tcPr>
-          <w:p>
-            <w:pPr>
-              <w:spacing w:after="40"/>
-            </w:pPr>
-            <w:r>
-              <w:rPr>
-                <w:rFonts w:ascii="Arial" w:hAnsi="Arial"/>
-                <w:sz w:val="16"/>
-              </w:rPr>
-              <w:t>Complete only when a second client participates.</w:t>
-            </w:r>
-          </w:p>
-        </w:tc>
-      </w:tr>
-    </w:tbl>
-    <w:p>
-      <w:pPr>
-        <w:spacing w:after="0"/>
-      </w:pPr>
-    </w:p>
-    <w:p>
-      <w:r>
-        <w:rPr>
-          <w:rFonts w:ascii="Arial" w:hAnsi="Arial"/>
-        </w:rPr>
-        <w:t xml:space="preserve">Use </w:t>
-      </w:r>
-      <w:r>
-        <w:rPr>
-          <w:rFonts w:ascii="Arial" w:hAnsi="Arial"/>
           <w:b/>
         </w:rPr>
-        <w:t>Client 2 added</w:t>
-      </w:r>
+        <w:t>**WARNING** You must test this before you travel. Do not rely on untested preparation.</w:t>
+      </w:r>
+    </w:p>
+    <w:p>
+      <w:pPr>
+        <w:pStyle w:val="ListBullet"/>
+      </w:pPr>
+      <w:r>
+        <w:t>1. Connect to reliable internet.</w:t>
+      </w:r>
+    </w:p>
+    <w:p>
+      <w:r>
+        <w:t>2. Open the installed app.</w:t>
+      </w:r>
+    </w:p>
+    <w:p>
+      <w:r>
+        <w:t>3. Wait for the status to show Online.</w:t>
+      </w:r>
+    </w:p>
+    <w:p>
+      <w:r>
+        <w:t>4. Save a test appointment by entering a test name and tapping Save Appointment.</w:t>
+      </w:r>
+    </w:p>
+    <w:p>
+      <w:r>
+        <w:t>5. Close the app completely.</w:t>
+      </w:r>
+    </w:p>
+    <w:p>
+      <w:r>
+        <w:t>6. Turn off Wi-Fi and mobile data, or turn on airplane mode.</w:t>
+      </w:r>
+    </w:p>
+    <w:p>
+      <w:r>
+        <w:t>7. Reopen the app.</w:t>
+      </w:r>
+    </w:p>
+    <w:p>
+      <w:r>
+        <w:t>8. Check that the status shows Working without internet.</w:t>
+      </w:r>
+    </w:p>
+    <w:p>
+      <w:r>
+        <w:t>9. Open your test saved appointment.</w:t>
+      </w:r>
+    </w:p>
+    <w:p>
+      <w:r>
+        <w:t>10. Confirm that it loads correctly.</w:t>
+      </w:r>
+    </w:p>
+    <w:p>
+      <w:r>
+        <w:t>11. Reconnect to the internet.</w:t>
+      </w:r>
+    </w:p>
+    <w:p>
+      <w:r>
+        <w:t>12. Delete the test appointment.</w:t>
+      </w:r>
+    </w:p>
+    <w:p>
       <w:r>
         <w:rPr>
-          <w:rFonts w:ascii="Arial" w:hAnsi="Arial"/>
-        </w:rPr>
-        <w:t xml:space="preserve"> or </w:t>
-      </w:r>
-      <w:r>
-        <w:rPr>
-          <w:rFonts w:ascii="Arial" w:hAnsi="Arial"/>
           <w:b/>
         </w:rPr>
-        <w:t>Not required</w:t>
-      </w:r>
+        <w:t>**EXPECTED RESULT** The app opens, shows the correct status and your test appointment loads while disconnected.</w:t>
+      </w:r>
+    </w:p>
+    <w:p>
       <w:r>
         <w:rPr>
-          <w:rFonts w:ascii="Arial" w:hAnsi="Arial"/>
+          <w:b/>
         </w:rPr>
-        <w:t xml:space="preserve"> as the visible participation cue. Client 2 remains optional unless the appointment genuinely includes a second client.</w:t>
-      </w:r>
-    </w:p>
-    <w:tbl>
-      <w:tblPr>
-        <w:tblW w:type="auto" w:w="0"/>
-        <w:jc w:val="center"/>
-        <w:tblLook w:firstColumn="1" w:firstRow="1" w:lastColumn="0" w:lastRow="0" w:noHBand="0" w:noVBand="1" w:val="04A0"/>
-      </w:tblPr>
-      <w:tblGrid>
-        <w:gridCol w:w="9866"/>
-      </w:tblGrid>
-      <w:tr>
-        <w:tc>
-          <w:tcPr>
-            <w:tcW w:type="dxa" w:w="9866"/>
-            <w:shd w:fill="FBF5E7"/>
-            <w:tcBorders>
-              <w:left w:val="single" w:sz="18" w:color="C6A14A"/>
-            </w:tcBorders>
-          </w:tcPr>
-          <w:p>
-            <w:pPr>
-              <w:spacing w:after="0"/>
-            </w:pPr>
-            <w:r>
-              <w:rPr>
-                <w:b w:val="0"/>
-                <w:color w:val="0D253F"/>
-                <w:sz w:val="18"/>
-              </w:rPr>
-            </w:r>
-            <w:r>
-              <w:rPr>
-                <w:b/>
-                <w:color w:val="0D253F"/>
-                <w:sz w:val="18"/>
-              </w:rPr>
-              <w:t>Privacy:</w:t>
-            </w:r>
-            <w:r>
-              <w:rPr>
-                <w:b w:val="0"/>
-                <w:color w:val="0D253F"/>
-                <w:sz w:val="18"/>
-              </w:rPr>
-              <w:t xml:space="preserve"> Use the application only for the active appointment. Do not use real client information in demonstrations or training captures.</w:t>
-            </w:r>
-          </w:p>
-        </w:tc>
-      </w:tr>
-    </w:tbl>
-    <w:p>
-      <w:pPr>
-        <w:spacing w:after="0"/>
-      </w:pPr>
-    </w:p>
-    <w:p>
-      <w:r>
-        <w:br w:type="page"/>
-      </w:r>
-    </w:p>
-    <w:p>
-      <w:pPr>
-        <w:pStyle w:val="Heading1"/>
-        <w:keepNext/>
-        <w:spacing w:after="80"/>
-      </w:pPr>
-      <w:r>
-        <w:t>5. In-Person Workflow</w:t>
-      </w:r>
-    </w:p>
-    <w:tbl>
-      <w:tblPr>
-        <w:tblW w:type="auto" w:w="0"/>
-        <w:tblLook w:firstColumn="1" w:firstRow="1" w:lastColumn="0" w:lastRow="0" w:noHBand="0" w:noVBand="1" w:val="04A0"/>
-      </w:tblPr>
-      <w:tblGrid>
-        <w:gridCol w:w="9866"/>
-      </w:tblGrid>
-      <w:tr>
-        <w:trPr>
-          <w:trHeight w:val="68" w:hRule="exact"/>
-        </w:trPr>
-        <w:tc>
-          <w:tcPr>
-            <w:tcW w:type="dxa" w:w="9866"/>
-            <w:shd w:fill="C6A14A"/>
-          </w:tcPr>
-          <w:p>
-            <w:r/>
-          </w:p>
-        </w:tc>
-      </w:tr>
-    </w:tbl>
-    <w:p>
-      <w:pPr>
-        <w:spacing w:after="0"/>
-      </w:pPr>
-    </w:p>
-    <w:p>
-      <w:r>
-        <w:rPr>
-          <w:rFonts w:ascii="Arial" w:hAnsi="Arial"/>
-        </w:rPr>
-        <w:t>Move through the seven-stage timeline from left to right. A green stage indicates complete, gold indicates the current stage, and an outlined stage still needs attention.</w:t>
-      </w:r>
-    </w:p>
-    <w:p>
-      <w:pPr>
-        <w:spacing w:after="40"/>
-        <w:jc w:val="center"/>
-      </w:pPr>
-      <w:r>
-        <w:drawing>
-          <wp:inline xmlns:a="http://schemas.openxmlformats.org/drawingml/2006/main" xmlns:pic="http://schemas.openxmlformats.org/drawingml/2006/picture">
-            <wp:extent cx="5580000" cy="3487500"/>
-            <wp:docPr id="3" name="Picture 3"/>
-            <wp:cNvGraphicFramePr>
-              <a:graphicFrameLocks noChangeAspect="1"/>
-            </wp:cNvGraphicFramePr>
-            <a:graphic>
-              <a:graphicData uri="http://schemas.openxmlformats.org/drawingml/2006/picture">
-                <pic:pic>
-                  <pic:nvPicPr>
-                    <pic:cNvPr id="0" name="02-in-person-workspace.png"/>
-                    <pic:cNvPicPr/>
-                  </pic:nvPicPr>
-                  <pic:blipFill>
-                    <a:blip r:embed="rId13"/>
-                    <a:stretch>
-                      <a:fillRect/>
-                    </a:stretch>
-                  </pic:blipFill>
-                  <pic:spPr>
-                    <a:xfrm>
-                      <a:off x="0" y="0"/>
-                      <a:ext cx="5580000" cy="3487500"/>
-                    </a:xfrm>
-                    <a:prstGeom prst="rect"/>
-                  </pic:spPr>
-                </pic:pic>
-              </a:graphicData>
-            </a:graphic>
-          </wp:inline>
-        </w:drawing>
-      </w:r>
-    </w:p>
-    <w:p>
-      <w:pPr>
-        <w:spacing w:after="80"/>
-        <w:jc w:val="center"/>
-      </w:pPr>
-      <w:r>
-        <w:rPr>
-          <w:i/>
-          <w:color w:val="58697E"/>
-          <w:sz w:val="15"/>
-        </w:rPr>
-        <w:t>In-person workspace controls and timeline</w:t>
+        <w:t>**WARNING** Offline availability must be tested on the actual device before travelling to an appointment area with poor reception.</w:t>
+      </w:r>
+    </w:p>
+    <w:p>
+      <w:r>
+        <w:t>____________________________________________________________</w:t>
       </w:r>
     </w:p>
     <w:p>
@@ -1776,829 +727,84 @@
         <w:pStyle w:val="Heading2"/>
       </w:pPr>
       <w:r>
+        <w:t>Working Without an Internet Connection</w:t>
+      </w:r>
+    </w:p>
+    <w:p>
+      <w:r>
+        <w:t>When your device does not have an internet connection:</w:t>
+      </w:r>
+    </w:p>
+    <w:p>
+      <w:pPr>
+        <w:pStyle w:val="ListBullet"/>
+      </w:pPr>
+      <w:r>
+        <w:t>1. Open the prepared app on the same device you tested.</w:t>
+      </w:r>
+    </w:p>
+    <w:p>
+      <w:r>
+        <w:t>2. Your saved appointments will be available.</w:t>
+      </w:r>
+    </w:p>
+    <w:p>
+      <w:r>
+        <w:t>3. Complete the appointment as normal.</w:t>
+      </w:r>
+    </w:p>
+    <w:p>
+      <w:r>
+        <w:t>4. Save regularly. Tap Save Appointment after each important section.</w:t>
+      </w:r>
+    </w:p>
+    <w:p>
+      <w:r>
         <w:rPr>
-          <w:rFonts w:ascii="Arial" w:hAnsi="Arial"/>
-        </w:rPr>
-        <w:t>Recommended order</w:t>
-      </w:r>
-    </w:p>
-    <w:p>
-      <w:r>
-        <w:rPr>
-          <w:rFonts w:ascii="Arial" w:hAnsi="Arial"/>
-        </w:rPr>
-        <w:t>1. Confirm client and property details.</w:t>
-      </w:r>
-    </w:p>
-    <w:p>
-      <w:r>
-        <w:rPr>
-          <w:rFonts w:ascii="Arial" w:hAnsi="Arial"/>
-        </w:rPr>
-        <w:t>2. Enable and complete EOI when required.</w:t>
-      </w:r>
-    </w:p>
-    <w:p>
-      <w:r>
-        <w:rPr>
-          <w:rFonts w:ascii="Arial" w:hAnsi="Arial"/>
-        </w:rPr>
-        <w:t>3. Enable and complete IA when required.</w:t>
-      </w:r>
-    </w:p>
-    <w:p>
-      <w:r>
-        <w:rPr>
-          <w:rFonts w:ascii="Arial" w:hAnsi="Arial"/>
-        </w:rPr>
-        <w:t>4. Attach clear ID images for participating clients.</w:t>
-      </w:r>
-    </w:p>
-    <w:p>
-      <w:r>
-        <w:rPr>
-          <w:rFonts w:ascii="Arial" w:hAnsi="Arial"/>
-        </w:rPr>
-        <w:t>5. Capture signatures in the correct signature fields.</w:t>
-      </w:r>
-    </w:p>
-    <w:p>
-      <w:r>
-        <w:rPr>
-          <w:rFonts w:ascii="Arial" w:hAnsi="Arial"/>
-        </w:rPr>
-        <w:t>6. Review the staff checklist and Appointment Summary.</w:t>
-      </w:r>
-    </w:p>
-    <w:p>
-      <w:r>
-        <w:rPr>
-          <w:rFonts w:ascii="Arial" w:hAnsi="Arial"/>
-        </w:rPr>
-        <w:t>7. Generate the final package only when the Ready stage is satisfied.</w:t>
-      </w:r>
-    </w:p>
-    <w:tbl>
-      <w:tblPr>
-        <w:tblW w:type="auto" w:w="0"/>
-        <w:jc w:val="center"/>
-        <w:tblLook w:firstColumn="1" w:firstRow="1" w:lastColumn="0" w:lastRow="0" w:noHBand="0" w:noVBand="1" w:val="04A0"/>
-      </w:tblPr>
-      <w:tblGrid>
-        <w:gridCol w:w="9866"/>
-      </w:tblGrid>
-      <w:tr>
-        <w:tc>
-          <w:tcPr>
-            <w:tcW w:type="dxa" w:w="9866"/>
-            <w:shd w:fill="FBF5E7"/>
-            <w:tcBorders>
-              <w:left w:val="single" w:sz="18" w:color="C6A14A"/>
-            </w:tcBorders>
-          </w:tcPr>
-          <w:p>
-            <w:pPr>
-              <w:spacing w:after="0"/>
-            </w:pPr>
-            <w:r>
-              <w:rPr>
-                <w:b w:val="0"/>
-                <w:color w:val="0D253F"/>
-                <w:sz w:val="18"/>
-              </w:rPr>
-            </w:r>
-            <w:r>
-              <w:rPr>
-                <w:b/>
-                <w:color w:val="0D253F"/>
-                <w:sz w:val="18"/>
-              </w:rPr>
-              <w:t>Important:</w:t>
-            </w:r>
-            <w:r>
-              <w:rPr>
-                <w:b w:val="0"/>
-                <w:color w:val="0D253F"/>
-                <w:sz w:val="18"/>
-              </w:rPr>
-              <w:t xml:space="preserve"> Enabling EOI or IA adds the corresponding form to the generated output. Leave a form disabled when it is not part of the appointment.</w:t>
-            </w:r>
-          </w:p>
-        </w:tc>
-      </w:tr>
-    </w:tbl>
-    <w:p>
-      <w:pPr>
-        <w:spacing w:after="0"/>
-      </w:pPr>
-    </w:p>
-    <w:p>
-      <w:r>
-        <w:br w:type="page"/>
-      </w:r>
-    </w:p>
-    <w:p>
-      <w:pPr>
-        <w:pStyle w:val="Heading1"/>
-        <w:keepNext/>
-        <w:spacing w:after="80"/>
-      </w:pPr>
-      <w:r>
-        <w:t>6. Sale Details</w:t>
-      </w:r>
-    </w:p>
-    <w:tbl>
-      <w:tblPr>
-        <w:tblW w:type="auto" w:w="0"/>
-        <w:tblLook w:firstColumn="1" w:firstRow="1" w:lastColumn="0" w:lastRow="0" w:noHBand="0" w:noVBand="1" w:val="04A0"/>
-      </w:tblPr>
-      <w:tblGrid>
-        <w:gridCol w:w="9866"/>
-      </w:tblGrid>
-      <w:tr>
-        <w:trPr>
-          <w:trHeight w:val="68" w:hRule="exact"/>
-        </w:trPr>
-        <w:tc>
-          <w:tcPr>
-            <w:tcW w:type="dxa" w:w="9866"/>
-            <w:shd w:fill="C6A14A"/>
-          </w:tcPr>
-          <w:p>
-            <w:r/>
-          </w:p>
-        </w:tc>
-      </w:tr>
-    </w:tbl>
-    <w:p>
-      <w:pPr>
-        <w:spacing w:after="0"/>
-      </w:pPr>
-    </w:p>
-    <w:p>
-      <w:r>
-        <w:rPr>
-          <w:rFonts w:ascii="Arial" w:hAnsi="Arial"/>
-        </w:rPr>
-        <w:t>Complete Sale Details when EOI is enabled. Fields adapt to the selected sale type and Client 2 participation.</w:t>
-      </w:r>
-    </w:p>
-    <w:p>
-      <w:pPr>
-        <w:spacing w:after="40"/>
-        <w:jc w:val="center"/>
-      </w:pPr>
-      <w:r>
-        <w:drawing>
-          <wp:inline xmlns:a="http://schemas.openxmlformats.org/drawingml/2006/main" xmlns:pic="http://schemas.openxmlformats.org/drawingml/2006/picture">
-            <wp:extent cx="937029" cy="4392000"/>
-            <wp:docPr id="4" name="Picture 4"/>
-            <wp:cNvGraphicFramePr>
-              <a:graphicFrameLocks noChangeAspect="1"/>
-            </wp:cNvGraphicFramePr>
-            <a:graphic>
-              <a:graphicData uri="http://schemas.openxmlformats.org/drawingml/2006/picture">
-                <pic:pic>
-                  <pic:nvPicPr>
-                    <pic:cNvPr id="0" name="03-sale-details-mobile.png"/>
-                    <pic:cNvPicPr/>
-                  </pic:nvPicPr>
-                  <pic:blipFill>
-                    <a:blip r:embed="rId14"/>
-                    <a:stretch>
-                      <a:fillRect/>
-                    </a:stretch>
-                  </pic:blipFill>
-                  <pic:spPr>
-                    <a:xfrm>
-                      <a:off x="0" y="0"/>
-                      <a:ext cx="937029" cy="4392000"/>
-                    </a:xfrm>
-                    <a:prstGeom prst="rect"/>
-                  </pic:spPr>
-                </pic:pic>
-              </a:graphicData>
-            </a:graphic>
-          </wp:inline>
-        </w:drawing>
-      </w:r>
-    </w:p>
-    <w:p>
-      <w:pPr>
-        <w:spacing w:after="80"/>
-        <w:jc w:val="center"/>
-      </w:pPr>
-      <w:r>
-        <w:rPr>
-          <w:i/>
-          <w:color w:val="58697E"/>
-          <w:sz w:val="15"/>
-        </w:rPr>
-        <w:t>Sale details on mobile</w:t>
-      </w:r>
-    </w:p>
-    <w:tbl>
-      <w:tblPr>
-        <w:tblW w:type="auto" w:w="0"/>
-        <w:jc w:val="center"/>
-        <w:tblLayout w:type="autofit"/>
-        <w:tblLook w:firstColumn="1" w:firstRow="1" w:lastColumn="0" w:lastRow="0" w:noHBand="0" w:noVBand="1" w:val="04A0"/>
-      </w:tblPr>
-      <w:tblGrid>
-        <w:gridCol w:w="4933"/>
-        <w:gridCol w:w="4933"/>
-      </w:tblGrid>
-      <w:tr>
-        <w:trPr>
-          <w:tblHeader w:val="true"/>
-        </w:trPr>
-        <w:tc>
-          <w:tcPr>
-            <w:tcW w:type="dxa" w:w="4933"/>
-            <w:vAlign w:val="center"/>
-            <w:shd w:fill="071B33"/>
-          </w:tcPr>
-          <w:p>
-            <w:pPr>
-              <w:spacing w:after="40"/>
-            </w:pPr>
-            <w:r>
-              <w:rPr>
-                <w:rFonts w:ascii="Arial" w:hAnsi="Arial"/>
-                <w:b/>
-                <w:color w:val="FFFFFF"/>
-                <w:sz w:val="16"/>
-              </w:rPr>
-              <w:t>Area</w:t>
-            </w:r>
-          </w:p>
-        </w:tc>
-        <w:tc>
-          <w:tcPr>
-            <w:tcW w:type="dxa" w:w="4933"/>
-            <w:vAlign w:val="center"/>
-            <w:shd w:fill="071B33"/>
-          </w:tcPr>
-          <w:p>
-            <w:pPr>
-              <w:spacing w:after="40"/>
-            </w:pPr>
-            <w:r>
-              <w:rPr>
-                <w:rFonts w:ascii="Arial" w:hAnsi="Arial"/>
-                <w:b/>
-                <w:color w:val="FFFFFF"/>
-                <w:sz w:val="16"/>
-              </w:rPr>
-              <w:t>Guidance</w:t>
-            </w:r>
-          </w:p>
-        </w:tc>
-      </w:tr>
-      <w:tr>
-        <w:tc>
-          <w:tcPr>
-            <w:tcW w:type="dxa" w:w="4933"/>
-            <w:vAlign w:val="center"/>
-            <w:tcBorders>
-              <w:bottom w:val="single" w:sz="4" w:color="DDE3EA"/>
-            </w:tcBorders>
-          </w:tcPr>
-          <w:p>
-            <w:pPr>
-              <w:spacing w:after="40"/>
-            </w:pPr>
-            <w:r>
-              <w:rPr>
-                <w:rFonts w:ascii="Arial" w:hAnsi="Arial"/>
-                <w:b/>
-                <w:color w:val="0D253F"/>
-                <w:sz w:val="16"/>
-              </w:rPr>
-              <w:t>EOI Template</w:t>
-            </w:r>
-          </w:p>
-        </w:tc>
-        <w:tc>
-          <w:tcPr>
-            <w:tcW w:type="dxa" w:w="4933"/>
-            <w:vAlign w:val="center"/>
-            <w:tcBorders>
-              <w:bottom w:val="single" w:sz="4" w:color="DDE3EA"/>
-            </w:tcBorders>
-          </w:tcPr>
-          <w:p>
-            <w:pPr>
-              <w:spacing w:after="40"/>
-            </w:pPr>
-            <w:r>
-              <w:rPr>
-                <w:rFonts w:ascii="Arial" w:hAnsi="Arial"/>
-                <w:sz w:val="16"/>
-              </w:rPr>
-              <w:t>Use the configured template unless instructed otherwise.</w:t>
-            </w:r>
-          </w:p>
-        </w:tc>
-      </w:tr>
-      <w:tr>
-        <w:tc>
-          <w:tcPr>
-            <w:tcW w:type="dxa" w:w="4933"/>
-            <w:vAlign w:val="center"/>
-            <w:tcBorders>
-              <w:bottom w:val="single" w:sz="4" w:color="DDE3EA"/>
-            </w:tcBorders>
-          </w:tcPr>
-          <w:p>
-            <w:pPr>
-              <w:spacing w:after="40"/>
-            </w:pPr>
-            <w:r>
-              <w:rPr>
-                <w:rFonts w:ascii="Arial" w:hAnsi="Arial"/>
-                <w:b/>
-                <w:color w:val="0D253F"/>
-                <w:sz w:val="16"/>
-              </w:rPr>
-              <w:t>Ownership</w:t>
-            </w:r>
-          </w:p>
-        </w:tc>
-        <w:tc>
-          <w:tcPr>
-            <w:tcW w:type="dxa" w:w="4933"/>
-            <w:vAlign w:val="center"/>
-            <w:tcBorders>
-              <w:bottom w:val="single" w:sz="4" w:color="DDE3EA"/>
-            </w:tcBorders>
-          </w:tcPr>
-          <w:p>
-            <w:pPr>
-              <w:spacing w:after="40"/>
-            </w:pPr>
-            <w:r>
-              <w:rPr>
-                <w:rFonts w:ascii="Arial" w:hAnsi="Arial"/>
-                <w:sz w:val="16"/>
-              </w:rPr>
-              <w:t>Choose Sole Owner, Joint Tenants 50/50 or Tenants in Common.</w:t>
-            </w:r>
-          </w:p>
-        </w:tc>
-      </w:tr>
-      <w:tr>
-        <w:tc>
-          <w:tcPr>
-            <w:tcW w:type="dxa" w:w="4933"/>
-            <w:vAlign w:val="center"/>
-            <w:tcBorders>
-              <w:bottom w:val="single" w:sz="4" w:color="DDE3EA"/>
-            </w:tcBorders>
-          </w:tcPr>
-          <w:p>
-            <w:pPr>
-              <w:spacing w:after="40"/>
-            </w:pPr>
-            <w:r>
-              <w:rPr>
-                <w:rFonts w:ascii="Arial" w:hAnsi="Arial"/>
-                <w:b/>
-                <w:color w:val="0D253F"/>
-                <w:sz w:val="16"/>
-              </w:rPr>
-              <w:t>Percentage shares</w:t>
-            </w:r>
-          </w:p>
-        </w:tc>
-        <w:tc>
-          <w:tcPr>
-            <w:tcW w:type="dxa" w:w="4933"/>
-            <w:vAlign w:val="center"/>
-            <w:tcBorders>
-              <w:bottom w:val="single" w:sz="4" w:color="DDE3EA"/>
-            </w:tcBorders>
-          </w:tcPr>
-          <w:p>
-            <w:pPr>
-              <w:spacing w:after="40"/>
-            </w:pPr>
-            <w:r>
-              <w:rPr>
-                <w:rFonts w:ascii="Arial" w:hAnsi="Arial"/>
-                <w:sz w:val="16"/>
-              </w:rPr>
-              <w:t>Enter shares when Tenants in Common applies.</w:t>
-            </w:r>
-          </w:p>
-        </w:tc>
-      </w:tr>
-      <w:tr>
-        <w:tc>
-          <w:tcPr>
-            <w:tcW w:type="dxa" w:w="4933"/>
-            <w:vAlign w:val="center"/>
-            <w:tcBorders>
-              <w:bottom w:val="single" w:sz="4" w:color="DDE3EA"/>
-            </w:tcBorders>
-          </w:tcPr>
-          <w:p>
-            <w:pPr>
-              <w:spacing w:after="40"/>
-            </w:pPr>
-            <w:r>
-              <w:rPr>
-                <w:rFonts w:ascii="Arial" w:hAnsi="Arial"/>
-                <w:b/>
-                <w:color w:val="0D253F"/>
-                <w:sz w:val="16"/>
-              </w:rPr>
-              <w:t>Proposed Sale Type</w:t>
-            </w:r>
-          </w:p>
-        </w:tc>
-        <w:tc>
-          <w:tcPr>
-            <w:tcW w:type="dxa" w:w="4933"/>
-            <w:vAlign w:val="center"/>
-            <w:tcBorders>
-              <w:bottom w:val="single" w:sz="4" w:color="DDE3EA"/>
-            </w:tcBorders>
-          </w:tcPr>
-          <w:p>
-            <w:pPr>
-              <w:spacing w:after="40"/>
-            </w:pPr>
-            <w:r>
-              <w:rPr>
-                <w:rFonts w:ascii="Arial" w:hAnsi="Arial"/>
-                <w:sz w:val="16"/>
-              </w:rPr>
-              <w:t>Select the sale structure discussed with the client.</w:t>
-            </w:r>
-          </w:p>
-        </w:tc>
-      </w:tr>
-      <w:tr>
-        <w:tc>
-          <w:tcPr>
-            <w:tcW w:type="dxa" w:w="4933"/>
-            <w:vAlign w:val="center"/>
-            <w:tcBorders>
-              <w:bottom w:val="single" w:sz="4" w:color="DDE3EA"/>
-            </w:tcBorders>
-          </w:tcPr>
-          <w:p>
-            <w:pPr>
-              <w:spacing w:after="40"/>
-            </w:pPr>
-            <w:r>
-              <w:rPr>
-                <w:rFonts w:ascii="Arial" w:hAnsi="Arial"/>
-                <w:b/>
-                <w:color w:val="0D253F"/>
-                <w:sz w:val="16"/>
-              </w:rPr>
-              <w:t>Prices</w:t>
-            </w:r>
-          </w:p>
-        </w:tc>
-        <w:tc>
-          <w:tcPr>
-            <w:tcW w:type="dxa" w:w="4933"/>
-            <w:vAlign w:val="center"/>
-            <w:tcBorders>
-              <w:bottom w:val="single" w:sz="4" w:color="DDE3EA"/>
-            </w:tcBorders>
-          </w:tcPr>
-          <w:p>
-            <w:pPr>
-              <w:spacing w:after="40"/>
-            </w:pPr>
-            <w:r>
-              <w:rPr>
-                <w:rFonts w:ascii="Arial" w:hAnsi="Arial"/>
-                <w:sz w:val="16"/>
-              </w:rPr>
-              <w:t>Enter the applicable land, house and total amounts.</w:t>
-            </w:r>
-          </w:p>
-        </w:tc>
-      </w:tr>
-      <w:tr>
-        <w:tc>
-          <w:tcPr>
-            <w:tcW w:type="dxa" w:w="4933"/>
-            <w:vAlign w:val="center"/>
-            <w:tcBorders>
-              <w:bottom w:val="single" w:sz="4" w:color="DDE3EA"/>
-            </w:tcBorders>
-          </w:tcPr>
-          <w:p>
-            <w:pPr>
-              <w:spacing w:after="40"/>
-            </w:pPr>
-            <w:r>
-              <w:rPr>
-                <w:rFonts w:ascii="Arial" w:hAnsi="Arial"/>
-                <w:b/>
-                <w:color w:val="0D253F"/>
-                <w:sz w:val="16"/>
-              </w:rPr>
-              <w:t>Finance</w:t>
-            </w:r>
-          </w:p>
-        </w:tc>
-        <w:tc>
-          <w:tcPr>
-            <w:tcW w:type="dxa" w:w="4933"/>
-            <w:vAlign w:val="center"/>
-            <w:tcBorders>
-              <w:bottom w:val="single" w:sz="4" w:color="DDE3EA"/>
-            </w:tcBorders>
-          </w:tcPr>
-          <w:p>
-            <w:pPr>
-              <w:spacing w:after="40"/>
-            </w:pPr>
-            <w:r>
-              <w:rPr>
-                <w:rFonts w:ascii="Arial" w:hAnsi="Arial"/>
-                <w:sz w:val="16"/>
-              </w:rPr>
-              <w:t>Record each participating client's finance percentage.</w:t>
-            </w:r>
-          </w:p>
-        </w:tc>
-      </w:tr>
-      <w:tr>
-        <w:tc>
-          <w:tcPr>
-            <w:tcW w:type="dxa" w:w="4933"/>
-            <w:vAlign w:val="center"/>
-            <w:tcBorders>
-              <w:bottom w:val="single" w:sz="4" w:color="DDE3EA"/>
-            </w:tcBorders>
-          </w:tcPr>
-          <w:p>
-            <w:pPr>
-              <w:spacing w:after="40"/>
-            </w:pPr>
-            <w:r>
-              <w:rPr>
-                <w:rFonts w:ascii="Arial" w:hAnsi="Arial"/>
-                <w:b/>
-                <w:color w:val="0D253F"/>
-                <w:sz w:val="16"/>
-              </w:rPr>
-              <w:t>Next Appointment</w:t>
-            </w:r>
-          </w:p>
-        </w:tc>
-        <w:tc>
-          <w:tcPr>
-            <w:tcW w:type="dxa" w:w="4933"/>
-            <w:vAlign w:val="center"/>
-            <w:tcBorders>
-              <w:bottom w:val="single" w:sz="4" w:color="DDE3EA"/>
-            </w:tcBorders>
-          </w:tcPr>
-          <w:p>
-            <w:pPr>
-              <w:spacing w:after="40"/>
-            </w:pPr>
-            <w:r>
-              <w:rPr>
-                <w:rFonts w:ascii="Arial" w:hAnsi="Arial"/>
-                <w:sz w:val="16"/>
-              </w:rPr>
-              <w:t>Enter the EOI follow-up date and time.</w:t>
-            </w:r>
-          </w:p>
-        </w:tc>
-      </w:tr>
-      <w:tr>
-        <w:tc>
-          <w:tcPr>
-            <w:tcW w:type="dxa" w:w="4933"/>
-            <w:vAlign w:val="center"/>
-            <w:tcBorders>
-              <w:bottom w:val="single" w:sz="4" w:color="DDE3EA"/>
-            </w:tcBorders>
-          </w:tcPr>
-          <w:p>
-            <w:pPr>
-              <w:spacing w:after="40"/>
-            </w:pPr>
-            <w:r>
-              <w:rPr>
-                <w:rFonts w:ascii="Arial" w:hAnsi="Arial"/>
-                <w:b/>
-                <w:color w:val="0D253F"/>
-                <w:sz w:val="16"/>
-              </w:rPr>
-              <w:t>Contract Due Date</w:t>
-            </w:r>
-          </w:p>
-        </w:tc>
-        <w:tc>
-          <w:tcPr>
-            <w:tcW w:type="dxa" w:w="4933"/>
-            <w:vAlign w:val="center"/>
-            <w:tcBorders>
-              <w:bottom w:val="single" w:sz="4" w:color="DDE3EA"/>
-            </w:tcBorders>
-          </w:tcPr>
-          <w:p>
-            <w:pPr>
-              <w:spacing w:after="40"/>
-            </w:pPr>
-            <w:r>
-              <w:rPr>
-                <w:rFonts w:ascii="Arial" w:hAnsi="Arial"/>
-                <w:sz w:val="16"/>
-              </w:rPr>
-              <w:t>Choose a date or select To Be Confirmed.</w:t>
-            </w:r>
-          </w:p>
-        </w:tc>
-      </w:tr>
-      <w:tr>
-        <w:tc>
-          <w:tcPr>
-            <w:tcW w:type="dxa" w:w="4933"/>
-            <w:vAlign w:val="center"/>
-            <w:tcBorders>
-              <w:bottom w:val="single" w:sz="4" w:color="DDE3EA"/>
-            </w:tcBorders>
-          </w:tcPr>
-          <w:p>
-            <w:pPr>
-              <w:spacing w:after="40"/>
-            </w:pPr>
-            <w:r>
-              <w:rPr>
-                <w:rFonts w:ascii="Arial" w:hAnsi="Arial"/>
-                <w:b/>
-                <w:color w:val="0D253F"/>
-                <w:sz w:val="16"/>
-              </w:rPr>
-              <w:t>Branch Location</w:t>
-            </w:r>
-          </w:p>
-        </w:tc>
-        <w:tc>
-          <w:tcPr>
-            <w:tcW w:type="dxa" w:w="4933"/>
-            <w:vAlign w:val="center"/>
-            <w:tcBorders>
-              <w:bottom w:val="single" w:sz="4" w:color="DDE3EA"/>
-            </w:tcBorders>
-          </w:tcPr>
-          <w:p>
-            <w:pPr>
-              <w:spacing w:after="40"/>
-            </w:pPr>
-            <w:r>
-              <w:rPr>
-                <w:rFonts w:ascii="Arial" w:hAnsi="Arial"/>
-                <w:sz w:val="16"/>
-              </w:rPr>
-              <w:t>Select the physical appointment branch.</w:t>
-            </w:r>
-          </w:p>
-        </w:tc>
-      </w:tr>
-    </w:tbl>
-    <w:p>
-      <w:pPr>
-        <w:spacing w:after="0"/>
-      </w:pPr>
-    </w:p>
-    <w:p>
-      <w:r>
-        <w:rPr>
-          <w:rFonts w:ascii="Arial" w:hAnsi="Arial"/>
-        </w:rPr>
-        <w:t xml:space="preserve">The Contract Due Date may be blank while editing or saving a draft, but final generation requires exactly one date or </w:t>
-      </w:r>
-      <w:r>
-        <w:rPr>
-          <w:rFonts w:ascii="Arial" w:hAnsi="Arial"/>
           <w:b/>
         </w:rPr>
-        <w:t>To Be Confirmed</w:t>
-      </w:r>
+        <w:t>**IMPORTANT** The status bar will show Working without internet. Save your appointment often.</w:t>
+      </w:r>
+    </w:p>
+    <w:p>
+      <w:r>
+        <w:t>5. Do not clear your browser data.</w:t>
+      </w:r>
+    </w:p>
+    <w:p>
+      <w:r>
+        <w:t>6. Do not change device profiles or users.</w:t>
+      </w:r>
+    </w:p>
+    <w:p>
+      <w:r>
+        <w:t>7. Do not uninstall the app.</w:t>
+      </w:r>
+    </w:p>
+    <w:p>
+      <w:r>
+        <w:t>8. Only have one appointment open at a time.</w:t>
+      </w:r>
+    </w:p>
+    <w:p>
       <w:r>
         <w:rPr>
-          <w:rFonts w:ascii="Arial" w:hAnsi="Arial"/>
+          <w:b/>
         </w:rPr>
-        <w:t>.</w:t>
-      </w:r>
-    </w:p>
-    <w:p>
-      <w:r>
-        <w:br w:type="page"/>
-      </w:r>
-    </w:p>
-    <w:p>
-      <w:pPr>
-        <w:pStyle w:val="Heading1"/>
-        <w:keepNext/>
-        <w:spacing w:after="80"/>
-      </w:pPr>
-      <w:r>
-        <w:t>7. Zoom Workflow</w:t>
-      </w:r>
-    </w:p>
-    <w:tbl>
-      <w:tblPr>
-        <w:tblW w:type="auto" w:w="0"/>
-        <w:tblLook w:firstColumn="1" w:firstRow="1" w:lastColumn="0" w:lastRow="0" w:noHBand="0" w:noVBand="1" w:val="04A0"/>
-      </w:tblPr>
-      <w:tblGrid>
-        <w:gridCol w:w="9866"/>
-      </w:tblGrid>
-      <w:tr>
-        <w:trPr>
-          <w:trHeight w:val="68" w:hRule="exact"/>
-        </w:trPr>
-        <w:tc>
-          <w:tcPr>
-            <w:tcW w:type="dxa" w:w="9866"/>
-            <w:shd w:fill="C6A14A"/>
-          </w:tcPr>
-          <w:p>
-            <w:r/>
-          </w:p>
-        </w:tc>
-      </w:tr>
-    </w:tbl>
-    <w:p>
-      <w:pPr>
-        <w:spacing w:after="0"/>
-      </w:pPr>
+        <w:t>**WARNING** If saving fails, do not close the app. The message will tell you what to do. Your appointment data is still visible on screen.</w:t>
+      </w:r>
     </w:p>
     <w:p>
       <w:r>
         <w:rPr>
-          <w:rFonts w:ascii="Arial" w:hAnsi="Arial"/>
+          <w:b/>
         </w:rPr>
-        <w:t>The Zoom workspace preserves the online consultation structure and keeps the eight stages visible horizontally.</w:t>
-      </w:r>
-    </w:p>
-    <w:p>
-      <w:pPr>
-        <w:spacing w:after="40"/>
-        <w:jc w:val="center"/>
-      </w:pPr>
-      <w:r>
-        <w:drawing>
-          <wp:inline xmlns:a="http://schemas.openxmlformats.org/drawingml/2006/main" xmlns:pic="http://schemas.openxmlformats.org/drawingml/2006/picture">
-            <wp:extent cx="5580000" cy="2578436"/>
-            <wp:docPr id="5" name="Picture 5"/>
-            <wp:cNvGraphicFramePr>
-              <a:graphicFrameLocks noChangeAspect="1"/>
-            </wp:cNvGraphicFramePr>
-            <a:graphic>
-              <a:graphicData uri="http://schemas.openxmlformats.org/drawingml/2006/picture">
-                <pic:pic>
-                  <pic:nvPicPr>
-                    <pic:cNvPr id="0" name="04-zoom-workspace.png"/>
-                    <pic:cNvPicPr/>
-                  </pic:nvPicPr>
-                  <pic:blipFill>
-                    <a:blip r:embed="rId15"/>
-                    <a:stretch>
-                      <a:fillRect/>
-                    </a:stretch>
-                  </pic:blipFill>
-                  <pic:spPr>
-                    <a:xfrm>
-                      <a:off x="0" y="0"/>
-                      <a:ext cx="5580000" cy="2578436"/>
-                    </a:xfrm>
-                    <a:prstGeom prst="rect"/>
-                  </pic:spPr>
-                </pic:pic>
-              </a:graphicData>
-            </a:graphic>
-          </wp:inline>
-        </w:drawing>
-      </w:r>
-    </w:p>
-    <w:p>
-      <w:pPr>
-        <w:spacing w:after="80"/>
-        <w:jc w:val="center"/>
-      </w:pPr>
-      <w:r>
-        <w:rPr>
-          <w:i/>
-          <w:color w:val="58697E"/>
-          <w:sz w:val="15"/>
-        </w:rPr>
-        <w:t>Zoom consultation timeline</w:t>
+        <w:t>**EXPECTED RESULT** You can complete the entire appointment, capture signatures and photos, use the whiteboard and save while disconnected.</w:t>
+      </w:r>
+    </w:p>
+    <w:p>
+      <w:r>
+        <w:t>____________________________________________________________</w:t>
       </w:r>
     </w:p>
     <w:p>
@@ -2606,10 +812,7 @@
         <w:pStyle w:val="Heading2"/>
       </w:pPr>
       <w:r>
-        <w:rPr>
-          <w:rFonts w:ascii="Arial" w:hAnsi="Arial"/>
-        </w:rPr>
-        <w:t>Complete the consultation</w:t>
+        <w:t>When Your Internet Connection Returns</w:t>
       </w:r>
     </w:p>
     <w:p>
@@ -2617,22 +820,114 @@
         <w:pStyle w:val="ListBullet"/>
       </w:pPr>
       <w:r>
+        <w:t>1. Your device will show Online when the connection returns.</w:t>
+      </w:r>
+    </w:p>
+    <w:p>
+      <w:r>
+        <w:t>2. Your saved appointment is still available. No data is lost.</w:t>
+      </w:r>
+    </w:p>
+    <w:p>
+      <w:r>
+        <w:t>3. Check all client details and appointment information.</w:t>
+      </w:r>
+    </w:p>
+    <w:p>
+      <w:r>
+        <w:t>4. Complete any remaining steps if needed.</w:t>
+      </w:r>
+    </w:p>
+    <w:p>
+      <w:r>
+        <w:t>5. Create the final documents.</w:t>
+      </w:r>
+    </w:p>
+    <w:p>
+      <w:r>
+        <w:t>6. Download and email them as normal.</w:t>
+      </w:r>
+    </w:p>
+    <w:p>
+      <w:r>
         <w:rPr>
-          <w:rFonts w:ascii="Arial" w:hAnsi="Arial"/>
-        </w:rPr>
-      </w:r>
-      <w:r>
-        <w:rPr>
-          <w:rFonts w:ascii="Arial" w:hAnsi="Arial"/>
           <w:b/>
         </w:rPr>
-        <w:t>Discovery:</w:t>
-      </w:r>
+        <w:t>**EXPECTED RESULT** Your saved appointment remains exactly as you left it. You can now create and send the final documents.</w:t>
+      </w:r>
+    </w:p>
+    <w:p>
+      <w:r>
+        <w:t>____________________________________________________________</w:t>
+      </w:r>
+    </w:p>
+    <w:p>
+      <w:pPr>
+        <w:pStyle w:val="Heading2"/>
+      </w:pPr>
+      <w:r>
+        <w:t>Choosing the Appointment Type</w:t>
+      </w:r>
+    </w:p>
+    <w:p>
+      <w:r>
+        <w:t>The app supports two appointment types:</w:t>
+      </w:r>
+    </w:p>
+    <w:p>
+      <w:r>
+        <w:t>| | In-Person | Zoom |</w:t>
+      </w:r>
+    </w:p>
+    <w:p>
+      <w:r>
+        <w:t>|---|---|---|</w:t>
+      </w:r>
+    </w:p>
+    <w:p>
+      <w:r>
+        <w:t>| Client is present | Yes | No |</w:t>
+      </w:r>
+    </w:p>
+    <w:p>
+      <w:r>
+        <w:t>| Whiteboard available | No | Yes |</w:t>
+      </w:r>
+    </w:p>
+    <w:p>
+      <w:r>
+        <w:t>| Photo ID capture | Yes | Yes |</w:t>
+      </w:r>
+    </w:p>
+    <w:p>
+      <w:r>
+        <w:t>| Signatures | Yes | Yes |</w:t>
+      </w:r>
+    </w:p>
+    <w:p>
+      <w:r>
+        <w:t>Choose the type that matches your appointment.</w:t>
+      </w:r>
+    </w:p>
+    <w:p>
       <w:r>
         <w:rPr>
-          <w:rFonts w:ascii="Arial" w:hAnsi="Arial"/>
+          <w:b/>
         </w:rPr>
-        <w:t xml:space="preserve"> capture the client's objectives and current position.</w:t>
+        <w:t>**IMPORTANT** You cannot change the appointment type after starting. If you need to change, return to the start screen and begin again.</w:t>
+      </w:r>
+    </w:p>
+    <w:p>
+      <w:r>
+        <w:t>____________________________________________________________</w:t>
+      </w:r>
+    </w:p>
+    <w:p>
+      <w:pPr>
+        <w:pStyle w:val="Heading2"/>
+      </w:pPr>
+      <w:r>
+        <w:t>Starting an Appointment</w:t>
       </w:r>
     </w:p>
     <w:p>
@@ -2640,22 +935,22 @@
         <w:pStyle w:val="ListBullet"/>
       </w:pPr>
       <w:r>
-        <w:rPr>
-          <w:rFonts w:ascii="Arial" w:hAnsi="Arial"/>
-        </w:rPr>
-      </w:r>
-      <w:r>
-        <w:rPr>
-          <w:rFonts w:ascii="Arial" w:hAnsi="Arial"/>
-          <w:b/>
-        </w:rPr>
-        <w:t>Financial:</w:t>
-      </w:r>
-      <w:r>
-        <w:rPr>
-          <w:rFonts w:ascii="Arial" w:hAnsi="Arial"/>
-        </w:rPr>
-        <w:t xml:space="preserve"> record the relevant financial discussion.</w:t>
+        <w:t>1. Select your name from the staff list on the start screen.</w:t>
+      </w:r>
+    </w:p>
+    <w:p>
+      <w:r>
+        <w:t>2. Choose In-Person or Zoom.</w:t>
+      </w:r>
+    </w:p>
+    <w:p>
+      <w:r>
+        <w:t>3. Tap Continue.</w:t>
+      </w:r>
+    </w:p>
+    <w:p>
+      <w:r>
+        <w:t>If a saved appointment exists, you will see three choices:</w:t>
       </w:r>
     </w:p>
     <w:p>
@@ -2663,22 +958,43 @@
         <w:pStyle w:val="ListBullet"/>
       </w:pPr>
       <w:r>
+        <w:t>1. **Continue Current Appointment** — resume working on your saved appointment.</w:t>
+      </w:r>
+    </w:p>
+    <w:p>
+      <w:r>
+        <w:t>2. **Start New and Keep Saved Appointment** — begin a new appointment while keeping your saved one.</w:t>
+      </w:r>
+    </w:p>
+    <w:p>
+      <w:r>
+        <w:t>3. **Delete Saved Appointment and Start New** — remove the saved appointment and start fresh.</w:t>
+      </w:r>
+    </w:p>
+    <w:p>
+      <w:r>
         <w:rPr>
-          <w:rFonts w:ascii="Arial" w:hAnsi="Arial"/>
-        </w:rPr>
-      </w:r>
-      <w:r>
-        <w:rPr>
-          <w:rFonts w:ascii="Arial" w:hAnsi="Arial"/>
           <w:b/>
         </w:rPr>
-        <w:t>Professional:</w:t>
-      </w:r>
-      <w:r>
-        <w:rPr>
-          <w:rFonts w:ascii="Arial" w:hAnsi="Arial"/>
-        </w:rPr>
-        <w:t xml:space="preserve"> capture professional contacts and referrals.</w:t>
+        <w:t>**WARNING** Deleting a saved appointment cannot be undone.</w:t>
+      </w:r>
+    </w:p>
+    <w:p>
+      <w:r>
+        <w:t>____________________________________________________________</w:t>
+      </w:r>
+    </w:p>
+    <w:p>
+      <w:pPr>
+        <w:pStyle w:val="Heading2"/>
+      </w:pPr>
+      <w:r>
+        <w:t>In-Person Appointments</w:t>
+      </w:r>
+    </w:p>
+    <w:p>
+      <w:r>
+        <w:t>Complete each section in order:</w:t>
       </w:r>
     </w:p>
     <w:p>
@@ -2686,22 +1002,50 @@
         <w:pStyle w:val="ListBullet"/>
       </w:pPr>
       <w:r>
-        <w:rPr>
-          <w:rFonts w:ascii="Arial" w:hAnsi="Arial"/>
-        </w:rPr>
-      </w:r>
-      <w:r>
-        <w:rPr>
-          <w:rFonts w:ascii="Arial" w:hAnsi="Arial"/>
-          <w:b/>
-        </w:rPr>
-        <w:t>Strategy:</w:t>
-      </w:r>
-      <w:r>
-        <w:rPr>
-          <w:rFonts w:ascii="Arial" w:hAnsi="Arial"/>
-        </w:rPr>
-        <w:t xml:space="preserve"> document the strategy discussion and recommendations.</w:t>
+        <w:t>1. Client details: name, email, phone and address.</w:t>
+      </w:r>
+    </w:p>
+    <w:p>
+      <w:r>
+        <w:t>2. Sale details: property address, price and contract due date.</w:t>
+      </w:r>
+    </w:p>
+    <w:p>
+      <w:r>
+        <w:t>3. EOI (Expression of Interest) details if needed.</w:t>
+      </w:r>
+    </w:p>
+    <w:p>
+      <w:r>
+        <w:t>4. IA (Irrevocable Authority) details if needed.</w:t>
+      </w:r>
+    </w:p>
+    <w:p>
+      <w:r>
+        <w:t>5. Supporting documents and identification.</w:t>
+      </w:r>
+    </w:p>
+    <w:p>
+      <w:r>
+        <w:t>6. Client signatures.</w:t>
+      </w:r>
+    </w:p>
+    <w:p>
+      <w:r>
+        <w:t>7. Save after each section.</w:t>
+      </w:r>
+    </w:p>
+    <w:p>
+      <w:r>
+        <w:t>____________________________________________________________</w:t>
+      </w:r>
+    </w:p>
+    <w:p>
+      <w:pPr>
+        <w:pStyle w:val="Heading2"/>
+      </w:pPr>
+      <w:r>
+        <w:t>Entering Sale Details</w:t>
       </w:r>
     </w:p>
     <w:p>
@@ -2709,22 +1053,40 @@
         <w:pStyle w:val="ListBullet"/>
       </w:pPr>
       <w:r>
-        <w:rPr>
-          <w:rFonts w:ascii="Arial" w:hAnsi="Arial"/>
-        </w:rPr>
-      </w:r>
-      <w:r>
-        <w:rPr>
-          <w:rFonts w:ascii="Arial" w:hAnsi="Arial"/>
-          <w:b/>
-        </w:rPr>
-        <w:t>Workspace:</w:t>
-      </w:r>
-      <w:r>
-        <w:rPr>
-          <w:rFonts w:ascii="Arial" w:hAnsi="Arial"/>
-        </w:rPr>
-        <w:t xml:space="preserve"> use the whiteboard when a visual explanation helps.</w:t>
+        <w:t>1. Enter the property sale address.</w:t>
+      </w:r>
+    </w:p>
+    <w:p>
+      <w:r>
+        <w:t>2. Enter the sale price.</w:t>
+      </w:r>
+    </w:p>
+    <w:p>
+      <w:r>
+        <w:t>3. Set the contract due date or check Contract Due Date TBC.</w:t>
+      </w:r>
+    </w:p>
+    <w:p>
+      <w:r>
+        <w:t>The sale details appear in the final documents.</w:t>
+      </w:r>
+    </w:p>
+    <w:p>
+      <w:r>
+        <w:t>____________________________________________________________</w:t>
+      </w:r>
+    </w:p>
+    <w:p>
+      <w:pPr>
+        <w:pStyle w:val="Heading2"/>
+      </w:pPr>
+      <w:r>
+        <w:t>Zoom Appointments</w:t>
+      </w:r>
+    </w:p>
+    <w:p>
+      <w:r>
+        <w:t>Zoom appointments include everything in an in-person appointment, plus:</w:t>
       </w:r>
     </w:p>
     <w:p>
@@ -2732,189 +1094,22 @@
         <w:pStyle w:val="ListBullet"/>
       </w:pPr>
       <w:r>
-        <w:rPr>
-          <w:rFonts w:ascii="Arial" w:hAnsi="Arial"/>
-        </w:rPr>
-      </w:r>
-      <w:r>
-        <w:rPr>
-          <w:rFonts w:ascii="Arial" w:hAnsi="Arial"/>
-          <w:b/>
-        </w:rPr>
-        <w:t>Outputs:</w:t>
-      </w:r>
-      <w:r>
-        <w:rPr>
-          <w:rFonts w:ascii="Arial" w:hAnsi="Arial"/>
-        </w:rPr>
-        <w:t xml:space="preserve"> select the forms and documents required for handover.</w:t>
-      </w:r>
-    </w:p>
-    <w:p>
-      <w:r>
-        <w:rPr>
-          <w:rFonts w:ascii="Arial" w:hAnsi="Arial"/>
-        </w:rPr>
-        <w:t>The Zoom Client Review date is the next-appointment source for the prepared email. A time is included only if the workflow already stores one.</w:t>
-      </w:r>
-    </w:p>
-    <w:tbl>
-      <w:tblPr>
-        <w:tblW w:type="auto" w:w="0"/>
-        <w:jc w:val="center"/>
-        <w:tblLook w:firstColumn="1" w:firstRow="1" w:lastColumn="0" w:lastRow="0" w:noHBand="0" w:noVBand="1" w:val="04A0"/>
-      </w:tblPr>
-      <w:tblGrid>
-        <w:gridCol w:w="9866"/>
-      </w:tblGrid>
-      <w:tr>
-        <w:tc>
-          <w:tcPr>
-            <w:tcW w:type="dxa" w:w="9866"/>
-            <w:shd w:fill="FBF5E7"/>
-            <w:tcBorders>
-              <w:left w:val="single" w:sz="18" w:color="C6A14A"/>
-            </w:tcBorders>
-          </w:tcPr>
-          <w:p>
-            <w:pPr>
-              <w:spacing w:after="0"/>
-            </w:pPr>
-            <w:r>
-              <w:rPr>
-                <w:b w:val="0"/>
-                <w:color w:val="0D253F"/>
-                <w:sz w:val="18"/>
-              </w:rPr>
-            </w:r>
-            <w:r>
-              <w:rPr>
-                <w:b/>
-                <w:color w:val="0D253F"/>
-                <w:sz w:val="18"/>
-              </w:rPr>
-              <w:t>Tip:</w:t>
-            </w:r>
-            <w:r>
-              <w:rPr>
-                <w:b w:val="0"/>
-                <w:color w:val="0D253F"/>
-                <w:sz w:val="18"/>
-              </w:rPr>
-              <w:t xml:space="preserve"> Save the draft before changing appointment type or leaving the browser.</w:t>
-            </w:r>
-          </w:p>
-        </w:tc>
-      </w:tr>
-    </w:tbl>
-    <w:p>
-      <w:pPr>
-        <w:spacing w:after="0"/>
-      </w:pPr>
-    </w:p>
-    <w:p>
-      <w:r>
-        <w:br w:type="page"/>
-      </w:r>
-    </w:p>
-    <w:p>
-      <w:pPr>
-        <w:pStyle w:val="Heading1"/>
-        <w:keepNext/>
-        <w:spacing w:after="80"/>
-      </w:pPr>
-      <w:r>
-        <w:t>8. Zoom Whiteboard</w:t>
-      </w:r>
-    </w:p>
-    <w:tbl>
-      <w:tblPr>
-        <w:tblW w:type="auto" w:w="0"/>
-        <w:tblLook w:firstColumn="1" w:firstRow="1" w:lastColumn="0" w:lastRow="0" w:noHBand="0" w:noVBand="1" w:val="04A0"/>
-      </w:tblPr>
-      <w:tblGrid>
-        <w:gridCol w:w="9866"/>
-      </w:tblGrid>
-      <w:tr>
-        <w:trPr>
-          <w:trHeight w:val="68" w:hRule="exact"/>
-        </w:trPr>
-        <w:tc>
-          <w:tcPr>
-            <w:tcW w:type="dxa" w:w="9866"/>
-            <w:shd w:fill="C6A14A"/>
-          </w:tcPr>
-          <w:p>
-            <w:r/>
-          </w:p>
-        </w:tc>
-      </w:tr>
-    </w:tbl>
-    <w:p>
-      <w:pPr>
-        <w:spacing w:after="0"/>
-      </w:pPr>
-    </w:p>
-    <w:p>
-      <w:r>
-        <w:rPr>
-          <w:rFonts w:ascii="Arial" w:hAnsi="Arial"/>
-        </w:rPr>
-        <w:t>Use the Consultation Workspace to sketch explanations during a Zoom appointment.</w:t>
-      </w:r>
-    </w:p>
-    <w:p>
-      <w:pPr>
-        <w:spacing w:after="40"/>
-        <w:jc w:val="center"/>
-      </w:pPr>
-      <w:r>
-        <w:drawing>
-          <wp:inline xmlns:a="http://schemas.openxmlformats.org/drawingml/2006/main" xmlns:pic="http://schemas.openxmlformats.org/drawingml/2006/picture">
-            <wp:extent cx="5493420" cy="4392000"/>
-            <wp:docPr id="6" name="Picture 6"/>
-            <wp:cNvGraphicFramePr>
-              <a:graphicFrameLocks noChangeAspect="1"/>
-            </wp:cNvGraphicFramePr>
-            <a:graphic>
-              <a:graphicData uri="http://schemas.openxmlformats.org/drawingml/2006/picture">
-                <pic:pic>
-                  <pic:nvPicPr>
-                    <pic:cNvPr id="0" name="05-zoom-whiteboard.png"/>
-                    <pic:cNvPicPr/>
-                  </pic:nvPicPr>
-                  <pic:blipFill>
-                    <a:blip r:embed="rId16"/>
-                    <a:stretch>
-                      <a:fillRect/>
-                    </a:stretch>
-                  </pic:blipFill>
-                  <pic:spPr>
-                    <a:xfrm>
-                      <a:off x="0" y="0"/>
-                      <a:ext cx="5493420" cy="4392000"/>
-                    </a:xfrm>
-                    <a:prstGeom prst="rect"/>
-                  </pic:spPr>
-                </pic:pic>
-              </a:graphicData>
-            </a:graphic>
-          </wp:inline>
-        </w:drawing>
-      </w:r>
-    </w:p>
-    <w:p>
-      <w:pPr>
-        <w:spacing w:after="80"/>
-        <w:jc w:val="center"/>
-      </w:pPr>
-      <w:r>
-        <w:rPr>
-          <w:i/>
-          <w:color w:val="58697E"/>
-          <w:sz w:val="15"/>
-        </w:rPr>
-        <w:t>Zoom whiteboard with a test drawing</w:t>
+        <w:t>1. Zoom notes section for consultation notes.</w:t>
+      </w:r>
+    </w:p>
+    <w:p>
+      <w:r>
+        <w:t>2. Builder and developer selection.</w:t>
+      </w:r>
+    </w:p>
+    <w:p>
+      <w:r>
+        <w:t>3. Timeline for the client.</w:t>
+      </w:r>
+    </w:p>
+    <w:p>
+      <w:r>
+        <w:t>____________________________________________________________</w:t>
       </w:r>
     </w:p>
     <w:p>
@@ -2922,601 +1117,48 @@
         <w:pStyle w:val="Heading2"/>
       </w:pPr>
       <w:r>
+        <w:t>Using the Zoom Whiteboard</w:t>
+      </w:r>
+    </w:p>
+    <w:p>
+      <w:r>
+        <w:t>The whiteboard helps you draw and explain concepts during Zoom consultations.</w:t>
+      </w:r>
+    </w:p>
+    <w:p>
+      <w:pPr>
+        <w:pStyle w:val="ListBullet"/>
+      </w:pPr>
+      <w:r>
+        <w:t>1. Use the pen tool to draw on the whiteboard.</w:t>
+      </w:r>
+    </w:p>
+    <w:p>
+      <w:r>
+        <w:t>2. Tap Save Page to keep the current drawing.</w:t>
+      </w:r>
+    </w:p>
+    <w:p>
+      <w:r>
+        <w:t>3. Saved pages appear as thumbnails below the whiteboard.</w:t>
+      </w:r>
+    </w:p>
+    <w:p>
+      <w:r>
+        <w:t>4. Tap a thumbnail to view a saved page.</w:t>
+      </w:r>
+    </w:p>
+    <w:p>
+      <w:r>
         <w:rPr>
-          <w:rFonts w:ascii="Arial" w:hAnsi="Arial"/>
+          <w:b/>
         </w:rPr>
-        <w:t>Whiteboard controls</w:t>
-      </w:r>
-    </w:p>
-    <w:tbl>
-      <w:tblPr>
-        <w:tblW w:type="auto" w:w="0"/>
-        <w:jc w:val="center"/>
-        <w:tblLayout w:type="autofit"/>
-        <w:tblLook w:firstColumn="1" w:firstRow="1" w:lastColumn="0" w:lastRow="0" w:noHBand="0" w:noVBand="1" w:val="04A0"/>
-      </w:tblPr>
-      <w:tblGrid>
-        <w:gridCol w:w="4933"/>
-        <w:gridCol w:w="4933"/>
-      </w:tblGrid>
-      <w:tr>
-        <w:trPr>
-          <w:tblHeader w:val="true"/>
-        </w:trPr>
-        <w:tc>
-          <w:tcPr>
-            <w:tcW w:type="dxa" w:w="4933"/>
-            <w:vAlign w:val="center"/>
-            <w:shd w:fill="071B33"/>
-          </w:tcPr>
-          <w:p>
-            <w:pPr>
-              <w:spacing w:after="40"/>
-            </w:pPr>
-            <w:r>
-              <w:rPr>
-                <w:rFonts w:ascii="Arial" w:hAnsi="Arial"/>
-                <w:b/>
-                <w:color w:val="FFFFFF"/>
-                <w:sz w:val="16"/>
-              </w:rPr>
-              <w:t>Control</w:t>
-            </w:r>
-          </w:p>
-        </w:tc>
-        <w:tc>
-          <w:tcPr>
-            <w:tcW w:type="dxa" w:w="4933"/>
-            <w:vAlign w:val="center"/>
-            <w:shd w:fill="071B33"/>
-          </w:tcPr>
-          <w:p>
-            <w:pPr>
-              <w:spacing w:after="40"/>
-            </w:pPr>
-            <w:r>
-              <w:rPr>
-                <w:rFonts w:ascii="Arial" w:hAnsi="Arial"/>
-                <w:b/>
-                <w:color w:val="FFFFFF"/>
-                <w:sz w:val="16"/>
-              </w:rPr>
-              <w:t>Purpose</w:t>
-            </w:r>
-          </w:p>
-        </w:tc>
-      </w:tr>
-      <w:tr>
-        <w:tc>
-          <w:tcPr>
-            <w:tcW w:type="dxa" w:w="4933"/>
-            <w:vAlign w:val="center"/>
-            <w:tcBorders>
-              <w:bottom w:val="single" w:sz="4" w:color="DDE3EA"/>
-            </w:tcBorders>
-          </w:tcPr>
-          <w:p>
-            <w:pPr>
-              <w:spacing w:after="40"/>
-            </w:pPr>
-            <w:r>
-              <w:rPr>
-                <w:rFonts w:ascii="Arial" w:hAnsi="Arial"/>
-                <w:b/>
-                <w:color w:val="0D253F"/>
-                <w:sz w:val="16"/>
-              </w:rPr>
-              <w:t>Draw</w:t>
-            </w:r>
-          </w:p>
-        </w:tc>
-        <w:tc>
-          <w:tcPr>
-            <w:tcW w:type="dxa" w:w="4933"/>
-            <w:vAlign w:val="center"/>
-            <w:tcBorders>
-              <w:bottom w:val="single" w:sz="4" w:color="DDE3EA"/>
-            </w:tcBorders>
-          </w:tcPr>
-          <w:p>
-            <w:pPr>
-              <w:spacing w:after="40"/>
-            </w:pPr>
-            <w:r>
-              <w:rPr>
-                <w:rFonts w:ascii="Arial" w:hAnsi="Arial"/>
-                <w:sz w:val="16"/>
-              </w:rPr>
-              <w:t>Freehand drawing with pointer or touch input.</w:t>
-            </w:r>
-          </w:p>
-        </w:tc>
-      </w:tr>
-      <w:tr>
-        <w:tc>
-          <w:tcPr>
-            <w:tcW w:type="dxa" w:w="4933"/>
-            <w:vAlign w:val="center"/>
-            <w:tcBorders>
-              <w:bottom w:val="single" w:sz="4" w:color="DDE3EA"/>
-            </w:tcBorders>
-          </w:tcPr>
-          <w:p>
-            <w:pPr>
-              <w:spacing w:after="40"/>
-            </w:pPr>
-            <w:r>
-              <w:rPr>
-                <w:rFonts w:ascii="Arial" w:hAnsi="Arial"/>
-                <w:b/>
-                <w:color w:val="0D253F"/>
-                <w:sz w:val="16"/>
-              </w:rPr>
-              <w:t>Text</w:t>
-            </w:r>
-          </w:p>
-        </w:tc>
-        <w:tc>
-          <w:tcPr>
-            <w:tcW w:type="dxa" w:w="4933"/>
-            <w:vAlign w:val="center"/>
-            <w:tcBorders>
-              <w:bottom w:val="single" w:sz="4" w:color="DDE3EA"/>
-            </w:tcBorders>
-          </w:tcPr>
-          <w:p>
-            <w:pPr>
-              <w:spacing w:after="40"/>
-            </w:pPr>
-            <w:r>
-              <w:rPr>
-                <w:rFonts w:ascii="Arial" w:hAnsi="Arial"/>
-                <w:sz w:val="16"/>
-              </w:rPr>
-              <w:t>Add a text annotation.</w:t>
-            </w:r>
-          </w:p>
-        </w:tc>
-      </w:tr>
-      <w:tr>
-        <w:tc>
-          <w:tcPr>
-            <w:tcW w:type="dxa" w:w="4933"/>
-            <w:vAlign w:val="center"/>
-            <w:tcBorders>
-              <w:bottom w:val="single" w:sz="4" w:color="DDE3EA"/>
-            </w:tcBorders>
-          </w:tcPr>
-          <w:p>
-            <w:pPr>
-              <w:spacing w:after="40"/>
-            </w:pPr>
-            <w:r>
-              <w:rPr>
-                <w:rFonts w:ascii="Arial" w:hAnsi="Arial"/>
-                <w:b/>
-                <w:color w:val="0D253F"/>
-                <w:sz w:val="16"/>
-              </w:rPr>
-              <w:t>Shapes</w:t>
-            </w:r>
-          </w:p>
-        </w:tc>
-        <w:tc>
-          <w:tcPr>
-            <w:tcW w:type="dxa" w:w="4933"/>
-            <w:vAlign w:val="center"/>
-            <w:tcBorders>
-              <w:bottom w:val="single" w:sz="4" w:color="DDE3EA"/>
-            </w:tcBorders>
-          </w:tcPr>
-          <w:p>
-            <w:pPr>
-              <w:spacing w:after="40"/>
-            </w:pPr>
-            <w:r>
-              <w:rPr>
-                <w:rFonts w:ascii="Arial" w:hAnsi="Arial"/>
-                <w:sz w:val="16"/>
-              </w:rPr>
-              <w:t>Add supported diagram shapes.</w:t>
-            </w:r>
-          </w:p>
-        </w:tc>
-      </w:tr>
-      <w:tr>
-        <w:tc>
-          <w:tcPr>
-            <w:tcW w:type="dxa" w:w="4933"/>
-            <w:vAlign w:val="center"/>
-            <w:tcBorders>
-              <w:bottom w:val="single" w:sz="4" w:color="DDE3EA"/>
-            </w:tcBorders>
-          </w:tcPr>
-          <w:p>
-            <w:pPr>
-              <w:spacing w:after="40"/>
-            </w:pPr>
-            <w:r>
-              <w:rPr>
-                <w:rFonts w:ascii="Arial" w:hAnsi="Arial"/>
-                <w:b/>
-                <w:color w:val="0D253F"/>
-                <w:sz w:val="16"/>
-              </w:rPr>
-              <w:t>Templates</w:t>
-            </w:r>
-          </w:p>
-        </w:tc>
-        <w:tc>
-          <w:tcPr>
-            <w:tcW w:type="dxa" w:w="4933"/>
-            <w:vAlign w:val="center"/>
-            <w:tcBorders>
-              <w:bottom w:val="single" w:sz="4" w:color="DDE3EA"/>
-            </w:tcBorders>
-          </w:tcPr>
-          <w:p>
-            <w:pPr>
-              <w:spacing w:after="40"/>
-            </w:pPr>
-            <w:r>
-              <w:rPr>
-                <w:rFonts w:ascii="Arial" w:hAnsi="Arial"/>
-                <w:sz w:val="16"/>
-              </w:rPr>
-              <w:t>Start from an available workspace template.</w:t>
-            </w:r>
-          </w:p>
-        </w:tc>
-      </w:tr>
-      <w:tr>
-        <w:tc>
-          <w:tcPr>
-            <w:tcW w:type="dxa" w:w="4933"/>
-            <w:vAlign w:val="center"/>
-            <w:tcBorders>
-              <w:bottom w:val="single" w:sz="4" w:color="DDE3EA"/>
-            </w:tcBorders>
-          </w:tcPr>
-          <w:p>
-            <w:pPr>
-              <w:spacing w:after="40"/>
-            </w:pPr>
-            <w:r>
-              <w:rPr>
-                <w:rFonts w:ascii="Arial" w:hAnsi="Arial"/>
-                <w:b/>
-                <w:color w:val="0D253F"/>
-                <w:sz w:val="16"/>
-              </w:rPr>
-              <w:t>Undo / Redo</w:t>
-            </w:r>
-          </w:p>
-        </w:tc>
-        <w:tc>
-          <w:tcPr>
-            <w:tcW w:type="dxa" w:w="4933"/>
-            <w:vAlign w:val="center"/>
-            <w:tcBorders>
-              <w:bottom w:val="single" w:sz="4" w:color="DDE3EA"/>
-            </w:tcBorders>
-          </w:tcPr>
-          <w:p>
-            <w:pPr>
-              <w:spacing w:after="40"/>
-            </w:pPr>
-            <w:r>
-              <w:rPr>
-                <w:rFonts w:ascii="Arial" w:hAnsi="Arial"/>
-                <w:sz w:val="16"/>
-              </w:rPr>
-              <w:t>Move backward or forward through recent changes.</w:t>
-            </w:r>
-          </w:p>
-        </w:tc>
-      </w:tr>
-      <w:tr>
-        <w:tc>
-          <w:tcPr>
-            <w:tcW w:type="dxa" w:w="4933"/>
-            <w:vAlign w:val="center"/>
-            <w:tcBorders>
-              <w:bottom w:val="single" w:sz="4" w:color="DDE3EA"/>
-            </w:tcBorders>
-          </w:tcPr>
-          <w:p>
-            <w:pPr>
-              <w:spacing w:after="40"/>
-            </w:pPr>
-            <w:r>
-              <w:rPr>
-                <w:rFonts w:ascii="Arial" w:hAnsi="Arial"/>
-                <w:b/>
-                <w:color w:val="0D253F"/>
-                <w:sz w:val="16"/>
-              </w:rPr>
-              <w:t>Eraser</w:t>
-            </w:r>
-          </w:p>
-        </w:tc>
-        <w:tc>
-          <w:tcPr>
-            <w:tcW w:type="dxa" w:w="4933"/>
-            <w:vAlign w:val="center"/>
-            <w:tcBorders>
-              <w:bottom w:val="single" w:sz="4" w:color="DDE3EA"/>
-            </w:tcBorders>
-          </w:tcPr>
-          <w:p>
-            <w:pPr>
-              <w:spacing w:after="40"/>
-            </w:pPr>
-            <w:r>
-              <w:rPr>
-                <w:rFonts w:ascii="Arial" w:hAnsi="Arial"/>
-                <w:sz w:val="16"/>
-              </w:rPr>
-              <w:t>Remove selected strokes.</w:t>
-            </w:r>
-          </w:p>
-        </w:tc>
-      </w:tr>
-      <w:tr>
-        <w:tc>
-          <w:tcPr>
-            <w:tcW w:type="dxa" w:w="4933"/>
-            <w:vAlign w:val="center"/>
-            <w:tcBorders>
-              <w:bottom w:val="single" w:sz="4" w:color="DDE3EA"/>
-            </w:tcBorders>
-          </w:tcPr>
-          <w:p>
-            <w:pPr>
-              <w:spacing w:after="40"/>
-            </w:pPr>
-            <w:r>
-              <w:rPr>
-                <w:rFonts w:ascii="Arial" w:hAnsi="Arial"/>
-                <w:b/>
-                <w:color w:val="0D253F"/>
-                <w:sz w:val="16"/>
-              </w:rPr>
-              <w:t>Clear</w:t>
-            </w:r>
-          </w:p>
-        </w:tc>
-        <w:tc>
-          <w:tcPr>
-            <w:tcW w:type="dxa" w:w="4933"/>
-            <w:vAlign w:val="center"/>
-            <w:tcBorders>
-              <w:bottom w:val="single" w:sz="4" w:color="DDE3EA"/>
-            </w:tcBorders>
-          </w:tcPr>
-          <w:p>
-            <w:pPr>
-              <w:spacing w:after="40"/>
-            </w:pPr>
-            <w:r>
-              <w:rPr>
-                <w:rFonts w:ascii="Arial" w:hAnsi="Arial"/>
-                <w:sz w:val="16"/>
-              </w:rPr>
-              <w:t>Clear the current page after confirmation.</w:t>
-            </w:r>
-          </w:p>
-        </w:tc>
-      </w:tr>
-      <w:tr>
-        <w:tc>
-          <w:tcPr>
-            <w:tcW w:type="dxa" w:w="4933"/>
-            <w:vAlign w:val="center"/>
-            <w:tcBorders>
-              <w:bottom w:val="single" w:sz="4" w:color="DDE3EA"/>
-            </w:tcBorders>
-          </w:tcPr>
-          <w:p>
-            <w:pPr>
-              <w:spacing w:after="40"/>
-            </w:pPr>
-            <w:r>
-              <w:rPr>
-                <w:rFonts w:ascii="Arial" w:hAnsi="Arial"/>
-                <w:b/>
-                <w:color w:val="0D253F"/>
-                <w:sz w:val="16"/>
-              </w:rPr>
-              <w:t>New Page</w:t>
-            </w:r>
-          </w:p>
-        </w:tc>
-        <w:tc>
-          <w:tcPr>
-            <w:tcW w:type="dxa" w:w="4933"/>
-            <w:vAlign w:val="center"/>
-            <w:tcBorders>
-              <w:bottom w:val="single" w:sz="4" w:color="DDE3EA"/>
-            </w:tcBorders>
-          </w:tcPr>
-          <w:p>
-            <w:pPr>
-              <w:spacing w:after="40"/>
-            </w:pPr>
-            <w:r>
-              <w:rPr>
-                <w:rFonts w:ascii="Arial" w:hAnsi="Arial"/>
-                <w:sz w:val="16"/>
-              </w:rPr>
-              <w:t>Add another workspace page.</w:t>
-            </w:r>
-          </w:p>
-        </w:tc>
-      </w:tr>
-      <w:tr>
-        <w:tc>
-          <w:tcPr>
-            <w:tcW w:type="dxa" w:w="4933"/>
-            <w:vAlign w:val="center"/>
-            <w:tcBorders>
-              <w:bottom w:val="single" w:sz="4" w:color="DDE3EA"/>
-            </w:tcBorders>
-          </w:tcPr>
-          <w:p>
-            <w:pPr>
-              <w:spacing w:after="40"/>
-            </w:pPr>
-            <w:r>
-              <w:rPr>
-                <w:rFonts w:ascii="Arial" w:hAnsi="Arial"/>
-                <w:b/>
-                <w:color w:val="0D253F"/>
-                <w:sz w:val="16"/>
-              </w:rPr>
-              <w:t>Save Page</w:t>
-            </w:r>
-          </w:p>
-        </w:tc>
-        <w:tc>
-          <w:tcPr>
-            <w:tcW w:type="dxa" w:w="4933"/>
-            <w:vAlign w:val="center"/>
-            <w:tcBorders>
-              <w:bottom w:val="single" w:sz="4" w:color="DDE3EA"/>
-            </w:tcBorders>
-          </w:tcPr>
-          <w:p>
-            <w:pPr>
-              <w:spacing w:after="40"/>
-            </w:pPr>
-            <w:r>
-              <w:rPr>
-                <w:rFonts w:ascii="Arial" w:hAnsi="Arial"/>
-                <w:sz w:val="16"/>
-              </w:rPr>
-              <w:t>Save the current whiteboard page.</w:t>
-            </w:r>
-          </w:p>
-        </w:tc>
-      </w:tr>
-    </w:tbl>
-    <w:p>
-      <w:pPr>
-        <w:spacing w:after="0"/>
-      </w:pPr>
-    </w:p>
-    <w:p>
-      <w:r>
-        <w:rPr>
-          <w:rFonts w:ascii="Arial" w:hAnsi="Arial"/>
-        </w:rPr>
-        <w:t>Rotate the device if more drawing space is needed. Confirm the canvas remains visible after rotation before continuing.</w:t>
-      </w:r>
-    </w:p>
-    <w:p>
-      <w:r>
-        <w:br w:type="page"/>
-      </w:r>
-    </w:p>
-    <w:p>
-      <w:pPr>
-        <w:pStyle w:val="Heading1"/>
-        <w:keepNext/>
-        <w:spacing w:after="80"/>
-      </w:pPr>
-      <w:r>
-        <w:t>9. ID Documents and Signatures</w:t>
-      </w:r>
-    </w:p>
-    <w:tbl>
-      <w:tblPr>
-        <w:tblW w:type="auto" w:w="0"/>
-        <w:tblLook w:firstColumn="1" w:firstRow="1" w:lastColumn="0" w:lastRow="0" w:noHBand="0" w:noVBand="1" w:val="04A0"/>
-      </w:tblPr>
-      <w:tblGrid>
-        <w:gridCol w:w="9866"/>
-      </w:tblGrid>
-      <w:tr>
-        <w:trPr>
-          <w:trHeight w:val="68" w:hRule="exact"/>
-        </w:trPr>
-        <w:tc>
-          <w:tcPr>
-            <w:tcW w:type="dxa" w:w="9866"/>
-            <w:shd w:fill="C6A14A"/>
-          </w:tcPr>
-          <w:p>
-            <w:r/>
-          </w:p>
-        </w:tc>
-      </w:tr>
-    </w:tbl>
-    <w:p>
-      <w:pPr>
-        <w:spacing w:after="0"/>
-      </w:pPr>
-    </w:p>
-    <w:p>
-      <w:r>
-        <w:rPr>
-          <w:rFonts w:ascii="Arial" w:hAnsi="Arial"/>
-        </w:rPr>
-        <w:t>Attach legible ID images and capture signatures only with the client's knowledge and consent.</w:t>
-      </w:r>
-    </w:p>
-    <w:p>
-      <w:pPr>
-        <w:spacing w:after="40"/>
-        <w:jc w:val="center"/>
-      </w:pPr>
-      <w:r>
-        <w:drawing>
-          <wp:inline xmlns:a="http://schemas.openxmlformats.org/drawingml/2006/main" xmlns:pic="http://schemas.openxmlformats.org/drawingml/2006/picture">
-            <wp:extent cx="3906159" cy="4392000"/>
-            <wp:docPr id="7" name="Picture 7"/>
-            <wp:cNvGraphicFramePr>
-              <a:graphicFrameLocks noChangeAspect="1"/>
-            </wp:cNvGraphicFramePr>
-            <a:graphic>
-              <a:graphicData uri="http://schemas.openxmlformats.org/drawingml/2006/picture">
-                <pic:pic>
-                  <pic:nvPicPr>
-                    <pic:cNvPr id="0" name="07-id-signatures.png"/>
-                    <pic:cNvPicPr/>
-                  </pic:nvPicPr>
-                  <pic:blipFill>
-                    <a:blip r:embed="rId17"/>
-                    <a:stretch>
-                      <a:fillRect/>
-                    </a:stretch>
-                  </pic:blipFill>
-                  <pic:spPr>
-                    <a:xfrm>
-                      <a:off x="0" y="0"/>
-                      <a:ext cx="3906159" cy="4392000"/>
-                    </a:xfrm>
-                    <a:prstGeom prst="rect"/>
-                  </pic:spPr>
-                </pic:pic>
-              </a:graphicData>
-            </a:graphic>
-          </wp:inline>
-        </w:drawing>
-      </w:r>
-    </w:p>
-    <w:p>
-      <w:pPr>
-        <w:spacing w:after="80"/>
-        <w:jc w:val="center"/>
-      </w:pPr>
-      <w:r>
-        <w:rPr>
-          <w:i/>
-          <w:color w:val="58697E"/>
-          <w:sz w:val="15"/>
-        </w:rPr>
-        <w:t>ID document attachment areas</w:t>
+        <w:t>**IMPORTANT** Save a page before clearing the whiteboard. Unsaved drawings are lost.</w:t>
+      </w:r>
+    </w:p>
+    <w:p>
+      <w:r>
+        <w:t>____________________________________________________________</w:t>
       </w:r>
     </w:p>
     <w:p>
@@ -3524,102 +1166,38 @@
         <w:pStyle w:val="Heading2"/>
       </w:pPr>
       <w:r>
+        <w:t>Adding Identification and Supporting Documents</w:t>
+      </w:r>
+    </w:p>
+    <w:p>
+      <w:pPr>
+        <w:pStyle w:val="ListBullet"/>
+      </w:pPr>
+      <w:r>
+        <w:t>1. Tap the photo area to add a photo or scanned document.</w:t>
+      </w:r>
+    </w:p>
+    <w:p>
+      <w:r>
+        <w:t>2. Choose from camera, photo library or file picker.</w:t>
+      </w:r>
+    </w:p>
+    <w:p>
+      <w:r>
+        <w:t>3. The image is added to the appointment.</w:t>
+      </w:r>
+    </w:p>
+    <w:p>
+      <w:r>
         <w:rPr>
-          <w:rFonts w:ascii="Arial" w:hAnsi="Arial"/>
-        </w:rPr>
-        <w:t>ID photographs</w:t>
-      </w:r>
-    </w:p>
-    <w:p>
-      <w:r>
-        <w:rPr>
-          <w:rFonts w:ascii="Arial" w:hAnsi="Arial"/>
-        </w:rPr>
-        <w:t xml:space="preserve">1. Tap the correct </w:t>
-      </w:r>
-      <w:r>
-        <w:rPr>
-          <w:rFonts w:ascii="Arial" w:hAnsi="Arial"/>
           <w:b/>
         </w:rPr>
-        <w:t>ID Front</w:t>
-      </w:r>
-      <w:r>
-        <w:rPr>
-          <w:rFonts w:ascii="Arial" w:hAnsi="Arial"/>
-        </w:rPr>
-        <w:t xml:space="preserve"> or </w:t>
-      </w:r>
-      <w:r>
-        <w:rPr>
-          <w:rFonts w:ascii="Arial" w:hAnsi="Arial"/>
-          <w:b/>
-        </w:rPr>
-        <w:t>ID Back</w:t>
-      </w:r>
-      <w:r>
-        <w:rPr>
-          <w:rFonts w:ascii="Arial" w:hAnsi="Arial"/>
-        </w:rPr>
-        <w:t xml:space="preserve"> area.</w:t>
-      </w:r>
-    </w:p>
-    <w:p>
-      <w:r>
-        <w:rPr>
-          <w:rFonts w:ascii="Arial" w:hAnsi="Arial"/>
-        </w:rPr>
-        <w:t>2. Take a new photo or choose the correct existing image.</w:t>
-      </w:r>
-    </w:p>
-    <w:p>
-      <w:r>
-        <w:rPr>
-          <w:rFonts w:ascii="Arial" w:hAnsi="Arial"/>
-        </w:rPr>
-        <w:t>3. Confirm the image is upright and readable.</w:t>
-      </w:r>
-    </w:p>
-    <w:p>
-      <w:r>
-        <w:rPr>
-          <w:rFonts w:ascii="Arial" w:hAnsi="Arial"/>
-        </w:rPr>
-        <w:t xml:space="preserve">4. Use </w:t>
-      </w:r>
-      <w:r>
-        <w:rPr>
-          <w:rFonts w:ascii="Arial" w:hAnsi="Arial"/>
-          <w:b/>
-        </w:rPr>
-        <w:t>Rotate</w:t>
-      </w:r>
-      <w:r>
-        <w:rPr>
-          <w:rFonts w:ascii="Arial" w:hAnsi="Arial"/>
-        </w:rPr>
-        <w:t xml:space="preserve"> if required.</w:t>
-      </w:r>
-    </w:p>
-    <w:p>
-      <w:r>
-        <w:rPr>
-          <w:rFonts w:ascii="Arial" w:hAnsi="Arial"/>
-        </w:rPr>
-        <w:t xml:space="preserve">5. Use </w:t>
-      </w:r>
-      <w:r>
-        <w:rPr>
-          <w:rFonts w:ascii="Arial" w:hAnsi="Arial"/>
-          <w:b/>
-        </w:rPr>
-        <w:t>Remove</w:t>
-      </w:r>
-      <w:r>
-        <w:rPr>
-          <w:rFonts w:ascii="Arial" w:hAnsi="Arial"/>
-        </w:rPr>
-        <w:t xml:space="preserve"> and retake if the image is blurred, cropped or incorrect.</w:t>
+        <w:t>**WARNING** Photos and documents are saved on this device only. They are not sent anywhere until you email the final documents.</w:t>
+      </w:r>
+    </w:p>
+    <w:p>
+      <w:r>
+        <w:t>____________________________________________________________</w:t>
       </w:r>
     </w:p>
     <w:p>
@@ -3627,10 +1205,7 @@
         <w:pStyle w:val="Heading2"/>
       </w:pPr>
       <w:r>
-        <w:rPr>
-          <w:rFonts w:ascii="Arial" w:hAnsi="Arial"/>
-        </w:rPr>
-        <w:t>Signatures</w:t>
+        <w:t>Collecting Signatures</w:t>
       </w:r>
     </w:p>
     <w:p>
@@ -3638,10 +1213,46 @@
         <w:pStyle w:val="ListBullet"/>
       </w:pPr>
       <w:r>
+        <w:t>1. Ask the client to sign in the signature area using their finger or a stylus.</w:t>
+      </w:r>
+    </w:p>
+    <w:p>
+      <w:r>
+        <w:t>2. Tap Clear to remove the signature and try again.</w:t>
+      </w:r>
+    </w:p>
+    <w:p>
+      <w:r>
+        <w:t>3. The signature is saved with the appointment.</w:t>
+      </w:r>
+    </w:p>
+    <w:p>
+      <w:r>
         <w:rPr>
-          <w:rFonts w:ascii="Arial" w:hAnsi="Arial"/>
+          <w:b/>
         </w:rPr>
-        <w:t>Confirm the correct client name above each signature area.</w:t>
+        <w:t>**EXPECTED RESULT** The signature appears clearly on the final documents.</w:t>
+      </w:r>
+    </w:p>
+    <w:p>
+      <w:r>
+        <w:t>____________________________________________________________</w:t>
+      </w:r>
+    </w:p>
+    <w:p>
+      <w:pPr>
+        <w:pStyle w:val="Heading2"/>
+      </w:pPr>
+      <w:r>
+        <w:t>Saving Your Appointment</w:t>
+      </w:r>
+    </w:p>
+    <w:p>
+      <w:r>
+        <w:rPr>
+          <w:b/>
+        </w:rPr>
+        <w:t>**REQUIRED** Save your appointment regularly.</w:t>
       </w:r>
     </w:p>
     <w:p>
@@ -3649,10 +1260,17 @@
         <w:pStyle w:val="ListBullet"/>
       </w:pPr>
       <w:r>
-        <w:rPr>
-          <w:rFonts w:ascii="Arial" w:hAnsi="Arial"/>
-        </w:rPr>
-        <w:t>Ask the client to sign within the boundary.</w:t>
+        <w:t>1. Tap **Save Appointment** after completing each section.</w:t>
+      </w:r>
+    </w:p>
+    <w:p>
+      <w:r>
+        <w:t>2. The status will show Appointment saved when successful.</w:t>
+      </w:r>
+    </w:p>
+    <w:p>
+      <w:r>
+        <w:t>**When saving:**</w:t>
       </w:r>
     </w:p>
     <w:p>
@@ -3660,10 +1278,7 @@
         <w:pStyle w:val="ListBullet"/>
       </w:pPr>
       <w:r>
-        <w:rPr>
-          <w:rFonts w:ascii="Arial" w:hAnsi="Arial"/>
-        </w:rPr>
-        <w:t>Clear and repeat any incomplete signature.</w:t>
+        <w:t>- Your appointment is saved on this device only.</w:t>
       </w:r>
     </w:p>
     <w:p>
@@ -3671,169 +1286,57 @@
         <w:pStyle w:val="ListBullet"/>
       </w:pPr>
       <w:r>
+        <w:t>- Saved appointments expire after 7 days.</w:t>
+      </w:r>
+    </w:p>
+    <w:p>
+      <w:pPr>
+        <w:pStyle w:val="ListBullet"/>
+      </w:pPr>
+      <w:r>
+        <w:t>- Saving again restarts the 7-day period.</w:t>
+      </w:r>
+    </w:p>
+    <w:p>
+      <w:r>
+        <w:t>**If saving fails:**</w:t>
+      </w:r>
+    </w:p>
+    <w:p>
+      <w:pPr>
+        <w:pStyle w:val="ListBullet"/>
+      </w:pPr>
+      <w:r>
+        <w:t>- A message will explain the problem.</w:t>
+      </w:r>
+    </w:p>
+    <w:p>
+      <w:pPr>
+        <w:pStyle w:val="ListBullet"/>
+      </w:pPr>
+      <w:r>
+        <w:t>- Your previous saved version is kept.</w:t>
+      </w:r>
+    </w:p>
+    <w:p>
+      <w:pPr>
+        <w:pStyle w:val="ListBullet"/>
+      </w:pPr>
+      <w:r>
+        <w:t>- Do not close the app until you have saved successfully.</w:t>
+      </w:r>
+    </w:p>
+    <w:p>
+      <w:r>
         <w:rPr>
-          <w:rFonts w:ascii="Arial" w:hAnsi="Arial"/>
+          <w:b/>
         </w:rPr>
-        <w:t>Review signatures before package generation.</w:t>
-      </w:r>
-    </w:p>
-    <w:tbl>
-      <w:tblPr>
-        <w:tblW w:type="auto" w:w="0"/>
-        <w:jc w:val="center"/>
-        <w:tblLook w:firstColumn="1" w:firstRow="1" w:lastColumn="0" w:lastRow="0" w:noHBand="0" w:noVBand="1" w:val="04A0"/>
-      </w:tblPr>
-      <w:tblGrid>
-        <w:gridCol w:w="9866"/>
-      </w:tblGrid>
-      <w:tr>
-        <w:tc>
-          <w:tcPr>
-            <w:tcW w:type="dxa" w:w="9866"/>
-            <w:shd w:fill="FBF5E7"/>
-            <w:tcBorders>
-              <w:left w:val="single" w:sz="18" w:color="C6A14A"/>
-            </w:tcBorders>
-          </w:tcPr>
-          <w:p>
-            <w:pPr>
-              <w:spacing w:after="0"/>
-            </w:pPr>
-            <w:r>
-              <w:rPr>
-                <w:b w:val="0"/>
-                <w:color w:val="0D253F"/>
-                <w:sz w:val="18"/>
-              </w:rPr>
-            </w:r>
-            <w:r>
-              <w:rPr>
-                <w:b/>
-                <w:color w:val="0D253F"/>
-                <w:sz w:val="18"/>
-              </w:rPr>
-              <w:t>Important:</w:t>
-            </w:r>
-            <w:r>
-              <w:rPr>
-                <w:b w:val="0"/>
-                <w:color w:val="0D253F"/>
-                <w:sz w:val="18"/>
-              </w:rPr>
-              <w:t xml:space="preserve"> Uploaded ID, photos and supporting PDFs may be included in the Document ZIP. Check every file before handover.</w:t>
-            </w:r>
-          </w:p>
-        </w:tc>
-      </w:tr>
-    </w:tbl>
-    <w:p>
-      <w:pPr>
-        <w:spacing w:after="0"/>
-      </w:pPr>
-    </w:p>
-    <w:p>
-      <w:r>
-        <w:br w:type="page"/>
-      </w:r>
-    </w:p>
-    <w:p>
-      <w:pPr>
-        <w:pStyle w:val="Heading1"/>
-        <w:keepNext/>
-        <w:spacing w:after="80"/>
-      </w:pPr>
-      <w:r>
-        <w:t>10. Saving and Loading Drafts</w:t>
-      </w:r>
-    </w:p>
-    <w:tbl>
-      <w:tblPr>
-        <w:tblW w:type="auto" w:w="0"/>
-        <w:tblLook w:firstColumn="1" w:firstRow="1" w:lastColumn="0" w:lastRow="0" w:noHBand="0" w:noVBand="1" w:val="04A0"/>
-      </w:tblPr>
-      <w:tblGrid>
-        <w:gridCol w:w="9866"/>
-      </w:tblGrid>
-      <w:tr>
-        <w:trPr>
-          <w:trHeight w:val="68" w:hRule="exact"/>
-        </w:trPr>
-        <w:tc>
-          <w:tcPr>
-            <w:tcW w:type="dxa" w:w="9866"/>
-            <w:shd w:fill="C6A14A"/>
-          </w:tcPr>
-          <w:p>
-            <w:r/>
-          </w:p>
-        </w:tc>
-      </w:tr>
-    </w:tbl>
-    <w:p>
-      <w:pPr>
-        <w:spacing w:after="0"/>
-      </w:pPr>
-    </w:p>
-    <w:p>
-      <w:r>
-        <w:rPr>
-          <w:rFonts w:ascii="Arial" w:hAnsi="Arial"/>
-        </w:rPr>
-        <w:t>Drafts are stored on the current device. Save regularly during an appointment.</w:t>
-      </w:r>
-    </w:p>
-    <w:p>
-      <w:pPr>
-        <w:spacing w:after="40"/>
-        <w:jc w:val="center"/>
-      </w:pPr>
-      <w:r>
-        <w:drawing>
-          <wp:inline xmlns:a="http://schemas.openxmlformats.org/drawingml/2006/main" xmlns:pic="http://schemas.openxmlformats.org/drawingml/2006/picture">
-            <wp:extent cx="5580000" cy="1792458"/>
-            <wp:docPr id="8" name="Picture 8"/>
-            <wp:cNvGraphicFramePr>
-              <a:graphicFrameLocks noChangeAspect="1"/>
-            </wp:cNvGraphicFramePr>
-            <a:graphic>
-              <a:graphicData uri="http://schemas.openxmlformats.org/drawingml/2006/picture">
-                <pic:pic>
-                  <pic:nvPicPr>
-                    <pic:cNvPr id="0" name="06-draft-controls.png"/>
-                    <pic:cNvPicPr/>
-                  </pic:nvPicPr>
-                  <pic:blipFill>
-                    <a:blip r:embed="rId18"/>
-                    <a:stretch>
-                      <a:fillRect/>
-                    </a:stretch>
-                  </pic:blipFill>
-                  <pic:spPr>
-                    <a:xfrm>
-                      <a:off x="0" y="0"/>
-                      <a:ext cx="5580000" cy="1792458"/>
-                    </a:xfrm>
-                    <a:prstGeom prst="rect"/>
-                  </pic:spPr>
-                </pic:pic>
-              </a:graphicData>
-            </a:graphic>
-          </wp:inline>
-        </w:drawing>
-      </w:r>
-    </w:p>
-    <w:p>
-      <w:pPr>
-        <w:spacing w:after="80"/>
-        <w:jc w:val="center"/>
-      </w:pPr>
-      <w:r>
-        <w:rPr>
-          <w:i/>
-          <w:color w:val="58697E"/>
-          <w:sz w:val="15"/>
-        </w:rPr>
-        <w:t>Draft controls on mobile</w:t>
+        <w:t>**WARNING** Saved appointments are on this device only. They do not sync to other devices or the cloud. Clearing browser data, uninstalling the app or changing device profiles will remove them.</w:t>
+      </w:r>
+    </w:p>
+    <w:p>
+      <w:r>
+        <w:t>____________________________________________________________</w:t>
       </w:r>
     </w:p>
     <w:p>
@@ -3841,60 +1344,40 @@
         <w:pStyle w:val="Heading2"/>
       </w:pPr>
       <w:r>
-        <w:rPr>
-          <w:rFonts w:ascii="Arial" w:hAnsi="Arial"/>
-        </w:rPr>
-        <w:t>Save a draft</w:t>
-      </w:r>
-    </w:p>
-    <w:p>
-      <w:r>
-        <w:rPr>
-          <w:rFonts w:ascii="Arial" w:hAnsi="Arial"/>
-        </w:rPr>
-        <w:t xml:space="preserve">1. Select </w:t>
-      </w:r>
-      <w:r>
-        <w:rPr>
-          <w:rFonts w:ascii="Arial" w:hAnsi="Arial"/>
-          <w:b/>
-        </w:rPr>
-        <w:t>Save Draft</w:t>
-      </w:r>
-      <w:r>
-        <w:rPr>
-          <w:rFonts w:ascii="Arial" w:hAnsi="Arial"/>
-        </w:rPr>
-        <w:t>.</w:t>
-      </w:r>
-    </w:p>
-    <w:p>
-      <w:r>
-        <w:rPr>
-          <w:rFonts w:ascii="Arial" w:hAnsi="Arial"/>
-        </w:rPr>
-        <w:t>2. Wait for the saved status confirmation.</w:t>
-      </w:r>
-    </w:p>
-    <w:p>
-      <w:r>
-        <w:rPr>
-          <w:rFonts w:ascii="Arial" w:hAnsi="Arial"/>
-        </w:rPr>
-        <w:t xml:space="preserve">3. Continue editing. The status changes to </w:t>
-      </w:r>
-      <w:r>
-        <w:rPr>
-          <w:rFonts w:ascii="Arial" w:hAnsi="Arial"/>
-          <w:b/>
-        </w:rPr>
-        <w:t>Unsaved changes</w:t>
-      </w:r>
-      <w:r>
-        <w:rPr>
-          <w:rFonts w:ascii="Arial" w:hAnsi="Arial"/>
-        </w:rPr>
-        <w:t xml:space="preserve"> after the next modification.</w:t>
+        <w:t>Opening a Saved Appointment</w:t>
+      </w:r>
+    </w:p>
+    <w:p>
+      <w:pPr>
+        <w:pStyle w:val="ListBullet"/>
+      </w:pPr>
+      <w:r>
+        <w:t>1. On the start screen, tap **Open Saved Appointment** if one exists.</w:t>
+      </w:r>
+    </w:p>
+    <w:p>
+      <w:r>
+        <w:t>2. Check that all fields have loaded correctly.</w:t>
+      </w:r>
+    </w:p>
+    <w:p>
+      <w:r>
+        <w:t>3. The expiry date is shown so you know when the appointment will be removed.</w:t>
+      </w:r>
+    </w:p>
+    <w:p>
+      <w:r>
+        <w:t>If a saved appointment has expired (older than 7 days), it is automatically removed.</w:t>
+      </w:r>
+    </w:p>
+    <w:p>
+      <w:r>
+        <w:t>If a saved appointment cannot be opened, you will see: This saved appointment cannot be opened. You can choose to keep it and contact support, or delete it and start new.</w:t>
+      </w:r>
+    </w:p>
+    <w:p>
+      <w:r>
+        <w:t>____________________________________________________________</w:t>
       </w:r>
     </w:p>
     <w:p>
@@ -3902,173 +1385,56 @@
         <w:pStyle w:val="Heading2"/>
       </w:pPr>
       <w:r>
+        <w:t>Creating the Final Documents</w:t>
+      </w:r>
+    </w:p>
+    <w:p>
+      <w:r>
         <w:rPr>
-          <w:rFonts w:ascii="Arial" w:hAnsi="Arial"/>
-        </w:rPr>
-        <w:t>Load a draft</w:t>
-      </w:r>
-    </w:p>
-    <w:p>
-      <w:r>
-        <w:rPr>
-          <w:rFonts w:ascii="Arial" w:hAnsi="Arial"/>
-        </w:rPr>
-        <w:t xml:space="preserve">1. Select </w:t>
-      </w:r>
-      <w:r>
-        <w:rPr>
-          <w:rFonts w:ascii="Arial" w:hAnsi="Arial"/>
           <w:b/>
         </w:rPr>
-        <w:t>Load Draft</w:t>
-      </w:r>
+        <w:t>**REQUIRED** You must be connected to the internet to create the final documents for the first time. If you are working without internet, your saved appointment is safe. Connect and try again.</w:t>
+      </w:r>
+    </w:p>
+    <w:p>
+      <w:pPr>
+        <w:pStyle w:val="ListBullet"/>
+      </w:pPr>
+      <w:r>
+        <w:t>1. Check that all appointment details are correct.</w:t>
+      </w:r>
+    </w:p>
+    <w:p>
+      <w:r>
+        <w:t>2. Tap **Create Final Documents**.</w:t>
+      </w:r>
+    </w:p>
+    <w:p>
+      <w:r>
+        <w:t>3. Wait for the process to complete.</w:t>
+      </w:r>
+    </w:p>
+    <w:p>
+      <w:r>
+        <w:t>4. When finished, the download buttons will appear.</w:t>
+      </w:r>
+    </w:p>
+    <w:p>
+      <w:r>
+        <w:t>If a document is not available: This document is not available on the device yet. Connect to the internet, reopen the app and try again.</w:t>
+      </w:r>
+    </w:p>
+    <w:p>
       <w:r>
         <w:rPr>
-          <w:rFonts w:ascii="Arial" w:hAnsi="Arial"/>
-        </w:rPr>
-        <w:t xml:space="preserve"> or resume the recent draft from the landing page.</w:t>
-      </w:r>
-    </w:p>
-    <w:p>
-      <w:r>
-        <w:rPr>
-          <w:rFonts w:ascii="Arial" w:hAnsi="Arial"/>
-        </w:rPr>
-        <w:t>2. Confirm the appointment details, mode and staff member.</w:t>
-      </w:r>
-    </w:p>
-    <w:p>
-      <w:r>
-        <w:rPr>
-          <w:rFonts w:ascii="Arial" w:hAnsi="Arial"/>
-        </w:rPr>
-        <w:t>3. Review uploaded evidence and signatures.</w:t>
-      </w:r>
-    </w:p>
-    <w:p>
-      <w:r>
-        <w:rPr>
-          <w:rFonts w:ascii="Arial" w:hAnsi="Arial"/>
-        </w:rPr>
-        <w:t>4. Continue from the first incomplete stage.</w:t>
-      </w:r>
-    </w:p>
-    <w:tbl>
-      <w:tblPr>
-        <w:tblW w:type="auto" w:w="0"/>
-        <w:jc w:val="center"/>
-        <w:tblLook w:firstColumn="1" w:firstRow="1" w:lastColumn="0" w:lastRow="0" w:noHBand="0" w:noVBand="1" w:val="04A0"/>
-      </w:tblPr>
-      <w:tblGrid>
-        <w:gridCol w:w="9866"/>
-      </w:tblGrid>
-      <w:tr>
-        <w:tc>
-          <w:tcPr>
-            <w:tcW w:type="dxa" w:w="9866"/>
-            <w:shd w:fill="FBF5E7"/>
-            <w:tcBorders>
-              <w:left w:val="single" w:sz="18" w:color="C6A14A"/>
-            </w:tcBorders>
-          </w:tcPr>
-          <w:p>
-            <w:pPr>
-              <w:spacing w:after="0"/>
-            </w:pPr>
-            <w:r>
-              <w:rPr>
-                <w:b w:val="0"/>
-                <w:color w:val="0D253F"/>
-                <w:sz w:val="18"/>
-              </w:rPr>
-            </w:r>
-            <w:r>
-              <w:rPr>
-                <w:b/>
-                <w:color w:val="0D253F"/>
-                <w:sz w:val="18"/>
-              </w:rPr>
-              <w:t>Warning:</w:t>
-            </w:r>
-            <w:r>
-              <w:rPr>
-                <w:b w:val="0"/>
-                <w:color w:val="0D253F"/>
-                <w:sz w:val="18"/>
-              </w:rPr>
-              <w:t xml:space="preserve"> A draft is device-local. Clearing browser data, removing the PWA or using another device may make that draft unavailable. Download final files before closing a completed appointment.</w:t>
-            </w:r>
-          </w:p>
-        </w:tc>
-      </w:tr>
-    </w:tbl>
-    <w:p>
-      <w:pPr>
-        <w:spacing w:after="0"/>
-      </w:pPr>
-    </w:p>
-    <w:p>
-      <w:r>
-        <w:br w:type="page"/>
-      </w:r>
-    </w:p>
-    <w:p>
-      <w:pPr>
-        <w:pStyle w:val="Heading1"/>
-        <w:keepNext/>
-        <w:spacing w:after="80"/>
-      </w:pPr>
-      <w:r>
-        <w:t>11. Generating the Appointment Package</w:t>
-      </w:r>
-    </w:p>
-    <w:tbl>
-      <w:tblPr>
-        <w:tblW w:type="auto" w:w="0"/>
-        <w:tblLook w:firstColumn="1" w:firstRow="1" w:lastColumn="0" w:lastRow="0" w:noHBand="0" w:noVBand="1" w:val="04A0"/>
-      </w:tblPr>
-      <w:tblGrid>
-        <w:gridCol w:w="9866"/>
-      </w:tblGrid>
-      <w:tr>
-        <w:trPr>
-          <w:trHeight w:val="68" w:hRule="exact"/>
-        </w:trPr>
-        <w:tc>
-          <w:tcPr>
-            <w:tcW w:type="dxa" w:w="9866"/>
-            <w:shd w:fill="C6A14A"/>
-          </w:tcPr>
-          <w:p>
-            <w:r/>
-          </w:p>
-        </w:tc>
-      </w:tr>
-    </w:tbl>
-    <w:p>
-      <w:pPr>
-        <w:spacing w:after="0"/>
-      </w:pPr>
-    </w:p>
-    <w:p>
-      <w:r>
-        <w:rPr>
-          <w:rFonts w:ascii="Arial" w:hAnsi="Arial"/>
-        </w:rPr>
-        <w:t xml:space="preserve">Select </w:t>
-      </w:r>
-      <w:r>
-        <w:rPr>
-          <w:rFonts w:ascii="Arial" w:hAnsi="Arial"/>
           <w:b/>
         </w:rPr>
-        <w:t>Generate Appointment Package</w:t>
-      </w:r>
-      <w:r>
-        <w:rPr>
-          <w:rFonts w:ascii="Arial" w:hAnsi="Arial"/>
-        </w:rPr>
-        <w:t xml:space="preserve"> only after the Appointment Summary is complete.</w:t>
+        <w:t>**EXPECTED RESULT** Two files are ready for download: Combined PDF and Document ZIP.</w:t>
+      </w:r>
+    </w:p>
+    <w:p>
+      <w:r>
+        <w:t>____________________________________________________________</w:t>
       </w:r>
     </w:p>
     <w:p>
@@ -4076,10 +1442,7 @@
         <w:pStyle w:val="Heading2"/>
       </w:pPr>
       <w:r>
-        <w:rPr>
-          <w:rFonts w:ascii="Arial" w:hAnsi="Arial"/>
-        </w:rPr>
-        <w:t>Final-generation checks</w:t>
+        <w:t>Downloading and Emailing the Documents</w:t>
       </w:r>
     </w:p>
     <w:p>
@@ -4087,10 +1450,81 @@
         <w:pStyle w:val="ListBullet"/>
       </w:pPr>
       <w:r>
+        <w:t>1. Tap **Combined PDF** to download the merged document.</w:t>
+      </w:r>
+    </w:p>
+    <w:p>
+      <w:r>
+        <w:t>2. Tap **Document ZIP** to download all individual documents.</w:t>
+      </w:r>
+    </w:p>
+    <w:p>
+      <w:r>
+        <w:t>3. Check that both files have downloaded.</w:t>
+      </w:r>
+    </w:p>
+    <w:p>
+      <w:r>
+        <w:t>4. Tap **Prepare Email**.</w:t>
+      </w:r>
+    </w:p>
+    <w:p>
+      <w:r>
+        <w:t>5. Your email program will open with the recipient and subject already filled in.</w:t>
+      </w:r>
+    </w:p>
+    <w:p>
+      <w:r>
+        <w:t>6. Attach the Combined PDF file.</w:t>
+      </w:r>
+    </w:p>
+    <w:p>
+      <w:r>
+        <w:t>7. Attach the Document ZIP file.</w:t>
+      </w:r>
+    </w:p>
+    <w:p>
+      <w:r>
+        <w:t>8. Confirm the recipient email address is correct.</w:t>
+      </w:r>
+    </w:p>
+    <w:p>
+      <w:r>
+        <w:t>9. Send when you have a stable internet connection.</w:t>
+      </w:r>
+    </w:p>
+    <w:p>
+      <w:r>
         <w:rPr>
-          <w:rFonts w:ascii="Arial" w:hAnsi="Arial"/>
+          <w:b/>
         </w:rPr>
-        <w:t>Required client and property details are present.</w:t>
+        <w:t>**REQUIRED** You must attach both files manually. The app does not attach files automatically.</w:t>
+      </w:r>
+    </w:p>
+    <w:p>
+      <w:r>
+        <w:rPr>
+          <w:b/>
+        </w:rPr>
+        <w:t>**WARNING** If your internet connection is not stable: Connect to the internet before preparing or sending the email.</w:t>
+      </w:r>
+    </w:p>
+    <w:p>
+      <w:r>
+        <w:t>____________________________________________________________</w:t>
+      </w:r>
+    </w:p>
+    <w:p>
+      <w:pPr>
+        <w:pStyle w:val="Heading2"/>
+      </w:pPr>
+      <w:r>
+        <w:t>Checking the Final Documents</w:t>
+      </w:r>
+    </w:p>
+    <w:p>
+      <w:r>
+        <w:t>Before sending, open and check:</w:t>
       </w:r>
     </w:p>
     <w:p>
@@ -4098,10 +1532,53 @@
         <w:pStyle w:val="ListBullet"/>
       </w:pPr>
       <w:r>
+        <w:t>1. Client name is correct.</w:t>
+      </w:r>
+    </w:p>
+    <w:p>
+      <w:r>
+        <w:t>2. Property address is correct.</w:t>
+      </w:r>
+    </w:p>
+    <w:p>
+      <w:r>
+        <w:t>3. Sale price and details are correct.</w:t>
+      </w:r>
+    </w:p>
+    <w:p>
+      <w:r>
+        <w:t>4. EOI and IA details (if included) are correct.</w:t>
+      </w:r>
+    </w:p>
+    <w:p>
+      <w:r>
+        <w:t>5. Signatures are visible.</w:t>
+      </w:r>
+    </w:p>
+    <w:p>
+      <w:r>
+        <w:t>6. All pages are present and readable.</w:t>
+      </w:r>
+    </w:p>
+    <w:p>
+      <w:r>
         <w:rPr>
-          <w:rFonts w:ascii="Arial" w:hAnsi="Arial"/>
+          <w:b/>
         </w:rPr>
-        <w:t>Selected EOI and IA fields are complete.</w:t>
+        <w:t>**IMPORTANT** If anything is wrong, correct it in the app, save and create the documents again.</w:t>
+      </w:r>
+    </w:p>
+    <w:p>
+      <w:r>
+        <w:t>____________________________________________________________</w:t>
+      </w:r>
+    </w:p>
+    <w:p>
+      <w:pPr>
+        <w:pStyle w:val="Heading2"/>
+      </w:pPr>
+      <w:r>
+        <w:t>Common Mistakes</w:t>
       </w:r>
     </w:p>
     <w:p>
@@ -4109,23 +1586,73 @@
         <w:pStyle w:val="ListBullet"/>
       </w:pPr>
       <w:r>
-        <w:rPr>
-          <w:rFonts w:ascii="Arial" w:hAnsi="Arial"/>
-        </w:rPr>
-        <w:t xml:space="preserve">Contract Due Date has a valid date or </w:t>
-      </w:r>
-      <w:r>
-        <w:rPr>
-          <w:rFonts w:ascii="Arial" w:hAnsi="Arial"/>
-          <w:b/>
-        </w:rPr>
-        <w:t>To Be Confirmed</w:t>
-      </w:r>
-      <w:r>
-        <w:rPr>
-          <w:rFonts w:ascii="Arial" w:hAnsi="Arial"/>
-        </w:rPr>
-        <w:t>.</w:t>
+        <w:t>1. **Multiple tabs open** — only use one tab or window for the app. Multiple tabs can cause data loss.</w:t>
+      </w:r>
+    </w:p>
+    <w:p>
+      <w:r>
+        <w:t>2. **Not saving regularly** — save after every section. Do not rely on the app saving automatically.</w:t>
+      </w:r>
+    </w:p>
+    <w:p>
+      <w:r>
+        <w:t>3. **Forgetting to attach files** — the email is prepared but files are not attached automatically. Attach them yourself.</w:t>
+      </w:r>
+    </w:p>
+    <w:p>
+      <w:r>
+        <w:t>4. **Using old documents** — always create fresh documents before sending. Do not reuse old downloads.</w:t>
+      </w:r>
+    </w:p>
+    <w:p>
+      <w:r>
+        <w:t>5. **Clearing browser data** — this removes saved appointments. Only do this when told to by your manager.</w:t>
+      </w:r>
+    </w:p>
+    <w:p>
+      <w:r>
+        <w:t>6. **Switching devices** — saved appointments are on one device only. They do not transfer.</w:t>
+      </w:r>
+    </w:p>
+    <w:p>
+      <w:r>
+        <w:t>7. **Refreshing without saving** — refresh or close loses unsaved changes. Always save first.</w:t>
+      </w:r>
+    </w:p>
+    <w:p>
+      <w:r>
+        <w:t>8. **Not testing offline** — test working without internet before you need it.</w:t>
+      </w:r>
+    </w:p>
+    <w:p>
+      <w:r>
+        <w:t>9. **Untested camera and signatures** — test these before the appointment.</w:t>
+      </w:r>
+    </w:p>
+    <w:p>
+      <w:r>
+        <w:t>10. **Sending without checking** — always open and check both files before emailing.</w:t>
+      </w:r>
+    </w:p>
+    <w:p>
+      <w:r>
+        <w:t>____________________________________________________________</w:t>
+      </w:r>
+    </w:p>
+    <w:p>
+      <w:pPr>
+        <w:pStyle w:val="Heading2"/>
+      </w:pPr>
+      <w:r>
+        <w:t>Troubleshooting</w:t>
+      </w:r>
+    </w:p>
+    <w:p>
+      <w:pPr>
+        <w:pStyle w:val="Heading3"/>
+      </w:pPr>
+      <w:r>
+        <w:t>The app will not open</w:t>
       </w:r>
     </w:p>
     <w:p>
@@ -4133,10 +1660,7 @@
         <w:pStyle w:val="ListBullet"/>
       </w:pPr>
       <w:r>
-        <w:rPr>
-          <w:rFonts w:ascii="Arial" w:hAnsi="Arial"/>
-        </w:rPr>
-        <w:t>Required ID images, supporting documents and signatures are present.</w:t>
+        <w:t>- Check you are using the installed app, not a browser tab.</w:t>
       </w:r>
     </w:p>
     <w:p>
@@ -4144,577 +1668,132 @@
         <w:pStyle w:val="ListBullet"/>
       </w:pPr>
       <w:r>
-        <w:rPr>
-          <w:rFonts w:ascii="Arial" w:hAnsi="Arial"/>
-        </w:rPr>
-        <w:t>The selected staff member and appointment date are correct.</w:t>
-      </w:r>
-    </w:p>
-    <w:p>
-      <w:r>
-        <w:rPr>
-          <w:rFonts w:ascii="Arial" w:hAnsi="Arial"/>
-        </w:rPr>
-        <w:t>Generation stops and shows an inline message when required information is missing. Correct the highlighted field, then generate again.</w:t>
-      </w:r>
-    </w:p>
-    <w:p>
-      <w:r>
-        <w:rPr>
-          <w:rFonts w:ascii="Arial" w:hAnsi="Arial"/>
-        </w:rPr>
-        <w:t>After successful generation, the package-ready panel displays the exact Combined PDF and Document ZIP filenames.</w:t>
+        <w:t>- Connect to the internet and open the app. If this is the first time, you must be online.</w:t>
       </w:r>
     </w:p>
     <w:p>
       <w:pPr>
-        <w:spacing w:after="40"/>
-        <w:jc w:val="center"/>
+        <w:pStyle w:val="Heading3"/>
       </w:pPr>
       <w:r>
-        <w:drawing>
-          <wp:inline xmlns:a="http://schemas.openxmlformats.org/drawingml/2006/main" xmlns:pic="http://schemas.openxmlformats.org/drawingml/2006/picture">
-            <wp:extent cx="3139593" cy="4392000"/>
-            <wp:docPr id="9" name="Picture 9"/>
-            <wp:cNvGraphicFramePr>
-              <a:graphicFrameLocks noChangeAspect="1"/>
-            </wp:cNvGraphicFramePr>
-            <a:graphic>
-              <a:graphicData uri="http://schemas.openxmlformats.org/drawingml/2006/picture">
-                <pic:pic>
-                  <pic:nvPicPr>
-                    <pic:cNvPr id="0" name="08-package-ready.png"/>
-                    <pic:cNvPicPr/>
-                  </pic:nvPicPr>
-                  <pic:blipFill>
-                    <a:blip r:embed="rId19"/>
-                    <a:stretch>
-                      <a:fillRect/>
-                    </a:stretch>
-                  </pic:blipFill>
-                  <pic:spPr>
-                    <a:xfrm>
-                      <a:off x="0" y="0"/>
-                      <a:ext cx="3139593" cy="4392000"/>
-                    </a:xfrm>
-                    <a:prstGeom prst="rect"/>
-                  </pic:spPr>
-                </pic:pic>
-              </a:graphicData>
-            </a:graphic>
-          </wp:inline>
-        </w:drawing>
+        <w:t>Appointment not saved</w:t>
       </w:r>
     </w:p>
     <w:p>
       <w:pPr>
-        <w:spacing w:after="80"/>
-        <w:jc w:val="center"/>
+        <w:pStyle w:val="ListBullet"/>
       </w:pPr>
       <w:r>
-        <w:rPr>
-          <w:i/>
-          <w:color w:val="58697E"/>
-          <w:sz w:val="15"/>
-        </w:rPr>
-        <w:t>Appointment package ready</w:t>
-      </w:r>
-    </w:p>
-    <w:p>
-      <w:r>
-        <w:br w:type="page"/>
+        <w:t>- Close other apps to free up device space.</w:t>
       </w:r>
     </w:p>
     <w:p>
       <w:pPr>
-        <w:pStyle w:val="Heading1"/>
-        <w:keepNext/>
-        <w:spacing w:after="80"/>
+        <w:pStyle w:val="ListBullet"/>
       </w:pPr>
       <w:r>
-        <w:t>12. Downloading and Emailing</w:t>
-      </w:r>
-    </w:p>
-    <w:tbl>
-      <w:tblPr>
-        <w:tblW w:type="auto" w:w="0"/>
-        <w:tblLook w:firstColumn="1" w:firstRow="1" w:lastColumn="0" w:lastRow="0" w:noHBand="0" w:noVBand="1" w:val="04A0"/>
-      </w:tblPr>
-      <w:tblGrid>
-        <w:gridCol w:w="9866"/>
-      </w:tblGrid>
-      <w:tr>
-        <w:trPr>
-          <w:trHeight w:val="68" w:hRule="exact"/>
-        </w:trPr>
-        <w:tc>
-          <w:tcPr>
-            <w:tcW w:type="dxa" w:w="9866"/>
-            <w:shd w:fill="C6A14A"/>
-          </w:tcPr>
-          <w:p>
-            <w:r/>
-          </w:p>
-        </w:tc>
-      </w:tr>
-    </w:tbl>
+        <w:t>- Save again. If the problem continues, make a note of the client details and contact support.</w:t>
+      </w:r>
+    </w:p>
     <w:p>
       <w:pPr>
-        <w:spacing w:after="0"/>
+        <w:pStyle w:val="Heading3"/>
       </w:pPr>
-    </w:p>
-    <w:p>
-      <w:r>
-        <w:rPr>
-          <w:rFonts w:ascii="Arial" w:hAnsi="Arial"/>
-        </w:rPr>
-        <w:t>The package-ready panel provides four actions:</w:t>
-      </w:r>
-    </w:p>
-    <w:tbl>
-      <w:tblPr>
-        <w:tblW w:type="auto" w:w="0"/>
-        <w:jc w:val="center"/>
-        <w:tblLayout w:type="autofit"/>
-        <w:tblLook w:firstColumn="1" w:firstRow="1" w:lastColumn="0" w:lastRow="0" w:noHBand="0" w:noVBand="1" w:val="04A0"/>
-      </w:tblPr>
-      <w:tblGrid>
-        <w:gridCol w:w="4933"/>
-        <w:gridCol w:w="4933"/>
-      </w:tblGrid>
-      <w:tr>
-        <w:trPr>
-          <w:tblHeader w:val="true"/>
-        </w:trPr>
-        <w:tc>
-          <w:tcPr>
-            <w:tcW w:type="dxa" w:w="4933"/>
-            <w:vAlign w:val="center"/>
-            <w:shd w:fill="071B33"/>
-          </w:tcPr>
-          <w:p>
-            <w:pPr>
-              <w:spacing w:after="40"/>
-            </w:pPr>
-            <w:r>
-              <w:rPr>
-                <w:rFonts w:ascii="Arial" w:hAnsi="Arial"/>
-                <w:b/>
-                <w:color w:val="FFFFFF"/>
-                <w:sz w:val="16"/>
-              </w:rPr>
-              <w:t>Action</w:t>
-            </w:r>
-          </w:p>
-        </w:tc>
-        <w:tc>
-          <w:tcPr>
-            <w:tcW w:type="dxa" w:w="4933"/>
-            <w:vAlign w:val="center"/>
-            <w:shd w:fill="071B33"/>
-          </w:tcPr>
-          <w:p>
-            <w:pPr>
-              <w:spacing w:after="40"/>
-            </w:pPr>
-            <w:r>
-              <w:rPr>
-                <w:rFonts w:ascii="Arial" w:hAnsi="Arial"/>
-                <w:b/>
-                <w:color w:val="FFFFFF"/>
-                <w:sz w:val="16"/>
-              </w:rPr>
-              <w:t>Result</w:t>
-            </w:r>
-          </w:p>
-        </w:tc>
-      </w:tr>
-      <w:tr>
-        <w:tc>
-          <w:tcPr>
-            <w:tcW w:type="dxa" w:w="4933"/>
-            <w:vAlign w:val="center"/>
-            <w:tcBorders>
-              <w:bottom w:val="single" w:sz="4" w:color="DDE3EA"/>
-            </w:tcBorders>
-          </w:tcPr>
-          <w:p>
-            <w:pPr>
-              <w:spacing w:after="40"/>
-            </w:pPr>
-            <w:r>
-              <w:rPr>
-                <w:rFonts w:ascii="Arial" w:hAnsi="Arial"/>
-                <w:b/>
-                <w:color w:val="0D253F"/>
-                <w:sz w:val="16"/>
-              </w:rPr>
-              <w:t>Download Package</w:t>
-            </w:r>
-          </w:p>
-        </w:tc>
-        <w:tc>
-          <w:tcPr>
-            <w:tcW w:type="dxa" w:w="4933"/>
-            <w:vAlign w:val="center"/>
-            <w:tcBorders>
-              <w:bottom w:val="single" w:sz="4" w:color="DDE3EA"/>
-            </w:tcBorders>
-          </w:tcPr>
-          <w:p>
-            <w:pPr>
-              <w:spacing w:after="40"/>
-            </w:pPr>
-            <w:r>
-              <w:rPr>
-                <w:rFonts w:ascii="Arial" w:hAnsi="Arial"/>
-                <w:sz w:val="16"/>
-              </w:rPr>
-              <w:t>Starts both the Combined PDF and Document ZIP downloads.</w:t>
-            </w:r>
-          </w:p>
-        </w:tc>
-      </w:tr>
-      <w:tr>
-        <w:tc>
-          <w:tcPr>
-            <w:tcW w:type="dxa" w:w="4933"/>
-            <w:vAlign w:val="center"/>
-            <w:tcBorders>
-              <w:bottom w:val="single" w:sz="4" w:color="DDE3EA"/>
-            </w:tcBorders>
-          </w:tcPr>
-          <w:p>
-            <w:pPr>
-              <w:spacing w:after="40"/>
-            </w:pPr>
-            <w:r>
-              <w:rPr>
-                <w:rFonts w:ascii="Arial" w:hAnsi="Arial"/>
-                <w:b/>
-                <w:color w:val="0D253F"/>
-                <w:sz w:val="16"/>
-              </w:rPr>
-              <w:t>Save Combined PDF</w:t>
-            </w:r>
-          </w:p>
-        </w:tc>
-        <w:tc>
-          <w:tcPr>
-            <w:tcW w:type="dxa" w:w="4933"/>
-            <w:vAlign w:val="center"/>
-            <w:tcBorders>
-              <w:bottom w:val="single" w:sz="4" w:color="DDE3EA"/>
-            </w:tcBorders>
-          </w:tcPr>
-          <w:p>
-            <w:pPr>
-              <w:spacing w:after="40"/>
-            </w:pPr>
-            <w:r>
-              <w:rPr>
-                <w:rFonts w:ascii="Arial" w:hAnsi="Arial"/>
-                <w:sz w:val="16"/>
-              </w:rPr>
-              <w:t>Downloads the single client-ready PDF.</w:t>
-            </w:r>
-          </w:p>
-        </w:tc>
-      </w:tr>
-      <w:tr>
-        <w:tc>
-          <w:tcPr>
-            <w:tcW w:type="dxa" w:w="4933"/>
-            <w:vAlign w:val="center"/>
-            <w:tcBorders>
-              <w:bottom w:val="single" w:sz="4" w:color="DDE3EA"/>
-            </w:tcBorders>
-          </w:tcPr>
-          <w:p>
-            <w:pPr>
-              <w:spacing w:after="40"/>
-            </w:pPr>
-            <w:r>
-              <w:rPr>
-                <w:rFonts w:ascii="Arial" w:hAnsi="Arial"/>
-                <w:b/>
-                <w:color w:val="0D253F"/>
-                <w:sz w:val="16"/>
-              </w:rPr>
-              <w:t>Save ZIP</w:t>
-            </w:r>
-          </w:p>
-        </w:tc>
-        <w:tc>
-          <w:tcPr>
-            <w:tcW w:type="dxa" w:w="4933"/>
-            <w:vAlign w:val="center"/>
-            <w:tcBorders>
-              <w:bottom w:val="single" w:sz="4" w:color="DDE3EA"/>
-            </w:tcBorders>
-          </w:tcPr>
-          <w:p>
-            <w:pPr>
-              <w:spacing w:after="40"/>
-            </w:pPr>
-            <w:r>
-              <w:rPr>
-                <w:rFonts w:ascii="Arial" w:hAnsi="Arial"/>
-                <w:sz w:val="16"/>
-              </w:rPr>
-              <w:t>Downloads individual form PDFs and supporting documents.</w:t>
-            </w:r>
-          </w:p>
-        </w:tc>
-      </w:tr>
-      <w:tr>
-        <w:tc>
-          <w:tcPr>
-            <w:tcW w:type="dxa" w:w="4933"/>
-            <w:vAlign w:val="center"/>
-            <w:tcBorders>
-              <w:bottom w:val="single" w:sz="4" w:color="DDE3EA"/>
-            </w:tcBorders>
-          </w:tcPr>
-          <w:p>
-            <w:pPr>
-              <w:spacing w:after="40"/>
-            </w:pPr>
-            <w:r>
-              <w:rPr>
-                <w:rFonts w:ascii="Arial" w:hAnsi="Arial"/>
-                <w:b/>
-                <w:color w:val="0D253F"/>
-                <w:sz w:val="16"/>
-              </w:rPr>
-              <w:t>Prepare Email</w:t>
-            </w:r>
-          </w:p>
-        </w:tc>
-        <w:tc>
-          <w:tcPr>
-            <w:tcW w:type="dxa" w:w="4933"/>
-            <w:vAlign w:val="center"/>
-            <w:tcBorders>
-              <w:bottom w:val="single" w:sz="4" w:color="DDE3EA"/>
-            </w:tcBorders>
-          </w:tcPr>
-          <w:p>
-            <w:pPr>
-              <w:spacing w:after="40"/>
-            </w:pPr>
-            <w:r>
-              <w:rPr>
-                <w:rFonts w:ascii="Arial" w:hAnsi="Arial"/>
-                <w:sz w:val="16"/>
-              </w:rPr>
-              <w:t>Opens a prepared message with appointment handover details.</w:t>
-            </w:r>
-          </w:p>
-        </w:tc>
-      </w:tr>
-    </w:tbl>
+      <w:r>
+        <w:t>Cannot create final documents</w:t>
+      </w:r>
+    </w:p>
     <w:p>
       <w:pPr>
-        <w:spacing w:after="0"/>
+        <w:pStyle w:val="ListBullet"/>
       </w:pPr>
-    </w:p>
-    <w:p>
-      <w:r>
-        <w:rPr>
-          <w:rFonts w:ascii="Arial" w:hAnsi="Arial"/>
-        </w:rPr>
-        <w:t xml:space="preserve">After </w:t>
-      </w:r>
-      <w:r>
-        <w:rPr>
-          <w:rFonts w:ascii="Arial" w:hAnsi="Arial"/>
-          <w:b/>
-        </w:rPr>
-        <w:t>Download Package</w:t>
-      </w:r>
-      <w:r>
-        <w:rPr>
-          <w:rFonts w:ascii="Arial" w:hAnsi="Arial"/>
-        </w:rPr>
-        <w:t>, confirm this message:</w:t>
-      </w:r>
-    </w:p>
-    <w:tbl>
-      <w:tblPr>
-        <w:tblW w:type="auto" w:w="0"/>
-        <w:jc w:val="center"/>
-        <w:tblLook w:firstColumn="1" w:firstRow="1" w:lastColumn="0" w:lastRow="0" w:noHBand="0" w:noVBand="1" w:val="04A0"/>
-      </w:tblPr>
-      <w:tblGrid>
-        <w:gridCol w:w="9866"/>
-      </w:tblGrid>
-      <w:tr>
-        <w:tc>
-          <w:tcPr>
-            <w:tcW w:type="dxa" w:w="9866"/>
-            <w:shd w:fill="FBF5E7"/>
-            <w:tcBorders>
-              <w:left w:val="single" w:sz="18" w:color="C6A14A"/>
-            </w:tcBorders>
-          </w:tcPr>
-          <w:p>
-            <w:pPr>
-              <w:spacing w:after="0"/>
-            </w:pPr>
-            <w:r>
-              <w:rPr>
-                <w:b w:val="0"/>
-                <w:color w:val="0D253F"/>
-                <w:sz w:val="18"/>
-              </w:rPr>
-            </w:r>
-            <w:r>
-              <w:rPr>
-                <w:b/>
-                <w:color w:val="0D253F"/>
-                <w:sz w:val="18"/>
-              </w:rPr>
-              <w:t>Downloads started</w:t>
-            </w:r>
-            <w:r>
-              <w:rPr>
-                <w:b w:val="0"/>
-                <w:color w:val="0D253F"/>
-                <w:sz w:val="18"/>
-              </w:rPr>
-            </w:r>
-            <w:r>
-              <w:br/>
-            </w:r>
-            <w:r>
-              <w:rPr>
-                <w:b w:val="0"/>
-                <w:color w:val="0D253F"/>
-                <w:sz w:val="18"/>
-              </w:rPr>
-              <w:t>Please tap Prepare Email and attach the Combined PDF and Document ZIP from your Downloads.</w:t>
-            </w:r>
-          </w:p>
-        </w:tc>
-      </w:tr>
-    </w:tbl>
+      <w:r>
+        <w:t>- Connect to the internet.</w:t>
+      </w:r>
+    </w:p>
     <w:p>
       <w:pPr>
-        <w:spacing w:after="0"/>
+        <w:pStyle w:val="ListBullet"/>
       </w:pPr>
+      <w:r>
+        <w:t>- Close and reopen the app.</w:t>
+      </w:r>
     </w:p>
     <w:p>
       <w:pPr>
-        <w:spacing w:after="40"/>
-        <w:jc w:val="center"/>
+        <w:pStyle w:val="ListBullet"/>
       </w:pPr>
       <w:r>
-        <w:drawing>
-          <wp:inline xmlns:a="http://schemas.openxmlformats.org/drawingml/2006/main" xmlns:pic="http://schemas.openxmlformats.org/drawingml/2006/picture">
-            <wp:extent cx="2480666" cy="4392000"/>
-            <wp:docPr id="10" name="Picture 10"/>
-            <wp:cNvGraphicFramePr>
-              <a:graphicFrameLocks noChangeAspect="1"/>
-            </wp:cNvGraphicFramePr>
-            <a:graphic>
-              <a:graphicData uri="http://schemas.openxmlformats.org/drawingml/2006/picture">
-                <pic:pic>
-                  <pic:nvPicPr>
-                    <pic:cNvPr id="0" name="09-downloads-started.png"/>
-                    <pic:cNvPicPr/>
-                  </pic:nvPicPr>
-                  <pic:blipFill>
-                    <a:blip r:embed="rId20"/>
-                    <a:stretch>
-                      <a:fillRect/>
-                    </a:stretch>
-                  </pic:blipFill>
-                  <pic:spPr>
-                    <a:xfrm>
-                      <a:off x="0" y="0"/>
-                      <a:ext cx="2480666" cy="4392000"/>
-                    </a:xfrm>
-                    <a:prstGeom prst="rect"/>
-                  </pic:spPr>
-                </pic:pic>
-              </a:graphicData>
-            </a:graphic>
-          </wp:inline>
-        </w:drawing>
+        <w:t>- Try creating the documents again.</w:t>
       </w:r>
     </w:p>
     <w:p>
       <w:pPr>
-        <w:spacing w:after="80"/>
-        <w:jc w:val="center"/>
+        <w:pStyle w:val="Heading3"/>
       </w:pPr>
       <w:r>
-        <w:rPr>
-          <w:i/>
-          <w:color w:val="58697E"/>
-          <w:sz w:val="15"/>
-        </w:rPr>
-        <w:t>Downloads started confirmation</w:t>
-      </w:r>
-    </w:p>
-    <w:p>
-      <w:r>
-        <w:rPr>
-          <w:rFonts w:ascii="Arial" w:hAnsi="Arial"/>
-        </w:rPr>
-        <w:t>The prepared email does not attach files automatically. Add both downloaded files before sending. If the native mail action does not open, use the displayed fallback details to create the message manually.</w:t>
-      </w:r>
-    </w:p>
-    <w:p>
-      <w:r>
-        <w:br w:type="page"/>
+        <w:t>Saved appointment has expired</w:t>
       </w:r>
     </w:p>
     <w:p>
       <w:pPr>
-        <w:pStyle w:val="Heading1"/>
-        <w:keepNext/>
-        <w:spacing w:after="80"/>
+        <w:pStyle w:val="ListBullet"/>
       </w:pPr>
       <w:r>
-        <w:t>13. Reviewing Generated Documents</w:t>
-      </w:r>
-    </w:p>
-    <w:tbl>
-      <w:tblPr>
-        <w:tblW w:type="auto" w:w="0"/>
-        <w:tblLook w:firstColumn="1" w:firstRow="1" w:lastColumn="0" w:lastRow="0" w:noHBand="0" w:noVBand="1" w:val="04A0"/>
-      </w:tblPr>
-      <w:tblGrid>
-        <w:gridCol w:w="9866"/>
-      </w:tblGrid>
-      <w:tr>
-        <w:trPr>
-          <w:trHeight w:val="68" w:hRule="exact"/>
-        </w:trPr>
-        <w:tc>
-          <w:tcPr>
-            <w:tcW w:type="dxa" w:w="9866"/>
-            <w:shd w:fill="C6A14A"/>
-          </w:tcPr>
-          <w:p>
-            <w:r/>
-          </w:p>
-        </w:tc>
-      </w:tr>
-    </w:tbl>
+        <w:t>- Saved appointments are kept for 7 days. If more than 7 days have passed, the appointment has been removed. Create a new appointment.</w:t>
+      </w:r>
+    </w:p>
     <w:p>
       <w:pPr>
-        <w:spacing w:after="0"/>
+        <w:pStyle w:val="Heading3"/>
       </w:pPr>
-    </w:p>
-    <w:p>
-      <w:r>
-        <w:rPr>
-          <w:rFonts w:ascii="Arial" w:hAnsi="Arial"/>
-        </w:rPr>
-        <w:t>Review both deliverables before handover.</w:t>
+      <w:r>
+        <w:t>Signature or photo not showing</w:t>
+      </w:r>
+    </w:p>
+    <w:p>
+      <w:pPr>
+        <w:pStyle w:val="ListBullet"/>
+      </w:pPr>
+      <w:r>
+        <w:t>- Save your appointment, close the app completely and reopen it.</w:t>
+      </w:r>
+    </w:p>
+    <w:p>
+      <w:pPr>
+        <w:pStyle w:val="ListBullet"/>
+      </w:pPr>
+      <w:r>
+        <w:t>- If the problem continues, re-add the signature or photo and save again.</w:t>
+      </w:r>
+    </w:p>
+    <w:p>
+      <w:pPr>
+        <w:pStyle w:val="Heading3"/>
+      </w:pPr>
+      <w:r>
+        <w:t>Email will not open</w:t>
+      </w:r>
+    </w:p>
+    <w:p>
+      <w:pPr>
+        <w:pStyle w:val="ListBullet"/>
+      </w:pPr>
+      <w:r>
+        <w:t>- Make sure you have an email program installed on your device.</w:t>
+      </w:r>
+    </w:p>
+    <w:p>
+      <w:pPr>
+        <w:pStyle w:val="ListBullet"/>
+      </w:pPr>
+      <w:r>
+        <w:t>- Your device must be connected to the internet to send email.</w:t>
+      </w:r>
+    </w:p>
+    <w:p>
+      <w:r>
+        <w:t>____________________________________________________________</w:t>
       </w:r>
     </w:p>
     <w:p>
@@ -4722,10 +1801,7 @@
         <w:pStyle w:val="Heading2"/>
       </w:pPr>
       <w:r>
-        <w:rPr>
-          <w:rFonts w:ascii="Arial" w:hAnsi="Arial"/>
-        </w:rPr>
-        <w:t>Combined PDF</w:t>
+        <w:t>Best Practices and Device Tips</w:t>
       </w:r>
     </w:p>
     <w:p>
@@ -4733,10 +1809,138 @@
         <w:pStyle w:val="ListBullet"/>
       </w:pPr>
       <w:r>
-        <w:rPr>
-          <w:rFonts w:ascii="Arial" w:hAnsi="Arial"/>
-        </w:rPr>
-        <w:t>Open the PDF and move through every page.</w:t>
+        <w:t>1. Charge your device fully before appointments.</w:t>
+      </w:r>
+    </w:p>
+    <w:p>
+      <w:r>
+        <w:t>2. Bring a charger and mobile hotspot.</w:t>
+      </w:r>
+    </w:p>
+    <w:p>
+      <w:r>
+        <w:t>3. Test working without internet before you travel.</w:t>
+      </w:r>
+    </w:p>
+    <w:p>
+      <w:r>
+        <w:t>4. Save after every section.</w:t>
+      </w:r>
+    </w:p>
+    <w:p>
+      <w:r>
+        <w:t>5. Use only one device for each appointment.</w:t>
+      </w:r>
+    </w:p>
+    <w:p>
+      <w:r>
+        <w:t>6. Complete the handover promptly after the appointment.</w:t>
+      </w:r>
+    </w:p>
+    <w:p>
+      <w:r>
+        <w:t>7. After the handover is complete, use Complete Handover and Clear Draft to remove the appointment from the app.</w:t>
+      </w:r>
+    </w:p>
+    <w:p>
+      <w:r>
+        <w:t>8. This clears the appointment and uploaded documents from the app but does not delete files already downloaded to your device.</w:t>
+      </w:r>
+    </w:p>
+    <w:p>
+      <w:r>
+        <w:t>9. Close the app when you are finished.</w:t>
+      </w:r>
+    </w:p>
+    <w:p>
+      <w:r>
+        <w:t>____________________________________________________________</w:t>
+      </w:r>
+    </w:p>
+    <w:p>
+      <w:pPr>
+        <w:pStyle w:val="Heading2"/>
+      </w:pPr>
+      <w:r>
+        <w:t>One-Page Quick Reference</w:t>
+      </w:r>
+    </w:p>
+    <w:p>
+      <w:r>
+        <w:t>| Step | Action |</w:t>
+      </w:r>
+    </w:p>
+    <w:p>
+      <w:r>
+        <w:t>|---|---|</w:t>
+      </w:r>
+    </w:p>
+    <w:p>
+      <w:r>
+        <w:t>| Before leaving | Complete the Before You Leave checklist |</w:t>
+      </w:r>
+    </w:p>
+    <w:p>
+      <w:r>
+        <w:t>| Start | Choose staff, type, tap Continue |</w:t>
+      </w:r>
+    </w:p>
+    <w:p>
+      <w:r>
+        <w:t>| Client details | Enter all required fields |</w:t>
+      </w:r>
+    </w:p>
+    <w:p>
+      <w:r>
+        <w:t>| Save | Save after every section |</w:t>
+      </w:r>
+    </w:p>
+    <w:p>
+      <w:r>
+        <w:t>| Signatures | Client signs, save again |</w:t>
+      </w:r>
+    </w:p>
+    <w:p>
+      <w:r>
+        <w:t>| Create documents | Tap Create Final Documents (need internet) |</w:t>
+      </w:r>
+    </w:p>
+    <w:p>
+      <w:r>
+        <w:t>| Download | Combined PDF and Document ZIP |</w:t>
+      </w:r>
+    </w:p>
+    <w:p>
+      <w:r>
+        <w:t>| Check | Open both files, check everything |</w:t>
+      </w:r>
+    </w:p>
+    <w:p>
+      <w:r>
+        <w:t>| Email | Prepare email, attach both files, send |</w:t>
+      </w:r>
+    </w:p>
+    <w:p>
+      <w:r>
+        <w:t>| Clear | Complete Handover and Clear Draft |</w:t>
+      </w:r>
+    </w:p>
+    <w:p>
+      <w:r>
+        <w:t>____________________________________________________________</w:t>
+      </w:r>
+    </w:p>
+    <w:p>
+      <w:pPr>
+        <w:pStyle w:val="Heading2"/>
+      </w:pPr>
+      <w:r>
+        <w:t>Final Appointment Checklist</w:t>
+      </w:r>
+    </w:p>
+    <w:p>
+      <w:r>
+        <w:t>Before sending the final documents, confirm:</w:t>
       </w:r>
     </w:p>
     <w:p>
@@ -4744,10 +1948,7 @@
         <w:pStyle w:val="ListBullet"/>
       </w:pPr>
       <w:r>
-        <w:rPr>
-          <w:rFonts w:ascii="Arial" w:hAnsi="Arial"/>
-        </w:rPr>
-        <w:t>Confirm client names, property, appointment date and staff name.</w:t>
+        <w:t>- [ ] Client name is correct</w:t>
       </w:r>
     </w:p>
     <w:p>
@@ -4755,10 +1956,7 @@
         <w:pStyle w:val="ListBullet"/>
       </w:pPr>
       <w:r>
-        <w:rPr>
-          <w:rFonts w:ascii="Arial" w:hAnsi="Arial"/>
-        </w:rPr>
-        <w:t>Confirm selected EOI and IA forms are present.</w:t>
+        <w:t>- [ ] Contact details are correct</w:t>
       </w:r>
     </w:p>
     <w:p>
@@ -4766,10 +1964,7 @@
         <w:pStyle w:val="ListBullet"/>
       </w:pPr>
       <w:r>
-        <w:rPr>
-          <w:rFonts w:ascii="Arial" w:hAnsi="Arial"/>
-        </w:rPr>
-        <w:t>Check conveyancer details and signatures.</w:t>
+        <w:t>- [ ] Property address is correct</w:t>
       </w:r>
     </w:p>
     <w:p>
@@ -4777,687 +1972,7 @@
         <w:pStyle w:val="ListBullet"/>
       </w:pPr>
       <w:r>
-        <w:rPr>
-          <w:rFonts w:ascii="Arial" w:hAnsi="Arial"/>
-        </w:rPr>
-        <w:t>Confirm attached ID/photo pages are readable and correctly oriented.</w:t>
-      </w:r>
-    </w:p>
-    <w:p>
-      <w:pPr>
-        <w:pStyle w:val="Heading2"/>
-      </w:pPr>
-      <w:r>
-        <w:rPr>
-          <w:rFonts w:ascii="Arial" w:hAnsi="Arial"/>
-        </w:rPr>
-        <w:t>Document ZIP</w:t>
-      </w:r>
-    </w:p>
-    <w:p>
-      <w:r>
-        <w:rPr>
-          <w:rFonts w:ascii="Arial" w:hAnsi="Arial"/>
-        </w:rPr>
-        <w:t xml:space="preserve">The ZIP contains the individual generated document PDFs plus supporting uploaded ID/photo/additional-document PDFs. It does </w:t>
-      </w:r>
-      <w:r>
-        <w:rPr>
-          <w:rFonts w:ascii="Arial" w:hAnsi="Arial"/>
-          <w:b/>
-        </w:rPr>
-        <w:t>not</w:t>
-      </w:r>
-      <w:r>
-        <w:rPr>
-          <w:rFonts w:ascii="Arial" w:hAnsi="Arial"/>
-        </w:rPr>
-        <w:t xml:space="preserve"> contain a second copy of the Combined PDF.</w:t>
-      </w:r>
-    </w:p>
-    <w:p>
-      <w:r>
-        <w:rPr>
-          <w:rFonts w:ascii="Arial" w:hAnsi="Arial"/>
-        </w:rPr>
-        <w:t>Filenames use the appointment date and actual client names where available. If the application reports that the output was invalidated after an edit, regenerate before downloading or emailing.</w:t>
-      </w:r>
-    </w:p>
-    <w:tbl>
-      <w:tblPr>
-        <w:tblW w:type="auto" w:w="0"/>
-        <w:jc w:val="center"/>
-        <w:tblLook w:firstColumn="1" w:firstRow="1" w:lastColumn="0" w:lastRow="0" w:noHBand="0" w:noVBand="1" w:val="04A0"/>
-      </w:tblPr>
-      <w:tblGrid>
-        <w:gridCol w:w="9866"/>
-      </w:tblGrid>
-      <w:tr>
-        <w:tc>
-          <w:tcPr>
-            <w:tcW w:type="dxa" w:w="9866"/>
-            <w:shd w:fill="FBF5E7"/>
-            <w:tcBorders>
-              <w:left w:val="single" w:sz="18" w:color="C6A14A"/>
-            </w:tcBorders>
-          </w:tcPr>
-          <w:p>
-            <w:pPr>
-              <w:spacing w:after="0"/>
-            </w:pPr>
-            <w:r>
-              <w:rPr>
-                <w:b w:val="0"/>
-                <w:color w:val="0D253F"/>
-                <w:sz w:val="18"/>
-              </w:rPr>
-            </w:r>
-            <w:r>
-              <w:rPr>
-                <w:b/>
-                <w:color w:val="0D253F"/>
-                <w:sz w:val="18"/>
-              </w:rPr>
-              <w:t>Handover rule:</w:t>
-            </w:r>
-            <w:r>
-              <w:rPr>
-                <w:b w:val="0"/>
-                <w:color w:val="0D253F"/>
-                <w:sz w:val="18"/>
-              </w:rPr>
-              <w:t xml:space="preserve"> Use only the latest generated package. Delete superseded test or duplicate downloads from the device.</w:t>
-            </w:r>
-          </w:p>
-        </w:tc>
-      </w:tr>
-    </w:tbl>
-    <w:p>
-      <w:pPr>
-        <w:spacing w:after="0"/>
-      </w:pPr>
-    </w:p>
-    <w:p>
-      <w:r>
-        <w:br w:type="page"/>
-      </w:r>
-    </w:p>
-    <w:p>
-      <w:pPr>
-        <w:pStyle w:val="Heading1"/>
-        <w:keepNext/>
-        <w:spacing w:after="80"/>
-      </w:pPr>
-      <w:r>
-        <w:t>14. Troubleshooting</w:t>
-      </w:r>
-    </w:p>
-    <w:tbl>
-      <w:tblPr>
-        <w:tblW w:type="auto" w:w="0"/>
-        <w:tblLook w:firstColumn="1" w:firstRow="1" w:lastColumn="0" w:lastRow="0" w:noHBand="0" w:noVBand="1" w:val="04A0"/>
-      </w:tblPr>
-      <w:tblGrid>
-        <w:gridCol w:w="9866"/>
-      </w:tblGrid>
-      <w:tr>
-        <w:trPr>
-          <w:trHeight w:val="68" w:hRule="exact"/>
-        </w:trPr>
-        <w:tc>
-          <w:tcPr>
-            <w:tcW w:type="dxa" w:w="9866"/>
-            <w:shd w:fill="C6A14A"/>
-          </w:tcPr>
-          <w:p>
-            <w:r/>
-          </w:p>
-        </w:tc>
-      </w:tr>
-    </w:tbl>
-    <w:p>
-      <w:pPr>
-        <w:spacing w:after="0"/>
-      </w:pPr>
-    </w:p>
-    <w:tbl>
-      <w:tblPr>
-        <w:tblW w:type="auto" w:w="0"/>
-        <w:jc w:val="center"/>
-        <w:tblLayout w:type="autofit"/>
-        <w:tblLook w:firstColumn="1" w:firstRow="1" w:lastColumn="0" w:lastRow="0" w:noHBand="0" w:noVBand="1" w:val="04A0"/>
-      </w:tblPr>
-      <w:tblGrid>
-        <w:gridCol w:w="4933"/>
-        <w:gridCol w:w="4933"/>
-      </w:tblGrid>
-      <w:tr>
-        <w:trPr>
-          <w:tblHeader w:val="true"/>
-        </w:trPr>
-        <w:tc>
-          <w:tcPr>
-            <w:tcW w:type="dxa" w:w="4933"/>
-            <w:vAlign w:val="center"/>
-            <w:shd w:fill="071B33"/>
-          </w:tcPr>
-          <w:p>
-            <w:pPr>
-              <w:spacing w:after="40"/>
-            </w:pPr>
-            <w:r>
-              <w:rPr>
-                <w:rFonts w:ascii="Arial" w:hAnsi="Arial"/>
-                <w:b/>
-                <w:color w:val="FFFFFF"/>
-                <w:sz w:val="16"/>
-              </w:rPr>
-              <w:t>Issue</w:t>
-            </w:r>
-          </w:p>
-        </w:tc>
-        <w:tc>
-          <w:tcPr>
-            <w:tcW w:type="dxa" w:w="4933"/>
-            <w:vAlign w:val="center"/>
-            <w:shd w:fill="071B33"/>
-          </w:tcPr>
-          <w:p>
-            <w:pPr>
-              <w:spacing w:after="40"/>
-            </w:pPr>
-            <w:r>
-              <w:rPr>
-                <w:rFonts w:ascii="Arial" w:hAnsi="Arial"/>
-                <w:b/>
-                <w:color w:val="FFFFFF"/>
-                <w:sz w:val="16"/>
-              </w:rPr>
-              <w:t>Action</w:t>
-            </w:r>
-          </w:p>
-        </w:tc>
-      </w:tr>
-      <w:tr>
-        <w:tc>
-          <w:tcPr>
-            <w:tcW w:type="dxa" w:w="4933"/>
-            <w:vAlign w:val="center"/>
-            <w:tcBorders>
-              <w:bottom w:val="single" w:sz="4" w:color="DDE3EA"/>
-            </w:tcBorders>
-          </w:tcPr>
-          <w:p>
-            <w:pPr>
-              <w:spacing w:after="40"/>
-            </w:pPr>
-            <w:r>
-              <w:rPr>
-                <w:rFonts w:ascii="Arial" w:hAnsi="Arial"/>
-                <w:b/>
-                <w:color w:val="0D253F"/>
-                <w:sz w:val="16"/>
-              </w:rPr>
-              <w:t>Continue is disabled</w:t>
-            </w:r>
-          </w:p>
-        </w:tc>
-        <w:tc>
-          <w:tcPr>
-            <w:tcW w:type="dxa" w:w="4933"/>
-            <w:vAlign w:val="center"/>
-            <w:tcBorders>
-              <w:bottom w:val="single" w:sz="4" w:color="DDE3EA"/>
-            </w:tcBorders>
-          </w:tcPr>
-          <w:p>
-            <w:pPr>
-              <w:spacing w:after="40"/>
-            </w:pPr>
-            <w:r>
-              <w:rPr>
-                <w:rFonts w:ascii="Arial" w:hAnsi="Arial"/>
-                <w:sz w:val="16"/>
-              </w:rPr>
-              <w:t>Select both your name and an appointment type.</w:t>
-            </w:r>
-          </w:p>
-        </w:tc>
-      </w:tr>
-      <w:tr>
-        <w:tc>
-          <w:tcPr>
-            <w:tcW w:type="dxa" w:w="4933"/>
-            <w:vAlign w:val="center"/>
-            <w:tcBorders>
-              <w:bottom w:val="single" w:sz="4" w:color="DDE3EA"/>
-            </w:tcBorders>
-          </w:tcPr>
-          <w:p>
-            <w:pPr>
-              <w:spacing w:after="40"/>
-            </w:pPr>
-            <w:r>
-              <w:rPr>
-                <w:rFonts w:ascii="Arial" w:hAnsi="Arial"/>
-                <w:b/>
-                <w:color w:val="0D253F"/>
-                <w:sz w:val="16"/>
-              </w:rPr>
-              <w:t>Items remain incomplete</w:t>
-            </w:r>
-          </w:p>
-        </w:tc>
-        <w:tc>
-          <w:tcPr>
-            <w:tcW w:type="dxa" w:w="4933"/>
-            <w:vAlign w:val="center"/>
-            <w:tcBorders>
-              <w:bottom w:val="single" w:sz="4" w:color="DDE3EA"/>
-            </w:tcBorders>
-          </w:tcPr>
-          <w:p>
-            <w:pPr>
-              <w:spacing w:after="40"/>
-            </w:pPr>
-            <w:r>
-              <w:rPr>
-                <w:rFonts w:ascii="Arial" w:hAnsi="Arial"/>
-                <w:sz w:val="16"/>
-              </w:rPr>
-              <w:t>Expand Appointment Summary and follow the incomplete markers.</w:t>
-            </w:r>
-          </w:p>
-        </w:tc>
-      </w:tr>
-      <w:tr>
-        <w:tc>
-          <w:tcPr>
-            <w:tcW w:type="dxa" w:w="4933"/>
-            <w:vAlign w:val="center"/>
-            <w:tcBorders>
-              <w:bottom w:val="single" w:sz="4" w:color="DDE3EA"/>
-            </w:tcBorders>
-          </w:tcPr>
-          <w:p>
-            <w:pPr>
-              <w:spacing w:after="40"/>
-            </w:pPr>
-            <w:r>
-              <w:rPr>
-                <w:rFonts w:ascii="Arial" w:hAnsi="Arial"/>
-                <w:b/>
-                <w:color w:val="0D253F"/>
-                <w:sz w:val="16"/>
-              </w:rPr>
-              <w:t>Contract Due Date error</w:t>
-            </w:r>
-          </w:p>
-        </w:tc>
-        <w:tc>
-          <w:tcPr>
-            <w:tcW w:type="dxa" w:w="4933"/>
-            <w:vAlign w:val="center"/>
-            <w:tcBorders>
-              <w:bottom w:val="single" w:sz="4" w:color="DDE3EA"/>
-            </w:tcBorders>
-          </w:tcPr>
-          <w:p>
-            <w:pPr>
-              <w:spacing w:after="40"/>
-            </w:pPr>
-            <w:r>
-              <w:rPr>
-                <w:rFonts w:ascii="Arial" w:hAnsi="Arial"/>
-                <w:sz w:val="16"/>
-              </w:rPr>
-              <w:t>Select a date or To Be Confirmed. Do not leave both blank.</w:t>
-            </w:r>
-          </w:p>
-        </w:tc>
-      </w:tr>
-      <w:tr>
-        <w:tc>
-          <w:tcPr>
-            <w:tcW w:type="dxa" w:w="4933"/>
-            <w:vAlign w:val="center"/>
-            <w:tcBorders>
-              <w:bottom w:val="single" w:sz="4" w:color="DDE3EA"/>
-            </w:tcBorders>
-          </w:tcPr>
-          <w:p>
-            <w:pPr>
-              <w:spacing w:after="40"/>
-            </w:pPr>
-            <w:r>
-              <w:rPr>
-                <w:rFonts w:ascii="Arial" w:hAnsi="Arial"/>
-                <w:b/>
-                <w:color w:val="0D253F"/>
-                <w:sz w:val="16"/>
-              </w:rPr>
-              <w:t>Generated output became invalid</w:t>
-            </w:r>
-          </w:p>
-        </w:tc>
-        <w:tc>
-          <w:tcPr>
-            <w:tcW w:type="dxa" w:w="4933"/>
-            <w:vAlign w:val="center"/>
-            <w:tcBorders>
-              <w:bottom w:val="single" w:sz="4" w:color="DDE3EA"/>
-            </w:tcBorders>
-          </w:tcPr>
-          <w:p>
-            <w:pPr>
-              <w:spacing w:after="40"/>
-            </w:pPr>
-            <w:r>
-              <w:rPr>
-                <w:rFonts w:ascii="Arial" w:hAnsi="Arial"/>
-                <w:sz w:val="16"/>
-              </w:rPr>
-              <w:t>A relevant field changed. Select Generate Appointment Package again.</w:t>
-            </w:r>
-          </w:p>
-        </w:tc>
-      </w:tr>
-      <w:tr>
-        <w:tc>
-          <w:tcPr>
-            <w:tcW w:type="dxa" w:w="4933"/>
-            <w:vAlign w:val="center"/>
-            <w:tcBorders>
-              <w:bottom w:val="single" w:sz="4" w:color="DDE3EA"/>
-            </w:tcBorders>
-          </w:tcPr>
-          <w:p>
-            <w:pPr>
-              <w:spacing w:after="40"/>
-            </w:pPr>
-            <w:r>
-              <w:rPr>
-                <w:rFonts w:ascii="Arial" w:hAnsi="Arial"/>
-                <w:b/>
-                <w:color w:val="0D253F"/>
-                <w:sz w:val="16"/>
-              </w:rPr>
-              <w:t>Draft cannot be found</w:t>
-            </w:r>
-          </w:p>
-        </w:tc>
-        <w:tc>
-          <w:tcPr>
-            <w:tcW w:type="dxa" w:w="4933"/>
-            <w:vAlign w:val="center"/>
-            <w:tcBorders>
-              <w:bottom w:val="single" w:sz="4" w:color="DDE3EA"/>
-            </w:tcBorders>
-          </w:tcPr>
-          <w:p>
-            <w:pPr>
-              <w:spacing w:after="40"/>
-            </w:pPr>
-            <w:r>
-              <w:rPr>
-                <w:rFonts w:ascii="Arial" w:hAnsi="Arial"/>
-                <w:sz w:val="16"/>
-              </w:rPr>
-              <w:t>Confirm you are using the same browser and device.</w:t>
-            </w:r>
-          </w:p>
-        </w:tc>
-      </w:tr>
-      <w:tr>
-        <w:tc>
-          <w:tcPr>
-            <w:tcW w:type="dxa" w:w="4933"/>
-            <w:vAlign w:val="center"/>
-            <w:tcBorders>
-              <w:bottom w:val="single" w:sz="4" w:color="DDE3EA"/>
-            </w:tcBorders>
-          </w:tcPr>
-          <w:p>
-            <w:pPr>
-              <w:spacing w:after="40"/>
-            </w:pPr>
-            <w:r>
-              <w:rPr>
-                <w:rFonts w:ascii="Arial" w:hAnsi="Arial"/>
-                <w:b/>
-                <w:color w:val="0D253F"/>
-                <w:sz w:val="16"/>
-              </w:rPr>
-              <w:t>Download is not visible</w:t>
-            </w:r>
-          </w:p>
-        </w:tc>
-        <w:tc>
-          <w:tcPr>
-            <w:tcW w:type="dxa" w:w="4933"/>
-            <w:vAlign w:val="center"/>
-            <w:tcBorders>
-              <w:bottom w:val="single" w:sz="4" w:color="DDE3EA"/>
-            </w:tcBorders>
-          </w:tcPr>
-          <w:p>
-            <w:pPr>
-              <w:spacing w:after="40"/>
-            </w:pPr>
-            <w:r>
-              <w:rPr>
-                <w:rFonts w:ascii="Arial" w:hAnsi="Arial"/>
-                <w:sz w:val="16"/>
-              </w:rPr>
-              <w:t>Check the browser's Downloads list and device Files app.</w:t>
-            </w:r>
-          </w:p>
-        </w:tc>
-      </w:tr>
-      <w:tr>
-        <w:tc>
-          <w:tcPr>
-            <w:tcW w:type="dxa" w:w="4933"/>
-            <w:vAlign w:val="center"/>
-            <w:tcBorders>
-              <w:bottom w:val="single" w:sz="4" w:color="DDE3EA"/>
-            </w:tcBorders>
-          </w:tcPr>
-          <w:p>
-            <w:pPr>
-              <w:spacing w:after="40"/>
-            </w:pPr>
-            <w:r>
-              <w:rPr>
-                <w:rFonts w:ascii="Arial" w:hAnsi="Arial"/>
-                <w:b/>
-                <w:color w:val="0D253F"/>
-                <w:sz w:val="16"/>
-              </w:rPr>
-              <w:t>Email does not open</w:t>
-            </w:r>
-          </w:p>
-        </w:tc>
-        <w:tc>
-          <w:tcPr>
-            <w:tcW w:type="dxa" w:w="4933"/>
-            <w:vAlign w:val="center"/>
-            <w:tcBorders>
-              <w:bottom w:val="single" w:sz="4" w:color="DDE3EA"/>
-            </w:tcBorders>
-          </w:tcPr>
-          <w:p>
-            <w:pPr>
-              <w:spacing w:after="40"/>
-            </w:pPr>
-            <w:r>
-              <w:rPr>
-                <w:rFonts w:ascii="Arial" w:hAnsi="Arial"/>
-                <w:sz w:val="16"/>
-              </w:rPr>
-              <w:t>Use the on-screen fallback recipient, subject and body.</w:t>
-            </w:r>
-          </w:p>
-        </w:tc>
-      </w:tr>
-      <w:tr>
-        <w:tc>
-          <w:tcPr>
-            <w:tcW w:type="dxa" w:w="4933"/>
-            <w:vAlign w:val="center"/>
-            <w:tcBorders>
-              <w:bottom w:val="single" w:sz="4" w:color="DDE3EA"/>
-            </w:tcBorders>
-          </w:tcPr>
-          <w:p>
-            <w:pPr>
-              <w:spacing w:after="40"/>
-            </w:pPr>
-            <w:r>
-              <w:rPr>
-                <w:rFonts w:ascii="Arial" w:hAnsi="Arial"/>
-                <w:b/>
-                <w:color w:val="0D253F"/>
-                <w:sz w:val="16"/>
-              </w:rPr>
-              <w:t>Whiteboard does not respond</w:t>
-            </w:r>
-          </w:p>
-        </w:tc>
-        <w:tc>
-          <w:tcPr>
-            <w:tcW w:type="dxa" w:w="4933"/>
-            <w:vAlign w:val="center"/>
-            <w:tcBorders>
-              <w:bottom w:val="single" w:sz="4" w:color="DDE3EA"/>
-            </w:tcBorders>
-          </w:tcPr>
-          <w:p>
-            <w:pPr>
-              <w:spacing w:after="40"/>
-            </w:pPr>
-            <w:r>
-              <w:rPr>
-                <w:rFonts w:ascii="Arial" w:hAnsi="Arial"/>
-                <w:sz w:val="16"/>
-              </w:rPr>
-              <w:t>Ensure Draw is selected, then rotate back or refresh only after saving the draft.</w:t>
-            </w:r>
-          </w:p>
-        </w:tc>
-      </w:tr>
-      <w:tr>
-        <w:tc>
-          <w:tcPr>
-            <w:tcW w:type="dxa" w:w="4933"/>
-            <w:vAlign w:val="center"/>
-            <w:tcBorders>
-              <w:bottom w:val="single" w:sz="4" w:color="DDE3EA"/>
-            </w:tcBorders>
-          </w:tcPr>
-          <w:p>
-            <w:pPr>
-              <w:spacing w:after="40"/>
-            </w:pPr>
-            <w:r>
-              <w:rPr>
-                <w:rFonts w:ascii="Arial" w:hAnsi="Arial"/>
-                <w:b/>
-                <w:color w:val="0D253F"/>
-                <w:sz w:val="16"/>
-              </w:rPr>
-              <w:t>PDF preview looks stale</w:t>
-            </w:r>
-          </w:p>
-        </w:tc>
-        <w:tc>
-          <w:tcPr>
-            <w:tcW w:type="dxa" w:w="4933"/>
-            <w:vAlign w:val="center"/>
-            <w:tcBorders>
-              <w:bottom w:val="single" w:sz="4" w:color="DDE3EA"/>
-            </w:tcBorders>
-          </w:tcPr>
-          <w:p>
-            <w:pPr>
-              <w:spacing w:after="40"/>
-            </w:pPr>
-            <w:r>
-              <w:rPr>
-                <w:rFonts w:ascii="Arial" w:hAnsi="Arial"/>
-                <w:sz w:val="16"/>
-              </w:rPr>
-              <w:t>Select Refresh Preview.</w:t>
-            </w:r>
-          </w:p>
-        </w:tc>
-      </w:tr>
-    </w:tbl>
-    <w:p>
-      <w:pPr>
-        <w:spacing w:after="0"/>
-      </w:pPr>
-    </w:p>
-    <w:p>
-      <w:r>
-        <w:rPr>
-          <w:rFonts w:ascii="Arial" w:hAnsi="Arial"/>
-        </w:rPr>
-        <w:t>If an issue persists, record the device, operating system, browser, appointment mode and exact steps. Do not include real client data in support screenshots.</w:t>
-      </w:r>
-    </w:p>
-    <w:p>
-      <w:r>
-        <w:br w:type="page"/>
-      </w:r>
-    </w:p>
-    <w:p>
-      <w:pPr>
-        <w:pStyle w:val="Heading1"/>
-        <w:keepNext/>
-        <w:spacing w:after="80"/>
-      </w:pPr>
-      <w:r>
-        <w:t>15. Best Practices and Physical-Device Tips</w:t>
-      </w:r>
-    </w:p>
-    <w:tbl>
-      <w:tblPr>
-        <w:tblW w:type="auto" w:w="0"/>
-        <w:tblLook w:firstColumn="1" w:firstRow="1" w:lastColumn="0" w:lastRow="0" w:noHBand="0" w:noVBand="1" w:val="04A0"/>
-      </w:tblPr>
-      <w:tblGrid>
-        <w:gridCol w:w="9866"/>
-      </w:tblGrid>
-      <w:tr>
-        <w:trPr>
-          <w:trHeight w:val="68" w:hRule="exact"/>
-        </w:trPr>
-        <w:tc>
-          <w:tcPr>
-            <w:tcW w:type="dxa" w:w="9866"/>
-            <w:shd w:fill="C6A14A"/>
-          </w:tcPr>
-          <w:p>
-            <w:r/>
-          </w:p>
-        </w:tc>
-      </w:tr>
-    </w:tbl>
-    <w:p>
-      <w:pPr>
-        <w:spacing w:after="0"/>
-      </w:pPr>
-    </w:p>
-    <w:p>
-      <w:pPr>
-        <w:pStyle w:val="Heading2"/>
-      </w:pPr>
-      <w:r>
-        <w:rPr>
-          <w:rFonts w:ascii="Arial" w:hAnsi="Arial"/>
-        </w:rPr>
-        <w:t>During every appointment</w:t>
+        <w:t>- [ ] Sale price is correct</w:t>
       </w:r>
     </w:p>
     <w:p>
@@ -5465,10 +1980,7 @@
         <w:pStyle w:val="ListBullet"/>
       </w:pPr>
       <w:r>
-        <w:rPr>
-          <w:rFonts w:ascii="Arial" w:hAnsi="Arial"/>
-        </w:rPr>
-        <w:t>Use one browser tab for the active appointment.</w:t>
+        <w:t>- [ ] Contract due date is set or TBC</w:t>
       </w:r>
     </w:p>
     <w:p>
@@ -5476,10 +1988,7 @@
         <w:pStyle w:val="ListBullet"/>
       </w:pPr>
       <w:r>
-        <w:rPr>
-          <w:rFonts w:ascii="Arial" w:hAnsi="Arial"/>
-        </w:rPr>
-        <w:t>Save after each major section.</w:t>
+        <w:t>- [ ] EOI details are complete (if included)</w:t>
       </w:r>
     </w:p>
     <w:p>
@@ -5487,10 +1996,7 @@
         <w:pStyle w:val="ListBullet"/>
       </w:pPr>
       <w:r>
-        <w:rPr>
-          <w:rFonts w:ascii="Arial" w:hAnsi="Arial"/>
-        </w:rPr>
-        <w:t>Check the Appointment Summary before moving to Ready.</w:t>
+        <w:t>- [ ] IA details are complete (if included)</w:t>
       </w:r>
     </w:p>
     <w:p>
@@ -5498,10 +2004,7 @@
         <w:pStyle w:val="ListBullet"/>
       </w:pPr>
       <w:r>
-        <w:rPr>
-          <w:rFonts w:ascii="Arial" w:hAnsi="Arial"/>
-        </w:rPr>
-        <w:t>Keep the screen awake during uploads and package generation.</w:t>
+        <w:t>- [ ] Client signatures are present</w:t>
       </w:r>
     </w:p>
     <w:p>
@@ -5509,21 +2012,7 @@
         <w:pStyle w:val="ListBullet"/>
       </w:pPr>
       <w:r>
-        <w:rPr>
-          <w:rFonts w:ascii="Arial" w:hAnsi="Arial"/>
-        </w:rPr>
-        <w:t>Verify filenames before sharing.</w:t>
-      </w:r>
-    </w:p>
-    <w:p>
-      <w:pPr>
-        <w:pStyle w:val="Heading2"/>
-      </w:pPr>
-      <w:r>
-        <w:rPr>
-          <w:rFonts w:ascii="Arial" w:hAnsi="Arial"/>
-        </w:rPr>
-        <w:t>On iPhone or iPad</w:t>
+        <w:t>- [ ] Supporting documents are attached</w:t>
       </w:r>
     </w:p>
     <w:p>
@@ -5531,10 +2020,7 @@
         <w:pStyle w:val="ListBullet"/>
       </w:pPr>
       <w:r>
-        <w:rPr>
-          <w:rFonts w:ascii="Arial" w:hAnsi="Arial"/>
-        </w:rPr>
-        <w:t>Use portrait for form entry and landscape when the whiteboard or preview needs more width.</w:t>
+        <w:t>- [ ] Whiteboard pages are saved (Zoom only)</w:t>
       </w:r>
     </w:p>
     <w:p>
@@ -5542,10 +2028,7 @@
         <w:pStyle w:val="ListBullet"/>
       </w:pPr>
       <w:r>
-        <w:rPr>
-          <w:rFonts w:ascii="Arial" w:hAnsi="Arial"/>
-        </w:rPr>
-        <w:t>After the software keyboard opens, confirm the focused field remains visible.</w:t>
+        <w:t>- [ ] Combined PDF downloaded and checked</w:t>
       </w:r>
     </w:p>
     <w:p>
@@ -5553,10 +2036,7 @@
         <w:pStyle w:val="ListBullet"/>
       </w:pPr>
       <w:r>
-        <w:rPr>
-          <w:rFonts w:ascii="Arial" w:hAnsi="Arial"/>
-        </w:rPr>
-        <w:t>Allow the browser's download prompt and locate files in Downloads.</w:t>
+        <w:t>- [ ] Document ZIP downloaded and checked</w:t>
       </w:r>
     </w:p>
     <w:p>
@@ -5564,10 +2044,7 @@
         <w:pStyle w:val="ListBullet"/>
       </w:pPr>
       <w:r>
-        <w:rPr>
-          <w:rFonts w:ascii="Arial" w:hAnsi="Arial"/>
-        </w:rPr>
-        <w:t>Check bottom actions remain clear of the home indicator.</w:t>
+        <w:t>- [ ] Email recipient is correct</w:t>
       </w:r>
     </w:p>
     <w:p>
@@ -5575,357 +2052,45 @@
         <w:pStyle w:val="ListBullet"/>
       </w:pPr>
       <w:r>
-        <w:rPr>
-          <w:rFonts w:ascii="Arial" w:hAnsi="Arial"/>
-        </w:rPr>
-        <w:t>When using the installed PWA, allow an update to finish before starting an appointment.</w:t>
+        <w:t>- [ ] Both files attached to email</w:t>
       </w:r>
     </w:p>
     <w:p>
       <w:pPr>
-        <w:pStyle w:val="Heading2"/>
+        <w:pStyle w:val="ListBullet"/>
       </w:pPr>
       <w:r>
-        <w:rPr>
-          <w:rFonts w:ascii="Arial" w:hAnsi="Arial"/>
-        </w:rPr>
-        <w:t>Accessibility</w:t>
-      </w:r>
-    </w:p>
-    <w:p>
-      <w:r>
-        <w:rPr>
-          <w:rFonts w:ascii="Arial" w:hAnsi="Arial"/>
-        </w:rPr>
-        <w:t xml:space="preserve">All actions can be reached by keyboard. Focus indicators show the active control. The compact </w:t>
-      </w:r>
-      <w:r>
-        <w:rPr>
-          <w:rFonts w:ascii="Arial" w:hAnsi="Arial"/>
-          <w:b/>
-        </w:rPr>
-        <w:t>More actions</w:t>
-      </w:r>
-      <w:r>
-        <w:rPr>
-          <w:rFonts w:ascii="Arial" w:hAnsi="Arial"/>
-        </w:rPr>
-        <w:t xml:space="preserve"> menu supports Enter, Space, Escape, Tab and Shift+Tab. Use VoiceOver or the device screen reader when required.</w:t>
-      </w:r>
-    </w:p>
-    <w:p>
-      <w:r>
-        <w:br w:type="page"/>
-      </w:r>
-    </w:p>
-    <w:p>
-      <w:pPr>
-        <w:pStyle w:val="Heading1"/>
-        <w:keepNext/>
-        <w:spacing w:after="80"/>
-      </w:pPr>
-      <w:r>
-        <w:t>16. Final Checklist</w:t>
-      </w:r>
-    </w:p>
-    <w:tbl>
-      <w:tblPr>
-        <w:tblW w:type="auto" w:w="0"/>
-        <w:tblLook w:firstColumn="1" w:firstRow="1" w:lastColumn="0" w:lastRow="0" w:noHBand="0" w:noVBand="1" w:val="04A0"/>
-      </w:tblPr>
-      <w:tblGrid>
-        <w:gridCol w:w="9866"/>
-      </w:tblGrid>
-      <w:tr>
-        <w:trPr>
-          <w:trHeight w:val="68" w:hRule="exact"/>
-        </w:trPr>
-        <w:tc>
-          <w:tcPr>
-            <w:tcW w:type="dxa" w:w="9866"/>
-            <w:shd w:fill="C6A14A"/>
-          </w:tcPr>
-          <w:p>
-            <w:r/>
-          </w:p>
-        </w:tc>
-      </w:tr>
-    </w:tbl>
-    <w:p>
-      <w:pPr>
-        <w:spacing w:after="0"/>
-      </w:pPr>
-    </w:p>
-    <w:p>
-      <w:r>
-        <w:rPr>
-          <w:rFonts w:ascii="Arial" w:hAnsi="Arial"/>
-        </w:rPr>
-        <w:t>Before ending the appointment, confirm:</w:t>
-      </w:r>
-    </w:p>
-    <w:p>
-      <w:r>
-        <w:rPr>
-          <w:rFonts w:ascii="Arial" w:hAnsi="Arial"/>
-        </w:rPr>
-        <w:t>☐ Correct staff member and appointment type selected.</w:t>
-      </w:r>
-    </w:p>
-    <w:p>
-      <w:r>
-        <w:rPr>
-          <w:rFonts w:ascii="Arial" w:hAnsi="Arial"/>
-        </w:rPr>
-        <w:t>☐ Client names, contacts and property address checked.</w:t>
-      </w:r>
-    </w:p>
-    <w:p>
-      <w:r>
-        <w:rPr>
-          <w:rFonts w:ascii="Arial" w:hAnsi="Arial"/>
-        </w:rPr>
-        <w:t>☐ Client 2 correctly marked present or not required.</w:t>
-      </w:r>
-    </w:p>
-    <w:p>
-      <w:r>
-        <w:rPr>
-          <w:rFonts w:ascii="Arial" w:hAnsi="Arial"/>
-        </w:rPr>
-        <w:t>☐ Required EOI and IA options selected and completed.</w:t>
-      </w:r>
-    </w:p>
-    <w:p>
-      <w:r>
-        <w:rPr>
-          <w:rFonts w:ascii="Arial" w:hAnsi="Arial"/>
-        </w:rPr>
-        <w:t>☐ Next appointment recorded when applicable.</w:t>
-      </w:r>
-    </w:p>
-    <w:p>
-      <w:r>
-        <w:rPr>
-          <w:rFonts w:ascii="Arial" w:hAnsi="Arial"/>
-        </w:rPr>
-        <w:t xml:space="preserve">☐ Contract Due Date selected, or </w:t>
-      </w:r>
-      <w:r>
-        <w:rPr>
-          <w:rFonts w:ascii="Arial" w:hAnsi="Arial"/>
-          <w:b/>
-        </w:rPr>
-        <w:t>To Be Confirmed</w:t>
-      </w:r>
-      <w:r>
-        <w:rPr>
-          <w:rFonts w:ascii="Arial" w:hAnsi="Arial"/>
-        </w:rPr>
-        <w:t xml:space="preserve"> chosen.</w:t>
-      </w:r>
-    </w:p>
-    <w:p>
-      <w:r>
-        <w:rPr>
-          <w:rFonts w:ascii="Arial" w:hAnsi="Arial"/>
-        </w:rPr>
-        <w:t>☐ ID images are clear, complete and correctly oriented.</w:t>
-      </w:r>
-    </w:p>
-    <w:p>
-      <w:r>
-        <w:rPr>
-          <w:rFonts w:ascii="Arial" w:hAnsi="Arial"/>
-        </w:rPr>
-        <w:t>☐ Signatures are present in the correct fields.</w:t>
-      </w:r>
-    </w:p>
-    <w:p>
-      <w:r>
-        <w:rPr>
-          <w:rFonts w:ascii="Arial" w:hAnsi="Arial"/>
-        </w:rPr>
-        <w:t>☐ Appointment Summary shows no unresolved required items.</w:t>
-      </w:r>
-    </w:p>
-    <w:p>
-      <w:r>
-        <w:rPr>
-          <w:rFonts w:ascii="Arial" w:hAnsi="Arial"/>
-        </w:rPr>
-        <w:t>☐ Draft saved.</w:t>
-      </w:r>
-    </w:p>
-    <w:p>
-      <w:r>
-        <w:rPr>
-          <w:rFonts w:ascii="Arial" w:hAnsi="Arial"/>
-        </w:rPr>
-        <w:t>☐ Appointment package generated after the final edit.</w:t>
-      </w:r>
-    </w:p>
-    <w:p>
-      <w:r>
-        <w:rPr>
-          <w:rFonts w:ascii="Arial" w:hAnsi="Arial"/>
-        </w:rPr>
-        <w:t>☐ Combined PDF reviewed page by page.</w:t>
-      </w:r>
-    </w:p>
-    <w:p>
-      <w:r>
-        <w:rPr>
-          <w:rFonts w:ascii="Arial" w:hAnsi="Arial"/>
-        </w:rPr>
-        <w:t>☐ Document ZIP contents checked.</w:t>
-      </w:r>
-    </w:p>
-    <w:p>
-      <w:r>
-        <w:rPr>
-          <w:rFonts w:ascii="Arial" w:hAnsi="Arial"/>
-        </w:rPr>
-        <w:t>☐ Both files downloaded.</w:t>
-      </w:r>
-    </w:p>
-    <w:p>
-      <w:r>
-        <w:rPr>
-          <w:rFonts w:ascii="Arial" w:hAnsi="Arial"/>
-        </w:rPr>
-        <w:t>☐ Prepared email reviewed and both files attached.</w:t>
-      </w:r>
-    </w:p>
-    <w:p>
-      <w:r>
-        <w:rPr>
-          <w:rFonts w:ascii="Arial" w:hAnsi="Arial"/>
-        </w:rPr>
-        <w:t>☐ Final handover sent to the intended recipients.</w:t>
-      </w:r>
-    </w:p>
-    <w:p>
-      <w:r>
-        <w:rPr>
-          <w:rFonts w:ascii="Arial" w:hAnsi="Arial"/>
-        </w:rPr>
-        <w:t>☐ A new appointment started only after the current handover is complete.</w:t>
-      </w:r>
-    </w:p>
-    <w:tbl>
-      <w:tblPr>
-        <w:tblW w:type="auto" w:w="0"/>
-        <w:jc w:val="center"/>
-        <w:tblLook w:firstColumn="1" w:firstRow="1" w:lastColumn="0" w:lastRow="0" w:noHBand="0" w:noVBand="1" w:val="04A0"/>
-      </w:tblPr>
-      <w:tblGrid>
-        <w:gridCol w:w="9866"/>
-      </w:tblGrid>
-      <w:tr>
-        <w:tc>
-          <w:tcPr>
-            <w:tcW w:type="dxa" w:w="9866"/>
-            <w:shd w:fill="FBF5E7"/>
-            <w:tcBorders>
-              <w:left w:val="single" w:sz="18" w:color="C6A14A"/>
-            </w:tcBorders>
-          </w:tcPr>
-          <w:p>
-            <w:pPr>
-              <w:spacing w:after="0"/>
-            </w:pPr>
-            <w:r>
-              <w:rPr>
-                <w:b w:val="0"/>
-                <w:color w:val="0D253F"/>
-                <w:sz w:val="18"/>
-              </w:rPr>
-            </w:r>
-            <w:r>
-              <w:rPr>
-                <w:b/>
-                <w:color w:val="0D253F"/>
-                <w:sz w:val="18"/>
-              </w:rPr>
-              <w:t>Complete means checked:</w:t>
-            </w:r>
-            <w:r>
-              <w:rPr>
-                <w:b w:val="0"/>
-                <w:color w:val="0D253F"/>
-                <w:sz w:val="18"/>
-              </w:rPr>
-              <w:t xml:space="preserve"> Never rely on filenames or a success message alone. Open and verify the final files before sending.</w:t>
-            </w:r>
-          </w:p>
-        </w:tc>
-      </w:tr>
-    </w:tbl>
-    <w:p>
-      <w:pPr>
-        <w:spacing w:after="0"/>
-      </w:pPr>
+        <w:t>- [ ] Appointment cleared from app after handover</w:t>
+      </w:r>
+    </w:p>
+    <w:p>
+      <w:r>
+        <w:t>____________________________________________________________</w:t>
+      </w:r>
+    </w:p>
+    <w:p>
+      <w:r>
+        <w:t>**End of Field Guide**</w:t>
+      </w:r>
+    </w:p>
+    <w:p>
+      <w:r>
+        <w:t>*Sales Appointment Capture Field Guide v1.1.0 Released*</w:t>
+      </w:r>
+    </w:p>
+    <w:p>
+      <w:r>
+        <w:t>*Internal use only — Amplify Solutions Group*</w:t>
+      </w:r>
     </w:p>
     <w:sectPr>
-      <w:headerReference w:type="default" r:id="rId10"/>
-      <w:footerReference w:type="default" r:id="rId11"/>
-      <w:pgSz w:w="11906" w:h="16838"/>
-      <w:pgMar w:top="964" w:right="1020" w:bottom="907" w:left="1020" w:header="397" w:footer="397" w:gutter="0"/>
+      <w:pgSz w:w="12240" w:h="15840"/>
+      <w:pgMar w:top="1440" w:right="1800" w:bottom="1440" w:left="1800" w:header="720" w:footer="720" w:gutter="0"/>
       <w:cols w:space="720"/>
       <w:docGrid w:linePitch="360"/>
     </w:sectPr>
   </w:body>
 </w:document>
-</file>
-
-<file path=word/footer1.xml><?xml version="1.0" encoding="utf-8"?>
-<w:ftr xmlns:m="http://schemas.openxmlformats.org/officeDocument/2006/math" xmlns:mc="http://schemas.openxmlformats.org/markup-compatibility/2006" xmlns:mo="http://schemas.microsoft.com/office/mac/office/2008/main" xmlns:mv="urn:schemas-microsoft-com:mac:vml" xmlns:o="urn:schemas-microsoft-com:office:office" xmlns:r="http://schemas.openxmlformats.org/officeDocument/2006/relationships" xmlns:v="urn:schemas-microsoft-com:vml" xmlns:w10="urn:schemas-microsoft-com:office:word" xmlns:w14="http://schemas.microsoft.com/office/word/2010/wordml" xmlns:w="http://schemas.openxmlformats.org/wordprocessingml/2006/main" xmlns:wne="http://schemas.microsoft.com/office/word/2006/wordml" xmlns:wp14="http://schemas.microsoft.com/office/word/2010/wordprocessingDrawing" xmlns:wp="http://schemas.openxmlformats.org/drawingml/2006/wordprocessingDrawing" xmlns:wpc="http://schemas.microsoft.com/office/word/2010/wordprocessingCanvas" xmlns:wpg="http://schemas.microsoft.com/office/word/2010/wordprocessingGroup" xmlns:wpi="http://schemas.microsoft.com/office/word/2010/wordprocessingInk" xmlns:wps="http://schemas.microsoft.com/office/word/2010/wordprocessingShape" mc:Ignorable="w14 wp14">
-  <w:p>
-    <w:pPr>
-      <w:pStyle w:val="Footer"/>
-      <w:jc w:val="center"/>
-    </w:pPr>
-    <w:r>
-      <w:rPr>
-        <w:rFonts w:ascii="Arial" w:hAnsi="Arial"/>
-        <w:color w:val="58697E"/>
-        <w:sz w:val="15"/>
-      </w:rPr>
-      <w:t xml:space="preserve">ASG Internal Staff Resource  |  App 2.7.0-alpha.1  |  Guide 1.0.0  |  </w:t>
-    </w:r>
-    <w:r>
-      <w:rPr>
-        <w:rFonts w:ascii="Arial" w:hAnsi="Arial"/>
-        <w:color w:val="58697E"/>
-        <w:sz w:val="15"/>
-      </w:rPr>
-      <w:fldChar w:fldCharType="begin"/>
-      <w:instrText xml:space="preserve"> PAGE </w:instrText>
-      <w:fldChar w:fldCharType="end"/>
-    </w:r>
-  </w:p>
-</w:ftr>
-</file>
-
-<file path=word/header1.xml><?xml version="1.0" encoding="utf-8"?>
-<w:hdr xmlns:m="http://schemas.openxmlformats.org/officeDocument/2006/math" xmlns:mc="http://schemas.openxmlformats.org/markup-compatibility/2006" xmlns:mo="http://schemas.microsoft.com/office/mac/office/2008/main" xmlns:mv="urn:schemas-microsoft-com:mac:vml" xmlns:o="urn:schemas-microsoft-com:office:office" xmlns:r="http://schemas.openxmlformats.org/officeDocument/2006/relationships" xmlns:v="urn:schemas-microsoft-com:vml" xmlns:w10="urn:schemas-microsoft-com:office:word" xmlns:w14="http://schemas.microsoft.com/office/word/2010/wordml" xmlns:w="http://schemas.openxmlformats.org/wordprocessingml/2006/main" xmlns:wne="http://schemas.microsoft.com/office/word/2006/wordml" xmlns:wp14="http://schemas.microsoft.com/office/word/2010/wordprocessingDrawing" xmlns:wp="http://schemas.openxmlformats.org/drawingml/2006/wordprocessingDrawing" xmlns:wpc="http://schemas.microsoft.com/office/word/2010/wordprocessingCanvas" xmlns:wpg="http://schemas.microsoft.com/office/word/2010/wordprocessingGroup" xmlns:wpi="http://schemas.microsoft.com/office/word/2010/wordprocessingInk" xmlns:wps="http://schemas.microsoft.com/office/word/2010/wordprocessingShape" mc:Ignorable="w14 wp14">
-  <w:p>
-    <w:pPr>
-      <w:pStyle w:val="Header"/>
-      <w:jc w:val="right"/>
-    </w:pPr>
-    <w:r>
-      <w:rPr>
-        <w:rFonts w:ascii="Arial" w:hAnsi="Arial"/>
-        <w:b/>
-        <w:color w:val="C6A14A"/>
-        <w:sz w:val="15"/>
-      </w:rPr>
-      <w:t>ASG  |  SALES APPOINTMENT CAPTURE</w:t>
-    </w:r>
-  </w:p>
-</w:hdr>
 </file>
 
 <file path=word/numbering.xml><?xml version="1.0" encoding="utf-8"?>
@@ -6291,13 +2456,9 @@
     <w:name w:val="Normal"/>
     <w:qFormat/>
     <w:rsid w:val="00FC693F"/>
-    <w:pPr>
-      <w:spacing w:after="100" w:line="259" w:lineRule="auto"/>
-    </w:pPr>
     <w:rPr>
-      <w:rFonts w:ascii="Arial" w:hAnsi="Arial"/>
-      <w:color w:val="0D253F"/>
-      <w:sz w:val="19"/>
+      <w:rFonts w:ascii="Calibri" w:hAnsi="Calibri"/>
+      <w:sz w:val="22"/>
     </w:rPr>
   </w:style>
   <w:style w:type="paragraph" w:styleId="Header">
@@ -6359,11 +2520,11 @@
       <w:outlineLvl w:val="0"/>
     </w:pPr>
     <w:rPr>
-      <w:rFonts w:asciiTheme="majorHAnsi" w:eastAsiaTheme="majorEastAsia" w:hAnsiTheme="majorHAnsi" w:cstheme="majorBidi" w:ascii="Arial" w:hAnsi="Arial"/>
+      <w:rFonts w:asciiTheme="majorHAnsi" w:eastAsiaTheme="majorEastAsia" w:hAnsiTheme="majorHAnsi" w:cstheme="majorBidi"/>
       <w:b/>
       <w:bCs/>
-      <w:color w:val="0D253F"/>
-      <w:sz w:val="40"/>
+      <w:color w:val="365F91" w:themeColor="accent1" w:themeShade="BF"/>
+      <w:sz w:val="28"/>
       <w:szCs w:val="28"/>
     </w:rPr>
   </w:style>
@@ -6383,11 +2544,11 @@
       <w:outlineLvl w:val="1"/>
     </w:pPr>
     <w:rPr>
-      <w:rFonts w:asciiTheme="majorHAnsi" w:eastAsiaTheme="majorEastAsia" w:hAnsiTheme="majorHAnsi" w:cstheme="majorBidi" w:ascii="Arial" w:hAnsi="Arial"/>
+      <w:rFonts w:asciiTheme="majorHAnsi" w:eastAsiaTheme="majorEastAsia" w:hAnsiTheme="majorHAnsi" w:cstheme="majorBidi"/>
       <w:b/>
       <w:bCs/>
-      <w:color w:val="0D253F"/>
-      <w:sz w:val="24"/>
+      <w:color w:val="4F81BD" w:themeColor="accent1"/>
+      <w:sz w:val="26"/>
       <w:szCs w:val="26"/>
     </w:rPr>
   </w:style>
@@ -6407,11 +2568,10 @@
       <w:outlineLvl w:val="2"/>
     </w:pPr>
     <w:rPr>
-      <w:rFonts w:asciiTheme="majorHAnsi" w:eastAsiaTheme="majorEastAsia" w:hAnsiTheme="majorHAnsi" w:cstheme="majorBidi" w:ascii="Arial" w:hAnsi="Arial"/>
+      <w:rFonts w:asciiTheme="majorHAnsi" w:eastAsiaTheme="majorEastAsia" w:hAnsiTheme="majorHAnsi" w:cstheme="majorBidi"/>
       <w:b/>
       <w:bCs/>
-      <w:color w:val="0D253F"/>
-      <w:sz w:val="20"/>
+      <w:color w:val="4F81BD" w:themeColor="accent1"/>
     </w:rPr>
   </w:style>
   <w:style w:type="paragraph" w:styleId="Heading4">
@@ -6642,7 +2802,6 @@
     <w:qFormat/>
     <w:rsid w:val="00FC693F"/>
     <w:pPr>
-      <w:keepNext/>
       <w:pBdr>
         <w:bottom w:val="single" w:sz="8" w:space="4" w:color="4F81BD" w:themeColor="accent1"/>
       </w:pBdr>
@@ -6650,12 +2809,11 @@
       <w:contextualSpacing/>
     </w:pPr>
     <w:rPr>
-      <w:rFonts w:asciiTheme="majorHAnsi" w:eastAsiaTheme="majorEastAsia" w:hAnsiTheme="majorHAnsi" w:cstheme="majorBidi" w:ascii="Arial" w:hAnsi="Arial"/>
-      <w:b/>
-      <w:color w:val="FFFFFF"/>
+      <w:rFonts w:asciiTheme="majorHAnsi" w:eastAsiaTheme="majorEastAsia" w:hAnsiTheme="majorHAnsi" w:cstheme="majorBidi"/>
+      <w:color w:val="17365D" w:themeColor="text2" w:themeShade="BF"/>
       <w:spacing w:val="5"/>
       <w:kern w:val="28"/>
-      <w:sz w:val="64"/>
+      <w:sz w:val="52"/>
       <w:szCs w:val="52"/>
     </w:rPr>
   </w:style>

--- a/docs/user-guides/ASG_Sales_Appointment_Capture_User_Guide.docx
+++ b/docs/user-guides/ASG_Sales_Appointment_Capture_User_Guide.docx
@@ -2,47 +2,194 @@
 <file path=word/document.xml><?xml version="1.0" encoding="utf-8"?>
 <w:document xmlns:wpc="http://schemas.microsoft.com/office/word/2010/wordprocessingCanvas" xmlns:mo="http://schemas.microsoft.com/office/mac/office/2008/main" xmlns:mc="http://schemas.openxmlformats.org/markup-compatibility/2006" xmlns:mv="urn:schemas-microsoft-com:mac:vml" xmlns:o="urn:schemas-microsoft-com:office:office" xmlns:r="http://schemas.openxmlformats.org/officeDocument/2006/relationships" xmlns:m="http://schemas.openxmlformats.org/officeDocument/2006/math" xmlns:v="urn:schemas-microsoft-com:vml" xmlns:wp14="http://schemas.microsoft.com/office/word/2010/wordprocessingDrawing" xmlns:wp="http://schemas.openxmlformats.org/drawingml/2006/wordprocessingDrawing" xmlns:w10="urn:schemas-microsoft-com:office:word" xmlns:w="http://schemas.openxmlformats.org/wordprocessingml/2006/main" xmlns:w14="http://schemas.microsoft.com/office/word/2010/wordml" xmlns:wpg="http://schemas.microsoft.com/office/word/2010/wordprocessingGroup" xmlns:wpi="http://schemas.microsoft.com/office/word/2010/wordprocessingInk" xmlns:wne="http://schemas.microsoft.com/office/word/2006/wordml" xmlns:wps="http://schemas.microsoft.com/office/word/2010/wordprocessingShape" mc:Ignorable="w14 wp14">
   <w:body>
+    <w:tbl>
+      <w:tblPr>
+        <w:tblW w:type="auto" w:w="0"/>
+        <w:jc w:val="center"/>
+        <w:tblLayout w:type="fixed"/>
+        <w:tblLook w:firstColumn="1" w:firstRow="1" w:lastColumn="0" w:lastRow="0" w:noHBand="0" w:noVBand="1" w:val="04A0"/>
+      </w:tblPr>
+      <w:tblGrid>
+        <w:gridCol w:w="11906"/>
+      </w:tblGrid>
+      <w:tr>
+        <w:trPr>
+          <w:trHeight w:val="16781" w:hRule="exact"/>
+        </w:trPr>
+        <w:tc>
+          <w:tcPr>
+            <w:tcW w:type="dxa" w:w="11906"/>
+            <w:vAlign w:val="center"/>
+            <w:shd w:fill="071B33"/>
+            <w:tcMar>
+              <w:top w:w="900" w:type="dxa"/>
+              <w:left w:w="1100" w:type="dxa"/>
+              <w:bottom w:w="900" w:type="dxa"/>
+              <w:right w:w="1100" w:type="dxa"/>
+            </w:tcMar>
+          </w:tcPr>
+          <w:p>
+            <w:pPr>
+              <w:jc w:val="left"/>
+            </w:pPr>
+            <w:r>
+              <w:drawing>
+                <wp:inline xmlns:a="http://schemas.openxmlformats.org/drawingml/2006/main" xmlns:pic="http://schemas.openxmlformats.org/drawingml/2006/picture">
+                  <wp:extent cx="2592000" cy="539156"/>
+                  <wp:docPr id="1" name="Picture 1"/>
+                  <wp:cNvGraphicFramePr>
+                    <a:graphicFrameLocks noChangeAspect="1"/>
+                  </wp:cNvGraphicFramePr>
+                  <a:graphic>
+                    <a:graphicData uri="http://schemas.openxmlformats.org/drawingml/2006/picture">
+                      <pic:pic>
+                        <pic:nvPicPr>
+                          <pic:cNvPr id="0" name="asg_logo.png"/>
+                          <pic:cNvPicPr/>
+                        </pic:nvPicPr>
+                        <pic:blipFill>
+                          <a:blip r:embed="rId9"/>
+                          <a:stretch>
+                            <a:fillRect/>
+                          </a:stretch>
+                        </pic:blipFill>
+                        <pic:spPr>
+                          <a:xfrm>
+                            <a:off x="0" y="0"/>
+                            <a:ext cx="2592000" cy="539156"/>
+                          </a:xfrm>
+                          <a:prstGeom prst="rect"/>
+                        </pic:spPr>
+                      </pic:pic>
+                    </a:graphicData>
+                  </a:graphic>
+                </wp:inline>
+              </w:drawing>
+            </w:r>
+          </w:p>
+          <w:p>
+            <w:pPr>
+              <w:spacing w:before="760" w:after="200"/>
+            </w:pPr>
+            <w:r>
+              <w:rPr>
+                <w:rFonts w:ascii="Arial" w:hAnsi="Arial"/>
+                <w:b/>
+                <w:color w:val="C6A14A"/>
+                <w:sz w:val="20"/>
+              </w:rPr>
+              <w:t>ASG INTERNAL STAFF RESOURCE</w:t>
+            </w:r>
+          </w:p>
+          <w:p>
+            <w:pPr>
+              <w:pStyle w:val="Title"/>
+              <w:spacing w:after="280"/>
+            </w:pPr>
+            <w:r>
+              <w:t>Client Appointment</w:t>
+              <w:br/>
+              <w:t>Checklist</w:t>
+            </w:r>
+          </w:p>
+          <w:p>
+            <w:r>
+              <w:rPr>
+                <w:rFonts w:ascii="Arial" w:hAnsi="Arial"/>
+                <w:b/>
+                <w:color w:val="C6A14A"/>
+                <w:sz w:val="40"/>
+              </w:rPr>
+              <w:t>Staff User Guide</w:t>
+            </w:r>
+          </w:p>
+          <w:p>
+            <w:pPr>
+              <w:spacing w:before="360" w:after="900"/>
+            </w:pPr>
+            <w:r>
+              <w:rPr>
+                <w:color w:val="DCE3EB"/>
+                <w:sz w:val="24"/>
+              </w:rPr>
+              <w:t>A practical guide to completing, reviewing and handing over in-person and Zoom sales appointments.</w:t>
+            </w:r>
+          </w:p>
+          <w:p>
+            <w:r>
+              <w:rPr>
+                <w:b/>
+                <w:color w:val="B2BECC"/>
+                <w:sz w:val="18"/>
+              </w:rPr>
+              <w:t>Application version: 2.7.0-alpha.1</w:t>
+              <w:br/>
+              <w:t>Guide version: 1.0.0</w:t>
+              <w:br/>
+              <w:t>Generated: 9 September 2026</w:t>
+              <w:br/>
+              <w:t>Git branch: main</w:t>
+              <w:br/>
+              <w:t>Source commit: c56fe0035e2093e43cbd7d010657da7bf11b6b94</w:t>
+            </w:r>
+          </w:p>
+        </w:tc>
+      </w:tr>
+    </w:tbl>
+    <w:p>
+      <w:pPr>
+        <w:sectPr>
+          <w:pgSz w:w="11906" w:h="16838"/>
+          <w:pgMar w:top="0" w:right="0" w:bottom="0" w:left="0" w:header="720" w:footer="720" w:gutter="0"/>
+          <w:cols w:space="720"/>
+          <w:docGrid w:linePitch="360"/>
+        </w:sectPr>
+      </w:pPr>
+    </w:p>
     <w:p>
       <w:pPr>
         <w:pStyle w:val="Heading1"/>
+        <w:keepNext/>
+        <w:spacing w:after="80"/>
       </w:pPr>
       <w:r>
-        <w:t>Sales Appointment Capture Field Guide</w:t>
+        <w:t>1. Overview</w:t>
       </w:r>
+    </w:p>
+    <w:tbl>
+      <w:tblPr>
+        <w:tblW w:type="auto" w:w="0"/>
+        <w:tblLook w:firstColumn="1" w:firstRow="1" w:lastColumn="0" w:lastRow="0" w:noHBand="0" w:noVBand="1" w:val="04A0"/>
+      </w:tblPr>
+      <w:tblGrid>
+        <w:gridCol w:w="9866"/>
+      </w:tblGrid>
+      <w:tr>
+        <w:trPr>
+          <w:trHeight w:val="68" w:hRule="exact"/>
+        </w:trPr>
+        <w:tc>
+          <w:tcPr>
+            <w:tcW w:type="dxa" w:w="9866"/>
+            <w:shd w:fill="C6A14A"/>
+          </w:tcPr>
+          <w:p>
+            <w:r/>
+          </w:p>
+        </w:tc>
+      </w:tr>
+    </w:tbl>
+    <w:p>
+      <w:pPr>
+        <w:spacing w:after="0"/>
+      </w:pPr>
     </w:p>
     <w:p>
       <w:r>
-        <w:t>**A practical guide for preparing, completing and handing over client appointments**</w:t>
-      </w:r>
-    </w:p>
-    <w:p>
-      <w:r>
-        <w:t>____________________________________________________________</w:t>
-      </w:r>
-    </w:p>
-    <w:p>
-      <w:r>
-        <w:t>**Internal Staff Resource**</w:t>
-      </w:r>
-    </w:p>
-    <w:p>
-      <w:r>
-        <w:t>**Guide version:** 1.1.0 Released</w:t>
-      </w:r>
-    </w:p>
-    <w:p>
-      <w:r>
-        <w:t>**Application version:** 2.7.0-alpha.1</w:t>
-      </w:r>
-    </w:p>
-    <w:p>
-      <w:r>
-        <w:t>**Issue date:** 25 July 2026</w:t>
-      </w:r>
-    </w:p>
-    <w:p>
-      <w:r>
-        <w:t>____________________________________________________________</w:t>
+        <w:rPr>
+          <w:rFonts w:ascii="Arial" w:hAnsi="Arial"/>
+        </w:rPr>
+        <w:t>Client Appointment Checklist guides staff through appointment details, required forms, supporting evidence, signatures and final handover documents. The application is designed for desktop, tablet and mobile use.</w:t>
       </w:r>
     </w:p>
     <w:p>
@@ -50,7 +197,10 @@
         <w:pStyle w:val="Heading2"/>
       </w:pPr>
       <w:r>
-        <w:t>Contents</w:t>
+        <w:rPr>
+          <w:rFonts w:ascii="Arial" w:hAnsi="Arial"/>
+        </w:rPr>
+        <w:t>What the application produces</w:t>
       </w:r>
     </w:p>
     <w:p>
@@ -58,132 +208,819 @@
         <w:pStyle w:val="ListBullet"/>
       </w:pPr>
       <w:r>
-        <w:t>1. [About This Guide](#about-this-guide)</w:t>
+        <w:rPr>
+          <w:rFonts w:ascii="Arial" w:hAnsi="Arial"/>
+        </w:rPr>
+        <w:t xml:space="preserve">A </w:t>
+      </w:r>
+      <w:r>
+        <w:rPr>
+          <w:rFonts w:ascii="Arial" w:hAnsi="Arial"/>
+          <w:b/>
+        </w:rPr>
+        <w:t>Combined PDF</w:t>
+      </w:r>
+      <w:r>
+        <w:rPr>
+          <w:rFonts w:ascii="Arial" w:hAnsi="Arial"/>
+        </w:rPr>
+        <w:t xml:space="preserve"> containing the selected client forms and attached ID/photo pages.</w:t>
+      </w:r>
+    </w:p>
+    <w:p>
+      <w:pPr>
+        <w:pStyle w:val="ListBullet"/>
+      </w:pPr>
+      <w:r>
+        <w:rPr>
+          <w:rFonts w:ascii="Arial" w:hAnsi="Arial"/>
+        </w:rPr>
+        <w:t xml:space="preserve">A </w:t>
+      </w:r>
+      <w:r>
+        <w:rPr>
+          <w:rFonts w:ascii="Arial" w:hAnsi="Arial"/>
+          <w:b/>
+        </w:rPr>
+        <w:t>Document ZIP</w:t>
+      </w:r>
+      <w:r>
+        <w:rPr>
+          <w:rFonts w:ascii="Arial" w:hAnsi="Arial"/>
+        </w:rPr>
+        <w:t xml:space="preserve"> containing the individual generated form PDFs and supporting uploaded documents.</w:t>
+      </w:r>
+    </w:p>
+    <w:p>
+      <w:pPr>
+        <w:pStyle w:val="ListBullet"/>
+      </w:pPr>
+      <w:r>
+        <w:rPr>
+          <w:rFonts w:ascii="Arial" w:hAnsi="Arial"/>
+        </w:rPr>
+        <w:t>A prepared email addressed to the configured recipient, ready for the generated files to be attached.</w:t>
+      </w:r>
+    </w:p>
+    <w:tbl>
+      <w:tblPr>
+        <w:tblW w:type="auto" w:w="0"/>
+        <w:jc w:val="center"/>
+        <w:tblLook w:firstColumn="1" w:firstRow="1" w:lastColumn="0" w:lastRow="0" w:noHBand="0" w:noVBand="1" w:val="04A0"/>
+      </w:tblPr>
+      <w:tblGrid>
+        <w:gridCol w:w="9866"/>
+      </w:tblGrid>
+      <w:tr>
+        <w:tc>
+          <w:tcPr>
+            <w:tcW w:type="dxa" w:w="9866"/>
+            <w:shd w:fill="FBF5E7"/>
+            <w:tcBorders>
+              <w:left w:val="single" w:sz="18" w:color="C6A14A"/>
+            </w:tcBorders>
+          </w:tcPr>
+          <w:p>
+            <w:pPr>
+              <w:spacing w:after="0"/>
+            </w:pPr>
+            <w:r>
+              <w:rPr>
+                <w:b w:val="0"/>
+                <w:color w:val="0D253F"/>
+                <w:sz w:val="18"/>
+              </w:rPr>
+            </w:r>
+            <w:r>
+              <w:rPr>
+                <w:b/>
+                <w:color w:val="0D253F"/>
+                <w:sz w:val="18"/>
+              </w:rPr>
+              <w:t>Important:</w:t>
+            </w:r>
+            <w:r>
+              <w:rPr>
+                <w:b w:val="0"/>
+                <w:color w:val="0D253F"/>
+                <w:sz w:val="18"/>
+              </w:rPr>
+              <w:t xml:space="preserve"> The on-screen staff checklist is not included in the client PDF. It supports the appointment process only.</w:t>
+            </w:r>
+          </w:p>
+        </w:tc>
+      </w:tr>
+    </w:tbl>
+    <w:p>
+      <w:pPr>
+        <w:spacing w:after="0"/>
+      </w:pPr>
+    </w:p>
+    <w:p>
+      <w:pPr>
+        <w:pStyle w:val="Heading2"/>
+      </w:pPr>
+      <w:r>
+        <w:rPr>
+          <w:rFonts w:ascii="Arial" w:hAnsi="Arial"/>
+        </w:rPr>
+        <w:t>Core status cues</w:t>
+      </w:r>
+    </w:p>
+    <w:tbl>
+      <w:tblPr>
+        <w:tblW w:type="auto" w:w="0"/>
+        <w:jc w:val="center"/>
+        <w:tblLayout w:type="autofit"/>
+        <w:tblLook w:firstColumn="1" w:firstRow="1" w:lastColumn="0" w:lastRow="0" w:noHBand="0" w:noVBand="1" w:val="04A0"/>
+      </w:tblPr>
+      <w:tblGrid>
+        <w:gridCol w:w="4933"/>
+        <w:gridCol w:w="4933"/>
+      </w:tblGrid>
+      <w:tr>
+        <w:trPr>
+          <w:tblHeader w:val="true"/>
+        </w:trPr>
+        <w:tc>
+          <w:tcPr>
+            <w:tcW w:type="dxa" w:w="4933"/>
+            <w:vAlign w:val="center"/>
+            <w:shd w:fill="071B33"/>
+          </w:tcPr>
+          <w:p>
+            <w:pPr>
+              <w:spacing w:after="40"/>
+            </w:pPr>
+            <w:r>
+              <w:rPr>
+                <w:rFonts w:ascii="Arial" w:hAnsi="Arial"/>
+                <w:b/>
+                <w:color w:val="FFFFFF"/>
+                <w:sz w:val="16"/>
+              </w:rPr>
+              <w:t>Status</w:t>
+            </w:r>
+          </w:p>
+        </w:tc>
+        <w:tc>
+          <w:tcPr>
+            <w:tcW w:type="dxa" w:w="4933"/>
+            <w:vAlign w:val="center"/>
+            <w:shd w:fill="071B33"/>
+          </w:tcPr>
+          <w:p>
+            <w:pPr>
+              <w:spacing w:after="40"/>
+            </w:pPr>
+            <w:r>
+              <w:rPr>
+                <w:rFonts w:ascii="Arial" w:hAnsi="Arial"/>
+                <w:b/>
+                <w:color w:val="FFFFFF"/>
+                <w:sz w:val="16"/>
+              </w:rPr>
+              <w:t>Meaning</w:t>
+            </w:r>
+          </w:p>
+        </w:tc>
+      </w:tr>
+      <w:tr>
+        <w:tc>
+          <w:tcPr>
+            <w:tcW w:type="dxa" w:w="4933"/>
+            <w:vAlign w:val="center"/>
+            <w:tcBorders>
+              <w:bottom w:val="single" w:sz="4" w:color="DDE3EA"/>
+            </w:tcBorders>
+          </w:tcPr>
+          <w:p>
+            <w:pPr>
+              <w:spacing w:after="40"/>
+            </w:pPr>
+            <w:r>
+              <w:rPr>
+                <w:rFonts w:ascii="Arial" w:hAnsi="Arial"/>
+                <w:b/>
+                <w:color w:val="0D253F"/>
+                <w:sz w:val="16"/>
+              </w:rPr>
+              <w:t>Unsaved changes</w:t>
+            </w:r>
+          </w:p>
+        </w:tc>
+        <w:tc>
+          <w:tcPr>
+            <w:tcW w:type="dxa" w:w="4933"/>
+            <w:vAlign w:val="center"/>
+            <w:tcBorders>
+              <w:bottom w:val="single" w:sz="4" w:color="DDE3EA"/>
+            </w:tcBorders>
+          </w:tcPr>
+          <w:p>
+            <w:pPr>
+              <w:spacing w:after="40"/>
+            </w:pPr>
+            <w:r>
+              <w:rPr>
+                <w:rFonts w:ascii="Arial" w:hAnsi="Arial"/>
+                <w:sz w:val="16"/>
+              </w:rPr>
+              <w:t>Information has changed since the last draft save.</w:t>
+            </w:r>
+          </w:p>
+        </w:tc>
+      </w:tr>
+      <w:tr>
+        <w:tc>
+          <w:tcPr>
+            <w:tcW w:type="dxa" w:w="4933"/>
+            <w:vAlign w:val="center"/>
+            <w:tcBorders>
+              <w:bottom w:val="single" w:sz="4" w:color="DDE3EA"/>
+            </w:tcBorders>
+          </w:tcPr>
+          <w:p>
+            <w:pPr>
+              <w:spacing w:after="40"/>
+            </w:pPr>
+            <w:r>
+              <w:rPr>
+                <w:rFonts w:ascii="Arial" w:hAnsi="Arial"/>
+                <w:b/>
+                <w:color w:val="0D253F"/>
+                <w:sz w:val="16"/>
+              </w:rPr>
+              <w:t>Draft saved</w:t>
+            </w:r>
+          </w:p>
+        </w:tc>
+        <w:tc>
+          <w:tcPr>
+            <w:tcW w:type="dxa" w:w="4933"/>
+            <w:vAlign w:val="center"/>
+            <w:tcBorders>
+              <w:bottom w:val="single" w:sz="4" w:color="DDE3EA"/>
+            </w:tcBorders>
+          </w:tcPr>
+          <w:p>
+            <w:pPr>
+              <w:spacing w:after="40"/>
+            </w:pPr>
+            <w:r>
+              <w:rPr>
+                <w:rFonts w:ascii="Arial" w:hAnsi="Arial"/>
+                <w:sz w:val="16"/>
+              </w:rPr>
+              <w:t>The current draft was saved on this device.</w:t>
+            </w:r>
+          </w:p>
+        </w:tc>
+      </w:tr>
+      <w:tr>
+        <w:tc>
+          <w:tcPr>
+            <w:tcW w:type="dxa" w:w="4933"/>
+            <w:vAlign w:val="center"/>
+            <w:tcBorders>
+              <w:bottom w:val="single" w:sz="4" w:color="DDE3EA"/>
+            </w:tcBorders>
+          </w:tcPr>
+          <w:p>
+            <w:pPr>
+              <w:spacing w:after="40"/>
+            </w:pPr>
+            <w:r>
+              <w:rPr>
+                <w:rFonts w:ascii="Arial" w:hAnsi="Arial"/>
+                <w:b/>
+                <w:color w:val="0D253F"/>
+                <w:sz w:val="16"/>
+              </w:rPr>
+              <w:t>PDF ready</w:t>
+            </w:r>
+          </w:p>
+        </w:tc>
+        <w:tc>
+          <w:tcPr>
+            <w:tcW w:type="dxa" w:w="4933"/>
+            <w:vAlign w:val="center"/>
+            <w:tcBorders>
+              <w:bottom w:val="single" w:sz="4" w:color="DDE3EA"/>
+            </w:tcBorders>
+          </w:tcPr>
+          <w:p>
+            <w:pPr>
+              <w:spacing w:after="40"/>
+            </w:pPr>
+            <w:r>
+              <w:rPr>
+                <w:rFonts w:ascii="Arial" w:hAnsi="Arial"/>
+                <w:sz w:val="16"/>
+              </w:rPr>
+              <w:t>The latest appointment output was generated.</w:t>
+            </w:r>
+          </w:p>
+        </w:tc>
+      </w:tr>
+      <w:tr>
+        <w:tc>
+          <w:tcPr>
+            <w:tcW w:type="dxa" w:w="4933"/>
+            <w:vAlign w:val="center"/>
+            <w:tcBorders>
+              <w:bottom w:val="single" w:sz="4" w:color="DDE3EA"/>
+            </w:tcBorders>
+          </w:tcPr>
+          <w:p>
+            <w:pPr>
+              <w:spacing w:after="40"/>
+            </w:pPr>
+            <w:r>
+              <w:rPr>
+                <w:rFonts w:ascii="Arial" w:hAnsi="Arial"/>
+                <w:b/>
+                <w:color w:val="0D253F"/>
+                <w:sz w:val="16"/>
+              </w:rPr>
+              <w:t>Output invalidated</w:t>
+            </w:r>
+          </w:p>
+        </w:tc>
+        <w:tc>
+          <w:tcPr>
+            <w:tcW w:type="dxa" w:w="4933"/>
+            <w:vAlign w:val="center"/>
+            <w:tcBorders>
+              <w:bottom w:val="single" w:sz="4" w:color="DDE3EA"/>
+            </w:tcBorders>
+          </w:tcPr>
+          <w:p>
+            <w:pPr>
+              <w:spacing w:after="40"/>
+            </w:pPr>
+            <w:r>
+              <w:rPr>
+                <w:rFonts w:ascii="Arial" w:hAnsi="Arial"/>
+                <w:sz w:val="16"/>
+              </w:rPr>
+              <w:t>A field changed after generation; regenerate before handover.</w:t>
+            </w:r>
+          </w:p>
+        </w:tc>
+      </w:tr>
+    </w:tbl>
+    <w:p>
+      <w:pPr>
+        <w:spacing w:after="0"/>
+      </w:pPr>
+    </w:p>
+    <w:p>
+      <w:r>
+        <w:br w:type="page"/>
+      </w:r>
+    </w:p>
+    <w:p>
+      <w:pPr>
+        <w:pStyle w:val="Heading1"/>
+        <w:keepNext/>
+        <w:spacing w:after="80"/>
+      </w:pPr>
+      <w:r>
+        <w:t>2. Quick Start</w:t>
+      </w:r>
+    </w:p>
+    <w:tbl>
+      <w:tblPr>
+        <w:tblW w:type="auto" w:w="0"/>
+        <w:tblLook w:firstColumn="1" w:firstRow="1" w:lastColumn="0" w:lastRow="0" w:noHBand="0" w:noVBand="1" w:val="04A0"/>
+      </w:tblPr>
+      <w:tblGrid>
+        <w:gridCol w:w="9866"/>
+      </w:tblGrid>
+      <w:tr>
+        <w:trPr>
+          <w:trHeight w:val="68" w:hRule="exact"/>
+        </w:trPr>
+        <w:tc>
+          <w:tcPr>
+            <w:tcW w:type="dxa" w:w="9866"/>
+            <w:shd w:fill="C6A14A"/>
+          </w:tcPr>
+          <w:p>
+            <w:r/>
+          </w:p>
+        </w:tc>
+      </w:tr>
+    </w:tbl>
+    <w:p>
+      <w:pPr>
+        <w:spacing w:after="0"/>
+      </w:pPr>
+    </w:p>
+    <w:p>
+      <w:r>
+        <w:rPr>
+          <w:rFonts w:ascii="Arial" w:hAnsi="Arial"/>
+        </w:rPr>
+        <w:t xml:space="preserve">1. Open </w:t>
+      </w:r>
+      <w:r>
+        <w:rPr>
+          <w:rFonts w:ascii="Arial" w:hAnsi="Arial"/>
+          <w:b/>
+        </w:rPr>
+        <w:t>Client Appointment Checklist</w:t>
+      </w:r>
+      <w:r>
+        <w:rPr>
+          <w:rFonts w:ascii="Arial" w:hAnsi="Arial"/>
+        </w:rPr>
+        <w:t>.</w:t>
       </w:r>
     </w:p>
     <w:p>
       <w:r>
-        <w:t>2. [Quick Start](#quick-start)</w:t>
+        <w:rPr>
+          <w:rFonts w:ascii="Arial" w:hAnsi="Arial"/>
+        </w:rPr>
+        <w:t>2. Select your name.</w:t>
       </w:r>
     </w:p>
     <w:p>
       <w:r>
-        <w:t>3. [Before You Leave](#before-you-leave)</w:t>
+        <w:rPr>
+          <w:rFonts w:ascii="Arial" w:hAnsi="Arial"/>
+        </w:rPr>
+        <w:t xml:space="preserve">3. Choose </w:t>
+      </w:r>
+      <w:r>
+        <w:rPr>
+          <w:rFonts w:ascii="Arial" w:hAnsi="Arial"/>
+          <w:b/>
+        </w:rPr>
+        <w:t>In-person</w:t>
+      </w:r>
+      <w:r>
+        <w:rPr>
+          <w:rFonts w:ascii="Arial" w:hAnsi="Arial"/>
+        </w:rPr>
+        <w:t xml:space="preserve"> or </w:t>
+      </w:r>
+      <w:r>
+        <w:rPr>
+          <w:rFonts w:ascii="Arial" w:hAnsi="Arial"/>
+          <w:b/>
+        </w:rPr>
+        <w:t>Zoom</w:t>
+      </w:r>
+      <w:r>
+        <w:rPr>
+          <w:rFonts w:ascii="Arial" w:hAnsi="Arial"/>
+        </w:rPr>
+        <w:t>.</w:t>
       </w:r>
     </w:p>
     <w:p>
       <w:r>
-        <w:t>4. [Installing the App](#installing-the-app)</w:t>
+        <w:rPr>
+          <w:rFonts w:ascii="Arial" w:hAnsi="Arial"/>
+        </w:rPr>
+        <w:t xml:space="preserve">4. Select </w:t>
+      </w:r>
+      <w:r>
+        <w:rPr>
+          <w:rFonts w:ascii="Arial" w:hAnsi="Arial"/>
+          <w:b/>
+        </w:rPr>
+        <w:t>Continue</w:t>
+      </w:r>
+      <w:r>
+        <w:rPr>
+          <w:rFonts w:ascii="Arial" w:hAnsi="Arial"/>
+        </w:rPr>
+        <w:t>.</w:t>
       </w:r>
     </w:p>
     <w:p>
       <w:r>
-        <w:t>5. [Preparing to Work Without Internet](#preparing-to-work-without-internet)</w:t>
+        <w:rPr>
+          <w:rFonts w:ascii="Arial" w:hAnsi="Arial"/>
+        </w:rPr>
+        <w:t>5. Complete each relevant stage from left to right.</w:t>
       </w:r>
     </w:p>
     <w:p>
       <w:r>
-        <w:t>6. [Working Without an Internet Connection](#working-without-an-internet-connection)</w:t>
+        <w:rPr>
+          <w:rFonts w:ascii="Arial" w:hAnsi="Arial"/>
+        </w:rPr>
+        <w:t>6. Save a draft during the appointment.</w:t>
       </w:r>
     </w:p>
     <w:p>
       <w:r>
-        <w:t>7. [When Your Internet Connection Returns](#when-your-internet-connection-returns)</w:t>
+        <w:rPr>
+          <w:rFonts w:ascii="Arial" w:hAnsi="Arial"/>
+        </w:rPr>
+        <w:t xml:space="preserve">7. Resolve every item shown in </w:t>
+      </w:r>
+      <w:r>
+        <w:rPr>
+          <w:rFonts w:ascii="Arial" w:hAnsi="Arial"/>
+          <w:b/>
+        </w:rPr>
+        <w:t>Appointment Summary</w:t>
+      </w:r>
+      <w:r>
+        <w:rPr>
+          <w:rFonts w:ascii="Arial" w:hAnsi="Arial"/>
+        </w:rPr>
+        <w:t>.</w:t>
       </w:r>
     </w:p>
     <w:p>
       <w:r>
-        <w:t>8. [Choosing the Appointment Type](#choosing-the-appointment-type)</w:t>
+        <w:rPr>
+          <w:rFonts w:ascii="Arial" w:hAnsi="Arial"/>
+        </w:rPr>
+        <w:t xml:space="preserve">8. Select either a Contract Due Date or </w:t>
+      </w:r>
+      <w:r>
+        <w:rPr>
+          <w:rFonts w:ascii="Arial" w:hAnsi="Arial"/>
+          <w:b/>
+        </w:rPr>
+        <w:t>To Be Confirmed</w:t>
+      </w:r>
+      <w:r>
+        <w:rPr>
+          <w:rFonts w:ascii="Arial" w:hAnsi="Arial"/>
+        </w:rPr>
+        <w:t>.</w:t>
       </w:r>
     </w:p>
     <w:p>
       <w:r>
-        <w:t>9. [Starting an Appointment](#starting-an-appointment)</w:t>
+        <w:rPr>
+          <w:rFonts w:ascii="Arial" w:hAnsi="Arial"/>
+        </w:rPr>
+        <w:t xml:space="preserve">9. Choose </w:t>
+      </w:r>
+      <w:r>
+        <w:rPr>
+          <w:rFonts w:ascii="Arial" w:hAnsi="Arial"/>
+          <w:b/>
+        </w:rPr>
+        <w:t>Generate Appointment Package</w:t>
+      </w:r>
+      <w:r>
+        <w:rPr>
+          <w:rFonts w:ascii="Arial" w:hAnsi="Arial"/>
+        </w:rPr>
+        <w:t>.</w:t>
       </w:r>
     </w:p>
     <w:p>
       <w:r>
-        <w:t>10. [In-Person Appointments](#in-person-appointments)</w:t>
+        <w:rPr>
+          <w:rFonts w:ascii="Arial" w:hAnsi="Arial"/>
+        </w:rPr>
+        <w:t>10. Download the Combined PDF and Document ZIP, then prepare the email.</w:t>
+      </w:r>
+    </w:p>
+    <w:tbl>
+      <w:tblPr>
+        <w:tblW w:type="auto" w:w="0"/>
+        <w:jc w:val="center"/>
+        <w:tblLook w:firstColumn="1" w:firstRow="1" w:lastColumn="0" w:lastRow="0" w:noHBand="0" w:noVBand="1" w:val="04A0"/>
+      </w:tblPr>
+      <w:tblGrid>
+        <w:gridCol w:w="9866"/>
+      </w:tblGrid>
+      <w:tr>
+        <w:tc>
+          <w:tcPr>
+            <w:tcW w:type="dxa" w:w="9866"/>
+            <w:shd w:fill="FBF5E7"/>
+            <w:tcBorders>
+              <w:left w:val="single" w:sz="18" w:color="C6A14A"/>
+            </w:tcBorders>
+          </w:tcPr>
+          <w:p>
+            <w:pPr>
+              <w:spacing w:after="0"/>
+            </w:pPr>
+            <w:r>
+              <w:rPr>
+                <w:b w:val="0"/>
+                <w:color w:val="0D253F"/>
+                <w:sz w:val="18"/>
+              </w:rPr>
+            </w:r>
+            <w:r>
+              <w:rPr>
+                <w:b/>
+                <w:color w:val="0D253F"/>
+                <w:sz w:val="18"/>
+              </w:rPr>
+              <w:t>Before you begin:</w:t>
+            </w:r>
+            <w:r>
+              <w:rPr>
+                <w:b w:val="0"/>
+                <w:color w:val="0D253F"/>
+                <w:sz w:val="18"/>
+              </w:rPr>
+              <w:t xml:space="preserve"> Confirm the correct staff member and appointment type. These choices control the visible workflow and generated filenames.</w:t>
+            </w:r>
+          </w:p>
+        </w:tc>
+      </w:tr>
+    </w:tbl>
+    <w:p>
+      <w:pPr>
+        <w:spacing w:after="0"/>
+      </w:pPr>
+    </w:p>
+    <w:p>
+      <w:pPr>
+        <w:spacing w:after="40"/>
+        <w:jc w:val="center"/>
+      </w:pPr>
+      <w:r>
+        <w:drawing>
+          <wp:inline xmlns:a="http://schemas.openxmlformats.org/drawingml/2006/main" xmlns:pic="http://schemas.openxmlformats.org/drawingml/2006/picture">
+            <wp:extent cx="5580000" cy="3487500"/>
+            <wp:docPr id="2" name="Picture 2"/>
+            <wp:cNvGraphicFramePr>
+              <a:graphicFrameLocks noChangeAspect="1"/>
+            </wp:cNvGraphicFramePr>
+            <a:graphic>
+              <a:graphicData uri="http://schemas.openxmlformats.org/drawingml/2006/picture">
+                <pic:pic>
+                  <pic:nvPicPr>
+                    <pic:cNvPr id="0" name="01-appointment-type-selection.png"/>
+                    <pic:cNvPicPr/>
+                  </pic:nvPicPr>
+                  <pic:blipFill>
+                    <a:blip r:embed="rId12"/>
+                    <a:stretch>
+                      <a:fillRect/>
+                    </a:stretch>
+                  </pic:blipFill>
+                  <pic:spPr>
+                    <a:xfrm>
+                      <a:off x="0" y="0"/>
+                      <a:ext cx="5580000" cy="3487500"/>
+                    </a:xfrm>
+                    <a:prstGeom prst="rect"/>
+                  </pic:spPr>
+                </pic:pic>
+              </a:graphicData>
+            </a:graphic>
+          </wp:inline>
+        </w:drawing>
+      </w:r>
+    </w:p>
+    <w:p>
+      <w:pPr>
+        <w:spacing w:after="80"/>
+        <w:jc w:val="center"/>
+      </w:pPr>
+      <w:r>
+        <w:rPr>
+          <w:i/>
+          <w:color w:val="58697E"/>
+          <w:sz w:val="15"/>
+        </w:rPr>
+        <w:t>Appointment type selection</w:t>
       </w:r>
     </w:p>
     <w:p>
       <w:r>
-        <w:t>11. [Entering Sale Details](#entering-sale-details)</w:t>
+        <w:br w:type="page"/>
+      </w:r>
+    </w:p>
+    <w:p>
+      <w:pPr>
+        <w:pStyle w:val="Heading1"/>
+        <w:keepNext/>
+        <w:spacing w:after="80"/>
+      </w:pPr>
+      <w:r>
+        <w:t>3. Choosing the Appointment Type</w:t>
+      </w:r>
+    </w:p>
+    <w:tbl>
+      <w:tblPr>
+        <w:tblW w:type="auto" w:w="0"/>
+        <w:tblLook w:firstColumn="1" w:firstRow="1" w:lastColumn="0" w:lastRow="0" w:noHBand="0" w:noVBand="1" w:val="04A0"/>
+      </w:tblPr>
+      <w:tblGrid>
+        <w:gridCol w:w="9866"/>
+      </w:tblGrid>
+      <w:tr>
+        <w:trPr>
+          <w:trHeight w:val="68" w:hRule="exact"/>
+        </w:trPr>
+        <w:tc>
+          <w:tcPr>
+            <w:tcW w:type="dxa" w:w="9866"/>
+            <w:shd w:fill="C6A14A"/>
+          </w:tcPr>
+          <w:p>
+            <w:r/>
+          </w:p>
+        </w:tc>
+      </w:tr>
+    </w:tbl>
+    <w:p>
+      <w:pPr>
+        <w:spacing w:after="0"/>
+      </w:pPr>
+    </w:p>
+    <w:p>
+      <w:pPr>
+        <w:pStyle w:val="Heading2"/>
+      </w:pPr>
+      <w:r>
+        <w:rPr>
+          <w:rFonts w:ascii="Arial" w:hAnsi="Arial"/>
+        </w:rPr>
+        <w:t>In-person</w:t>
       </w:r>
     </w:p>
     <w:p>
       <w:r>
-        <w:t>12. [Zoom Appointments](#zoom-appointments)</w:t>
+        <w:rPr>
+          <w:rFonts w:ascii="Arial" w:hAnsi="Arial"/>
+        </w:rPr>
+        <w:t>Use for face-to-face appointments that may require an Expression of Interest (EOI), Irrevocable Authority (IA), ID photographs and client signatures.</w:t>
       </w:r>
     </w:p>
     <w:p>
       <w:r>
-        <w:t>13. [Using the Zoom Whiteboard](#using-the-zoom-whiteboard)</w:t>
+        <w:rPr>
+          <w:rFonts w:ascii="Arial" w:hAnsi="Arial"/>
+        </w:rPr>
+        <w:t>The in-person timeline contains seven stages:</w:t>
       </w:r>
     </w:p>
     <w:p>
       <w:r>
-        <w:t>14. [Adding Identification and Supporting Documents](#adding-identification-and-supporting-documents)</w:t>
+        <w:rPr>
+          <w:rFonts w:ascii="Arial" w:hAnsi="Arial"/>
+        </w:rPr>
+        <w:t>1. Client Details</w:t>
       </w:r>
     </w:p>
     <w:p>
       <w:r>
-        <w:t>15. [Collecting Signatures](#collecting-signatures)</w:t>
+        <w:rPr>
+          <w:rFonts w:ascii="Arial" w:hAnsi="Arial"/>
+        </w:rPr>
+        <w:t>2. EOI</w:t>
       </w:r>
     </w:p>
     <w:p>
       <w:r>
-        <w:t>16. [Saving Your Appointment](#saving-your-appointment)</w:t>
+        <w:rPr>
+          <w:rFonts w:ascii="Arial" w:hAnsi="Arial"/>
+        </w:rPr>
+        <w:t>3. IA</w:t>
       </w:r>
     </w:p>
     <w:p>
       <w:r>
-        <w:t>17. [Opening a Saved Appointment](#opening-a-saved-appointment)</w:t>
+        <w:rPr>
+          <w:rFonts w:ascii="Arial" w:hAnsi="Arial"/>
+        </w:rPr>
+        <w:t>4. ID Docs</w:t>
       </w:r>
     </w:p>
     <w:p>
       <w:r>
-        <w:t>18. [Creating the Final Documents](#creating-the-final-documents)</w:t>
+        <w:rPr>
+          <w:rFonts w:ascii="Arial" w:hAnsi="Arial"/>
+        </w:rPr>
+        <w:t>5. Signatures</w:t>
       </w:r>
     </w:p>
     <w:p>
       <w:r>
-        <w:t>19. [Downloading and Emailing the Documents](#downloading-and-emailing-the-documents)</w:t>
+        <w:rPr>
+          <w:rFonts w:ascii="Arial" w:hAnsi="Arial"/>
+        </w:rPr>
+        <w:t>6. Checklist</w:t>
       </w:r>
     </w:p>
     <w:p>
       <w:r>
-        <w:t>20. [Checking the Final Documents](#checking-the-final-documents)</w:t>
-      </w:r>
-    </w:p>
-    <w:p>
-      <w:r>
-        <w:t>21. [Common Mistakes](#common-mistakes)</w:t>
-      </w:r>
-    </w:p>
-    <w:p>
-      <w:r>
-        <w:t>22. [Troubleshooting](#troubleshooting)</w:t>
-      </w:r>
-    </w:p>
-    <w:p>
-      <w:r>
-        <w:t>23. [Best Practices and Device Tips](#best-practices-and-device-tips)</w:t>
-      </w:r>
-    </w:p>
-    <w:p>
-      <w:r>
-        <w:t>24. [One-Page Quick Reference](#one-page-quick-reference)</w:t>
-      </w:r>
-    </w:p>
-    <w:p>
-      <w:r>
-        <w:t>25. [Final Appointment Checklist](#final-appointment-checklist)</w:t>
-      </w:r>
-    </w:p>
-    <w:p>
-      <w:r>
-        <w:t>____________________________________________________________</w:t>
+        <w:rPr>
+          <w:rFonts w:ascii="Arial" w:hAnsi="Arial"/>
+        </w:rPr>
+        <w:t>7. Ready</w:t>
       </w:r>
     </w:p>
     <w:p>
@@ -191,17 +1028,1588 @@
         <w:pStyle w:val="Heading2"/>
       </w:pPr>
       <w:r>
-        <w:t>About This Guide</w:t>
+        <w:rPr>
+          <w:rFonts w:ascii="Arial" w:hAnsi="Arial"/>
+        </w:rPr>
+        <w:t>Zoom</w:t>
       </w:r>
     </w:p>
     <w:p>
       <w:r>
-        <w:t>This guide helps you prepare for, complete and hand over client appointments using the Sales Appointment Capture app.</w:t>
+        <w:rPr>
+          <w:rFonts w:ascii="Arial" w:hAnsi="Arial"/>
+        </w:rPr>
+        <w:t>Use for online consultations. The Zoom timeline contains eight stages:</w:t>
       </w:r>
     </w:p>
     <w:p>
       <w:r>
-        <w:t>It covers:</w:t>
+        <w:rPr>
+          <w:rFonts w:ascii="Arial" w:hAnsi="Arial"/>
+        </w:rPr>
+        <w:t>1. Client Details</w:t>
+      </w:r>
+    </w:p>
+    <w:p>
+      <w:r>
+        <w:rPr>
+          <w:rFonts w:ascii="Arial" w:hAnsi="Arial"/>
+        </w:rPr>
+        <w:t>2. Discovery</w:t>
+      </w:r>
+    </w:p>
+    <w:p>
+      <w:r>
+        <w:rPr>
+          <w:rFonts w:ascii="Arial" w:hAnsi="Arial"/>
+        </w:rPr>
+        <w:t>3. Financial</w:t>
+      </w:r>
+    </w:p>
+    <w:p>
+      <w:r>
+        <w:rPr>
+          <w:rFonts w:ascii="Arial" w:hAnsi="Arial"/>
+        </w:rPr>
+        <w:t>4. Professional</w:t>
+      </w:r>
+    </w:p>
+    <w:p>
+      <w:r>
+        <w:rPr>
+          <w:rFonts w:ascii="Arial" w:hAnsi="Arial"/>
+        </w:rPr>
+        <w:t>5. Strategy</w:t>
+      </w:r>
+    </w:p>
+    <w:p>
+      <w:r>
+        <w:rPr>
+          <w:rFonts w:ascii="Arial" w:hAnsi="Arial"/>
+        </w:rPr>
+        <w:t>6. Workspace</w:t>
+      </w:r>
+    </w:p>
+    <w:p>
+      <w:r>
+        <w:rPr>
+          <w:rFonts w:ascii="Arial" w:hAnsi="Arial"/>
+        </w:rPr>
+        <w:t>7. Outputs</w:t>
+      </w:r>
+    </w:p>
+    <w:p>
+      <w:r>
+        <w:rPr>
+          <w:rFonts w:ascii="Arial" w:hAnsi="Arial"/>
+        </w:rPr>
+        <w:t>8. Ready</w:t>
+      </w:r>
+    </w:p>
+    <w:tbl>
+      <w:tblPr>
+        <w:tblW w:type="auto" w:w="0"/>
+        <w:jc w:val="center"/>
+        <w:tblLook w:firstColumn="1" w:firstRow="1" w:lastColumn="0" w:lastRow="0" w:noHBand="0" w:noVBand="1" w:val="04A0"/>
+      </w:tblPr>
+      <w:tblGrid>
+        <w:gridCol w:w="9866"/>
+      </w:tblGrid>
+      <w:tr>
+        <w:tc>
+          <w:tcPr>
+            <w:tcW w:type="dxa" w:w="9866"/>
+            <w:shd w:fill="FBF5E7"/>
+            <w:tcBorders>
+              <w:left w:val="single" w:sz="18" w:color="C6A14A"/>
+            </w:tcBorders>
+          </w:tcPr>
+          <w:p>
+            <w:pPr>
+              <w:spacing w:after="0"/>
+            </w:pPr>
+            <w:r>
+              <w:rPr>
+                <w:b w:val="0"/>
+                <w:color w:val="0D253F"/>
+                <w:sz w:val="18"/>
+              </w:rPr>
+            </w:r>
+            <w:r>
+              <w:rPr>
+                <w:b/>
+                <w:color w:val="0D253F"/>
+                <w:sz w:val="18"/>
+              </w:rPr>
+              <w:t>Tip:</w:t>
+            </w:r>
+            <w:r>
+              <w:rPr>
+                <w:b w:val="0"/>
+                <w:color w:val="0D253F"/>
+                <w:sz w:val="18"/>
+              </w:rPr>
+              <w:t xml:space="preserve"> Use </w:t>
+            </w:r>
+            <w:r>
+              <w:rPr>
+                <w:b/>
+                <w:color w:val="0D253F"/>
+                <w:sz w:val="18"/>
+              </w:rPr>
+              <w:t>Change Type</w:t>
+            </w:r>
+            <w:r>
+              <w:rPr>
+                <w:b w:val="0"/>
+                <w:color w:val="0D253F"/>
+                <w:sz w:val="18"/>
+              </w:rPr>
+              <w:t xml:space="preserve"> only when the appointment mode was selected incorrectly. Confirm the current information has been saved first.</w:t>
+            </w:r>
+          </w:p>
+        </w:tc>
+      </w:tr>
+    </w:tbl>
+    <w:p>
+      <w:pPr>
+        <w:spacing w:after="0"/>
+      </w:pPr>
+    </w:p>
+    <w:p>
+      <w:r>
+        <w:br w:type="page"/>
+      </w:r>
+    </w:p>
+    <w:p>
+      <w:pPr>
+        <w:pStyle w:val="Heading1"/>
+        <w:keepNext/>
+        <w:spacing w:after="80"/>
+      </w:pPr>
+      <w:r>
+        <w:t>4. Staff Login and Appointment Setup</w:t>
+      </w:r>
+    </w:p>
+    <w:tbl>
+      <w:tblPr>
+        <w:tblW w:type="auto" w:w="0"/>
+        <w:tblLook w:firstColumn="1" w:firstRow="1" w:lastColumn="0" w:lastRow="0" w:noHBand="0" w:noVBand="1" w:val="04A0"/>
+      </w:tblPr>
+      <w:tblGrid>
+        <w:gridCol w:w="9866"/>
+      </w:tblGrid>
+      <w:tr>
+        <w:trPr>
+          <w:trHeight w:val="68" w:hRule="exact"/>
+        </w:trPr>
+        <w:tc>
+          <w:tcPr>
+            <w:tcW w:type="dxa" w:w="9866"/>
+            <w:shd w:fill="C6A14A"/>
+          </w:tcPr>
+          <w:p>
+            <w:r/>
+          </w:p>
+        </w:tc>
+      </w:tr>
+    </w:tbl>
+    <w:p>
+      <w:pPr>
+        <w:spacing w:after="0"/>
+      </w:pPr>
+    </w:p>
+    <w:p>
+      <w:r>
+        <w:rPr>
+          <w:rFonts w:ascii="Arial" w:hAnsi="Arial"/>
+        </w:rPr>
+        <w:t>Select your own staff record on the landing page. This selection is used in the appointment workspace, generated filenames and prepared-email sign-off.</w:t>
+      </w:r>
+    </w:p>
+    <w:p>
+      <w:pPr>
+        <w:pStyle w:val="Heading2"/>
+      </w:pPr>
+      <w:r>
+        <w:rPr>
+          <w:rFonts w:ascii="Arial" w:hAnsi="Arial"/>
+        </w:rPr>
+        <w:t>Initial appointment details</w:t>
+      </w:r>
+    </w:p>
+    <w:tbl>
+      <w:tblPr>
+        <w:tblW w:type="auto" w:w="0"/>
+        <w:jc w:val="center"/>
+        <w:tblLayout w:type="autofit"/>
+        <w:tblLook w:firstColumn="1" w:firstRow="1" w:lastColumn="0" w:lastRow="0" w:noHBand="0" w:noVBand="1" w:val="04A0"/>
+      </w:tblPr>
+      <w:tblGrid>
+        <w:gridCol w:w="4933"/>
+        <w:gridCol w:w="4933"/>
+      </w:tblGrid>
+      <w:tr>
+        <w:trPr>
+          <w:tblHeader w:val="true"/>
+        </w:trPr>
+        <w:tc>
+          <w:tcPr>
+            <w:tcW w:type="dxa" w:w="4933"/>
+            <w:vAlign w:val="center"/>
+            <w:shd w:fill="071B33"/>
+          </w:tcPr>
+          <w:p>
+            <w:pPr>
+              <w:spacing w:after="40"/>
+            </w:pPr>
+            <w:r>
+              <w:rPr>
+                <w:rFonts w:ascii="Arial" w:hAnsi="Arial"/>
+                <w:b/>
+                <w:color w:val="FFFFFF"/>
+                <w:sz w:val="16"/>
+              </w:rPr>
+              <w:t>Field</w:t>
+            </w:r>
+          </w:p>
+        </w:tc>
+        <w:tc>
+          <w:tcPr>
+            <w:tcW w:type="dxa" w:w="4933"/>
+            <w:vAlign w:val="center"/>
+            <w:shd w:fill="071B33"/>
+          </w:tcPr>
+          <w:p>
+            <w:pPr>
+              <w:spacing w:after="40"/>
+            </w:pPr>
+            <w:r>
+              <w:rPr>
+                <w:rFonts w:ascii="Arial" w:hAnsi="Arial"/>
+                <w:b/>
+                <w:color w:val="FFFFFF"/>
+                <w:sz w:val="16"/>
+              </w:rPr>
+              <w:t>What to enter</w:t>
+            </w:r>
+          </w:p>
+        </w:tc>
+      </w:tr>
+      <w:tr>
+        <w:tc>
+          <w:tcPr>
+            <w:tcW w:type="dxa" w:w="4933"/>
+            <w:vAlign w:val="center"/>
+            <w:tcBorders>
+              <w:bottom w:val="single" w:sz="4" w:color="DDE3EA"/>
+            </w:tcBorders>
+          </w:tcPr>
+          <w:p>
+            <w:pPr>
+              <w:spacing w:after="40"/>
+            </w:pPr>
+            <w:r>
+              <w:rPr>
+                <w:rFonts w:ascii="Arial" w:hAnsi="Arial"/>
+                <w:b/>
+                <w:color w:val="0D253F"/>
+                <w:sz w:val="16"/>
+              </w:rPr>
+              <w:t>Date</w:t>
+            </w:r>
+          </w:p>
+        </w:tc>
+        <w:tc>
+          <w:tcPr>
+            <w:tcW w:type="dxa" w:w="4933"/>
+            <w:vAlign w:val="center"/>
+            <w:tcBorders>
+              <w:bottom w:val="single" w:sz="4" w:color="DDE3EA"/>
+            </w:tcBorders>
+          </w:tcPr>
+          <w:p>
+            <w:pPr>
+              <w:spacing w:after="40"/>
+            </w:pPr>
+            <w:r>
+              <w:rPr>
+                <w:rFonts w:ascii="Arial" w:hAnsi="Arial"/>
+                <w:sz w:val="16"/>
+              </w:rPr>
+              <w:t>Appointment date in Australian format.</w:t>
+            </w:r>
+          </w:p>
+        </w:tc>
+      </w:tr>
+      <w:tr>
+        <w:tc>
+          <w:tcPr>
+            <w:tcW w:type="dxa" w:w="4933"/>
+            <w:vAlign w:val="center"/>
+            <w:tcBorders>
+              <w:bottom w:val="single" w:sz="4" w:color="DDE3EA"/>
+            </w:tcBorders>
+          </w:tcPr>
+          <w:p>
+            <w:pPr>
+              <w:spacing w:after="40"/>
+            </w:pPr>
+            <w:r>
+              <w:rPr>
+                <w:rFonts w:ascii="Arial" w:hAnsi="Arial"/>
+                <w:b/>
+                <w:color w:val="0D253F"/>
+                <w:sz w:val="16"/>
+              </w:rPr>
+              <w:t>Team Member</w:t>
+            </w:r>
+          </w:p>
+        </w:tc>
+        <w:tc>
+          <w:tcPr>
+            <w:tcW w:type="dxa" w:w="4933"/>
+            <w:vAlign w:val="center"/>
+            <w:tcBorders>
+              <w:bottom w:val="single" w:sz="4" w:color="DDE3EA"/>
+            </w:tcBorders>
+          </w:tcPr>
+          <w:p>
+            <w:pPr>
+              <w:spacing w:after="40"/>
+            </w:pPr>
+            <w:r>
+              <w:rPr>
+                <w:rFonts w:ascii="Arial" w:hAnsi="Arial"/>
+                <w:sz w:val="16"/>
+              </w:rPr>
+              <w:t>Confirm the selected staff member.</w:t>
+            </w:r>
+          </w:p>
+        </w:tc>
+      </w:tr>
+      <w:tr>
+        <w:tc>
+          <w:tcPr>
+            <w:tcW w:type="dxa" w:w="4933"/>
+            <w:vAlign w:val="center"/>
+            <w:tcBorders>
+              <w:bottom w:val="single" w:sz="4" w:color="DDE3EA"/>
+            </w:tcBorders>
+          </w:tcPr>
+          <w:p>
+            <w:pPr>
+              <w:spacing w:after="40"/>
+            </w:pPr>
+            <w:r>
+              <w:rPr>
+                <w:rFonts w:ascii="Arial" w:hAnsi="Arial"/>
+                <w:b/>
+                <w:color w:val="0D253F"/>
+                <w:sz w:val="16"/>
+              </w:rPr>
+              <w:t>Client Current Address</w:t>
+            </w:r>
+          </w:p>
+        </w:tc>
+        <w:tc>
+          <w:tcPr>
+            <w:tcW w:type="dxa" w:w="4933"/>
+            <w:vAlign w:val="center"/>
+            <w:tcBorders>
+              <w:bottom w:val="single" w:sz="4" w:color="DDE3EA"/>
+            </w:tcBorders>
+          </w:tcPr>
+          <w:p>
+            <w:pPr>
+              <w:spacing w:after="40"/>
+            </w:pPr>
+            <w:r>
+              <w:rPr>
+                <w:rFonts w:ascii="Arial" w:hAnsi="Arial"/>
+                <w:sz w:val="16"/>
+              </w:rPr>
+              <w:t>Client's present residential address.</w:t>
+            </w:r>
+          </w:p>
+        </w:tc>
+      </w:tr>
+      <w:tr>
+        <w:tc>
+          <w:tcPr>
+            <w:tcW w:type="dxa" w:w="4933"/>
+            <w:vAlign w:val="center"/>
+            <w:tcBorders>
+              <w:bottom w:val="single" w:sz="4" w:color="DDE3EA"/>
+            </w:tcBorders>
+          </w:tcPr>
+          <w:p>
+            <w:pPr>
+              <w:spacing w:after="40"/>
+            </w:pPr>
+            <w:r>
+              <w:rPr>
+                <w:rFonts w:ascii="Arial" w:hAnsi="Arial"/>
+                <w:b/>
+                <w:color w:val="0D253F"/>
+                <w:sz w:val="16"/>
+              </w:rPr>
+              <w:t>Address of Property Sale</w:t>
+            </w:r>
+          </w:p>
+        </w:tc>
+        <w:tc>
+          <w:tcPr>
+            <w:tcW w:type="dxa" w:w="4933"/>
+            <w:vAlign w:val="center"/>
+            <w:tcBorders>
+              <w:bottom w:val="single" w:sz="4" w:color="DDE3EA"/>
+            </w:tcBorders>
+          </w:tcPr>
+          <w:p>
+            <w:pPr>
+              <w:spacing w:after="40"/>
+            </w:pPr>
+            <w:r>
+              <w:rPr>
+                <w:rFonts w:ascii="Arial" w:hAnsi="Arial"/>
+                <w:sz w:val="16"/>
+              </w:rPr>
+              <w:t>Property connected with the appointment.</w:t>
+            </w:r>
+          </w:p>
+        </w:tc>
+      </w:tr>
+      <w:tr>
+        <w:tc>
+          <w:tcPr>
+            <w:tcW w:type="dxa" w:w="4933"/>
+            <w:vAlign w:val="center"/>
+            <w:tcBorders>
+              <w:bottom w:val="single" w:sz="4" w:color="DDE3EA"/>
+            </w:tcBorders>
+          </w:tcPr>
+          <w:p>
+            <w:pPr>
+              <w:spacing w:after="40"/>
+            </w:pPr>
+            <w:r>
+              <w:rPr>
+                <w:rFonts w:ascii="Arial" w:hAnsi="Arial"/>
+                <w:b/>
+                <w:color w:val="0D253F"/>
+                <w:sz w:val="16"/>
+              </w:rPr>
+              <w:t>Client 1</w:t>
+            </w:r>
+          </w:p>
+        </w:tc>
+        <w:tc>
+          <w:tcPr>
+            <w:tcW w:type="dxa" w:w="4933"/>
+            <w:vAlign w:val="center"/>
+            <w:tcBorders>
+              <w:bottom w:val="single" w:sz="4" w:color="DDE3EA"/>
+            </w:tcBorders>
+          </w:tcPr>
+          <w:p>
+            <w:pPr>
+              <w:spacing w:after="40"/>
+            </w:pPr>
+            <w:r>
+              <w:rPr>
+                <w:rFonts w:ascii="Arial" w:hAnsi="Arial"/>
+                <w:sz w:val="16"/>
+              </w:rPr>
+              <w:t>Name, contact number and email.</w:t>
+            </w:r>
+          </w:p>
+        </w:tc>
+      </w:tr>
+      <w:tr>
+        <w:tc>
+          <w:tcPr>
+            <w:tcW w:type="dxa" w:w="4933"/>
+            <w:vAlign w:val="center"/>
+            <w:tcBorders>
+              <w:bottom w:val="single" w:sz="4" w:color="DDE3EA"/>
+            </w:tcBorders>
+          </w:tcPr>
+          <w:p>
+            <w:pPr>
+              <w:spacing w:after="40"/>
+            </w:pPr>
+            <w:r>
+              <w:rPr>
+                <w:rFonts w:ascii="Arial" w:hAnsi="Arial"/>
+                <w:b/>
+                <w:color w:val="0D253F"/>
+                <w:sz w:val="16"/>
+              </w:rPr>
+              <w:t>Client 2</w:t>
+            </w:r>
+          </w:p>
+        </w:tc>
+        <w:tc>
+          <w:tcPr>
+            <w:tcW w:type="dxa" w:w="4933"/>
+            <w:vAlign w:val="center"/>
+            <w:tcBorders>
+              <w:bottom w:val="single" w:sz="4" w:color="DDE3EA"/>
+            </w:tcBorders>
+          </w:tcPr>
+          <w:p>
+            <w:pPr>
+              <w:spacing w:after="40"/>
+            </w:pPr>
+            <w:r>
+              <w:rPr>
+                <w:rFonts w:ascii="Arial" w:hAnsi="Arial"/>
+                <w:sz w:val="16"/>
+              </w:rPr>
+              <w:t>Complete only when a second client participates.</w:t>
+            </w:r>
+          </w:p>
+        </w:tc>
+      </w:tr>
+    </w:tbl>
+    <w:p>
+      <w:pPr>
+        <w:spacing w:after="0"/>
+      </w:pPr>
+    </w:p>
+    <w:p>
+      <w:r>
+        <w:rPr>
+          <w:rFonts w:ascii="Arial" w:hAnsi="Arial"/>
+        </w:rPr>
+        <w:t xml:space="preserve">Use </w:t>
+      </w:r>
+      <w:r>
+        <w:rPr>
+          <w:rFonts w:ascii="Arial" w:hAnsi="Arial"/>
+          <w:b/>
+        </w:rPr>
+        <w:t>Client 2 added</w:t>
+      </w:r>
+      <w:r>
+        <w:rPr>
+          <w:rFonts w:ascii="Arial" w:hAnsi="Arial"/>
+        </w:rPr>
+        <w:t xml:space="preserve"> or </w:t>
+      </w:r>
+      <w:r>
+        <w:rPr>
+          <w:rFonts w:ascii="Arial" w:hAnsi="Arial"/>
+          <w:b/>
+        </w:rPr>
+        <w:t>Not required</w:t>
+      </w:r>
+      <w:r>
+        <w:rPr>
+          <w:rFonts w:ascii="Arial" w:hAnsi="Arial"/>
+        </w:rPr>
+        <w:t xml:space="preserve"> as the visible participation cue. Client 2 remains optional unless the appointment genuinely includes a second client.</w:t>
+      </w:r>
+    </w:p>
+    <w:tbl>
+      <w:tblPr>
+        <w:tblW w:type="auto" w:w="0"/>
+        <w:jc w:val="center"/>
+        <w:tblLook w:firstColumn="1" w:firstRow="1" w:lastColumn="0" w:lastRow="0" w:noHBand="0" w:noVBand="1" w:val="04A0"/>
+      </w:tblPr>
+      <w:tblGrid>
+        <w:gridCol w:w="9866"/>
+      </w:tblGrid>
+      <w:tr>
+        <w:tc>
+          <w:tcPr>
+            <w:tcW w:type="dxa" w:w="9866"/>
+            <w:shd w:fill="FBF5E7"/>
+            <w:tcBorders>
+              <w:left w:val="single" w:sz="18" w:color="C6A14A"/>
+            </w:tcBorders>
+          </w:tcPr>
+          <w:p>
+            <w:pPr>
+              <w:spacing w:after="0"/>
+            </w:pPr>
+            <w:r>
+              <w:rPr>
+                <w:b w:val="0"/>
+                <w:color w:val="0D253F"/>
+                <w:sz w:val="18"/>
+              </w:rPr>
+            </w:r>
+            <w:r>
+              <w:rPr>
+                <w:b/>
+                <w:color w:val="0D253F"/>
+                <w:sz w:val="18"/>
+              </w:rPr>
+              <w:t>Privacy:</w:t>
+            </w:r>
+            <w:r>
+              <w:rPr>
+                <w:b w:val="0"/>
+                <w:color w:val="0D253F"/>
+                <w:sz w:val="18"/>
+              </w:rPr>
+              <w:t xml:space="preserve"> Use the application only for the active appointment. Do not use real client information in demonstrations or training captures.</w:t>
+            </w:r>
+          </w:p>
+        </w:tc>
+      </w:tr>
+    </w:tbl>
+    <w:p>
+      <w:pPr>
+        <w:spacing w:after="0"/>
+      </w:pPr>
+    </w:p>
+    <w:p>
+      <w:r>
+        <w:br w:type="page"/>
+      </w:r>
+    </w:p>
+    <w:p>
+      <w:pPr>
+        <w:pStyle w:val="Heading1"/>
+        <w:keepNext/>
+        <w:spacing w:after="80"/>
+      </w:pPr>
+      <w:r>
+        <w:t>5. In-Person Workflow</w:t>
+      </w:r>
+    </w:p>
+    <w:tbl>
+      <w:tblPr>
+        <w:tblW w:type="auto" w:w="0"/>
+        <w:tblLook w:firstColumn="1" w:firstRow="1" w:lastColumn="0" w:lastRow="0" w:noHBand="0" w:noVBand="1" w:val="04A0"/>
+      </w:tblPr>
+      <w:tblGrid>
+        <w:gridCol w:w="9866"/>
+      </w:tblGrid>
+      <w:tr>
+        <w:trPr>
+          <w:trHeight w:val="68" w:hRule="exact"/>
+        </w:trPr>
+        <w:tc>
+          <w:tcPr>
+            <w:tcW w:type="dxa" w:w="9866"/>
+            <w:shd w:fill="C6A14A"/>
+          </w:tcPr>
+          <w:p>
+            <w:r/>
+          </w:p>
+        </w:tc>
+      </w:tr>
+    </w:tbl>
+    <w:p>
+      <w:pPr>
+        <w:spacing w:after="0"/>
+      </w:pPr>
+    </w:p>
+    <w:p>
+      <w:r>
+        <w:rPr>
+          <w:rFonts w:ascii="Arial" w:hAnsi="Arial"/>
+        </w:rPr>
+        <w:t>Move through the seven-stage timeline from left to right. A green stage indicates complete, gold indicates the current stage, and an outlined stage still needs attention.</w:t>
+      </w:r>
+    </w:p>
+    <w:p>
+      <w:pPr>
+        <w:spacing w:after="40"/>
+        <w:jc w:val="center"/>
+      </w:pPr>
+      <w:r>
+        <w:drawing>
+          <wp:inline xmlns:a="http://schemas.openxmlformats.org/drawingml/2006/main" xmlns:pic="http://schemas.openxmlformats.org/drawingml/2006/picture">
+            <wp:extent cx="5580000" cy="3487500"/>
+            <wp:docPr id="3" name="Picture 3"/>
+            <wp:cNvGraphicFramePr>
+              <a:graphicFrameLocks noChangeAspect="1"/>
+            </wp:cNvGraphicFramePr>
+            <a:graphic>
+              <a:graphicData uri="http://schemas.openxmlformats.org/drawingml/2006/picture">
+                <pic:pic>
+                  <pic:nvPicPr>
+                    <pic:cNvPr id="0" name="02-in-person-workspace.png"/>
+                    <pic:cNvPicPr/>
+                  </pic:nvPicPr>
+                  <pic:blipFill>
+                    <a:blip r:embed="rId13"/>
+                    <a:stretch>
+                      <a:fillRect/>
+                    </a:stretch>
+                  </pic:blipFill>
+                  <pic:spPr>
+                    <a:xfrm>
+                      <a:off x="0" y="0"/>
+                      <a:ext cx="5580000" cy="3487500"/>
+                    </a:xfrm>
+                    <a:prstGeom prst="rect"/>
+                  </pic:spPr>
+                </pic:pic>
+              </a:graphicData>
+            </a:graphic>
+          </wp:inline>
+        </w:drawing>
+      </w:r>
+    </w:p>
+    <w:p>
+      <w:pPr>
+        <w:spacing w:after="80"/>
+        <w:jc w:val="center"/>
+      </w:pPr>
+      <w:r>
+        <w:rPr>
+          <w:i/>
+          <w:color w:val="58697E"/>
+          <w:sz w:val="15"/>
+        </w:rPr>
+        <w:t>In-person workspace controls and timeline</w:t>
+      </w:r>
+    </w:p>
+    <w:p>
+      <w:pPr>
+        <w:pStyle w:val="Heading2"/>
+      </w:pPr>
+      <w:r>
+        <w:rPr>
+          <w:rFonts w:ascii="Arial" w:hAnsi="Arial"/>
+        </w:rPr>
+        <w:t>Recommended order</w:t>
+      </w:r>
+    </w:p>
+    <w:p>
+      <w:r>
+        <w:rPr>
+          <w:rFonts w:ascii="Arial" w:hAnsi="Arial"/>
+        </w:rPr>
+        <w:t>1. Confirm client and property details.</w:t>
+      </w:r>
+    </w:p>
+    <w:p>
+      <w:r>
+        <w:rPr>
+          <w:rFonts w:ascii="Arial" w:hAnsi="Arial"/>
+        </w:rPr>
+        <w:t>2. Enable and complete EOI when required.</w:t>
+      </w:r>
+    </w:p>
+    <w:p>
+      <w:r>
+        <w:rPr>
+          <w:rFonts w:ascii="Arial" w:hAnsi="Arial"/>
+        </w:rPr>
+        <w:t>3. Enable and complete IA when required.</w:t>
+      </w:r>
+    </w:p>
+    <w:p>
+      <w:r>
+        <w:rPr>
+          <w:rFonts w:ascii="Arial" w:hAnsi="Arial"/>
+        </w:rPr>
+        <w:t>4. Attach clear ID images for participating clients.</w:t>
+      </w:r>
+    </w:p>
+    <w:p>
+      <w:r>
+        <w:rPr>
+          <w:rFonts w:ascii="Arial" w:hAnsi="Arial"/>
+        </w:rPr>
+        <w:t>5. Capture signatures in the correct signature fields.</w:t>
+      </w:r>
+    </w:p>
+    <w:p>
+      <w:r>
+        <w:rPr>
+          <w:rFonts w:ascii="Arial" w:hAnsi="Arial"/>
+        </w:rPr>
+        <w:t>6. Review the staff checklist and Appointment Summary.</w:t>
+      </w:r>
+    </w:p>
+    <w:p>
+      <w:r>
+        <w:rPr>
+          <w:rFonts w:ascii="Arial" w:hAnsi="Arial"/>
+        </w:rPr>
+        <w:t>7. Generate the final package only when the Ready stage is satisfied.</w:t>
+      </w:r>
+    </w:p>
+    <w:tbl>
+      <w:tblPr>
+        <w:tblW w:type="auto" w:w="0"/>
+        <w:jc w:val="center"/>
+        <w:tblLook w:firstColumn="1" w:firstRow="1" w:lastColumn="0" w:lastRow="0" w:noHBand="0" w:noVBand="1" w:val="04A0"/>
+      </w:tblPr>
+      <w:tblGrid>
+        <w:gridCol w:w="9866"/>
+      </w:tblGrid>
+      <w:tr>
+        <w:tc>
+          <w:tcPr>
+            <w:tcW w:type="dxa" w:w="9866"/>
+            <w:shd w:fill="FBF5E7"/>
+            <w:tcBorders>
+              <w:left w:val="single" w:sz="18" w:color="C6A14A"/>
+            </w:tcBorders>
+          </w:tcPr>
+          <w:p>
+            <w:pPr>
+              <w:spacing w:after="0"/>
+            </w:pPr>
+            <w:r>
+              <w:rPr>
+                <w:b w:val="0"/>
+                <w:color w:val="0D253F"/>
+                <w:sz w:val="18"/>
+              </w:rPr>
+            </w:r>
+            <w:r>
+              <w:rPr>
+                <w:b/>
+                <w:color w:val="0D253F"/>
+                <w:sz w:val="18"/>
+              </w:rPr>
+              <w:t>Important:</w:t>
+            </w:r>
+            <w:r>
+              <w:rPr>
+                <w:b w:val="0"/>
+                <w:color w:val="0D253F"/>
+                <w:sz w:val="18"/>
+              </w:rPr>
+              <w:t xml:space="preserve"> Enabling EOI or IA adds the corresponding form to the generated output. Leave a form disabled when it is not part of the appointment.</w:t>
+            </w:r>
+          </w:p>
+        </w:tc>
+      </w:tr>
+    </w:tbl>
+    <w:p>
+      <w:pPr>
+        <w:spacing w:after="0"/>
+      </w:pPr>
+    </w:p>
+    <w:p>
+      <w:r>
+        <w:br w:type="page"/>
+      </w:r>
+    </w:p>
+    <w:p>
+      <w:pPr>
+        <w:pStyle w:val="Heading1"/>
+        <w:keepNext/>
+        <w:spacing w:after="80"/>
+      </w:pPr>
+      <w:r>
+        <w:t>6. Sale Details</w:t>
+      </w:r>
+    </w:p>
+    <w:tbl>
+      <w:tblPr>
+        <w:tblW w:type="auto" w:w="0"/>
+        <w:tblLook w:firstColumn="1" w:firstRow="1" w:lastColumn="0" w:lastRow="0" w:noHBand="0" w:noVBand="1" w:val="04A0"/>
+      </w:tblPr>
+      <w:tblGrid>
+        <w:gridCol w:w="9866"/>
+      </w:tblGrid>
+      <w:tr>
+        <w:trPr>
+          <w:trHeight w:val="68" w:hRule="exact"/>
+        </w:trPr>
+        <w:tc>
+          <w:tcPr>
+            <w:tcW w:type="dxa" w:w="9866"/>
+            <w:shd w:fill="C6A14A"/>
+          </w:tcPr>
+          <w:p>
+            <w:r/>
+          </w:p>
+        </w:tc>
+      </w:tr>
+    </w:tbl>
+    <w:p>
+      <w:pPr>
+        <w:spacing w:after="0"/>
+      </w:pPr>
+    </w:p>
+    <w:p>
+      <w:r>
+        <w:rPr>
+          <w:rFonts w:ascii="Arial" w:hAnsi="Arial"/>
+        </w:rPr>
+        <w:t>Complete Sale Details when EOI is enabled. Fields adapt to the selected sale type and Client 2 participation.</w:t>
+      </w:r>
+    </w:p>
+    <w:p>
+      <w:pPr>
+        <w:spacing w:after="40"/>
+        <w:jc w:val="center"/>
+      </w:pPr>
+      <w:r>
+        <w:drawing>
+          <wp:inline xmlns:a="http://schemas.openxmlformats.org/drawingml/2006/main" xmlns:pic="http://schemas.openxmlformats.org/drawingml/2006/picture">
+            <wp:extent cx="934245" cy="4392000"/>
+            <wp:docPr id="4" name="Picture 4"/>
+            <wp:cNvGraphicFramePr>
+              <a:graphicFrameLocks noChangeAspect="1"/>
+            </wp:cNvGraphicFramePr>
+            <a:graphic>
+              <a:graphicData uri="http://schemas.openxmlformats.org/drawingml/2006/picture">
+                <pic:pic>
+                  <pic:nvPicPr>
+                    <pic:cNvPr id="0" name="03-sale-details-mobile.png"/>
+                    <pic:cNvPicPr/>
+                  </pic:nvPicPr>
+                  <pic:blipFill>
+                    <a:blip r:embed="rId14"/>
+                    <a:stretch>
+                      <a:fillRect/>
+                    </a:stretch>
+                  </pic:blipFill>
+                  <pic:spPr>
+                    <a:xfrm>
+                      <a:off x="0" y="0"/>
+                      <a:ext cx="934245" cy="4392000"/>
+                    </a:xfrm>
+                    <a:prstGeom prst="rect"/>
+                  </pic:spPr>
+                </pic:pic>
+              </a:graphicData>
+            </a:graphic>
+          </wp:inline>
+        </w:drawing>
+      </w:r>
+    </w:p>
+    <w:p>
+      <w:pPr>
+        <w:spacing w:after="80"/>
+        <w:jc w:val="center"/>
+      </w:pPr>
+      <w:r>
+        <w:rPr>
+          <w:i/>
+          <w:color w:val="58697E"/>
+          <w:sz w:val="15"/>
+        </w:rPr>
+        <w:t>Sale details on mobile</w:t>
+      </w:r>
+    </w:p>
+    <w:tbl>
+      <w:tblPr>
+        <w:tblW w:type="auto" w:w="0"/>
+        <w:jc w:val="center"/>
+        <w:tblLayout w:type="autofit"/>
+        <w:tblLook w:firstColumn="1" w:firstRow="1" w:lastColumn="0" w:lastRow="0" w:noHBand="0" w:noVBand="1" w:val="04A0"/>
+      </w:tblPr>
+      <w:tblGrid>
+        <w:gridCol w:w="4933"/>
+        <w:gridCol w:w="4933"/>
+      </w:tblGrid>
+      <w:tr>
+        <w:trPr>
+          <w:tblHeader w:val="true"/>
+        </w:trPr>
+        <w:tc>
+          <w:tcPr>
+            <w:tcW w:type="dxa" w:w="4933"/>
+            <w:vAlign w:val="center"/>
+            <w:shd w:fill="071B33"/>
+          </w:tcPr>
+          <w:p>
+            <w:pPr>
+              <w:spacing w:after="40"/>
+            </w:pPr>
+            <w:r>
+              <w:rPr>
+                <w:rFonts w:ascii="Arial" w:hAnsi="Arial"/>
+                <w:b/>
+                <w:color w:val="FFFFFF"/>
+                <w:sz w:val="16"/>
+              </w:rPr>
+              <w:t>Area</w:t>
+            </w:r>
+          </w:p>
+        </w:tc>
+        <w:tc>
+          <w:tcPr>
+            <w:tcW w:type="dxa" w:w="4933"/>
+            <w:vAlign w:val="center"/>
+            <w:shd w:fill="071B33"/>
+          </w:tcPr>
+          <w:p>
+            <w:pPr>
+              <w:spacing w:after="40"/>
+            </w:pPr>
+            <w:r>
+              <w:rPr>
+                <w:rFonts w:ascii="Arial" w:hAnsi="Arial"/>
+                <w:b/>
+                <w:color w:val="FFFFFF"/>
+                <w:sz w:val="16"/>
+              </w:rPr>
+              <w:t>Guidance</w:t>
+            </w:r>
+          </w:p>
+        </w:tc>
+      </w:tr>
+      <w:tr>
+        <w:tc>
+          <w:tcPr>
+            <w:tcW w:type="dxa" w:w="4933"/>
+            <w:vAlign w:val="center"/>
+            <w:tcBorders>
+              <w:bottom w:val="single" w:sz="4" w:color="DDE3EA"/>
+            </w:tcBorders>
+          </w:tcPr>
+          <w:p>
+            <w:pPr>
+              <w:spacing w:after="40"/>
+            </w:pPr>
+            <w:r>
+              <w:rPr>
+                <w:rFonts w:ascii="Arial" w:hAnsi="Arial"/>
+                <w:b/>
+                <w:color w:val="0D253F"/>
+                <w:sz w:val="16"/>
+              </w:rPr>
+              <w:t>EOI Template</w:t>
+            </w:r>
+          </w:p>
+        </w:tc>
+        <w:tc>
+          <w:tcPr>
+            <w:tcW w:type="dxa" w:w="4933"/>
+            <w:vAlign w:val="center"/>
+            <w:tcBorders>
+              <w:bottom w:val="single" w:sz="4" w:color="DDE3EA"/>
+            </w:tcBorders>
+          </w:tcPr>
+          <w:p>
+            <w:pPr>
+              <w:spacing w:after="40"/>
+            </w:pPr>
+            <w:r>
+              <w:rPr>
+                <w:rFonts w:ascii="Arial" w:hAnsi="Arial"/>
+                <w:sz w:val="16"/>
+              </w:rPr>
+              <w:t>Use the configured template unless instructed otherwise.</w:t>
+            </w:r>
+          </w:p>
+        </w:tc>
+      </w:tr>
+      <w:tr>
+        <w:tc>
+          <w:tcPr>
+            <w:tcW w:type="dxa" w:w="4933"/>
+            <w:vAlign w:val="center"/>
+            <w:tcBorders>
+              <w:bottom w:val="single" w:sz="4" w:color="DDE3EA"/>
+            </w:tcBorders>
+          </w:tcPr>
+          <w:p>
+            <w:pPr>
+              <w:spacing w:after="40"/>
+            </w:pPr>
+            <w:r>
+              <w:rPr>
+                <w:rFonts w:ascii="Arial" w:hAnsi="Arial"/>
+                <w:b/>
+                <w:color w:val="0D253F"/>
+                <w:sz w:val="16"/>
+              </w:rPr>
+              <w:t>Ownership</w:t>
+            </w:r>
+          </w:p>
+        </w:tc>
+        <w:tc>
+          <w:tcPr>
+            <w:tcW w:type="dxa" w:w="4933"/>
+            <w:vAlign w:val="center"/>
+            <w:tcBorders>
+              <w:bottom w:val="single" w:sz="4" w:color="DDE3EA"/>
+            </w:tcBorders>
+          </w:tcPr>
+          <w:p>
+            <w:pPr>
+              <w:spacing w:after="40"/>
+            </w:pPr>
+            <w:r>
+              <w:rPr>
+                <w:rFonts w:ascii="Arial" w:hAnsi="Arial"/>
+                <w:sz w:val="16"/>
+              </w:rPr>
+              <w:t>Choose Sole Owner, Joint Tenants 50/50 or Tenants in Common.</w:t>
+            </w:r>
+          </w:p>
+        </w:tc>
+      </w:tr>
+      <w:tr>
+        <w:tc>
+          <w:tcPr>
+            <w:tcW w:type="dxa" w:w="4933"/>
+            <w:vAlign w:val="center"/>
+            <w:tcBorders>
+              <w:bottom w:val="single" w:sz="4" w:color="DDE3EA"/>
+            </w:tcBorders>
+          </w:tcPr>
+          <w:p>
+            <w:pPr>
+              <w:spacing w:after="40"/>
+            </w:pPr>
+            <w:r>
+              <w:rPr>
+                <w:rFonts w:ascii="Arial" w:hAnsi="Arial"/>
+                <w:b/>
+                <w:color w:val="0D253F"/>
+                <w:sz w:val="16"/>
+              </w:rPr>
+              <w:t>Percentage shares</w:t>
+            </w:r>
+          </w:p>
+        </w:tc>
+        <w:tc>
+          <w:tcPr>
+            <w:tcW w:type="dxa" w:w="4933"/>
+            <w:vAlign w:val="center"/>
+            <w:tcBorders>
+              <w:bottom w:val="single" w:sz="4" w:color="DDE3EA"/>
+            </w:tcBorders>
+          </w:tcPr>
+          <w:p>
+            <w:pPr>
+              <w:spacing w:after="40"/>
+            </w:pPr>
+            <w:r>
+              <w:rPr>
+                <w:rFonts w:ascii="Arial" w:hAnsi="Arial"/>
+                <w:sz w:val="16"/>
+              </w:rPr>
+              <w:t>Enter shares when Tenants in Common applies.</w:t>
+            </w:r>
+          </w:p>
+        </w:tc>
+      </w:tr>
+      <w:tr>
+        <w:tc>
+          <w:tcPr>
+            <w:tcW w:type="dxa" w:w="4933"/>
+            <w:vAlign w:val="center"/>
+            <w:tcBorders>
+              <w:bottom w:val="single" w:sz="4" w:color="DDE3EA"/>
+            </w:tcBorders>
+          </w:tcPr>
+          <w:p>
+            <w:pPr>
+              <w:spacing w:after="40"/>
+            </w:pPr>
+            <w:r>
+              <w:rPr>
+                <w:rFonts w:ascii="Arial" w:hAnsi="Arial"/>
+                <w:b/>
+                <w:color w:val="0D253F"/>
+                <w:sz w:val="16"/>
+              </w:rPr>
+              <w:t>Proposed Sale Type</w:t>
+            </w:r>
+          </w:p>
+        </w:tc>
+        <w:tc>
+          <w:tcPr>
+            <w:tcW w:type="dxa" w:w="4933"/>
+            <w:vAlign w:val="center"/>
+            <w:tcBorders>
+              <w:bottom w:val="single" w:sz="4" w:color="DDE3EA"/>
+            </w:tcBorders>
+          </w:tcPr>
+          <w:p>
+            <w:pPr>
+              <w:spacing w:after="40"/>
+            </w:pPr>
+            <w:r>
+              <w:rPr>
+                <w:rFonts w:ascii="Arial" w:hAnsi="Arial"/>
+                <w:sz w:val="16"/>
+              </w:rPr>
+              <w:t>Select the sale structure discussed with the client.</w:t>
+            </w:r>
+          </w:p>
+        </w:tc>
+      </w:tr>
+      <w:tr>
+        <w:tc>
+          <w:tcPr>
+            <w:tcW w:type="dxa" w:w="4933"/>
+            <w:vAlign w:val="center"/>
+            <w:tcBorders>
+              <w:bottom w:val="single" w:sz="4" w:color="DDE3EA"/>
+            </w:tcBorders>
+          </w:tcPr>
+          <w:p>
+            <w:pPr>
+              <w:spacing w:after="40"/>
+            </w:pPr>
+            <w:r>
+              <w:rPr>
+                <w:rFonts w:ascii="Arial" w:hAnsi="Arial"/>
+                <w:b/>
+                <w:color w:val="0D253F"/>
+                <w:sz w:val="16"/>
+              </w:rPr>
+              <w:t>Prices</w:t>
+            </w:r>
+          </w:p>
+        </w:tc>
+        <w:tc>
+          <w:tcPr>
+            <w:tcW w:type="dxa" w:w="4933"/>
+            <w:vAlign w:val="center"/>
+            <w:tcBorders>
+              <w:bottom w:val="single" w:sz="4" w:color="DDE3EA"/>
+            </w:tcBorders>
+          </w:tcPr>
+          <w:p>
+            <w:pPr>
+              <w:spacing w:after="40"/>
+            </w:pPr>
+            <w:r>
+              <w:rPr>
+                <w:rFonts w:ascii="Arial" w:hAnsi="Arial"/>
+                <w:sz w:val="16"/>
+              </w:rPr>
+              <w:t>Enter the applicable land, house and total amounts.</w:t>
+            </w:r>
+          </w:p>
+        </w:tc>
+      </w:tr>
+      <w:tr>
+        <w:tc>
+          <w:tcPr>
+            <w:tcW w:type="dxa" w:w="4933"/>
+            <w:vAlign w:val="center"/>
+            <w:tcBorders>
+              <w:bottom w:val="single" w:sz="4" w:color="DDE3EA"/>
+            </w:tcBorders>
+          </w:tcPr>
+          <w:p>
+            <w:pPr>
+              <w:spacing w:after="40"/>
+            </w:pPr>
+            <w:r>
+              <w:rPr>
+                <w:rFonts w:ascii="Arial" w:hAnsi="Arial"/>
+                <w:b/>
+                <w:color w:val="0D253F"/>
+                <w:sz w:val="16"/>
+              </w:rPr>
+              <w:t>Finance</w:t>
+            </w:r>
+          </w:p>
+        </w:tc>
+        <w:tc>
+          <w:tcPr>
+            <w:tcW w:type="dxa" w:w="4933"/>
+            <w:vAlign w:val="center"/>
+            <w:tcBorders>
+              <w:bottom w:val="single" w:sz="4" w:color="DDE3EA"/>
+            </w:tcBorders>
+          </w:tcPr>
+          <w:p>
+            <w:pPr>
+              <w:spacing w:after="40"/>
+            </w:pPr>
+            <w:r>
+              <w:rPr>
+                <w:rFonts w:ascii="Arial" w:hAnsi="Arial"/>
+                <w:sz w:val="16"/>
+              </w:rPr>
+              <w:t>Record each participating client's finance percentage.</w:t>
+            </w:r>
+          </w:p>
+        </w:tc>
+      </w:tr>
+      <w:tr>
+        <w:tc>
+          <w:tcPr>
+            <w:tcW w:type="dxa" w:w="4933"/>
+            <w:vAlign w:val="center"/>
+            <w:tcBorders>
+              <w:bottom w:val="single" w:sz="4" w:color="DDE3EA"/>
+            </w:tcBorders>
+          </w:tcPr>
+          <w:p>
+            <w:pPr>
+              <w:spacing w:after="40"/>
+            </w:pPr>
+            <w:r>
+              <w:rPr>
+                <w:rFonts w:ascii="Arial" w:hAnsi="Arial"/>
+                <w:b/>
+                <w:color w:val="0D253F"/>
+                <w:sz w:val="16"/>
+              </w:rPr>
+              <w:t>Next Appointment</w:t>
+            </w:r>
+          </w:p>
+        </w:tc>
+        <w:tc>
+          <w:tcPr>
+            <w:tcW w:type="dxa" w:w="4933"/>
+            <w:vAlign w:val="center"/>
+            <w:tcBorders>
+              <w:bottom w:val="single" w:sz="4" w:color="DDE3EA"/>
+            </w:tcBorders>
+          </w:tcPr>
+          <w:p>
+            <w:pPr>
+              <w:spacing w:after="40"/>
+            </w:pPr>
+            <w:r>
+              <w:rPr>
+                <w:rFonts w:ascii="Arial" w:hAnsi="Arial"/>
+                <w:sz w:val="16"/>
+              </w:rPr>
+              <w:t>Enter the EOI follow-up date and time.</w:t>
+            </w:r>
+          </w:p>
+        </w:tc>
+      </w:tr>
+      <w:tr>
+        <w:tc>
+          <w:tcPr>
+            <w:tcW w:type="dxa" w:w="4933"/>
+            <w:vAlign w:val="center"/>
+            <w:tcBorders>
+              <w:bottom w:val="single" w:sz="4" w:color="DDE3EA"/>
+            </w:tcBorders>
+          </w:tcPr>
+          <w:p>
+            <w:pPr>
+              <w:spacing w:after="40"/>
+            </w:pPr>
+            <w:r>
+              <w:rPr>
+                <w:rFonts w:ascii="Arial" w:hAnsi="Arial"/>
+                <w:b/>
+                <w:color w:val="0D253F"/>
+                <w:sz w:val="16"/>
+              </w:rPr>
+              <w:t>Contract Due Date</w:t>
+            </w:r>
+          </w:p>
+        </w:tc>
+        <w:tc>
+          <w:tcPr>
+            <w:tcW w:type="dxa" w:w="4933"/>
+            <w:vAlign w:val="center"/>
+            <w:tcBorders>
+              <w:bottom w:val="single" w:sz="4" w:color="DDE3EA"/>
+            </w:tcBorders>
+          </w:tcPr>
+          <w:p>
+            <w:pPr>
+              <w:spacing w:after="40"/>
+            </w:pPr>
+            <w:r>
+              <w:rPr>
+                <w:rFonts w:ascii="Arial" w:hAnsi="Arial"/>
+                <w:sz w:val="16"/>
+              </w:rPr>
+              <w:t>Choose a date or select To Be Confirmed.</w:t>
+            </w:r>
+          </w:p>
+        </w:tc>
+      </w:tr>
+      <w:tr>
+        <w:tc>
+          <w:tcPr>
+            <w:tcW w:type="dxa" w:w="4933"/>
+            <w:vAlign w:val="center"/>
+            <w:tcBorders>
+              <w:bottom w:val="single" w:sz="4" w:color="DDE3EA"/>
+            </w:tcBorders>
+          </w:tcPr>
+          <w:p>
+            <w:pPr>
+              <w:spacing w:after="40"/>
+            </w:pPr>
+            <w:r>
+              <w:rPr>
+                <w:rFonts w:ascii="Arial" w:hAnsi="Arial"/>
+                <w:b/>
+                <w:color w:val="0D253F"/>
+                <w:sz w:val="16"/>
+              </w:rPr>
+              <w:t>Branch Location</w:t>
+            </w:r>
+          </w:p>
+        </w:tc>
+        <w:tc>
+          <w:tcPr>
+            <w:tcW w:type="dxa" w:w="4933"/>
+            <w:vAlign w:val="center"/>
+            <w:tcBorders>
+              <w:bottom w:val="single" w:sz="4" w:color="DDE3EA"/>
+            </w:tcBorders>
+          </w:tcPr>
+          <w:p>
+            <w:pPr>
+              <w:spacing w:after="40"/>
+            </w:pPr>
+            <w:r>
+              <w:rPr>
+                <w:rFonts w:ascii="Arial" w:hAnsi="Arial"/>
+                <w:sz w:val="16"/>
+              </w:rPr>
+              <w:t>Select the physical appointment branch.</w:t>
+            </w:r>
+          </w:p>
+        </w:tc>
+      </w:tr>
+    </w:tbl>
+    <w:p>
+      <w:pPr>
+        <w:spacing w:after="0"/>
+      </w:pPr>
+    </w:p>
+    <w:p>
+      <w:r>
+        <w:rPr>
+          <w:rFonts w:ascii="Arial" w:hAnsi="Arial"/>
+        </w:rPr>
+        <w:t xml:space="preserve">The Contract Due Date may be blank while editing or saving a draft, but final generation requires exactly one date or </w:t>
+      </w:r>
+      <w:r>
+        <w:rPr>
+          <w:rFonts w:ascii="Arial" w:hAnsi="Arial"/>
+          <w:b/>
+        </w:rPr>
+        <w:t>To Be Confirmed</w:t>
+      </w:r>
+      <w:r>
+        <w:rPr>
+          <w:rFonts w:ascii="Arial" w:hAnsi="Arial"/>
+        </w:rPr>
+        <w:t>.</w:t>
+      </w:r>
+    </w:p>
+    <w:p>
+      <w:r>
+        <w:br w:type="page"/>
+      </w:r>
+    </w:p>
+    <w:p>
+      <w:pPr>
+        <w:pStyle w:val="Heading1"/>
+        <w:keepNext/>
+        <w:spacing w:after="80"/>
+      </w:pPr>
+      <w:r>
+        <w:t>7. Zoom Workflow</w:t>
+      </w:r>
+    </w:p>
+    <w:tbl>
+      <w:tblPr>
+        <w:tblW w:type="auto" w:w="0"/>
+        <w:tblLook w:firstColumn="1" w:firstRow="1" w:lastColumn="0" w:lastRow="0" w:noHBand="0" w:noVBand="1" w:val="04A0"/>
+      </w:tblPr>
+      <w:tblGrid>
+        <w:gridCol w:w="9866"/>
+      </w:tblGrid>
+      <w:tr>
+        <w:trPr>
+          <w:trHeight w:val="68" w:hRule="exact"/>
+        </w:trPr>
+        <w:tc>
+          <w:tcPr>
+            <w:tcW w:type="dxa" w:w="9866"/>
+            <w:shd w:fill="C6A14A"/>
+          </w:tcPr>
+          <w:p>
+            <w:r/>
+          </w:p>
+        </w:tc>
+      </w:tr>
+    </w:tbl>
+    <w:p>
+      <w:pPr>
+        <w:spacing w:after="0"/>
+      </w:pPr>
+    </w:p>
+    <w:p>
+      <w:r>
+        <w:rPr>
+          <w:rFonts w:ascii="Arial" w:hAnsi="Arial"/>
+        </w:rPr>
+        <w:t>The Zoom workspace preserves the online consultation structure and keeps the eight stages visible horizontally.</w:t>
+      </w:r>
+    </w:p>
+    <w:p>
+      <w:pPr>
+        <w:spacing w:after="40"/>
+        <w:jc w:val="center"/>
+      </w:pPr>
+      <w:r>
+        <w:drawing>
+          <wp:inline xmlns:a="http://schemas.openxmlformats.org/drawingml/2006/main" xmlns:pic="http://schemas.openxmlformats.org/drawingml/2006/picture">
+            <wp:extent cx="5580000" cy="2578436"/>
+            <wp:docPr id="5" name="Picture 5"/>
+            <wp:cNvGraphicFramePr>
+              <a:graphicFrameLocks noChangeAspect="1"/>
+            </wp:cNvGraphicFramePr>
+            <a:graphic>
+              <a:graphicData uri="http://schemas.openxmlformats.org/drawingml/2006/picture">
+                <pic:pic>
+                  <pic:nvPicPr>
+                    <pic:cNvPr id="0" name="04-zoom-workspace.png"/>
+                    <pic:cNvPicPr/>
+                  </pic:nvPicPr>
+                  <pic:blipFill>
+                    <a:blip r:embed="rId15"/>
+                    <a:stretch>
+                      <a:fillRect/>
+                    </a:stretch>
+                  </pic:blipFill>
+                  <pic:spPr>
+                    <a:xfrm>
+                      <a:off x="0" y="0"/>
+                      <a:ext cx="5580000" cy="2578436"/>
+                    </a:xfrm>
+                    <a:prstGeom prst="rect"/>
+                  </pic:spPr>
+                </pic:pic>
+              </a:graphicData>
+            </a:graphic>
+          </wp:inline>
+        </w:drawing>
+      </w:r>
+    </w:p>
+    <w:p>
+      <w:pPr>
+        <w:spacing w:after="80"/>
+        <w:jc w:val="center"/>
+      </w:pPr>
+      <w:r>
+        <w:rPr>
+          <w:i/>
+          <w:color w:val="58697E"/>
+          <w:sz w:val="15"/>
+        </w:rPr>
+        <w:t>Zoom consultation timeline</w:t>
+      </w:r>
+    </w:p>
+    <w:p>
+      <w:pPr>
+        <w:pStyle w:val="Heading2"/>
+      </w:pPr>
+      <w:r>
+        <w:rPr>
+          <w:rFonts w:ascii="Arial" w:hAnsi="Arial"/>
+        </w:rPr>
+        <w:t>Complete the consultation</w:t>
       </w:r>
     </w:p>
     <w:p>
@@ -209,7 +2617,22 @@
         <w:pStyle w:val="ListBullet"/>
       </w:pPr>
       <w:r>
-        <w:t>- Setting up the app on your device</w:t>
+        <w:rPr>
+          <w:rFonts w:ascii="Arial" w:hAnsi="Arial"/>
+        </w:rPr>
+      </w:r>
+      <w:r>
+        <w:rPr>
+          <w:rFonts w:ascii="Arial" w:hAnsi="Arial"/>
+          <w:b/>
+        </w:rPr>
+        <w:t>Discovery:</w:t>
+      </w:r>
+      <w:r>
+        <w:rPr>
+          <w:rFonts w:ascii="Arial" w:hAnsi="Arial"/>
+        </w:rPr>
+        <w:t xml:space="preserve"> capture the client's objectives and current position.</w:t>
       </w:r>
     </w:p>
     <w:p>
@@ -217,7 +2640,22 @@
         <w:pStyle w:val="ListBullet"/>
       </w:pPr>
       <w:r>
-        <w:t>- Working without an internet connection</w:t>
+        <w:rPr>
+          <w:rFonts w:ascii="Arial" w:hAnsi="Arial"/>
+        </w:rPr>
+      </w:r>
+      <w:r>
+        <w:rPr>
+          <w:rFonts w:ascii="Arial" w:hAnsi="Arial"/>
+          <w:b/>
+        </w:rPr>
+        <w:t>Financial:</w:t>
+      </w:r>
+      <w:r>
+        <w:rPr>
+          <w:rFonts w:ascii="Arial" w:hAnsi="Arial"/>
+        </w:rPr>
+        <w:t xml:space="preserve"> record the relevant financial discussion.</w:t>
       </w:r>
     </w:p>
     <w:p>
@@ -225,7 +2663,22 @@
         <w:pStyle w:val="ListBullet"/>
       </w:pPr>
       <w:r>
-        <w:t>- Completing in-person and Zoom appointments</w:t>
+        <w:rPr>
+          <w:rFonts w:ascii="Arial" w:hAnsi="Arial"/>
+        </w:rPr>
+      </w:r>
+      <w:r>
+        <w:rPr>
+          <w:rFonts w:ascii="Arial" w:hAnsi="Arial"/>
+          <w:b/>
+        </w:rPr>
+        <w:t>Professional:</w:t>
+      </w:r>
+      <w:r>
+        <w:rPr>
+          <w:rFonts w:ascii="Arial" w:hAnsi="Arial"/>
+        </w:rPr>
+        <w:t xml:space="preserve"> capture professional contacts and referrals.</w:t>
       </w:r>
     </w:p>
     <w:p>
@@ -233,28 +2686,235 @@
         <w:pStyle w:val="ListBullet"/>
       </w:pPr>
       <w:r>
-        <w:t>- Creating and sending the final documents</w:t>
+        <w:rPr>
+          <w:rFonts w:ascii="Arial" w:hAnsi="Arial"/>
+        </w:rPr>
+      </w:r>
+      <w:r>
+        <w:rPr>
+          <w:rFonts w:ascii="Arial" w:hAnsi="Arial"/>
+          <w:b/>
+        </w:rPr>
+        <w:t>Strategy:</w:t>
+      </w:r>
+      <w:r>
+        <w:rPr>
+          <w:rFonts w:ascii="Arial" w:hAnsi="Arial"/>
+        </w:rPr>
+        <w:t xml:space="preserve"> document the strategy discussion and recommendations.</w:t>
+      </w:r>
+    </w:p>
+    <w:p>
+      <w:pPr>
+        <w:pStyle w:val="ListBullet"/>
+      </w:pPr>
+      <w:r>
+        <w:rPr>
+          <w:rFonts w:ascii="Arial" w:hAnsi="Arial"/>
+        </w:rPr>
+      </w:r>
+      <w:r>
+        <w:rPr>
+          <w:rFonts w:ascii="Arial" w:hAnsi="Arial"/>
+          <w:b/>
+        </w:rPr>
+        <w:t>Workspace:</w:t>
+      </w:r>
+      <w:r>
+        <w:rPr>
+          <w:rFonts w:ascii="Arial" w:hAnsi="Arial"/>
+        </w:rPr>
+        <w:t xml:space="preserve"> use the whiteboard when a visual explanation helps.</w:t>
+      </w:r>
+    </w:p>
+    <w:p>
+      <w:pPr>
+        <w:pStyle w:val="ListBullet"/>
+      </w:pPr>
+      <w:r>
+        <w:rPr>
+          <w:rFonts w:ascii="Arial" w:hAnsi="Arial"/>
+        </w:rPr>
+      </w:r>
+      <w:r>
+        <w:rPr>
+          <w:rFonts w:ascii="Arial" w:hAnsi="Arial"/>
+          <w:b/>
+        </w:rPr>
+        <w:t>Outputs:</w:t>
+      </w:r>
+      <w:r>
+        <w:rPr>
+          <w:rFonts w:ascii="Arial" w:hAnsi="Arial"/>
+        </w:rPr>
+        <w:t xml:space="preserve"> select the forms and documents required for handover.</w:t>
       </w:r>
     </w:p>
     <w:p>
       <w:r>
         <w:rPr>
-          <w:b/>
+          <w:rFonts w:ascii="Arial" w:hAnsi="Arial"/>
         </w:rPr>
-        <w:t>**IMPORTANT** This guide is for ASG staff only. Do not share it outside the organisation.</w:t>
+        <w:t>The Zoom Client Review date is the next-appointment source for the prepared email. A time is included only if the workflow already stores one.</w:t>
       </w:r>
+    </w:p>
+    <w:tbl>
+      <w:tblPr>
+        <w:tblW w:type="auto" w:w="0"/>
+        <w:jc w:val="center"/>
+        <w:tblLook w:firstColumn="1" w:firstRow="1" w:lastColumn="0" w:lastRow="0" w:noHBand="0" w:noVBand="1" w:val="04A0"/>
+      </w:tblPr>
+      <w:tblGrid>
+        <w:gridCol w:w="9866"/>
+      </w:tblGrid>
+      <w:tr>
+        <w:tc>
+          <w:tcPr>
+            <w:tcW w:type="dxa" w:w="9866"/>
+            <w:shd w:fill="FBF5E7"/>
+            <w:tcBorders>
+              <w:left w:val="single" w:sz="18" w:color="C6A14A"/>
+            </w:tcBorders>
+          </w:tcPr>
+          <w:p>
+            <w:pPr>
+              <w:spacing w:after="0"/>
+            </w:pPr>
+            <w:r>
+              <w:rPr>
+                <w:b w:val="0"/>
+                <w:color w:val="0D253F"/>
+                <w:sz w:val="18"/>
+              </w:rPr>
+            </w:r>
+            <w:r>
+              <w:rPr>
+                <w:b/>
+                <w:color w:val="0D253F"/>
+                <w:sz w:val="18"/>
+              </w:rPr>
+              <w:t>Tip:</w:t>
+            </w:r>
+            <w:r>
+              <w:rPr>
+                <w:b w:val="0"/>
+                <w:color w:val="0D253F"/>
+                <w:sz w:val="18"/>
+              </w:rPr>
+              <w:t xml:space="preserve"> Save the draft before changing appointment type or leaving the browser.</w:t>
+            </w:r>
+          </w:p>
+        </w:tc>
+      </w:tr>
+    </w:tbl>
+    <w:p>
+      <w:pPr>
+        <w:spacing w:after="0"/>
+      </w:pPr>
+    </w:p>
+    <w:p>
+      <w:r>
+        <w:br w:type="page"/>
+      </w:r>
+    </w:p>
+    <w:p>
+      <w:pPr>
+        <w:pStyle w:val="Heading1"/>
+        <w:keepNext/>
+        <w:spacing w:after="80"/>
+      </w:pPr>
+      <w:r>
+        <w:t>8. Zoom Whiteboard</w:t>
+      </w:r>
+    </w:p>
+    <w:tbl>
+      <w:tblPr>
+        <w:tblW w:type="auto" w:w="0"/>
+        <w:tblLook w:firstColumn="1" w:firstRow="1" w:lastColumn="0" w:lastRow="0" w:noHBand="0" w:noVBand="1" w:val="04A0"/>
+      </w:tblPr>
+      <w:tblGrid>
+        <w:gridCol w:w="9866"/>
+      </w:tblGrid>
+      <w:tr>
+        <w:trPr>
+          <w:trHeight w:val="68" w:hRule="exact"/>
+        </w:trPr>
+        <w:tc>
+          <w:tcPr>
+            <w:tcW w:type="dxa" w:w="9866"/>
+            <w:shd w:fill="C6A14A"/>
+          </w:tcPr>
+          <w:p>
+            <w:r/>
+          </w:p>
+        </w:tc>
+      </w:tr>
+    </w:tbl>
+    <w:p>
+      <w:pPr>
+        <w:spacing w:after="0"/>
+      </w:pPr>
     </w:p>
     <w:p>
       <w:r>
         <w:rPr>
-          <w:b/>
+          <w:rFonts w:ascii="Arial" w:hAnsi="Arial"/>
         </w:rPr>
-        <w:t>**WARNING** Use only an approved ASG work device. Do not use a personal phone, tablet or computer.</w:t>
+        <w:t>Use the Consultation Workspace to sketch explanations during a Zoom appointment.</w:t>
       </w:r>
     </w:p>
     <w:p>
+      <w:pPr>
+        <w:spacing w:after="40"/>
+        <w:jc w:val="center"/>
+      </w:pPr>
       <w:r>
-        <w:t>____________________________________________________________</w:t>
+        <w:drawing>
+          <wp:inline xmlns:a="http://schemas.openxmlformats.org/drawingml/2006/main" xmlns:pic="http://schemas.openxmlformats.org/drawingml/2006/picture">
+            <wp:extent cx="5476360" cy="4392000"/>
+            <wp:docPr id="6" name="Picture 6"/>
+            <wp:cNvGraphicFramePr>
+              <a:graphicFrameLocks noChangeAspect="1"/>
+            </wp:cNvGraphicFramePr>
+            <a:graphic>
+              <a:graphicData uri="http://schemas.openxmlformats.org/drawingml/2006/picture">
+                <pic:pic>
+                  <pic:nvPicPr>
+                    <pic:cNvPr id="0" name="05-zoom-whiteboard.png"/>
+                    <pic:cNvPicPr/>
+                  </pic:nvPicPr>
+                  <pic:blipFill>
+                    <a:blip r:embed="rId16"/>
+                    <a:stretch>
+                      <a:fillRect/>
+                    </a:stretch>
+                  </pic:blipFill>
+                  <pic:spPr>
+                    <a:xfrm>
+                      <a:off x="0" y="0"/>
+                      <a:ext cx="5476360" cy="4392000"/>
+                    </a:xfrm>
+                    <a:prstGeom prst="rect"/>
+                  </pic:spPr>
+                </pic:pic>
+              </a:graphicData>
+            </a:graphic>
+          </wp:inline>
+        </w:drawing>
+      </w:r>
+    </w:p>
+    <w:p>
+      <w:pPr>
+        <w:spacing w:after="80"/>
+        <w:jc w:val="center"/>
+      </w:pPr>
+      <w:r>
+        <w:rPr>
+          <w:i/>
+          <w:color w:val="58697E"/>
+          <w:sz w:val="15"/>
+        </w:rPr>
+        <w:t>Zoom whiteboard with a test drawing</w:t>
       </w:r>
     </w:p>
     <w:p>
@@ -262,7 +2922,715 @@
         <w:pStyle w:val="Heading2"/>
       </w:pPr>
       <w:r>
-        <w:t>Quick Start</w:t>
+        <w:rPr>
+          <w:rFonts w:ascii="Arial" w:hAnsi="Arial"/>
+        </w:rPr>
+        <w:t>Whiteboard controls</w:t>
+      </w:r>
+    </w:p>
+    <w:tbl>
+      <w:tblPr>
+        <w:tblW w:type="auto" w:w="0"/>
+        <w:jc w:val="center"/>
+        <w:tblLayout w:type="autofit"/>
+        <w:tblLook w:firstColumn="1" w:firstRow="1" w:lastColumn="0" w:lastRow="0" w:noHBand="0" w:noVBand="1" w:val="04A0"/>
+      </w:tblPr>
+      <w:tblGrid>
+        <w:gridCol w:w="4933"/>
+        <w:gridCol w:w="4933"/>
+      </w:tblGrid>
+      <w:tr>
+        <w:trPr>
+          <w:tblHeader w:val="true"/>
+        </w:trPr>
+        <w:tc>
+          <w:tcPr>
+            <w:tcW w:type="dxa" w:w="4933"/>
+            <w:vAlign w:val="center"/>
+            <w:shd w:fill="071B33"/>
+          </w:tcPr>
+          <w:p>
+            <w:pPr>
+              <w:spacing w:after="40"/>
+            </w:pPr>
+            <w:r>
+              <w:rPr>
+                <w:rFonts w:ascii="Arial" w:hAnsi="Arial"/>
+                <w:b/>
+                <w:color w:val="FFFFFF"/>
+                <w:sz w:val="16"/>
+              </w:rPr>
+              <w:t>Control</w:t>
+            </w:r>
+          </w:p>
+        </w:tc>
+        <w:tc>
+          <w:tcPr>
+            <w:tcW w:type="dxa" w:w="4933"/>
+            <w:vAlign w:val="center"/>
+            <w:shd w:fill="071B33"/>
+          </w:tcPr>
+          <w:p>
+            <w:pPr>
+              <w:spacing w:after="40"/>
+            </w:pPr>
+            <w:r>
+              <w:rPr>
+                <w:rFonts w:ascii="Arial" w:hAnsi="Arial"/>
+                <w:b/>
+                <w:color w:val="FFFFFF"/>
+                <w:sz w:val="16"/>
+              </w:rPr>
+              <w:t>Purpose</w:t>
+            </w:r>
+          </w:p>
+        </w:tc>
+      </w:tr>
+      <w:tr>
+        <w:tc>
+          <w:tcPr>
+            <w:tcW w:type="dxa" w:w="4933"/>
+            <w:vAlign w:val="center"/>
+            <w:tcBorders>
+              <w:bottom w:val="single" w:sz="4" w:color="DDE3EA"/>
+            </w:tcBorders>
+          </w:tcPr>
+          <w:p>
+            <w:pPr>
+              <w:spacing w:after="40"/>
+            </w:pPr>
+            <w:r>
+              <w:rPr>
+                <w:rFonts w:ascii="Arial" w:hAnsi="Arial"/>
+                <w:b/>
+                <w:color w:val="0D253F"/>
+                <w:sz w:val="16"/>
+              </w:rPr>
+              <w:t>Draw</w:t>
+            </w:r>
+          </w:p>
+        </w:tc>
+        <w:tc>
+          <w:tcPr>
+            <w:tcW w:type="dxa" w:w="4933"/>
+            <w:vAlign w:val="center"/>
+            <w:tcBorders>
+              <w:bottom w:val="single" w:sz="4" w:color="DDE3EA"/>
+            </w:tcBorders>
+          </w:tcPr>
+          <w:p>
+            <w:pPr>
+              <w:spacing w:after="40"/>
+            </w:pPr>
+            <w:r>
+              <w:rPr>
+                <w:rFonts w:ascii="Arial" w:hAnsi="Arial"/>
+                <w:sz w:val="16"/>
+              </w:rPr>
+              <w:t>Freehand drawing with pointer or touch input.</w:t>
+            </w:r>
+          </w:p>
+        </w:tc>
+      </w:tr>
+      <w:tr>
+        <w:tc>
+          <w:tcPr>
+            <w:tcW w:type="dxa" w:w="4933"/>
+            <w:vAlign w:val="center"/>
+            <w:tcBorders>
+              <w:bottom w:val="single" w:sz="4" w:color="DDE3EA"/>
+            </w:tcBorders>
+          </w:tcPr>
+          <w:p>
+            <w:pPr>
+              <w:spacing w:after="40"/>
+            </w:pPr>
+            <w:r>
+              <w:rPr>
+                <w:rFonts w:ascii="Arial" w:hAnsi="Arial"/>
+                <w:b/>
+                <w:color w:val="0D253F"/>
+                <w:sz w:val="16"/>
+              </w:rPr>
+              <w:t>Text</w:t>
+            </w:r>
+          </w:p>
+        </w:tc>
+        <w:tc>
+          <w:tcPr>
+            <w:tcW w:type="dxa" w:w="4933"/>
+            <w:vAlign w:val="center"/>
+            <w:tcBorders>
+              <w:bottom w:val="single" w:sz="4" w:color="DDE3EA"/>
+            </w:tcBorders>
+          </w:tcPr>
+          <w:p>
+            <w:pPr>
+              <w:spacing w:after="40"/>
+            </w:pPr>
+            <w:r>
+              <w:rPr>
+                <w:rFonts w:ascii="Arial" w:hAnsi="Arial"/>
+                <w:sz w:val="16"/>
+              </w:rPr>
+              <w:t>Add a text annotation.</w:t>
+            </w:r>
+          </w:p>
+        </w:tc>
+      </w:tr>
+      <w:tr>
+        <w:tc>
+          <w:tcPr>
+            <w:tcW w:type="dxa" w:w="4933"/>
+            <w:vAlign w:val="center"/>
+            <w:tcBorders>
+              <w:bottom w:val="single" w:sz="4" w:color="DDE3EA"/>
+            </w:tcBorders>
+          </w:tcPr>
+          <w:p>
+            <w:pPr>
+              <w:spacing w:after="40"/>
+            </w:pPr>
+            <w:r>
+              <w:rPr>
+                <w:rFonts w:ascii="Arial" w:hAnsi="Arial"/>
+                <w:b/>
+                <w:color w:val="0D253F"/>
+                <w:sz w:val="16"/>
+              </w:rPr>
+              <w:t>Shapes</w:t>
+            </w:r>
+          </w:p>
+        </w:tc>
+        <w:tc>
+          <w:tcPr>
+            <w:tcW w:type="dxa" w:w="4933"/>
+            <w:vAlign w:val="center"/>
+            <w:tcBorders>
+              <w:bottom w:val="single" w:sz="4" w:color="DDE3EA"/>
+            </w:tcBorders>
+          </w:tcPr>
+          <w:p>
+            <w:pPr>
+              <w:spacing w:after="40"/>
+            </w:pPr>
+            <w:r>
+              <w:rPr>
+                <w:rFonts w:ascii="Arial" w:hAnsi="Arial"/>
+                <w:sz w:val="16"/>
+              </w:rPr>
+              <w:t>Add supported diagram shapes.</w:t>
+            </w:r>
+          </w:p>
+        </w:tc>
+      </w:tr>
+      <w:tr>
+        <w:tc>
+          <w:tcPr>
+            <w:tcW w:type="dxa" w:w="4933"/>
+            <w:vAlign w:val="center"/>
+            <w:tcBorders>
+              <w:bottom w:val="single" w:sz="4" w:color="DDE3EA"/>
+            </w:tcBorders>
+          </w:tcPr>
+          <w:p>
+            <w:pPr>
+              <w:spacing w:after="40"/>
+            </w:pPr>
+            <w:r>
+              <w:rPr>
+                <w:rFonts w:ascii="Arial" w:hAnsi="Arial"/>
+                <w:b/>
+                <w:color w:val="0D253F"/>
+                <w:sz w:val="16"/>
+              </w:rPr>
+              <w:t>Templates</w:t>
+            </w:r>
+          </w:p>
+        </w:tc>
+        <w:tc>
+          <w:tcPr>
+            <w:tcW w:type="dxa" w:w="4933"/>
+            <w:vAlign w:val="center"/>
+            <w:tcBorders>
+              <w:bottom w:val="single" w:sz="4" w:color="DDE3EA"/>
+            </w:tcBorders>
+          </w:tcPr>
+          <w:p>
+            <w:pPr>
+              <w:spacing w:after="40"/>
+            </w:pPr>
+            <w:r>
+              <w:rPr>
+                <w:rFonts w:ascii="Arial" w:hAnsi="Arial"/>
+                <w:sz w:val="16"/>
+              </w:rPr>
+              <w:t>Start from an available workspace template.</w:t>
+            </w:r>
+          </w:p>
+        </w:tc>
+      </w:tr>
+      <w:tr>
+        <w:tc>
+          <w:tcPr>
+            <w:tcW w:type="dxa" w:w="4933"/>
+            <w:vAlign w:val="center"/>
+            <w:tcBorders>
+              <w:bottom w:val="single" w:sz="4" w:color="DDE3EA"/>
+            </w:tcBorders>
+          </w:tcPr>
+          <w:p>
+            <w:pPr>
+              <w:spacing w:after="40"/>
+            </w:pPr>
+            <w:r>
+              <w:rPr>
+                <w:rFonts w:ascii="Arial" w:hAnsi="Arial"/>
+                <w:b/>
+                <w:color w:val="0D253F"/>
+                <w:sz w:val="16"/>
+              </w:rPr>
+              <w:t>Undo / Redo</w:t>
+            </w:r>
+          </w:p>
+        </w:tc>
+        <w:tc>
+          <w:tcPr>
+            <w:tcW w:type="dxa" w:w="4933"/>
+            <w:vAlign w:val="center"/>
+            <w:tcBorders>
+              <w:bottom w:val="single" w:sz="4" w:color="DDE3EA"/>
+            </w:tcBorders>
+          </w:tcPr>
+          <w:p>
+            <w:pPr>
+              <w:spacing w:after="40"/>
+            </w:pPr>
+            <w:r>
+              <w:rPr>
+                <w:rFonts w:ascii="Arial" w:hAnsi="Arial"/>
+                <w:sz w:val="16"/>
+              </w:rPr>
+              <w:t>Move backward or forward through recent changes.</w:t>
+            </w:r>
+          </w:p>
+        </w:tc>
+      </w:tr>
+      <w:tr>
+        <w:tc>
+          <w:tcPr>
+            <w:tcW w:type="dxa" w:w="4933"/>
+            <w:vAlign w:val="center"/>
+            <w:tcBorders>
+              <w:bottom w:val="single" w:sz="4" w:color="DDE3EA"/>
+            </w:tcBorders>
+          </w:tcPr>
+          <w:p>
+            <w:pPr>
+              <w:spacing w:after="40"/>
+            </w:pPr>
+            <w:r>
+              <w:rPr>
+                <w:rFonts w:ascii="Arial" w:hAnsi="Arial"/>
+                <w:b/>
+                <w:color w:val="0D253F"/>
+                <w:sz w:val="16"/>
+              </w:rPr>
+              <w:t>Eraser</w:t>
+            </w:r>
+          </w:p>
+        </w:tc>
+        <w:tc>
+          <w:tcPr>
+            <w:tcW w:type="dxa" w:w="4933"/>
+            <w:vAlign w:val="center"/>
+            <w:tcBorders>
+              <w:bottom w:val="single" w:sz="4" w:color="DDE3EA"/>
+            </w:tcBorders>
+          </w:tcPr>
+          <w:p>
+            <w:pPr>
+              <w:spacing w:after="40"/>
+            </w:pPr>
+            <w:r>
+              <w:rPr>
+                <w:rFonts w:ascii="Arial" w:hAnsi="Arial"/>
+                <w:sz w:val="16"/>
+              </w:rPr>
+              <w:t>Remove selected strokes.</w:t>
+            </w:r>
+          </w:p>
+        </w:tc>
+      </w:tr>
+      <w:tr>
+        <w:tc>
+          <w:tcPr>
+            <w:tcW w:type="dxa" w:w="4933"/>
+            <w:vAlign w:val="center"/>
+            <w:tcBorders>
+              <w:bottom w:val="single" w:sz="4" w:color="DDE3EA"/>
+            </w:tcBorders>
+          </w:tcPr>
+          <w:p>
+            <w:pPr>
+              <w:spacing w:after="40"/>
+            </w:pPr>
+            <w:r>
+              <w:rPr>
+                <w:rFonts w:ascii="Arial" w:hAnsi="Arial"/>
+                <w:b/>
+                <w:color w:val="0D253F"/>
+                <w:sz w:val="16"/>
+              </w:rPr>
+              <w:t>Clear</w:t>
+            </w:r>
+          </w:p>
+        </w:tc>
+        <w:tc>
+          <w:tcPr>
+            <w:tcW w:type="dxa" w:w="4933"/>
+            <w:vAlign w:val="center"/>
+            <w:tcBorders>
+              <w:bottom w:val="single" w:sz="4" w:color="DDE3EA"/>
+            </w:tcBorders>
+          </w:tcPr>
+          <w:p>
+            <w:pPr>
+              <w:spacing w:after="40"/>
+            </w:pPr>
+            <w:r>
+              <w:rPr>
+                <w:rFonts w:ascii="Arial" w:hAnsi="Arial"/>
+                <w:sz w:val="16"/>
+              </w:rPr>
+              <w:t>Clear the current page after confirmation.</w:t>
+            </w:r>
+          </w:p>
+        </w:tc>
+      </w:tr>
+      <w:tr>
+        <w:tc>
+          <w:tcPr>
+            <w:tcW w:type="dxa" w:w="4933"/>
+            <w:vAlign w:val="center"/>
+            <w:tcBorders>
+              <w:bottom w:val="single" w:sz="4" w:color="DDE3EA"/>
+            </w:tcBorders>
+          </w:tcPr>
+          <w:p>
+            <w:pPr>
+              <w:spacing w:after="40"/>
+            </w:pPr>
+            <w:r>
+              <w:rPr>
+                <w:rFonts w:ascii="Arial" w:hAnsi="Arial"/>
+                <w:b/>
+                <w:color w:val="0D253F"/>
+                <w:sz w:val="16"/>
+              </w:rPr>
+              <w:t>New Page</w:t>
+            </w:r>
+          </w:p>
+        </w:tc>
+        <w:tc>
+          <w:tcPr>
+            <w:tcW w:type="dxa" w:w="4933"/>
+            <w:vAlign w:val="center"/>
+            <w:tcBorders>
+              <w:bottom w:val="single" w:sz="4" w:color="DDE3EA"/>
+            </w:tcBorders>
+          </w:tcPr>
+          <w:p>
+            <w:pPr>
+              <w:spacing w:after="40"/>
+            </w:pPr>
+            <w:r>
+              <w:rPr>
+                <w:rFonts w:ascii="Arial" w:hAnsi="Arial"/>
+                <w:sz w:val="16"/>
+              </w:rPr>
+              <w:t>Add another workspace page.</w:t>
+            </w:r>
+          </w:p>
+        </w:tc>
+      </w:tr>
+      <w:tr>
+        <w:tc>
+          <w:tcPr>
+            <w:tcW w:type="dxa" w:w="4933"/>
+            <w:vAlign w:val="center"/>
+            <w:tcBorders>
+              <w:bottom w:val="single" w:sz="4" w:color="DDE3EA"/>
+            </w:tcBorders>
+          </w:tcPr>
+          <w:p>
+            <w:pPr>
+              <w:spacing w:after="40"/>
+            </w:pPr>
+            <w:r>
+              <w:rPr>
+                <w:rFonts w:ascii="Arial" w:hAnsi="Arial"/>
+                <w:b/>
+                <w:color w:val="0D253F"/>
+                <w:sz w:val="16"/>
+              </w:rPr>
+              <w:t>Save Page</w:t>
+            </w:r>
+          </w:p>
+        </w:tc>
+        <w:tc>
+          <w:tcPr>
+            <w:tcW w:type="dxa" w:w="4933"/>
+            <w:vAlign w:val="center"/>
+            <w:tcBorders>
+              <w:bottom w:val="single" w:sz="4" w:color="DDE3EA"/>
+            </w:tcBorders>
+          </w:tcPr>
+          <w:p>
+            <w:pPr>
+              <w:spacing w:after="40"/>
+            </w:pPr>
+            <w:r>
+              <w:rPr>
+                <w:rFonts w:ascii="Arial" w:hAnsi="Arial"/>
+                <w:sz w:val="16"/>
+              </w:rPr>
+              <w:t>Save the current whiteboard page.</w:t>
+            </w:r>
+          </w:p>
+        </w:tc>
+      </w:tr>
+    </w:tbl>
+    <w:p>
+      <w:pPr>
+        <w:spacing w:after="0"/>
+      </w:pPr>
+    </w:p>
+    <w:p>
+      <w:r>
+        <w:rPr>
+          <w:rFonts w:ascii="Arial" w:hAnsi="Arial"/>
+        </w:rPr>
+        <w:t>Rotate the device if more drawing space is needed. Confirm the canvas remains visible after rotation before continuing.</w:t>
+      </w:r>
+    </w:p>
+    <w:p>
+      <w:r>
+        <w:br w:type="page"/>
+      </w:r>
+    </w:p>
+    <w:p>
+      <w:pPr>
+        <w:pStyle w:val="Heading1"/>
+        <w:keepNext/>
+        <w:spacing w:after="80"/>
+      </w:pPr>
+      <w:r>
+        <w:t>9. ID Documents and Signatures</w:t>
+      </w:r>
+    </w:p>
+    <w:tbl>
+      <w:tblPr>
+        <w:tblW w:type="auto" w:w="0"/>
+        <w:tblLook w:firstColumn="1" w:firstRow="1" w:lastColumn="0" w:lastRow="0" w:noHBand="0" w:noVBand="1" w:val="04A0"/>
+      </w:tblPr>
+      <w:tblGrid>
+        <w:gridCol w:w="9866"/>
+      </w:tblGrid>
+      <w:tr>
+        <w:trPr>
+          <w:trHeight w:val="68" w:hRule="exact"/>
+        </w:trPr>
+        <w:tc>
+          <w:tcPr>
+            <w:tcW w:type="dxa" w:w="9866"/>
+            <w:shd w:fill="C6A14A"/>
+          </w:tcPr>
+          <w:p>
+            <w:r/>
+          </w:p>
+        </w:tc>
+      </w:tr>
+    </w:tbl>
+    <w:p>
+      <w:pPr>
+        <w:spacing w:after="0"/>
+      </w:pPr>
+    </w:p>
+    <w:p>
+      <w:r>
+        <w:rPr>
+          <w:rFonts w:ascii="Arial" w:hAnsi="Arial"/>
+        </w:rPr>
+        <w:t>Attach legible ID images and capture signatures only with the client's knowledge and consent.</w:t>
+      </w:r>
+    </w:p>
+    <w:p>
+      <w:pPr>
+        <w:spacing w:after="40"/>
+        <w:jc w:val="center"/>
+      </w:pPr>
+      <w:r>
+        <w:drawing>
+          <wp:inline xmlns:a="http://schemas.openxmlformats.org/drawingml/2006/main" xmlns:pic="http://schemas.openxmlformats.org/drawingml/2006/picture">
+            <wp:extent cx="3876144" cy="4392000"/>
+            <wp:docPr id="7" name="Picture 7"/>
+            <wp:cNvGraphicFramePr>
+              <a:graphicFrameLocks noChangeAspect="1"/>
+            </wp:cNvGraphicFramePr>
+            <a:graphic>
+              <a:graphicData uri="http://schemas.openxmlformats.org/drawingml/2006/picture">
+                <pic:pic>
+                  <pic:nvPicPr>
+                    <pic:cNvPr id="0" name="07-id-signatures.png"/>
+                    <pic:cNvPicPr/>
+                  </pic:nvPicPr>
+                  <pic:blipFill>
+                    <a:blip r:embed="rId17"/>
+                    <a:stretch>
+                      <a:fillRect/>
+                    </a:stretch>
+                  </pic:blipFill>
+                  <pic:spPr>
+                    <a:xfrm>
+                      <a:off x="0" y="0"/>
+                      <a:ext cx="3876144" cy="4392000"/>
+                    </a:xfrm>
+                    <a:prstGeom prst="rect"/>
+                  </pic:spPr>
+                </pic:pic>
+              </a:graphicData>
+            </a:graphic>
+          </wp:inline>
+        </w:drawing>
+      </w:r>
+    </w:p>
+    <w:p>
+      <w:pPr>
+        <w:spacing w:after="80"/>
+        <w:jc w:val="center"/>
+      </w:pPr>
+      <w:r>
+        <w:rPr>
+          <w:i/>
+          <w:color w:val="58697E"/>
+          <w:sz w:val="15"/>
+        </w:rPr>
+        <w:t>ID document attachment areas</w:t>
+      </w:r>
+    </w:p>
+    <w:p>
+      <w:pPr>
+        <w:pStyle w:val="Heading2"/>
+      </w:pPr>
+      <w:r>
+        <w:rPr>
+          <w:rFonts w:ascii="Arial" w:hAnsi="Arial"/>
+        </w:rPr>
+        <w:t>ID photographs</w:t>
+      </w:r>
+    </w:p>
+    <w:p>
+      <w:r>
+        <w:rPr>
+          <w:rFonts w:ascii="Arial" w:hAnsi="Arial"/>
+        </w:rPr>
+        <w:t xml:space="preserve">1. Tap the correct </w:t>
+      </w:r>
+      <w:r>
+        <w:rPr>
+          <w:rFonts w:ascii="Arial" w:hAnsi="Arial"/>
+          <w:b/>
+        </w:rPr>
+        <w:t>ID Front</w:t>
+      </w:r>
+      <w:r>
+        <w:rPr>
+          <w:rFonts w:ascii="Arial" w:hAnsi="Arial"/>
+        </w:rPr>
+        <w:t xml:space="preserve"> or </w:t>
+      </w:r>
+      <w:r>
+        <w:rPr>
+          <w:rFonts w:ascii="Arial" w:hAnsi="Arial"/>
+          <w:b/>
+        </w:rPr>
+        <w:t>ID Back</w:t>
+      </w:r>
+      <w:r>
+        <w:rPr>
+          <w:rFonts w:ascii="Arial" w:hAnsi="Arial"/>
+        </w:rPr>
+        <w:t xml:space="preserve"> area.</w:t>
+      </w:r>
+    </w:p>
+    <w:p>
+      <w:r>
+        <w:rPr>
+          <w:rFonts w:ascii="Arial" w:hAnsi="Arial"/>
+        </w:rPr>
+        <w:t>2. Take a new photo or choose the correct existing image.</w:t>
+      </w:r>
+    </w:p>
+    <w:p>
+      <w:r>
+        <w:rPr>
+          <w:rFonts w:ascii="Arial" w:hAnsi="Arial"/>
+        </w:rPr>
+        <w:t>3. Confirm the image is upright and readable.</w:t>
+      </w:r>
+    </w:p>
+    <w:p>
+      <w:r>
+        <w:rPr>
+          <w:rFonts w:ascii="Arial" w:hAnsi="Arial"/>
+        </w:rPr>
+        <w:t xml:space="preserve">4. Use </w:t>
+      </w:r>
+      <w:r>
+        <w:rPr>
+          <w:rFonts w:ascii="Arial" w:hAnsi="Arial"/>
+          <w:b/>
+        </w:rPr>
+        <w:t>Rotate</w:t>
+      </w:r>
+      <w:r>
+        <w:rPr>
+          <w:rFonts w:ascii="Arial" w:hAnsi="Arial"/>
+        </w:rPr>
+        <w:t xml:space="preserve"> if required.</w:t>
+      </w:r>
+    </w:p>
+    <w:p>
+      <w:r>
+        <w:rPr>
+          <w:rFonts w:ascii="Arial" w:hAnsi="Arial"/>
+        </w:rPr>
+        <w:t xml:space="preserve">5. Use </w:t>
+      </w:r>
+      <w:r>
+        <w:rPr>
+          <w:rFonts w:ascii="Arial" w:hAnsi="Arial"/>
+          <w:b/>
+        </w:rPr>
+        <w:t>Remove</w:t>
+      </w:r>
+      <w:r>
+        <w:rPr>
+          <w:rFonts w:ascii="Arial" w:hAnsi="Arial"/>
+        </w:rPr>
+        <w:t xml:space="preserve"> and retake if the image is blurred, cropped or incorrect.</w:t>
+      </w:r>
+    </w:p>
+    <w:p>
+      <w:pPr>
+        <w:pStyle w:val="Heading2"/>
+      </w:pPr>
+      <w:r>
+        <w:rPr>
+          <w:rFonts w:ascii="Arial" w:hAnsi="Arial"/>
+        </w:rPr>
+        <w:t>Signatures</w:t>
       </w:r>
     </w:p>
     <w:p>
@@ -270,57 +3638,202 @@
         <w:pStyle w:val="ListBullet"/>
       </w:pPr>
       <w:r>
-        <w:t>1. Open the installed app on your device.</w:t>
+        <w:rPr>
+          <w:rFonts w:ascii="Arial" w:hAnsi="Arial"/>
+        </w:rPr>
+        <w:t>Confirm the correct client name above each signature area.</w:t>
       </w:r>
     </w:p>
     <w:p>
+      <w:pPr>
+        <w:pStyle w:val="ListBullet"/>
+      </w:pPr>
       <w:r>
-        <w:t>2. Choose your name from the staff list.</w:t>
+        <w:rPr>
+          <w:rFonts w:ascii="Arial" w:hAnsi="Arial"/>
+        </w:rPr>
+        <w:t>Ask the client to sign within the boundary.</w:t>
       </w:r>
     </w:p>
     <w:p>
+      <w:pPr>
+        <w:pStyle w:val="ListBullet"/>
+      </w:pPr>
       <w:r>
-        <w:t>3. Select the appointment type: In-Person or Zoom.</w:t>
+        <w:rPr>
+          <w:rFonts w:ascii="Arial" w:hAnsi="Arial"/>
+        </w:rPr>
+        <w:t>Clear and repeat any incomplete signature.</w:t>
       </w:r>
     </w:p>
     <w:p>
+      <w:pPr>
+        <w:pStyle w:val="ListBullet"/>
+      </w:pPr>
       <w:r>
-        <w:t>4. Fill in the client details and appointment information.</w:t>
+        <w:rPr>
+          <w:rFonts w:ascii="Arial" w:hAnsi="Arial"/>
+        </w:rPr>
+        <w:t>Review signatures before package generation.</w:t>
+      </w:r>
+    </w:p>
+    <w:tbl>
+      <w:tblPr>
+        <w:tblW w:type="auto" w:w="0"/>
+        <w:jc w:val="center"/>
+        <w:tblLook w:firstColumn="1" w:firstRow="1" w:lastColumn="0" w:lastRow="0" w:noHBand="0" w:noVBand="1" w:val="04A0"/>
+      </w:tblPr>
+      <w:tblGrid>
+        <w:gridCol w:w="9866"/>
+      </w:tblGrid>
+      <w:tr>
+        <w:tc>
+          <w:tcPr>
+            <w:tcW w:type="dxa" w:w="9866"/>
+            <w:shd w:fill="FBF5E7"/>
+            <w:tcBorders>
+              <w:left w:val="single" w:sz="18" w:color="C6A14A"/>
+            </w:tcBorders>
+          </w:tcPr>
+          <w:p>
+            <w:pPr>
+              <w:spacing w:after="0"/>
+            </w:pPr>
+            <w:r>
+              <w:rPr>
+                <w:b w:val="0"/>
+                <w:color w:val="0D253F"/>
+                <w:sz w:val="18"/>
+              </w:rPr>
+            </w:r>
+            <w:r>
+              <w:rPr>
+                <w:b/>
+                <w:color w:val="0D253F"/>
+                <w:sz w:val="18"/>
+              </w:rPr>
+              <w:t>Important:</w:t>
+            </w:r>
+            <w:r>
+              <w:rPr>
+                <w:b w:val="0"/>
+                <w:color w:val="0D253F"/>
+                <w:sz w:val="18"/>
+              </w:rPr>
+              <w:t xml:space="preserve"> Uploaded ID, photos and supporting PDFs may be included in the Document ZIP. Check every file before handover.</w:t>
+            </w:r>
+          </w:p>
+        </w:tc>
+      </w:tr>
+    </w:tbl>
+    <w:p>
+      <w:pPr>
+        <w:spacing w:after="0"/>
+      </w:pPr>
+    </w:p>
+    <w:p>
+      <w:r>
+        <w:br w:type="page"/>
       </w:r>
     </w:p>
     <w:p>
+      <w:pPr>
+        <w:pStyle w:val="Heading1"/>
+        <w:keepNext/>
+        <w:spacing w:after="80"/>
+      </w:pPr>
       <w:r>
-        <w:t>5. Save your appointment regularly.</w:t>
+        <w:t>10. Saving and Loading Drafts</w:t>
+      </w:r>
+    </w:p>
+    <w:tbl>
+      <w:tblPr>
+        <w:tblW w:type="auto" w:w="0"/>
+        <w:tblLook w:firstColumn="1" w:firstRow="1" w:lastColumn="0" w:lastRow="0" w:noHBand="0" w:noVBand="1" w:val="04A0"/>
+      </w:tblPr>
+      <w:tblGrid>
+        <w:gridCol w:w="9866"/>
+      </w:tblGrid>
+      <w:tr>
+        <w:trPr>
+          <w:trHeight w:val="68" w:hRule="exact"/>
+        </w:trPr>
+        <w:tc>
+          <w:tcPr>
+            <w:tcW w:type="dxa" w:w="9866"/>
+            <w:shd w:fill="C6A14A"/>
+          </w:tcPr>
+          <w:p>
+            <w:r/>
+          </w:p>
+        </w:tc>
+      </w:tr>
+    </w:tbl>
+    <w:p>
+      <w:pPr>
+        <w:spacing w:after="0"/>
+      </w:pPr>
+    </w:p>
+    <w:p>
+      <w:r>
+        <w:rPr>
+          <w:rFonts w:ascii="Arial" w:hAnsi="Arial"/>
+        </w:rPr>
+        <w:t>Drafts are stored on the current device. Save regularly during an appointment.</w:t>
       </w:r>
     </w:p>
     <w:p>
+      <w:pPr>
+        <w:spacing w:after="40"/>
+        <w:jc w:val="center"/>
+      </w:pPr>
       <w:r>
-        <w:t>6. Create the final documents when the appointment is complete.</w:t>
+        <w:drawing>
+          <wp:inline xmlns:a="http://schemas.openxmlformats.org/drawingml/2006/main" xmlns:pic="http://schemas.openxmlformats.org/drawingml/2006/picture">
+            <wp:extent cx="5580000" cy="1792458"/>
+            <wp:docPr id="8" name="Picture 8"/>
+            <wp:cNvGraphicFramePr>
+              <a:graphicFrameLocks noChangeAspect="1"/>
+            </wp:cNvGraphicFramePr>
+            <a:graphic>
+              <a:graphicData uri="http://schemas.openxmlformats.org/drawingml/2006/picture">
+                <pic:pic>
+                  <pic:nvPicPr>
+                    <pic:cNvPr id="0" name="06-draft-controls.png"/>
+                    <pic:cNvPicPr/>
+                  </pic:nvPicPr>
+                  <pic:blipFill>
+                    <a:blip r:embed="rId18"/>
+                    <a:stretch>
+                      <a:fillRect/>
+                    </a:stretch>
+                  </pic:blipFill>
+                  <pic:spPr>
+                    <a:xfrm>
+                      <a:off x="0" y="0"/>
+                      <a:ext cx="5580000" cy="1792458"/>
+                    </a:xfrm>
+                    <a:prstGeom prst="rect"/>
+                  </pic:spPr>
+                </pic:pic>
+              </a:graphicData>
+            </a:graphic>
+          </wp:inline>
+        </w:drawing>
       </w:r>
     </w:p>
     <w:p>
+      <w:pPr>
+        <w:spacing w:after="80"/>
+        <w:jc w:val="center"/>
+      </w:pPr>
       <w:r>
-        <w:t>7. Download the Combined PDF and Document ZIP.</w:t>
-      </w:r>
-    </w:p>
-    <w:p>
-      <w:r>
-        <w:t>8. Check both files carefully.</w:t>
-      </w:r>
-    </w:p>
-    <w:p>
-      <w:r>
-        <w:t>9. Prepare the email and attach both files.</w:t>
-      </w:r>
-    </w:p>
-    <w:p>
-      <w:r>
-        <w:t>10. Send the email when you have a stable internet connection.</w:t>
-      </w:r>
-    </w:p>
-    <w:p>
-      <w:r>
-        <w:t>____________________________________________________________</w:t>
+        <w:rPr>
+          <w:i/>
+          <w:color w:val="58697E"/>
+          <w:sz w:val="15"/>
+        </w:rPr>
+        <w:t>Draft controls on mobile</w:t>
       </w:r>
     </w:p>
     <w:p>
@@ -328,15 +3841,245 @@
         <w:pStyle w:val="Heading2"/>
       </w:pPr>
       <w:r>
-        <w:t>Before You Leave</w:t>
+        <w:rPr>
+          <w:rFonts w:ascii="Arial" w:hAnsi="Arial"/>
+        </w:rPr>
+        <w:t>Save a draft</w:t>
       </w:r>
     </w:p>
     <w:p>
       <w:r>
         <w:rPr>
+          <w:rFonts w:ascii="Arial" w:hAnsi="Arial"/>
+        </w:rPr>
+        <w:t xml:space="preserve">1. Select </w:t>
+      </w:r>
+      <w:r>
+        <w:rPr>
+          <w:rFonts w:ascii="Arial" w:hAnsi="Arial"/>
           <w:b/>
         </w:rPr>
-        <w:t>**REQUIRED** Complete this checklist before leaving for an appointment.</w:t>
+        <w:t>Save Draft</w:t>
+      </w:r>
+      <w:r>
+        <w:rPr>
+          <w:rFonts w:ascii="Arial" w:hAnsi="Arial"/>
+        </w:rPr>
+        <w:t>.</w:t>
+      </w:r>
+    </w:p>
+    <w:p>
+      <w:r>
+        <w:rPr>
+          <w:rFonts w:ascii="Arial" w:hAnsi="Arial"/>
+        </w:rPr>
+        <w:t>2. Wait for the saved status confirmation.</w:t>
+      </w:r>
+    </w:p>
+    <w:p>
+      <w:r>
+        <w:rPr>
+          <w:rFonts w:ascii="Arial" w:hAnsi="Arial"/>
+        </w:rPr>
+        <w:t xml:space="preserve">3. Continue editing. The status changes to </w:t>
+      </w:r>
+      <w:r>
+        <w:rPr>
+          <w:rFonts w:ascii="Arial" w:hAnsi="Arial"/>
+          <w:b/>
+        </w:rPr>
+        <w:t>Unsaved changes</w:t>
+      </w:r>
+      <w:r>
+        <w:rPr>
+          <w:rFonts w:ascii="Arial" w:hAnsi="Arial"/>
+        </w:rPr>
+        <w:t xml:space="preserve"> after the next modification.</w:t>
+      </w:r>
+    </w:p>
+    <w:p>
+      <w:pPr>
+        <w:pStyle w:val="Heading2"/>
+      </w:pPr>
+      <w:r>
+        <w:rPr>
+          <w:rFonts w:ascii="Arial" w:hAnsi="Arial"/>
+        </w:rPr>
+        <w:t>Load a draft</w:t>
+      </w:r>
+    </w:p>
+    <w:p>
+      <w:r>
+        <w:rPr>
+          <w:rFonts w:ascii="Arial" w:hAnsi="Arial"/>
+        </w:rPr>
+        <w:t xml:space="preserve">1. Select </w:t>
+      </w:r>
+      <w:r>
+        <w:rPr>
+          <w:rFonts w:ascii="Arial" w:hAnsi="Arial"/>
+          <w:b/>
+        </w:rPr>
+        <w:t>Load Draft</w:t>
+      </w:r>
+      <w:r>
+        <w:rPr>
+          <w:rFonts w:ascii="Arial" w:hAnsi="Arial"/>
+        </w:rPr>
+        <w:t xml:space="preserve"> or resume the recent draft from the landing page.</w:t>
+      </w:r>
+    </w:p>
+    <w:p>
+      <w:r>
+        <w:rPr>
+          <w:rFonts w:ascii="Arial" w:hAnsi="Arial"/>
+        </w:rPr>
+        <w:t>2. Confirm the appointment details, mode and staff member.</w:t>
+      </w:r>
+    </w:p>
+    <w:p>
+      <w:r>
+        <w:rPr>
+          <w:rFonts w:ascii="Arial" w:hAnsi="Arial"/>
+        </w:rPr>
+        <w:t>3. Review uploaded evidence and signatures.</w:t>
+      </w:r>
+    </w:p>
+    <w:p>
+      <w:r>
+        <w:rPr>
+          <w:rFonts w:ascii="Arial" w:hAnsi="Arial"/>
+        </w:rPr>
+        <w:t>4. Continue from the first incomplete stage.</w:t>
+      </w:r>
+    </w:p>
+    <w:tbl>
+      <w:tblPr>
+        <w:tblW w:type="auto" w:w="0"/>
+        <w:jc w:val="center"/>
+        <w:tblLook w:firstColumn="1" w:firstRow="1" w:lastColumn="0" w:lastRow="0" w:noHBand="0" w:noVBand="1" w:val="04A0"/>
+      </w:tblPr>
+      <w:tblGrid>
+        <w:gridCol w:w="9866"/>
+      </w:tblGrid>
+      <w:tr>
+        <w:tc>
+          <w:tcPr>
+            <w:tcW w:type="dxa" w:w="9866"/>
+            <w:shd w:fill="FBF5E7"/>
+            <w:tcBorders>
+              <w:left w:val="single" w:sz="18" w:color="C6A14A"/>
+            </w:tcBorders>
+          </w:tcPr>
+          <w:p>
+            <w:pPr>
+              <w:spacing w:after="0"/>
+            </w:pPr>
+            <w:r>
+              <w:rPr>
+                <w:b w:val="0"/>
+                <w:color w:val="0D253F"/>
+                <w:sz w:val="18"/>
+              </w:rPr>
+            </w:r>
+            <w:r>
+              <w:rPr>
+                <w:b/>
+                <w:color w:val="0D253F"/>
+                <w:sz w:val="18"/>
+              </w:rPr>
+              <w:t>Warning:</w:t>
+            </w:r>
+            <w:r>
+              <w:rPr>
+                <w:b w:val="0"/>
+                <w:color w:val="0D253F"/>
+                <w:sz w:val="18"/>
+              </w:rPr>
+              <w:t xml:space="preserve"> A draft is device-local. Clearing browser data, removing the PWA or using another device may make that draft unavailable. Download final files before closing a completed appointment.</w:t>
+            </w:r>
+          </w:p>
+        </w:tc>
+      </w:tr>
+    </w:tbl>
+    <w:p>
+      <w:pPr>
+        <w:spacing w:after="0"/>
+      </w:pPr>
+    </w:p>
+    <w:p>
+      <w:r>
+        <w:br w:type="page"/>
+      </w:r>
+    </w:p>
+    <w:p>
+      <w:pPr>
+        <w:pStyle w:val="Heading1"/>
+        <w:keepNext/>
+        <w:spacing w:after="80"/>
+      </w:pPr>
+      <w:r>
+        <w:t>11. Generating the Appointment Package</w:t>
+      </w:r>
+    </w:p>
+    <w:tbl>
+      <w:tblPr>
+        <w:tblW w:type="auto" w:w="0"/>
+        <w:tblLook w:firstColumn="1" w:firstRow="1" w:lastColumn="0" w:lastRow="0" w:noHBand="0" w:noVBand="1" w:val="04A0"/>
+      </w:tblPr>
+      <w:tblGrid>
+        <w:gridCol w:w="9866"/>
+      </w:tblGrid>
+      <w:tr>
+        <w:trPr>
+          <w:trHeight w:val="68" w:hRule="exact"/>
+        </w:trPr>
+        <w:tc>
+          <w:tcPr>
+            <w:tcW w:type="dxa" w:w="9866"/>
+            <w:shd w:fill="C6A14A"/>
+          </w:tcPr>
+          <w:p>
+            <w:r/>
+          </w:p>
+        </w:tc>
+      </w:tr>
+    </w:tbl>
+    <w:p>
+      <w:pPr>
+        <w:spacing w:after="0"/>
+      </w:pPr>
+    </w:p>
+    <w:p>
+      <w:r>
+        <w:rPr>
+          <w:rFonts w:ascii="Arial" w:hAnsi="Arial"/>
+        </w:rPr>
+        <w:t xml:space="preserve">Select </w:t>
+      </w:r>
+      <w:r>
+        <w:rPr>
+          <w:rFonts w:ascii="Arial" w:hAnsi="Arial"/>
+          <w:b/>
+        </w:rPr>
+        <w:t>Generate Appointment Package</w:t>
+      </w:r>
+      <w:r>
+        <w:rPr>
+          <w:rFonts w:ascii="Arial" w:hAnsi="Arial"/>
+        </w:rPr>
+        <w:t xml:space="preserve"> only after the Appointment Summary is complete.</w:t>
+      </w:r>
+    </w:p>
+    <w:p>
+      <w:pPr>
+        <w:pStyle w:val="Heading2"/>
+      </w:pPr>
+      <w:r>
+        <w:rPr>
+          <w:rFonts w:ascii="Arial" w:hAnsi="Arial"/>
+        </w:rPr>
+        <w:t>Final-generation checks</w:t>
       </w:r>
     </w:p>
     <w:p>
@@ -344,7 +4087,10 @@
         <w:pStyle w:val="ListBullet"/>
       </w:pPr>
       <w:r>
-        <w:t>- [ ] Device fully charged</w:t>
+        <w:rPr>
+          <w:rFonts w:ascii="Arial" w:hAnsi="Arial"/>
+        </w:rPr>
+        <w:t>Required client and property details are present.</w:t>
       </w:r>
     </w:p>
     <w:p>
@@ -352,7 +4098,10 @@
         <w:pStyle w:val="ListBullet"/>
       </w:pPr>
       <w:r>
-        <w:t>- [ ] Charger packed</w:t>
+        <w:rPr>
+          <w:rFonts w:ascii="Arial" w:hAnsi="Arial"/>
+        </w:rPr>
+        <w:t>Selected EOI and IA fields are complete.</w:t>
       </w:r>
     </w:p>
     <w:p>
@@ -360,7 +4109,23 @@
         <w:pStyle w:val="ListBullet"/>
       </w:pPr>
       <w:r>
-        <w:t>- [ ] Mobile hotspot available</w:t>
+        <w:rPr>
+          <w:rFonts w:ascii="Arial" w:hAnsi="Arial"/>
+        </w:rPr>
+        <w:t xml:space="preserve">Contract Due Date has a valid date or </w:t>
+      </w:r>
+      <w:r>
+        <w:rPr>
+          <w:rFonts w:ascii="Arial" w:hAnsi="Arial"/>
+          <w:b/>
+        </w:rPr>
+        <w:t>To Be Confirmed</w:t>
+      </w:r>
+      <w:r>
+        <w:rPr>
+          <w:rFonts w:ascii="Arial" w:hAnsi="Arial"/>
+        </w:rPr>
+        <w:t>.</w:t>
       </w:r>
     </w:p>
     <w:p>
@@ -368,7 +4133,10 @@
         <w:pStyle w:val="ListBullet"/>
       </w:pPr>
       <w:r>
-        <w:t>- [ ] App installed</w:t>
+        <w:rPr>
+          <w:rFonts w:ascii="Arial" w:hAnsi="Arial"/>
+        </w:rPr>
+        <w:t>Required ID images, supporting documents and signatures are present.</w:t>
       </w:r>
     </w:p>
     <w:p>
@@ -376,7 +4144,588 @@
         <w:pStyle w:val="ListBullet"/>
       </w:pPr>
       <w:r>
-        <w:t>- [ ] App opens correctly</w:t>
+        <w:rPr>
+          <w:rFonts w:ascii="Arial" w:hAnsi="Arial"/>
+        </w:rPr>
+        <w:t>The selected staff member and appointment date are correct.</w:t>
+      </w:r>
+    </w:p>
+    <w:p>
+      <w:r>
+        <w:rPr>
+          <w:rFonts w:ascii="Arial" w:hAnsi="Arial"/>
+        </w:rPr>
+        <w:t>Generation stops and shows an inline message when required information is missing. Correct the highlighted field, then generate again.</w:t>
+      </w:r>
+    </w:p>
+    <w:p>
+      <w:r>
+        <w:rPr>
+          <w:rFonts w:ascii="Arial" w:hAnsi="Arial"/>
+        </w:rPr>
+        <w:t>After successful generation, the package-ready panel displays the exact Combined PDF and Document ZIP filenames.</w:t>
+      </w:r>
+    </w:p>
+    <w:p>
+      <w:pPr>
+        <w:spacing w:after="40"/>
+        <w:jc w:val="center"/>
+      </w:pPr>
+      <w:r>
+        <w:drawing>
+          <wp:inline xmlns:a="http://schemas.openxmlformats.org/drawingml/2006/main" xmlns:pic="http://schemas.openxmlformats.org/drawingml/2006/picture">
+            <wp:extent cx="3139593" cy="4392000"/>
+            <wp:docPr id="9" name="Picture 9"/>
+            <wp:cNvGraphicFramePr>
+              <a:graphicFrameLocks noChangeAspect="1"/>
+            </wp:cNvGraphicFramePr>
+            <a:graphic>
+              <a:graphicData uri="http://schemas.openxmlformats.org/drawingml/2006/picture">
+                <pic:pic>
+                  <pic:nvPicPr>
+                    <pic:cNvPr id="0" name="08-package-ready.png"/>
+                    <pic:cNvPicPr/>
+                  </pic:nvPicPr>
+                  <pic:blipFill>
+                    <a:blip r:embed="rId19"/>
+                    <a:stretch>
+                      <a:fillRect/>
+                    </a:stretch>
+                  </pic:blipFill>
+                  <pic:spPr>
+                    <a:xfrm>
+                      <a:off x="0" y="0"/>
+                      <a:ext cx="3139593" cy="4392000"/>
+                    </a:xfrm>
+                    <a:prstGeom prst="rect"/>
+                  </pic:spPr>
+                </pic:pic>
+              </a:graphicData>
+            </a:graphic>
+          </wp:inline>
+        </w:drawing>
+      </w:r>
+    </w:p>
+    <w:p>
+      <w:pPr>
+        <w:spacing w:after="80"/>
+        <w:jc w:val="center"/>
+      </w:pPr>
+      <w:r>
+        <w:rPr>
+          <w:i/>
+          <w:color w:val="58697E"/>
+          <w:sz w:val="15"/>
+        </w:rPr>
+        <w:t>Appointment package ready</w:t>
+      </w:r>
+    </w:p>
+    <w:p>
+      <w:r>
+        <w:br w:type="page"/>
+      </w:r>
+    </w:p>
+    <w:p>
+      <w:pPr>
+        <w:pStyle w:val="Heading1"/>
+        <w:keepNext/>
+        <w:spacing w:after="80"/>
+      </w:pPr>
+      <w:r>
+        <w:t>12. Downloading and Emailing</w:t>
+      </w:r>
+    </w:p>
+    <w:tbl>
+      <w:tblPr>
+        <w:tblW w:type="auto" w:w="0"/>
+        <w:tblLook w:firstColumn="1" w:firstRow="1" w:lastColumn="0" w:lastRow="0" w:noHBand="0" w:noVBand="1" w:val="04A0"/>
+      </w:tblPr>
+      <w:tblGrid>
+        <w:gridCol w:w="9866"/>
+      </w:tblGrid>
+      <w:tr>
+        <w:trPr>
+          <w:trHeight w:val="68" w:hRule="exact"/>
+        </w:trPr>
+        <w:tc>
+          <w:tcPr>
+            <w:tcW w:type="dxa" w:w="9866"/>
+            <w:shd w:fill="C6A14A"/>
+          </w:tcPr>
+          <w:p>
+            <w:r/>
+          </w:p>
+        </w:tc>
+      </w:tr>
+    </w:tbl>
+    <w:p>
+      <w:pPr>
+        <w:spacing w:after="0"/>
+      </w:pPr>
+    </w:p>
+    <w:p>
+      <w:r>
+        <w:rPr>
+          <w:rFonts w:ascii="Arial" w:hAnsi="Arial"/>
+        </w:rPr>
+        <w:t>The package-ready panel provides four actions:</w:t>
+      </w:r>
+    </w:p>
+    <w:tbl>
+      <w:tblPr>
+        <w:tblW w:type="auto" w:w="0"/>
+        <w:jc w:val="center"/>
+        <w:tblLayout w:type="autofit"/>
+        <w:tblLook w:firstColumn="1" w:firstRow="1" w:lastColumn="0" w:lastRow="0" w:noHBand="0" w:noVBand="1" w:val="04A0"/>
+      </w:tblPr>
+      <w:tblGrid>
+        <w:gridCol w:w="4933"/>
+        <w:gridCol w:w="4933"/>
+      </w:tblGrid>
+      <w:tr>
+        <w:trPr>
+          <w:tblHeader w:val="true"/>
+        </w:trPr>
+        <w:tc>
+          <w:tcPr>
+            <w:tcW w:type="dxa" w:w="4933"/>
+            <w:vAlign w:val="center"/>
+            <w:shd w:fill="071B33"/>
+          </w:tcPr>
+          <w:p>
+            <w:pPr>
+              <w:spacing w:after="40"/>
+            </w:pPr>
+            <w:r>
+              <w:rPr>
+                <w:rFonts w:ascii="Arial" w:hAnsi="Arial"/>
+                <w:b/>
+                <w:color w:val="FFFFFF"/>
+                <w:sz w:val="16"/>
+              </w:rPr>
+              <w:t>Action</w:t>
+            </w:r>
+          </w:p>
+        </w:tc>
+        <w:tc>
+          <w:tcPr>
+            <w:tcW w:type="dxa" w:w="4933"/>
+            <w:vAlign w:val="center"/>
+            <w:shd w:fill="071B33"/>
+          </w:tcPr>
+          <w:p>
+            <w:pPr>
+              <w:spacing w:after="40"/>
+            </w:pPr>
+            <w:r>
+              <w:rPr>
+                <w:rFonts w:ascii="Arial" w:hAnsi="Arial"/>
+                <w:b/>
+                <w:color w:val="FFFFFF"/>
+                <w:sz w:val="16"/>
+              </w:rPr>
+              <w:t>Result</w:t>
+            </w:r>
+          </w:p>
+        </w:tc>
+      </w:tr>
+      <w:tr>
+        <w:tc>
+          <w:tcPr>
+            <w:tcW w:type="dxa" w:w="4933"/>
+            <w:vAlign w:val="center"/>
+            <w:tcBorders>
+              <w:bottom w:val="single" w:sz="4" w:color="DDE3EA"/>
+            </w:tcBorders>
+          </w:tcPr>
+          <w:p>
+            <w:pPr>
+              <w:spacing w:after="40"/>
+            </w:pPr>
+            <w:r>
+              <w:rPr>
+                <w:rFonts w:ascii="Arial" w:hAnsi="Arial"/>
+                <w:b/>
+                <w:color w:val="0D253F"/>
+                <w:sz w:val="16"/>
+              </w:rPr>
+              <w:t>Download Package</w:t>
+            </w:r>
+          </w:p>
+        </w:tc>
+        <w:tc>
+          <w:tcPr>
+            <w:tcW w:type="dxa" w:w="4933"/>
+            <w:vAlign w:val="center"/>
+            <w:tcBorders>
+              <w:bottom w:val="single" w:sz="4" w:color="DDE3EA"/>
+            </w:tcBorders>
+          </w:tcPr>
+          <w:p>
+            <w:pPr>
+              <w:spacing w:after="40"/>
+            </w:pPr>
+            <w:r>
+              <w:rPr>
+                <w:rFonts w:ascii="Arial" w:hAnsi="Arial"/>
+                <w:sz w:val="16"/>
+              </w:rPr>
+              <w:t>Starts both the Combined PDF and Document ZIP downloads.</w:t>
+            </w:r>
+          </w:p>
+        </w:tc>
+      </w:tr>
+      <w:tr>
+        <w:tc>
+          <w:tcPr>
+            <w:tcW w:type="dxa" w:w="4933"/>
+            <w:vAlign w:val="center"/>
+            <w:tcBorders>
+              <w:bottom w:val="single" w:sz="4" w:color="DDE3EA"/>
+            </w:tcBorders>
+          </w:tcPr>
+          <w:p>
+            <w:pPr>
+              <w:spacing w:after="40"/>
+            </w:pPr>
+            <w:r>
+              <w:rPr>
+                <w:rFonts w:ascii="Arial" w:hAnsi="Arial"/>
+                <w:b/>
+                <w:color w:val="0D253F"/>
+                <w:sz w:val="16"/>
+              </w:rPr>
+              <w:t>Save Combined PDF</w:t>
+            </w:r>
+          </w:p>
+        </w:tc>
+        <w:tc>
+          <w:tcPr>
+            <w:tcW w:type="dxa" w:w="4933"/>
+            <w:vAlign w:val="center"/>
+            <w:tcBorders>
+              <w:bottom w:val="single" w:sz="4" w:color="DDE3EA"/>
+            </w:tcBorders>
+          </w:tcPr>
+          <w:p>
+            <w:pPr>
+              <w:spacing w:after="40"/>
+            </w:pPr>
+            <w:r>
+              <w:rPr>
+                <w:rFonts w:ascii="Arial" w:hAnsi="Arial"/>
+                <w:sz w:val="16"/>
+              </w:rPr>
+              <w:t>Downloads the single client-ready PDF.</w:t>
+            </w:r>
+          </w:p>
+        </w:tc>
+      </w:tr>
+      <w:tr>
+        <w:tc>
+          <w:tcPr>
+            <w:tcW w:type="dxa" w:w="4933"/>
+            <w:vAlign w:val="center"/>
+            <w:tcBorders>
+              <w:bottom w:val="single" w:sz="4" w:color="DDE3EA"/>
+            </w:tcBorders>
+          </w:tcPr>
+          <w:p>
+            <w:pPr>
+              <w:spacing w:after="40"/>
+            </w:pPr>
+            <w:r>
+              <w:rPr>
+                <w:rFonts w:ascii="Arial" w:hAnsi="Arial"/>
+                <w:b/>
+                <w:color w:val="0D253F"/>
+                <w:sz w:val="16"/>
+              </w:rPr>
+              <w:t>Save ZIP</w:t>
+            </w:r>
+          </w:p>
+        </w:tc>
+        <w:tc>
+          <w:tcPr>
+            <w:tcW w:type="dxa" w:w="4933"/>
+            <w:vAlign w:val="center"/>
+            <w:tcBorders>
+              <w:bottom w:val="single" w:sz="4" w:color="DDE3EA"/>
+            </w:tcBorders>
+          </w:tcPr>
+          <w:p>
+            <w:pPr>
+              <w:spacing w:after="40"/>
+            </w:pPr>
+            <w:r>
+              <w:rPr>
+                <w:rFonts w:ascii="Arial" w:hAnsi="Arial"/>
+                <w:sz w:val="16"/>
+              </w:rPr>
+              <w:t>Downloads individual form PDFs and supporting documents.</w:t>
+            </w:r>
+          </w:p>
+        </w:tc>
+      </w:tr>
+      <w:tr>
+        <w:tc>
+          <w:tcPr>
+            <w:tcW w:type="dxa" w:w="4933"/>
+            <w:vAlign w:val="center"/>
+            <w:tcBorders>
+              <w:bottom w:val="single" w:sz="4" w:color="DDE3EA"/>
+            </w:tcBorders>
+          </w:tcPr>
+          <w:p>
+            <w:pPr>
+              <w:spacing w:after="40"/>
+            </w:pPr>
+            <w:r>
+              <w:rPr>
+                <w:rFonts w:ascii="Arial" w:hAnsi="Arial"/>
+                <w:b/>
+                <w:color w:val="0D253F"/>
+                <w:sz w:val="16"/>
+              </w:rPr>
+              <w:t>Prepare Email</w:t>
+            </w:r>
+          </w:p>
+        </w:tc>
+        <w:tc>
+          <w:tcPr>
+            <w:tcW w:type="dxa" w:w="4933"/>
+            <w:vAlign w:val="center"/>
+            <w:tcBorders>
+              <w:bottom w:val="single" w:sz="4" w:color="DDE3EA"/>
+            </w:tcBorders>
+          </w:tcPr>
+          <w:p>
+            <w:pPr>
+              <w:spacing w:after="40"/>
+            </w:pPr>
+            <w:r>
+              <w:rPr>
+                <w:rFonts w:ascii="Arial" w:hAnsi="Arial"/>
+                <w:sz w:val="16"/>
+              </w:rPr>
+              <w:t>Opens a prepared message with appointment handover details.</w:t>
+            </w:r>
+          </w:p>
+        </w:tc>
+      </w:tr>
+    </w:tbl>
+    <w:p>
+      <w:pPr>
+        <w:spacing w:after="0"/>
+      </w:pPr>
+    </w:p>
+    <w:p>
+      <w:r>
+        <w:rPr>
+          <w:rFonts w:ascii="Arial" w:hAnsi="Arial"/>
+        </w:rPr>
+        <w:t xml:space="preserve">After </w:t>
+      </w:r>
+      <w:r>
+        <w:rPr>
+          <w:rFonts w:ascii="Arial" w:hAnsi="Arial"/>
+          <w:b/>
+        </w:rPr>
+        <w:t>Download Package</w:t>
+      </w:r>
+      <w:r>
+        <w:rPr>
+          <w:rFonts w:ascii="Arial" w:hAnsi="Arial"/>
+        </w:rPr>
+        <w:t>, confirm this message:</w:t>
+      </w:r>
+    </w:p>
+    <w:tbl>
+      <w:tblPr>
+        <w:tblW w:type="auto" w:w="0"/>
+        <w:jc w:val="center"/>
+        <w:tblLook w:firstColumn="1" w:firstRow="1" w:lastColumn="0" w:lastRow="0" w:noHBand="0" w:noVBand="1" w:val="04A0"/>
+      </w:tblPr>
+      <w:tblGrid>
+        <w:gridCol w:w="9866"/>
+      </w:tblGrid>
+      <w:tr>
+        <w:tc>
+          <w:tcPr>
+            <w:tcW w:type="dxa" w:w="9866"/>
+            <w:shd w:fill="FBF5E7"/>
+            <w:tcBorders>
+              <w:left w:val="single" w:sz="18" w:color="C6A14A"/>
+            </w:tcBorders>
+          </w:tcPr>
+          <w:p>
+            <w:pPr>
+              <w:spacing w:after="0"/>
+            </w:pPr>
+            <w:r>
+              <w:rPr>
+                <w:b w:val="0"/>
+                <w:color w:val="0D253F"/>
+                <w:sz w:val="18"/>
+              </w:rPr>
+            </w:r>
+            <w:r>
+              <w:rPr>
+                <w:b/>
+                <w:color w:val="0D253F"/>
+                <w:sz w:val="18"/>
+              </w:rPr>
+              <w:t>Downloads started</w:t>
+            </w:r>
+            <w:r>
+              <w:rPr>
+                <w:b w:val="0"/>
+                <w:color w:val="0D253F"/>
+                <w:sz w:val="18"/>
+              </w:rPr>
+            </w:r>
+            <w:r>
+              <w:br/>
+            </w:r>
+            <w:r>
+              <w:rPr>
+                <w:b w:val="0"/>
+                <w:color w:val="0D253F"/>
+                <w:sz w:val="18"/>
+              </w:rPr>
+              <w:t>Please tap Prepare Email and attach the Combined PDF and Document ZIP from your Downloads.</w:t>
+            </w:r>
+          </w:p>
+        </w:tc>
+      </w:tr>
+    </w:tbl>
+    <w:p>
+      <w:pPr>
+        <w:spacing w:after="0"/>
+      </w:pPr>
+    </w:p>
+    <w:p>
+      <w:pPr>
+        <w:spacing w:after="40"/>
+        <w:jc w:val="center"/>
+      </w:pPr>
+      <w:r>
+        <w:drawing>
+          <wp:inline xmlns:a="http://schemas.openxmlformats.org/drawingml/2006/main" xmlns:pic="http://schemas.openxmlformats.org/drawingml/2006/picture">
+            <wp:extent cx="2480666" cy="4392000"/>
+            <wp:docPr id="10" name="Picture 10"/>
+            <wp:cNvGraphicFramePr>
+              <a:graphicFrameLocks noChangeAspect="1"/>
+            </wp:cNvGraphicFramePr>
+            <a:graphic>
+              <a:graphicData uri="http://schemas.openxmlformats.org/drawingml/2006/picture">
+                <pic:pic>
+                  <pic:nvPicPr>
+                    <pic:cNvPr id="0" name="09-downloads-started.png"/>
+                    <pic:cNvPicPr/>
+                  </pic:nvPicPr>
+                  <pic:blipFill>
+                    <a:blip r:embed="rId20"/>
+                    <a:stretch>
+                      <a:fillRect/>
+                    </a:stretch>
+                  </pic:blipFill>
+                  <pic:spPr>
+                    <a:xfrm>
+                      <a:off x="0" y="0"/>
+                      <a:ext cx="2480666" cy="4392000"/>
+                    </a:xfrm>
+                    <a:prstGeom prst="rect"/>
+                  </pic:spPr>
+                </pic:pic>
+              </a:graphicData>
+            </a:graphic>
+          </wp:inline>
+        </w:drawing>
+      </w:r>
+    </w:p>
+    <w:p>
+      <w:pPr>
+        <w:spacing w:after="80"/>
+        <w:jc w:val="center"/>
+      </w:pPr>
+      <w:r>
+        <w:rPr>
+          <w:i/>
+          <w:color w:val="58697E"/>
+          <w:sz w:val="15"/>
+        </w:rPr>
+        <w:t>Downloads started confirmation</w:t>
+      </w:r>
+    </w:p>
+    <w:p>
+      <w:r>
+        <w:rPr>
+          <w:rFonts w:ascii="Arial" w:hAnsi="Arial"/>
+        </w:rPr>
+        <w:t>The prepared email does not attach files automatically. Add both downloaded files before sending. If the native mail action does not open, use the displayed fallback details to create the message manually.</w:t>
+      </w:r>
+    </w:p>
+    <w:p>
+      <w:r>
+        <w:br w:type="page"/>
+      </w:r>
+    </w:p>
+    <w:p>
+      <w:pPr>
+        <w:pStyle w:val="Heading1"/>
+        <w:keepNext/>
+        <w:spacing w:after="80"/>
+      </w:pPr>
+      <w:r>
+        <w:t>13. Reviewing Generated Documents</w:t>
+      </w:r>
+    </w:p>
+    <w:tbl>
+      <w:tblPr>
+        <w:tblW w:type="auto" w:w="0"/>
+        <w:tblLook w:firstColumn="1" w:firstRow="1" w:lastColumn="0" w:lastRow="0" w:noHBand="0" w:noVBand="1" w:val="04A0"/>
+      </w:tblPr>
+      <w:tblGrid>
+        <w:gridCol w:w="9866"/>
+      </w:tblGrid>
+      <w:tr>
+        <w:trPr>
+          <w:trHeight w:val="68" w:hRule="exact"/>
+        </w:trPr>
+        <w:tc>
+          <w:tcPr>
+            <w:tcW w:type="dxa" w:w="9866"/>
+            <w:shd w:fill="C6A14A"/>
+          </w:tcPr>
+          <w:p>
+            <w:r/>
+          </w:p>
+        </w:tc>
+      </w:tr>
+    </w:tbl>
+    <w:p>
+      <w:pPr>
+        <w:spacing w:after="0"/>
+      </w:pPr>
+    </w:p>
+    <w:p>
+      <w:r>
+        <w:rPr>
+          <w:rFonts w:ascii="Arial" w:hAnsi="Arial"/>
+        </w:rPr>
+        <w:t>Review both deliverables before handover.</w:t>
+      </w:r>
+    </w:p>
+    <w:p>
+      <w:pPr>
+        <w:pStyle w:val="Heading2"/>
+      </w:pPr>
+      <w:r>
+        <w:rPr>
+          <w:rFonts w:ascii="Arial" w:hAnsi="Arial"/>
+        </w:rPr>
+        <w:t>Combined PDF</w:t>
       </w:r>
     </w:p>
     <w:p>
@@ -384,7 +4733,10 @@
         <w:pStyle w:val="ListBullet"/>
       </w:pPr>
       <w:r>
-        <w:t>- [ ] Latest version loaded</w:t>
+        <w:rPr>
+          <w:rFonts w:ascii="Arial" w:hAnsi="Arial"/>
+        </w:rPr>
+        <w:t>Open the PDF and move through every page.</w:t>
       </w:r>
     </w:p>
     <w:p>
@@ -392,7 +4744,10 @@
         <w:pStyle w:val="ListBullet"/>
       </w:pPr>
       <w:r>
-        <w:t>- [ ] Test appointment saved</w:t>
+        <w:rPr>
+          <w:rFonts w:ascii="Arial" w:hAnsi="Arial"/>
+        </w:rPr>
+        <w:t>Confirm client names, property, appointment date and staff name.</w:t>
       </w:r>
     </w:p>
     <w:p>
@@ -400,7 +4755,10 @@
         <w:pStyle w:val="ListBullet"/>
       </w:pPr>
       <w:r>
-        <w:t>- [ ] Test appointment reopened</w:t>
+        <w:rPr>
+          <w:rFonts w:ascii="Arial" w:hAnsi="Arial"/>
+        </w:rPr>
+        <w:t>Confirm selected EOI and IA forms are present.</w:t>
       </w:r>
     </w:p>
     <w:p>
@@ -408,7 +4766,10 @@
         <w:pStyle w:val="ListBullet"/>
       </w:pPr>
       <w:r>
-        <w:t>- [ ] Working without internet tested</w:t>
+        <w:rPr>
+          <w:rFonts w:ascii="Arial" w:hAnsi="Arial"/>
+        </w:rPr>
+        <w:t>Check conveyancer details and signatures.</w:t>
       </w:r>
     </w:p>
     <w:p>
@@ -416,7 +4777,687 @@
         <w:pStyle w:val="ListBullet"/>
       </w:pPr>
       <w:r>
-        <w:t>- [ ] Camera permission available</w:t>
+        <w:rPr>
+          <w:rFonts w:ascii="Arial" w:hAnsi="Arial"/>
+        </w:rPr>
+        <w:t>Confirm attached ID/photo pages are readable and correctly oriented.</w:t>
+      </w:r>
+    </w:p>
+    <w:p>
+      <w:pPr>
+        <w:pStyle w:val="Heading2"/>
+      </w:pPr>
+      <w:r>
+        <w:rPr>
+          <w:rFonts w:ascii="Arial" w:hAnsi="Arial"/>
+        </w:rPr>
+        <w:t>Document ZIP</w:t>
+      </w:r>
+    </w:p>
+    <w:p>
+      <w:r>
+        <w:rPr>
+          <w:rFonts w:ascii="Arial" w:hAnsi="Arial"/>
+        </w:rPr>
+        <w:t xml:space="preserve">The ZIP contains the individual generated document PDFs plus supporting uploaded ID/photo/additional-document PDFs. It does </w:t>
+      </w:r>
+      <w:r>
+        <w:rPr>
+          <w:rFonts w:ascii="Arial" w:hAnsi="Arial"/>
+          <w:b/>
+        </w:rPr>
+        <w:t>not</w:t>
+      </w:r>
+      <w:r>
+        <w:rPr>
+          <w:rFonts w:ascii="Arial" w:hAnsi="Arial"/>
+        </w:rPr>
+        <w:t xml:space="preserve"> contain a second copy of the Combined PDF.</w:t>
+      </w:r>
+    </w:p>
+    <w:p>
+      <w:r>
+        <w:rPr>
+          <w:rFonts w:ascii="Arial" w:hAnsi="Arial"/>
+        </w:rPr>
+        <w:t>Filenames use the appointment date and actual client names where available. If the application reports that the output was invalidated after an edit, regenerate before downloading or emailing.</w:t>
+      </w:r>
+    </w:p>
+    <w:tbl>
+      <w:tblPr>
+        <w:tblW w:type="auto" w:w="0"/>
+        <w:jc w:val="center"/>
+        <w:tblLook w:firstColumn="1" w:firstRow="1" w:lastColumn="0" w:lastRow="0" w:noHBand="0" w:noVBand="1" w:val="04A0"/>
+      </w:tblPr>
+      <w:tblGrid>
+        <w:gridCol w:w="9866"/>
+      </w:tblGrid>
+      <w:tr>
+        <w:tc>
+          <w:tcPr>
+            <w:tcW w:type="dxa" w:w="9866"/>
+            <w:shd w:fill="FBF5E7"/>
+            <w:tcBorders>
+              <w:left w:val="single" w:sz="18" w:color="C6A14A"/>
+            </w:tcBorders>
+          </w:tcPr>
+          <w:p>
+            <w:pPr>
+              <w:spacing w:after="0"/>
+            </w:pPr>
+            <w:r>
+              <w:rPr>
+                <w:b w:val="0"/>
+                <w:color w:val="0D253F"/>
+                <w:sz w:val="18"/>
+              </w:rPr>
+            </w:r>
+            <w:r>
+              <w:rPr>
+                <w:b/>
+                <w:color w:val="0D253F"/>
+                <w:sz w:val="18"/>
+              </w:rPr>
+              <w:t>Handover rule:</w:t>
+            </w:r>
+            <w:r>
+              <w:rPr>
+                <w:b w:val="0"/>
+                <w:color w:val="0D253F"/>
+                <w:sz w:val="18"/>
+              </w:rPr>
+              <w:t xml:space="preserve"> Use only the latest generated package. Delete superseded test or duplicate downloads from the device.</w:t>
+            </w:r>
+          </w:p>
+        </w:tc>
+      </w:tr>
+    </w:tbl>
+    <w:p>
+      <w:pPr>
+        <w:spacing w:after="0"/>
+      </w:pPr>
+    </w:p>
+    <w:p>
+      <w:r>
+        <w:br w:type="page"/>
+      </w:r>
+    </w:p>
+    <w:p>
+      <w:pPr>
+        <w:pStyle w:val="Heading1"/>
+        <w:keepNext/>
+        <w:spacing w:after="80"/>
+      </w:pPr>
+      <w:r>
+        <w:t>14. Troubleshooting</w:t>
+      </w:r>
+    </w:p>
+    <w:tbl>
+      <w:tblPr>
+        <w:tblW w:type="auto" w:w="0"/>
+        <w:tblLook w:firstColumn="1" w:firstRow="1" w:lastColumn="0" w:lastRow="0" w:noHBand="0" w:noVBand="1" w:val="04A0"/>
+      </w:tblPr>
+      <w:tblGrid>
+        <w:gridCol w:w="9866"/>
+      </w:tblGrid>
+      <w:tr>
+        <w:trPr>
+          <w:trHeight w:val="68" w:hRule="exact"/>
+        </w:trPr>
+        <w:tc>
+          <w:tcPr>
+            <w:tcW w:type="dxa" w:w="9866"/>
+            <w:shd w:fill="C6A14A"/>
+          </w:tcPr>
+          <w:p>
+            <w:r/>
+          </w:p>
+        </w:tc>
+      </w:tr>
+    </w:tbl>
+    <w:p>
+      <w:pPr>
+        <w:spacing w:after="0"/>
+      </w:pPr>
+    </w:p>
+    <w:tbl>
+      <w:tblPr>
+        <w:tblW w:type="auto" w:w="0"/>
+        <w:jc w:val="center"/>
+        <w:tblLayout w:type="autofit"/>
+        <w:tblLook w:firstColumn="1" w:firstRow="1" w:lastColumn="0" w:lastRow="0" w:noHBand="0" w:noVBand="1" w:val="04A0"/>
+      </w:tblPr>
+      <w:tblGrid>
+        <w:gridCol w:w="4933"/>
+        <w:gridCol w:w="4933"/>
+      </w:tblGrid>
+      <w:tr>
+        <w:trPr>
+          <w:tblHeader w:val="true"/>
+        </w:trPr>
+        <w:tc>
+          <w:tcPr>
+            <w:tcW w:type="dxa" w:w="4933"/>
+            <w:vAlign w:val="center"/>
+            <w:shd w:fill="071B33"/>
+          </w:tcPr>
+          <w:p>
+            <w:pPr>
+              <w:spacing w:after="40"/>
+            </w:pPr>
+            <w:r>
+              <w:rPr>
+                <w:rFonts w:ascii="Arial" w:hAnsi="Arial"/>
+                <w:b/>
+                <w:color w:val="FFFFFF"/>
+                <w:sz w:val="16"/>
+              </w:rPr>
+              <w:t>Issue</w:t>
+            </w:r>
+          </w:p>
+        </w:tc>
+        <w:tc>
+          <w:tcPr>
+            <w:tcW w:type="dxa" w:w="4933"/>
+            <w:vAlign w:val="center"/>
+            <w:shd w:fill="071B33"/>
+          </w:tcPr>
+          <w:p>
+            <w:pPr>
+              <w:spacing w:after="40"/>
+            </w:pPr>
+            <w:r>
+              <w:rPr>
+                <w:rFonts w:ascii="Arial" w:hAnsi="Arial"/>
+                <w:b/>
+                <w:color w:val="FFFFFF"/>
+                <w:sz w:val="16"/>
+              </w:rPr>
+              <w:t>Action</w:t>
+            </w:r>
+          </w:p>
+        </w:tc>
+      </w:tr>
+      <w:tr>
+        <w:tc>
+          <w:tcPr>
+            <w:tcW w:type="dxa" w:w="4933"/>
+            <w:vAlign w:val="center"/>
+            <w:tcBorders>
+              <w:bottom w:val="single" w:sz="4" w:color="DDE3EA"/>
+            </w:tcBorders>
+          </w:tcPr>
+          <w:p>
+            <w:pPr>
+              <w:spacing w:after="40"/>
+            </w:pPr>
+            <w:r>
+              <w:rPr>
+                <w:rFonts w:ascii="Arial" w:hAnsi="Arial"/>
+                <w:b/>
+                <w:color w:val="0D253F"/>
+                <w:sz w:val="16"/>
+              </w:rPr>
+              <w:t>Continue is disabled</w:t>
+            </w:r>
+          </w:p>
+        </w:tc>
+        <w:tc>
+          <w:tcPr>
+            <w:tcW w:type="dxa" w:w="4933"/>
+            <w:vAlign w:val="center"/>
+            <w:tcBorders>
+              <w:bottom w:val="single" w:sz="4" w:color="DDE3EA"/>
+            </w:tcBorders>
+          </w:tcPr>
+          <w:p>
+            <w:pPr>
+              <w:spacing w:after="40"/>
+            </w:pPr>
+            <w:r>
+              <w:rPr>
+                <w:rFonts w:ascii="Arial" w:hAnsi="Arial"/>
+                <w:sz w:val="16"/>
+              </w:rPr>
+              <w:t>Select both your name and an appointment type.</w:t>
+            </w:r>
+          </w:p>
+        </w:tc>
+      </w:tr>
+      <w:tr>
+        <w:tc>
+          <w:tcPr>
+            <w:tcW w:type="dxa" w:w="4933"/>
+            <w:vAlign w:val="center"/>
+            <w:tcBorders>
+              <w:bottom w:val="single" w:sz="4" w:color="DDE3EA"/>
+            </w:tcBorders>
+          </w:tcPr>
+          <w:p>
+            <w:pPr>
+              <w:spacing w:after="40"/>
+            </w:pPr>
+            <w:r>
+              <w:rPr>
+                <w:rFonts w:ascii="Arial" w:hAnsi="Arial"/>
+                <w:b/>
+                <w:color w:val="0D253F"/>
+                <w:sz w:val="16"/>
+              </w:rPr>
+              <w:t>Items remain incomplete</w:t>
+            </w:r>
+          </w:p>
+        </w:tc>
+        <w:tc>
+          <w:tcPr>
+            <w:tcW w:type="dxa" w:w="4933"/>
+            <w:vAlign w:val="center"/>
+            <w:tcBorders>
+              <w:bottom w:val="single" w:sz="4" w:color="DDE3EA"/>
+            </w:tcBorders>
+          </w:tcPr>
+          <w:p>
+            <w:pPr>
+              <w:spacing w:after="40"/>
+            </w:pPr>
+            <w:r>
+              <w:rPr>
+                <w:rFonts w:ascii="Arial" w:hAnsi="Arial"/>
+                <w:sz w:val="16"/>
+              </w:rPr>
+              <w:t>Expand Appointment Summary and follow the incomplete markers.</w:t>
+            </w:r>
+          </w:p>
+        </w:tc>
+      </w:tr>
+      <w:tr>
+        <w:tc>
+          <w:tcPr>
+            <w:tcW w:type="dxa" w:w="4933"/>
+            <w:vAlign w:val="center"/>
+            <w:tcBorders>
+              <w:bottom w:val="single" w:sz="4" w:color="DDE3EA"/>
+            </w:tcBorders>
+          </w:tcPr>
+          <w:p>
+            <w:pPr>
+              <w:spacing w:after="40"/>
+            </w:pPr>
+            <w:r>
+              <w:rPr>
+                <w:rFonts w:ascii="Arial" w:hAnsi="Arial"/>
+                <w:b/>
+                <w:color w:val="0D253F"/>
+                <w:sz w:val="16"/>
+              </w:rPr>
+              <w:t>Contract Due Date error</w:t>
+            </w:r>
+          </w:p>
+        </w:tc>
+        <w:tc>
+          <w:tcPr>
+            <w:tcW w:type="dxa" w:w="4933"/>
+            <w:vAlign w:val="center"/>
+            <w:tcBorders>
+              <w:bottom w:val="single" w:sz="4" w:color="DDE3EA"/>
+            </w:tcBorders>
+          </w:tcPr>
+          <w:p>
+            <w:pPr>
+              <w:spacing w:after="40"/>
+            </w:pPr>
+            <w:r>
+              <w:rPr>
+                <w:rFonts w:ascii="Arial" w:hAnsi="Arial"/>
+                <w:sz w:val="16"/>
+              </w:rPr>
+              <w:t>Select a date or To Be Confirmed. Do not leave both blank.</w:t>
+            </w:r>
+          </w:p>
+        </w:tc>
+      </w:tr>
+      <w:tr>
+        <w:tc>
+          <w:tcPr>
+            <w:tcW w:type="dxa" w:w="4933"/>
+            <w:vAlign w:val="center"/>
+            <w:tcBorders>
+              <w:bottom w:val="single" w:sz="4" w:color="DDE3EA"/>
+            </w:tcBorders>
+          </w:tcPr>
+          <w:p>
+            <w:pPr>
+              <w:spacing w:after="40"/>
+            </w:pPr>
+            <w:r>
+              <w:rPr>
+                <w:rFonts w:ascii="Arial" w:hAnsi="Arial"/>
+                <w:b/>
+                <w:color w:val="0D253F"/>
+                <w:sz w:val="16"/>
+              </w:rPr>
+              <w:t>Generated output became invalid</w:t>
+            </w:r>
+          </w:p>
+        </w:tc>
+        <w:tc>
+          <w:tcPr>
+            <w:tcW w:type="dxa" w:w="4933"/>
+            <w:vAlign w:val="center"/>
+            <w:tcBorders>
+              <w:bottom w:val="single" w:sz="4" w:color="DDE3EA"/>
+            </w:tcBorders>
+          </w:tcPr>
+          <w:p>
+            <w:pPr>
+              <w:spacing w:after="40"/>
+            </w:pPr>
+            <w:r>
+              <w:rPr>
+                <w:rFonts w:ascii="Arial" w:hAnsi="Arial"/>
+                <w:sz w:val="16"/>
+              </w:rPr>
+              <w:t>A relevant field changed. Select Generate Appointment Package again.</w:t>
+            </w:r>
+          </w:p>
+        </w:tc>
+      </w:tr>
+      <w:tr>
+        <w:tc>
+          <w:tcPr>
+            <w:tcW w:type="dxa" w:w="4933"/>
+            <w:vAlign w:val="center"/>
+            <w:tcBorders>
+              <w:bottom w:val="single" w:sz="4" w:color="DDE3EA"/>
+            </w:tcBorders>
+          </w:tcPr>
+          <w:p>
+            <w:pPr>
+              <w:spacing w:after="40"/>
+            </w:pPr>
+            <w:r>
+              <w:rPr>
+                <w:rFonts w:ascii="Arial" w:hAnsi="Arial"/>
+                <w:b/>
+                <w:color w:val="0D253F"/>
+                <w:sz w:val="16"/>
+              </w:rPr>
+              <w:t>Draft cannot be found</w:t>
+            </w:r>
+          </w:p>
+        </w:tc>
+        <w:tc>
+          <w:tcPr>
+            <w:tcW w:type="dxa" w:w="4933"/>
+            <w:vAlign w:val="center"/>
+            <w:tcBorders>
+              <w:bottom w:val="single" w:sz="4" w:color="DDE3EA"/>
+            </w:tcBorders>
+          </w:tcPr>
+          <w:p>
+            <w:pPr>
+              <w:spacing w:after="40"/>
+            </w:pPr>
+            <w:r>
+              <w:rPr>
+                <w:rFonts w:ascii="Arial" w:hAnsi="Arial"/>
+                <w:sz w:val="16"/>
+              </w:rPr>
+              <w:t>Confirm you are using the same browser and device.</w:t>
+            </w:r>
+          </w:p>
+        </w:tc>
+      </w:tr>
+      <w:tr>
+        <w:tc>
+          <w:tcPr>
+            <w:tcW w:type="dxa" w:w="4933"/>
+            <w:vAlign w:val="center"/>
+            <w:tcBorders>
+              <w:bottom w:val="single" w:sz="4" w:color="DDE3EA"/>
+            </w:tcBorders>
+          </w:tcPr>
+          <w:p>
+            <w:pPr>
+              <w:spacing w:after="40"/>
+            </w:pPr>
+            <w:r>
+              <w:rPr>
+                <w:rFonts w:ascii="Arial" w:hAnsi="Arial"/>
+                <w:b/>
+                <w:color w:val="0D253F"/>
+                <w:sz w:val="16"/>
+              </w:rPr>
+              <w:t>Download is not visible</w:t>
+            </w:r>
+          </w:p>
+        </w:tc>
+        <w:tc>
+          <w:tcPr>
+            <w:tcW w:type="dxa" w:w="4933"/>
+            <w:vAlign w:val="center"/>
+            <w:tcBorders>
+              <w:bottom w:val="single" w:sz="4" w:color="DDE3EA"/>
+            </w:tcBorders>
+          </w:tcPr>
+          <w:p>
+            <w:pPr>
+              <w:spacing w:after="40"/>
+            </w:pPr>
+            <w:r>
+              <w:rPr>
+                <w:rFonts w:ascii="Arial" w:hAnsi="Arial"/>
+                <w:sz w:val="16"/>
+              </w:rPr>
+              <w:t>Check the browser's Downloads list and device Files app.</w:t>
+            </w:r>
+          </w:p>
+        </w:tc>
+      </w:tr>
+      <w:tr>
+        <w:tc>
+          <w:tcPr>
+            <w:tcW w:type="dxa" w:w="4933"/>
+            <w:vAlign w:val="center"/>
+            <w:tcBorders>
+              <w:bottom w:val="single" w:sz="4" w:color="DDE3EA"/>
+            </w:tcBorders>
+          </w:tcPr>
+          <w:p>
+            <w:pPr>
+              <w:spacing w:after="40"/>
+            </w:pPr>
+            <w:r>
+              <w:rPr>
+                <w:rFonts w:ascii="Arial" w:hAnsi="Arial"/>
+                <w:b/>
+                <w:color w:val="0D253F"/>
+                <w:sz w:val="16"/>
+              </w:rPr>
+              <w:t>Email does not open</w:t>
+            </w:r>
+          </w:p>
+        </w:tc>
+        <w:tc>
+          <w:tcPr>
+            <w:tcW w:type="dxa" w:w="4933"/>
+            <w:vAlign w:val="center"/>
+            <w:tcBorders>
+              <w:bottom w:val="single" w:sz="4" w:color="DDE3EA"/>
+            </w:tcBorders>
+          </w:tcPr>
+          <w:p>
+            <w:pPr>
+              <w:spacing w:after="40"/>
+            </w:pPr>
+            <w:r>
+              <w:rPr>
+                <w:rFonts w:ascii="Arial" w:hAnsi="Arial"/>
+                <w:sz w:val="16"/>
+              </w:rPr>
+              <w:t>Use the on-screen fallback recipient, subject and body.</w:t>
+            </w:r>
+          </w:p>
+        </w:tc>
+      </w:tr>
+      <w:tr>
+        <w:tc>
+          <w:tcPr>
+            <w:tcW w:type="dxa" w:w="4933"/>
+            <w:vAlign w:val="center"/>
+            <w:tcBorders>
+              <w:bottom w:val="single" w:sz="4" w:color="DDE3EA"/>
+            </w:tcBorders>
+          </w:tcPr>
+          <w:p>
+            <w:pPr>
+              <w:spacing w:after="40"/>
+            </w:pPr>
+            <w:r>
+              <w:rPr>
+                <w:rFonts w:ascii="Arial" w:hAnsi="Arial"/>
+                <w:b/>
+                <w:color w:val="0D253F"/>
+                <w:sz w:val="16"/>
+              </w:rPr>
+              <w:t>Whiteboard does not respond</w:t>
+            </w:r>
+          </w:p>
+        </w:tc>
+        <w:tc>
+          <w:tcPr>
+            <w:tcW w:type="dxa" w:w="4933"/>
+            <w:vAlign w:val="center"/>
+            <w:tcBorders>
+              <w:bottom w:val="single" w:sz="4" w:color="DDE3EA"/>
+            </w:tcBorders>
+          </w:tcPr>
+          <w:p>
+            <w:pPr>
+              <w:spacing w:after="40"/>
+            </w:pPr>
+            <w:r>
+              <w:rPr>
+                <w:rFonts w:ascii="Arial" w:hAnsi="Arial"/>
+                <w:sz w:val="16"/>
+              </w:rPr>
+              <w:t>Ensure Draw is selected, then rotate back or refresh only after saving the draft.</w:t>
+            </w:r>
+          </w:p>
+        </w:tc>
+      </w:tr>
+      <w:tr>
+        <w:tc>
+          <w:tcPr>
+            <w:tcW w:type="dxa" w:w="4933"/>
+            <w:vAlign w:val="center"/>
+            <w:tcBorders>
+              <w:bottom w:val="single" w:sz="4" w:color="DDE3EA"/>
+            </w:tcBorders>
+          </w:tcPr>
+          <w:p>
+            <w:pPr>
+              <w:spacing w:after="40"/>
+            </w:pPr>
+            <w:r>
+              <w:rPr>
+                <w:rFonts w:ascii="Arial" w:hAnsi="Arial"/>
+                <w:b/>
+                <w:color w:val="0D253F"/>
+                <w:sz w:val="16"/>
+              </w:rPr>
+              <w:t>PDF preview looks stale</w:t>
+            </w:r>
+          </w:p>
+        </w:tc>
+        <w:tc>
+          <w:tcPr>
+            <w:tcW w:type="dxa" w:w="4933"/>
+            <w:vAlign w:val="center"/>
+            <w:tcBorders>
+              <w:bottom w:val="single" w:sz="4" w:color="DDE3EA"/>
+            </w:tcBorders>
+          </w:tcPr>
+          <w:p>
+            <w:pPr>
+              <w:spacing w:after="40"/>
+            </w:pPr>
+            <w:r>
+              <w:rPr>
+                <w:rFonts w:ascii="Arial" w:hAnsi="Arial"/>
+                <w:sz w:val="16"/>
+              </w:rPr>
+              <w:t>Select Refresh Preview.</w:t>
+            </w:r>
+          </w:p>
+        </w:tc>
+      </w:tr>
+    </w:tbl>
+    <w:p>
+      <w:pPr>
+        <w:spacing w:after="0"/>
+      </w:pPr>
+    </w:p>
+    <w:p>
+      <w:r>
+        <w:rPr>
+          <w:rFonts w:ascii="Arial" w:hAnsi="Arial"/>
+        </w:rPr>
+        <w:t>If an issue persists, record the device, operating system, browser, appointment mode and exact steps. Do not include real client data in support screenshots.</w:t>
+      </w:r>
+    </w:p>
+    <w:p>
+      <w:r>
+        <w:br w:type="page"/>
+      </w:r>
+    </w:p>
+    <w:p>
+      <w:pPr>
+        <w:pStyle w:val="Heading1"/>
+        <w:keepNext/>
+        <w:spacing w:after="80"/>
+      </w:pPr>
+      <w:r>
+        <w:t>15. Best Practices and Physical-Device Tips</w:t>
+      </w:r>
+    </w:p>
+    <w:tbl>
+      <w:tblPr>
+        <w:tblW w:type="auto" w:w="0"/>
+        <w:tblLook w:firstColumn="1" w:firstRow="1" w:lastColumn="0" w:lastRow="0" w:noHBand="0" w:noVBand="1" w:val="04A0"/>
+      </w:tblPr>
+      <w:tblGrid>
+        <w:gridCol w:w="9866"/>
+      </w:tblGrid>
+      <w:tr>
+        <w:trPr>
+          <w:trHeight w:val="68" w:hRule="exact"/>
+        </w:trPr>
+        <w:tc>
+          <w:tcPr>
+            <w:tcW w:type="dxa" w:w="9866"/>
+            <w:shd w:fill="C6A14A"/>
+          </w:tcPr>
+          <w:p>
+            <w:r/>
+          </w:p>
+        </w:tc>
+      </w:tr>
+    </w:tbl>
+    <w:p>
+      <w:pPr>
+        <w:spacing w:after="0"/>
+      </w:pPr>
+    </w:p>
+    <w:p>
+      <w:pPr>
+        <w:pStyle w:val="Heading2"/>
+      </w:pPr>
+      <w:r>
+        <w:rPr>
+          <w:rFonts w:ascii="Arial" w:hAnsi="Arial"/>
+        </w:rPr>
+        <w:t>During every appointment</w:t>
       </w:r>
     </w:p>
     <w:p>
@@ -424,7 +5465,10 @@
         <w:pStyle w:val="ListBullet"/>
       </w:pPr>
       <w:r>
-        <w:t>- [ ] Signatures working</w:t>
+        <w:rPr>
+          <w:rFonts w:ascii="Arial" w:hAnsi="Arial"/>
+        </w:rPr>
+        <w:t>Use one browser tab for the active appointment.</w:t>
       </w:r>
     </w:p>
     <w:p>
@@ -432,7 +5476,10 @@
         <w:pStyle w:val="ListBullet"/>
       </w:pPr>
       <w:r>
-        <w:t>- [ ] Whiteboard working</w:t>
+        <w:rPr>
+          <w:rFonts w:ascii="Arial" w:hAnsi="Arial"/>
+        </w:rPr>
+        <w:t>Save after each major section.</w:t>
       </w:r>
     </w:p>
     <w:p>
@@ -440,7 +5487,10 @@
         <w:pStyle w:val="ListBullet"/>
       </w:pPr>
       <w:r>
-        <w:t>- [ ] Enough device space available</w:t>
+        <w:rPr>
+          <w:rFonts w:ascii="Arial" w:hAnsi="Arial"/>
+        </w:rPr>
+        <w:t>Check the Appointment Summary before moving to Ready.</w:t>
       </w:r>
     </w:p>
     <w:p>
@@ -448,7 +5498,10 @@
         <w:pStyle w:val="ListBullet"/>
       </w:pPr>
       <w:r>
-        <w:t>- [ ] Required client documents ready</w:t>
+        <w:rPr>
+          <w:rFonts w:ascii="Arial" w:hAnsi="Arial"/>
+        </w:rPr>
+        <w:t>Keep the screen awake during uploads and package generation.</w:t>
       </w:r>
     </w:p>
     <w:p>
@@ -456,20 +5509,10 @@
         <w:pStyle w:val="ListBullet"/>
       </w:pPr>
       <w:r>
-        <w:t>- [ ] Appointment location confirmed</w:t>
-      </w:r>
-    </w:p>
-    <w:p>
-      <w:r>
         <w:rPr>
-          <w:b/>
+          <w:rFonts w:ascii="Arial" w:hAnsi="Arial"/>
         </w:rPr>
-        <w:t>**TIP** Estimated check time: about 2 minutes. Do this the day before or morning of the appointment.</w:t>
-      </w:r>
-    </w:p>
-    <w:p>
-      <w:r>
-        <w:t>____________________________________________________________</w:t>
+        <w:t>Verify filenames before sharing.</w:t>
       </w:r>
     </w:p>
     <w:p>
@@ -477,15 +5520,10 @@
         <w:pStyle w:val="Heading2"/>
       </w:pPr>
       <w:r>
-        <w:t>Installing the App</w:t>
-      </w:r>
-    </w:p>
-    <w:p>
-      <w:pPr>
-        <w:pStyle w:val="Heading3"/>
-      </w:pPr>
-      <w:r>
-        <w:t>Windows (Chrome)</w:t>
+        <w:rPr>
+          <w:rFonts w:ascii="Arial" w:hAnsi="Arial"/>
+        </w:rPr>
+        <w:t>On iPhone or iPad</w:t>
       </w:r>
     </w:p>
     <w:p>
@@ -493,48 +5531,10 @@
         <w:pStyle w:val="ListBullet"/>
       </w:pPr>
       <w:r>
-        <w:t>1. Open Google Chrome and go to the app address provided by your manager.</w:t>
-      </w:r>
-    </w:p>
-    <w:p>
-      <w:r>
-        <w:t>2. Look for the install icon in the address bar (a computer screen with a down arrow).</w:t>
-      </w:r>
-    </w:p>
-    <w:p>
-      <w:r>
-        <w:t>3. If you do not see the icon, open the Chrome menu (three dots), go to Cast, save and share, then choose Install page as app.</w:t>
-      </w:r>
-    </w:p>
-    <w:p>
-      <w:r>
-        <w:t>4. Follow the on-screen steps to install.</w:t>
-      </w:r>
-    </w:p>
-    <w:p>
-      <w:r>
-        <w:t>5. After installation, open the app from its own window (not from Chrome).</w:t>
-      </w:r>
-    </w:p>
-    <w:p>
-      <w:r>
-        <w:t>6. Pin the app to your taskbar or Start menu if you prefer.</w:t>
-      </w:r>
-    </w:p>
-    <w:p>
-      <w:r>
         <w:rPr>
-          <w:b/>
+          <w:rFonts w:ascii="Arial" w:hAnsi="Arial"/>
         </w:rPr>
-        <w:t>**EXPECTED RESULT** The app opens in its own window with the ASG logo visible.</w:t>
-      </w:r>
-    </w:p>
-    <w:p>
-      <w:pPr>
-        <w:pStyle w:val="Heading3"/>
-      </w:pPr>
-      <w:r>
-        <w:t>Android (Chrome)</w:t>
+        <w:t>Use portrait for form entry and landscape when the whiteboard or preview needs more width.</w:t>
       </w:r>
     </w:p>
     <w:p>
@@ -542,43 +5542,10 @@
         <w:pStyle w:val="ListBullet"/>
       </w:pPr>
       <w:r>
-        <w:t>1. Open Chrome and go to the app address provided by your manager.</w:t>
-      </w:r>
-    </w:p>
-    <w:p>
-      <w:r>
-        <w:t>2. Tap the menu (three dots).</w:t>
-      </w:r>
-    </w:p>
-    <w:p>
-      <w:r>
-        <w:t>3. Tap Add to home screen.</w:t>
-      </w:r>
-    </w:p>
-    <w:p>
-      <w:r>
-        <w:t>4. Tap Install if the option appears.</w:t>
-      </w:r>
-    </w:p>
-    <w:p>
-      <w:r>
-        <w:t>5. The app icon will appear on your home screen.</w:t>
-      </w:r>
-    </w:p>
-    <w:p>
-      <w:r>
         <w:rPr>
-          <w:b/>
+          <w:rFonts w:ascii="Arial" w:hAnsi="Arial"/>
         </w:rPr>
-        <w:t>**EXPECTED RESULT** Tapping the app icon opens the app without the Chrome address bar.</w:t>
-      </w:r>
-    </w:p>
-    <w:p>
-      <w:pPr>
-        <w:pStyle w:val="Heading3"/>
-      </w:pPr>
-      <w:r>
-        <w:t>iPhone and iPad (Safari)</w:t>
+        <w:t>After the software keyboard opens, confirm the focused field remains visible.</w:t>
       </w:r>
     </w:p>
     <w:p>
@@ -586,40 +5553,32 @@
         <w:pStyle w:val="ListBullet"/>
       </w:pPr>
       <w:r>
-        <w:t>1. Open Safari and go to the app address provided by your manager.</w:t>
+        <w:rPr>
+          <w:rFonts w:ascii="Arial" w:hAnsi="Arial"/>
+        </w:rPr>
+        <w:t>Allow the browser's download prompt and locate files in Downloads.</w:t>
       </w:r>
     </w:p>
     <w:p>
+      <w:pPr>
+        <w:pStyle w:val="ListBullet"/>
+      </w:pPr>
       <w:r>
-        <w:t>2. Tap the Share button (square with up arrow).</w:t>
+        <w:rPr>
+          <w:rFonts w:ascii="Arial" w:hAnsi="Arial"/>
+        </w:rPr>
+        <w:t>Check bottom actions remain clear of the home indicator.</w:t>
       </w:r>
     </w:p>
     <w:p>
-      <w:r>
-        <w:t>3. Scroll down and tap Add to Home Screen.</w:t>
-      </w:r>
-    </w:p>
-    <w:p>
-      <w:r>
-        <w:t>4. If available, turn on Open as Web App.</w:t>
-      </w:r>
-    </w:p>
-    <w:p>
-      <w:r>
-        <w:t>5. Tap Add.</w:t>
-      </w:r>
-    </w:p>
-    <w:p>
+      <w:pPr>
+        <w:pStyle w:val="ListBullet"/>
+      </w:pPr>
       <w:r>
         <w:rPr>
-          <w:b/>
+          <w:rFonts w:ascii="Arial" w:hAnsi="Arial"/>
         </w:rPr>
-        <w:t>**EXPECTED RESULT** Tapping the app icon opens the app in its own screen.</w:t>
-      </w:r>
-    </w:p>
-    <w:p>
-      <w:r>
-        <w:t>____________________________________________________________</w:t>
+        <w:t>When using the installed PWA, allow an update to finish before starting an appointment.</w:t>
       </w:r>
     </w:p>
     <w:p>
@@ -627,1470 +5586,346 @@
         <w:pStyle w:val="Heading2"/>
       </w:pPr>
       <w:r>
-        <w:t>Preparing to Work Without Internet</w:t>
+        <w:rPr>
+          <w:rFonts w:ascii="Arial" w:hAnsi="Arial"/>
+        </w:rPr>
+        <w:t>Accessibility</w:t>
       </w:r>
     </w:p>
     <w:p>
       <w:r>
         <w:rPr>
+          <w:rFonts w:ascii="Arial" w:hAnsi="Arial"/>
+        </w:rPr>
+        <w:t xml:space="preserve">All actions can be reached by keyboard. Focus indicators show the active control. The compact </w:t>
+      </w:r>
+      <w:r>
+        <w:rPr>
+          <w:rFonts w:ascii="Arial" w:hAnsi="Arial"/>
           <w:b/>
         </w:rPr>
-        <w:t>**WARNING** You must test this before you travel. Do not rely on untested preparation.</w:t>
+        <w:t>More actions</w:t>
+      </w:r>
+      <w:r>
+        <w:rPr>
+          <w:rFonts w:ascii="Arial" w:hAnsi="Arial"/>
+        </w:rPr>
+        <w:t xml:space="preserve"> menu supports Enter, Space, Escape, Tab and Shift+Tab. Use VoiceOver or the device screen reader when required.</w:t>
+      </w:r>
+    </w:p>
+    <w:p>
+      <w:r>
+        <w:br w:type="page"/>
       </w:r>
     </w:p>
     <w:p>
       <w:pPr>
-        <w:pStyle w:val="ListBullet"/>
+        <w:pStyle w:val="Heading1"/>
+        <w:keepNext/>
+        <w:spacing w:after="80"/>
       </w:pPr>
       <w:r>
-        <w:t>1. Connect to reliable internet.</w:t>
+        <w:t>16. Final Checklist</w:t>
       </w:r>
+    </w:p>
+    <w:tbl>
+      <w:tblPr>
+        <w:tblW w:type="auto" w:w="0"/>
+        <w:tblLook w:firstColumn="1" w:firstRow="1" w:lastColumn="0" w:lastRow="0" w:noHBand="0" w:noVBand="1" w:val="04A0"/>
+      </w:tblPr>
+      <w:tblGrid>
+        <w:gridCol w:w="9866"/>
+      </w:tblGrid>
+      <w:tr>
+        <w:trPr>
+          <w:trHeight w:val="68" w:hRule="exact"/>
+        </w:trPr>
+        <w:tc>
+          <w:tcPr>
+            <w:tcW w:type="dxa" w:w="9866"/>
+            <w:shd w:fill="C6A14A"/>
+          </w:tcPr>
+          <w:p>
+            <w:r/>
+          </w:p>
+        </w:tc>
+      </w:tr>
+    </w:tbl>
+    <w:p>
+      <w:pPr>
+        <w:spacing w:after="0"/>
+      </w:pPr>
     </w:p>
     <w:p>
       <w:r>
-        <w:t>2. Open the installed app.</w:t>
-      </w:r>
-    </w:p>
-    <w:p>
-      <w:r>
-        <w:t>3. Wait for the status to show Online.</w:t>
-      </w:r>
-    </w:p>
-    <w:p>
-      <w:r>
-        <w:t>4. Save a test appointment by entering a test name and tapping Save Appointment.</w:t>
-      </w:r>
-    </w:p>
-    <w:p>
-      <w:r>
-        <w:t>5. Close the app completely.</w:t>
-      </w:r>
-    </w:p>
-    <w:p>
-      <w:r>
-        <w:t>6. Turn off Wi-Fi and mobile data, or turn on airplane mode.</w:t>
-      </w:r>
-    </w:p>
-    <w:p>
-      <w:r>
-        <w:t>7. Reopen the app.</w:t>
-      </w:r>
-    </w:p>
-    <w:p>
-      <w:r>
-        <w:t>8. Check that the status shows Working without internet.</w:t>
-      </w:r>
-    </w:p>
-    <w:p>
-      <w:r>
-        <w:t>9. Open your test saved appointment.</w:t>
-      </w:r>
-    </w:p>
-    <w:p>
-      <w:r>
-        <w:t>10. Confirm that it loads correctly.</w:t>
-      </w:r>
-    </w:p>
-    <w:p>
-      <w:r>
-        <w:t>11. Reconnect to the internet.</w:t>
-      </w:r>
-    </w:p>
-    <w:p>
-      <w:r>
-        <w:t>12. Delete the test appointment.</w:t>
+        <w:rPr>
+          <w:rFonts w:ascii="Arial" w:hAnsi="Arial"/>
+        </w:rPr>
+        <w:t>Before ending the appointment, confirm:</w:t>
       </w:r>
     </w:p>
     <w:p>
       <w:r>
         <w:rPr>
-          <w:b/>
+          <w:rFonts w:ascii="Arial" w:hAnsi="Arial"/>
         </w:rPr>
-        <w:t>**EXPECTED RESULT** The app opens, shows the correct status and your test appointment loads while disconnected.</w:t>
+        <w:t>☐ Correct staff member and appointment type selected.</w:t>
       </w:r>
     </w:p>
     <w:p>
       <w:r>
         <w:rPr>
-          <w:b/>
+          <w:rFonts w:ascii="Arial" w:hAnsi="Arial"/>
         </w:rPr>
-        <w:t>**WARNING** Offline availability must be tested on the actual device before travelling to an appointment area with poor reception.</w:t>
-      </w:r>
-    </w:p>
-    <w:p>
-      <w:r>
-        <w:t>____________________________________________________________</w:t>
-      </w:r>
-    </w:p>
-    <w:p>
-      <w:pPr>
-        <w:pStyle w:val="Heading2"/>
-      </w:pPr>
-      <w:r>
-        <w:t>Working Without an Internet Connection</w:t>
-      </w:r>
-    </w:p>
-    <w:p>
-      <w:r>
-        <w:t>When your device does not have an internet connection:</w:t>
-      </w:r>
-    </w:p>
-    <w:p>
-      <w:pPr>
-        <w:pStyle w:val="ListBullet"/>
-      </w:pPr>
-      <w:r>
-        <w:t>1. Open the prepared app on the same device you tested.</w:t>
-      </w:r>
-    </w:p>
-    <w:p>
-      <w:r>
-        <w:t>2. Your saved appointments will be available.</w:t>
-      </w:r>
-    </w:p>
-    <w:p>
-      <w:r>
-        <w:t>3. Complete the appointment as normal.</w:t>
-      </w:r>
-    </w:p>
-    <w:p>
-      <w:r>
-        <w:t>4. Save regularly. Tap Save Appointment after each important section.</w:t>
+        <w:t>☐ Client names, contacts and property address checked.</w:t>
       </w:r>
     </w:p>
     <w:p>
       <w:r>
         <w:rPr>
-          <w:b/>
+          <w:rFonts w:ascii="Arial" w:hAnsi="Arial"/>
         </w:rPr>
-        <w:t>**IMPORTANT** The status bar will show Working without internet. Save your appointment often.</w:t>
-      </w:r>
-    </w:p>
-    <w:p>
-      <w:r>
-        <w:t>5. Do not clear your browser data.</w:t>
-      </w:r>
-    </w:p>
-    <w:p>
-      <w:r>
-        <w:t>6. Do not change device profiles or users.</w:t>
-      </w:r>
-    </w:p>
-    <w:p>
-      <w:r>
-        <w:t>7. Do not uninstall the app.</w:t>
-      </w:r>
-    </w:p>
-    <w:p>
-      <w:r>
-        <w:t>8. Only have one appointment open at a time.</w:t>
+        <w:t>☐ Client 2 correctly marked present or not required.</w:t>
       </w:r>
     </w:p>
     <w:p>
       <w:r>
         <w:rPr>
-          <w:b/>
+          <w:rFonts w:ascii="Arial" w:hAnsi="Arial"/>
         </w:rPr>
-        <w:t>**WARNING** If saving fails, do not close the app. The message will tell you what to do. Your appointment data is still visible on screen.</w:t>
+        <w:t>☐ Required EOI and IA options selected and completed.</w:t>
       </w:r>
     </w:p>
     <w:p>
       <w:r>
         <w:rPr>
-          <w:b/>
+          <w:rFonts w:ascii="Arial" w:hAnsi="Arial"/>
         </w:rPr>
-        <w:t>**EXPECTED RESULT** You can complete the entire appointment, capture signatures and photos, use the whiteboard and save while disconnected.</w:t>
-      </w:r>
-    </w:p>
-    <w:p>
-      <w:r>
-        <w:t>____________________________________________________________</w:t>
-      </w:r>
-    </w:p>
-    <w:p>
-      <w:pPr>
-        <w:pStyle w:val="Heading2"/>
-      </w:pPr>
-      <w:r>
-        <w:t>When Your Internet Connection Returns</w:t>
-      </w:r>
-    </w:p>
-    <w:p>
-      <w:pPr>
-        <w:pStyle w:val="ListBullet"/>
-      </w:pPr>
-      <w:r>
-        <w:t>1. Your device will show Online when the connection returns.</w:t>
-      </w:r>
-    </w:p>
-    <w:p>
-      <w:r>
-        <w:t>2. Your saved appointment is still available. No data is lost.</w:t>
-      </w:r>
-    </w:p>
-    <w:p>
-      <w:r>
-        <w:t>3. Check all client details and appointment information.</w:t>
-      </w:r>
-    </w:p>
-    <w:p>
-      <w:r>
-        <w:t>4. Complete any remaining steps if needed.</w:t>
-      </w:r>
-    </w:p>
-    <w:p>
-      <w:r>
-        <w:t>5. Create the final documents.</w:t>
-      </w:r>
-    </w:p>
-    <w:p>
-      <w:r>
-        <w:t>6. Download and email them as normal.</w:t>
+        <w:t>☐ Next appointment recorded when applicable.</w:t>
       </w:r>
     </w:p>
     <w:p>
       <w:r>
         <w:rPr>
+          <w:rFonts w:ascii="Arial" w:hAnsi="Arial"/>
+        </w:rPr>
+        <w:t xml:space="preserve">☐ Contract Due Date selected, or </w:t>
+      </w:r>
+      <w:r>
+        <w:rPr>
+          <w:rFonts w:ascii="Arial" w:hAnsi="Arial"/>
           <w:b/>
         </w:rPr>
-        <w:t>**EXPECTED RESULT** Your saved appointment remains exactly as you left it. You can now create and send the final documents.</w:t>
+        <w:t>To Be Confirmed</w:t>
       </w:r>
-    </w:p>
-    <w:p>
       <w:r>
-        <w:t>____________________________________________________________</w:t>
-      </w:r>
-    </w:p>
-    <w:p>
-      <w:pPr>
-        <w:pStyle w:val="Heading2"/>
-      </w:pPr>
-      <w:r>
-        <w:t>Choosing the Appointment Type</w:t>
-      </w:r>
-    </w:p>
-    <w:p>
-      <w:r>
-        <w:t>The app supports two appointment types:</w:t>
-      </w:r>
-    </w:p>
-    <w:p>
-      <w:r>
-        <w:t>| | In-Person | Zoom |</w:t>
-      </w:r>
-    </w:p>
-    <w:p>
-      <w:r>
-        <w:t>|---|---|---|</w:t>
-      </w:r>
-    </w:p>
-    <w:p>
-      <w:r>
-        <w:t>| Client is present | Yes | No |</w:t>
-      </w:r>
-    </w:p>
-    <w:p>
-      <w:r>
-        <w:t>| Whiteboard available | No | Yes |</w:t>
-      </w:r>
-    </w:p>
-    <w:p>
-      <w:r>
-        <w:t>| Photo ID capture | Yes | Yes |</w:t>
-      </w:r>
-    </w:p>
-    <w:p>
-      <w:r>
-        <w:t>| Signatures | Yes | Yes |</w:t>
-      </w:r>
-    </w:p>
-    <w:p>
-      <w:r>
-        <w:t>Choose the type that matches your appointment.</w:t>
+        <w:rPr>
+          <w:rFonts w:ascii="Arial" w:hAnsi="Arial"/>
+        </w:rPr>
+        <w:t xml:space="preserve"> chosen.</w:t>
       </w:r>
     </w:p>
     <w:p>
       <w:r>
         <w:rPr>
-          <w:b/>
+          <w:rFonts w:ascii="Arial" w:hAnsi="Arial"/>
         </w:rPr>
-        <w:t>**IMPORTANT** You cannot change the appointment type after starting. If you need to change, return to the start screen and begin again.</w:t>
-      </w:r>
-    </w:p>
-    <w:p>
-      <w:r>
-        <w:t>____________________________________________________________</w:t>
-      </w:r>
-    </w:p>
-    <w:p>
-      <w:pPr>
-        <w:pStyle w:val="Heading2"/>
-      </w:pPr>
-      <w:r>
-        <w:t>Starting an Appointment</w:t>
-      </w:r>
-    </w:p>
-    <w:p>
-      <w:pPr>
-        <w:pStyle w:val="ListBullet"/>
-      </w:pPr>
-      <w:r>
-        <w:t>1. Select your name from the staff list on the start screen.</w:t>
-      </w:r>
-    </w:p>
-    <w:p>
-      <w:r>
-        <w:t>2. Choose In-Person or Zoom.</w:t>
-      </w:r>
-    </w:p>
-    <w:p>
-      <w:r>
-        <w:t>3. Tap Continue.</w:t>
-      </w:r>
-    </w:p>
-    <w:p>
-      <w:r>
-        <w:t>If a saved appointment exists, you will see three choices:</w:t>
-      </w:r>
-    </w:p>
-    <w:p>
-      <w:pPr>
-        <w:pStyle w:val="ListBullet"/>
-      </w:pPr>
-      <w:r>
-        <w:t>1. **Continue Current Appointment** — resume working on your saved appointment.</w:t>
-      </w:r>
-    </w:p>
-    <w:p>
-      <w:r>
-        <w:t>2. **Start New and Keep Saved Appointment** — begin a new appointment while keeping your saved one.</w:t>
-      </w:r>
-    </w:p>
-    <w:p>
-      <w:r>
-        <w:t>3. **Delete Saved Appointment and Start New** — remove the saved appointment and start fresh.</w:t>
+        <w:t>☐ ID images are clear, complete and correctly oriented.</w:t>
       </w:r>
     </w:p>
     <w:p>
       <w:r>
         <w:rPr>
-          <w:b/>
+          <w:rFonts w:ascii="Arial" w:hAnsi="Arial"/>
         </w:rPr>
-        <w:t>**WARNING** Deleting a saved appointment cannot be undone.</w:t>
-      </w:r>
-    </w:p>
-    <w:p>
-      <w:r>
-        <w:t>____________________________________________________________</w:t>
-      </w:r>
-    </w:p>
-    <w:p>
-      <w:pPr>
-        <w:pStyle w:val="Heading2"/>
-      </w:pPr>
-      <w:r>
-        <w:t>In-Person Appointments</w:t>
-      </w:r>
-    </w:p>
-    <w:p>
-      <w:r>
-        <w:t>Complete each section in order:</w:t>
-      </w:r>
-    </w:p>
-    <w:p>
-      <w:pPr>
-        <w:pStyle w:val="ListBullet"/>
-      </w:pPr>
-      <w:r>
-        <w:t>1. Client details: name, email, phone and address.</w:t>
-      </w:r>
-    </w:p>
-    <w:p>
-      <w:r>
-        <w:t>2. Sale details: property address, price and contract due date.</w:t>
-      </w:r>
-    </w:p>
-    <w:p>
-      <w:r>
-        <w:t>3. EOI (Expression of Interest) details if needed.</w:t>
-      </w:r>
-    </w:p>
-    <w:p>
-      <w:r>
-        <w:t>4. IA (Irrevocable Authority) details if needed.</w:t>
-      </w:r>
-    </w:p>
-    <w:p>
-      <w:r>
-        <w:t>5. Supporting documents and identification.</w:t>
-      </w:r>
-    </w:p>
-    <w:p>
-      <w:r>
-        <w:t>6. Client signatures.</w:t>
-      </w:r>
-    </w:p>
-    <w:p>
-      <w:r>
-        <w:t>7. Save after each section.</w:t>
-      </w:r>
-    </w:p>
-    <w:p>
-      <w:r>
-        <w:t>____________________________________________________________</w:t>
-      </w:r>
-    </w:p>
-    <w:p>
-      <w:pPr>
-        <w:pStyle w:val="Heading2"/>
-      </w:pPr>
-      <w:r>
-        <w:t>Entering Sale Details</w:t>
-      </w:r>
-    </w:p>
-    <w:p>
-      <w:pPr>
-        <w:pStyle w:val="ListBullet"/>
-      </w:pPr>
-      <w:r>
-        <w:t>1. Enter the property sale address.</w:t>
-      </w:r>
-    </w:p>
-    <w:p>
-      <w:r>
-        <w:t>2. Enter the sale price.</w:t>
-      </w:r>
-    </w:p>
-    <w:p>
-      <w:r>
-        <w:t>3. Set the contract due date or check Contract Due Date TBC.</w:t>
-      </w:r>
-    </w:p>
-    <w:p>
-      <w:r>
-        <w:t>The sale details appear in the final documents.</w:t>
-      </w:r>
-    </w:p>
-    <w:p>
-      <w:r>
-        <w:t>____________________________________________________________</w:t>
-      </w:r>
-    </w:p>
-    <w:p>
-      <w:pPr>
-        <w:pStyle w:val="Heading2"/>
-      </w:pPr>
-      <w:r>
-        <w:t>Zoom Appointments</w:t>
-      </w:r>
-    </w:p>
-    <w:p>
-      <w:r>
-        <w:t>Zoom appointments include everything in an in-person appointment, plus:</w:t>
-      </w:r>
-    </w:p>
-    <w:p>
-      <w:pPr>
-        <w:pStyle w:val="ListBullet"/>
-      </w:pPr>
-      <w:r>
-        <w:t>1. Zoom notes section for consultation notes.</w:t>
-      </w:r>
-    </w:p>
-    <w:p>
-      <w:r>
-        <w:t>2. Builder and developer selection.</w:t>
-      </w:r>
-    </w:p>
-    <w:p>
-      <w:r>
-        <w:t>3. Timeline for the client.</w:t>
-      </w:r>
-    </w:p>
-    <w:p>
-      <w:r>
-        <w:t>____________________________________________________________</w:t>
-      </w:r>
-    </w:p>
-    <w:p>
-      <w:pPr>
-        <w:pStyle w:val="Heading2"/>
-      </w:pPr>
-      <w:r>
-        <w:t>Using the Zoom Whiteboard</w:t>
-      </w:r>
-    </w:p>
-    <w:p>
-      <w:r>
-        <w:t>The whiteboard helps you draw and explain concepts during Zoom consultations.</w:t>
-      </w:r>
-    </w:p>
-    <w:p>
-      <w:pPr>
-        <w:pStyle w:val="ListBullet"/>
-      </w:pPr>
-      <w:r>
-        <w:t>1. Use the pen tool to draw on the whiteboard.</w:t>
-      </w:r>
-    </w:p>
-    <w:p>
-      <w:r>
-        <w:t>2. Tap Save Page to keep the current drawing.</w:t>
-      </w:r>
-    </w:p>
-    <w:p>
-      <w:r>
-        <w:t>3. Saved pages appear as thumbnails below the whiteboard.</w:t>
-      </w:r>
-    </w:p>
-    <w:p>
-      <w:r>
-        <w:t>4. Tap a thumbnail to view a saved page.</w:t>
+        <w:t>☐ Signatures are present in the correct fields.</w:t>
       </w:r>
     </w:p>
     <w:p>
       <w:r>
         <w:rPr>
-          <w:b/>
+          <w:rFonts w:ascii="Arial" w:hAnsi="Arial"/>
         </w:rPr>
-        <w:t>**IMPORTANT** Save a page before clearing the whiteboard. Unsaved drawings are lost.</w:t>
-      </w:r>
-    </w:p>
-    <w:p>
-      <w:r>
-        <w:t>____________________________________________________________</w:t>
-      </w:r>
-    </w:p>
-    <w:p>
-      <w:pPr>
-        <w:pStyle w:val="Heading2"/>
-      </w:pPr>
-      <w:r>
-        <w:t>Adding Identification and Supporting Documents</w:t>
-      </w:r>
-    </w:p>
-    <w:p>
-      <w:pPr>
-        <w:pStyle w:val="ListBullet"/>
-      </w:pPr>
-      <w:r>
-        <w:t>1. Tap the photo area to add a photo or scanned document.</w:t>
-      </w:r>
-    </w:p>
-    <w:p>
-      <w:r>
-        <w:t>2. Choose from camera, photo library or file picker.</w:t>
-      </w:r>
-    </w:p>
-    <w:p>
-      <w:r>
-        <w:t>3. The image is added to the appointment.</w:t>
+        <w:t>☐ Appointment Summary shows no unresolved required items.</w:t>
       </w:r>
     </w:p>
     <w:p>
       <w:r>
         <w:rPr>
-          <w:b/>
+          <w:rFonts w:ascii="Arial" w:hAnsi="Arial"/>
         </w:rPr>
-        <w:t>**WARNING** Photos and documents are saved on this device only. They are not sent anywhere until you email the final documents.</w:t>
-      </w:r>
-    </w:p>
-    <w:p>
-      <w:r>
-        <w:t>____________________________________________________________</w:t>
-      </w:r>
-    </w:p>
-    <w:p>
-      <w:pPr>
-        <w:pStyle w:val="Heading2"/>
-      </w:pPr>
-      <w:r>
-        <w:t>Collecting Signatures</w:t>
-      </w:r>
-    </w:p>
-    <w:p>
-      <w:pPr>
-        <w:pStyle w:val="ListBullet"/>
-      </w:pPr>
-      <w:r>
-        <w:t>1. Ask the client to sign in the signature area using their finger or a stylus.</w:t>
-      </w:r>
-    </w:p>
-    <w:p>
-      <w:r>
-        <w:t>2. Tap Clear to remove the signature and try again.</w:t>
-      </w:r>
-    </w:p>
-    <w:p>
-      <w:r>
-        <w:t>3. The signature is saved with the appointment.</w:t>
+        <w:t>☐ Draft saved.</w:t>
       </w:r>
     </w:p>
     <w:p>
       <w:r>
         <w:rPr>
-          <w:b/>
+          <w:rFonts w:ascii="Arial" w:hAnsi="Arial"/>
         </w:rPr>
-        <w:t>**EXPECTED RESULT** The signature appears clearly on the final documents.</w:t>
-      </w:r>
-    </w:p>
-    <w:p>
-      <w:r>
-        <w:t>____________________________________________________________</w:t>
-      </w:r>
-    </w:p>
-    <w:p>
-      <w:pPr>
-        <w:pStyle w:val="Heading2"/>
-      </w:pPr>
-      <w:r>
-        <w:t>Saving Your Appointment</w:t>
+        <w:t>☐ Appointment package generated after the final edit.</w:t>
       </w:r>
     </w:p>
     <w:p>
       <w:r>
         <w:rPr>
-          <w:b/>
+          <w:rFonts w:ascii="Arial" w:hAnsi="Arial"/>
         </w:rPr>
-        <w:t>**REQUIRED** Save your appointment regularly.</w:t>
-      </w:r>
-    </w:p>
-    <w:p>
-      <w:pPr>
-        <w:pStyle w:val="ListBullet"/>
-      </w:pPr>
-      <w:r>
-        <w:t>1. Tap **Save Appointment** after completing each section.</w:t>
-      </w:r>
-    </w:p>
-    <w:p>
-      <w:r>
-        <w:t>2. The status will show Appointment saved when successful.</w:t>
-      </w:r>
-    </w:p>
-    <w:p>
-      <w:r>
-        <w:t>**When saving:**</w:t>
-      </w:r>
-    </w:p>
-    <w:p>
-      <w:pPr>
-        <w:pStyle w:val="ListBullet"/>
-      </w:pPr>
-      <w:r>
-        <w:t>- Your appointment is saved on this device only.</w:t>
-      </w:r>
-    </w:p>
-    <w:p>
-      <w:pPr>
-        <w:pStyle w:val="ListBullet"/>
-      </w:pPr>
-      <w:r>
-        <w:t>- Saved appointments expire after 7 days.</w:t>
-      </w:r>
-    </w:p>
-    <w:p>
-      <w:pPr>
-        <w:pStyle w:val="ListBullet"/>
-      </w:pPr>
-      <w:r>
-        <w:t>- Saving again restarts the 7-day period.</w:t>
-      </w:r>
-    </w:p>
-    <w:p>
-      <w:r>
-        <w:t>**If saving fails:**</w:t>
-      </w:r>
-    </w:p>
-    <w:p>
-      <w:pPr>
-        <w:pStyle w:val="ListBullet"/>
-      </w:pPr>
-      <w:r>
-        <w:t>- A message will explain the problem.</w:t>
-      </w:r>
-    </w:p>
-    <w:p>
-      <w:pPr>
-        <w:pStyle w:val="ListBullet"/>
-      </w:pPr>
-      <w:r>
-        <w:t>- Your previous saved version is kept.</w:t>
-      </w:r>
-    </w:p>
-    <w:p>
-      <w:pPr>
-        <w:pStyle w:val="ListBullet"/>
-      </w:pPr>
-      <w:r>
-        <w:t>- Do not close the app until you have saved successfully.</w:t>
+        <w:t>☐ Combined PDF reviewed page by page.</w:t>
       </w:r>
     </w:p>
     <w:p>
       <w:r>
         <w:rPr>
-          <w:b/>
+          <w:rFonts w:ascii="Arial" w:hAnsi="Arial"/>
         </w:rPr>
-        <w:t>**WARNING** Saved appointments are on this device only. They do not sync to other devices or the cloud. Clearing browser data, uninstalling the app or changing device profiles will remove them.</w:t>
-      </w:r>
-    </w:p>
-    <w:p>
-      <w:r>
-        <w:t>____________________________________________________________</w:t>
-      </w:r>
-    </w:p>
-    <w:p>
-      <w:pPr>
-        <w:pStyle w:val="Heading2"/>
-      </w:pPr>
-      <w:r>
-        <w:t>Opening a Saved Appointment</w:t>
-      </w:r>
-    </w:p>
-    <w:p>
-      <w:pPr>
-        <w:pStyle w:val="ListBullet"/>
-      </w:pPr>
-      <w:r>
-        <w:t>1. On the start screen, tap **Open Saved Appointment** if one exists.</w:t>
-      </w:r>
-    </w:p>
-    <w:p>
-      <w:r>
-        <w:t>2. Check that all fields have loaded correctly.</w:t>
-      </w:r>
-    </w:p>
-    <w:p>
-      <w:r>
-        <w:t>3. The expiry date is shown so you know when the appointment will be removed.</w:t>
-      </w:r>
-    </w:p>
-    <w:p>
-      <w:r>
-        <w:t>If a saved appointment has expired (older than 7 days), it is automatically removed.</w:t>
-      </w:r>
-    </w:p>
-    <w:p>
-      <w:r>
-        <w:t>If a saved appointment cannot be opened, you will see: This saved appointment cannot be opened. You can choose to keep it and contact support, or delete it and start new.</w:t>
-      </w:r>
-    </w:p>
-    <w:p>
-      <w:r>
-        <w:t>____________________________________________________________</w:t>
-      </w:r>
-    </w:p>
-    <w:p>
-      <w:pPr>
-        <w:pStyle w:val="Heading2"/>
-      </w:pPr>
-      <w:r>
-        <w:t>Creating the Final Documents</w:t>
+        <w:t>☐ Document ZIP contents checked.</w:t>
       </w:r>
     </w:p>
     <w:p>
       <w:r>
         <w:rPr>
-          <w:b/>
+          <w:rFonts w:ascii="Arial" w:hAnsi="Arial"/>
         </w:rPr>
-        <w:t>**REQUIRED** You must be connected to the internet to create the final documents for the first time. If you are working without internet, your saved appointment is safe. Connect and try again.</w:t>
-      </w:r>
-    </w:p>
-    <w:p>
-      <w:pPr>
-        <w:pStyle w:val="ListBullet"/>
-      </w:pPr>
-      <w:r>
-        <w:t>1. Check that all appointment details are correct.</w:t>
-      </w:r>
-    </w:p>
-    <w:p>
-      <w:r>
-        <w:t>2. Tap **Create Final Documents**.</w:t>
-      </w:r>
-    </w:p>
-    <w:p>
-      <w:r>
-        <w:t>3. Wait for the process to complete.</w:t>
-      </w:r>
-    </w:p>
-    <w:p>
-      <w:r>
-        <w:t>4. When finished, the download buttons will appear.</w:t>
-      </w:r>
-    </w:p>
-    <w:p>
-      <w:r>
-        <w:t>If a document is not available: This document is not available on the device yet. Connect to the internet, reopen the app and try again.</w:t>
+        <w:t>☐ Both files downloaded.</w:t>
       </w:r>
     </w:p>
     <w:p>
       <w:r>
         <w:rPr>
-          <w:b/>
+          <w:rFonts w:ascii="Arial" w:hAnsi="Arial"/>
         </w:rPr>
-        <w:t>**EXPECTED RESULT** Two files are ready for download: Combined PDF and Document ZIP.</w:t>
-      </w:r>
-    </w:p>
-    <w:p>
-      <w:r>
-        <w:t>____________________________________________________________</w:t>
-      </w:r>
-    </w:p>
-    <w:p>
-      <w:pPr>
-        <w:pStyle w:val="Heading2"/>
-      </w:pPr>
-      <w:r>
-        <w:t>Downloading and Emailing the Documents</w:t>
-      </w:r>
-    </w:p>
-    <w:p>
-      <w:pPr>
-        <w:pStyle w:val="ListBullet"/>
-      </w:pPr>
-      <w:r>
-        <w:t>1. Tap **Combined PDF** to download the merged document.</w:t>
-      </w:r>
-    </w:p>
-    <w:p>
-      <w:r>
-        <w:t>2. Tap **Document ZIP** to download all individual documents.</w:t>
-      </w:r>
-    </w:p>
-    <w:p>
-      <w:r>
-        <w:t>3. Check that both files have downloaded.</w:t>
-      </w:r>
-    </w:p>
-    <w:p>
-      <w:r>
-        <w:t>4. Tap **Prepare Email**.</w:t>
-      </w:r>
-    </w:p>
-    <w:p>
-      <w:r>
-        <w:t>5. Your email program will open with the recipient and subject already filled in.</w:t>
-      </w:r>
-    </w:p>
-    <w:p>
-      <w:r>
-        <w:t>6. Attach the Combined PDF file.</w:t>
-      </w:r>
-    </w:p>
-    <w:p>
-      <w:r>
-        <w:t>7. Attach the Document ZIP file.</w:t>
-      </w:r>
-    </w:p>
-    <w:p>
-      <w:r>
-        <w:t>8. Confirm the recipient email address is correct.</w:t>
-      </w:r>
-    </w:p>
-    <w:p>
-      <w:r>
-        <w:t>9. Send when you have a stable internet connection.</w:t>
+        <w:t>☐ Prepared email reviewed and both files attached.</w:t>
       </w:r>
     </w:p>
     <w:p>
       <w:r>
         <w:rPr>
-          <w:b/>
+          <w:rFonts w:ascii="Arial" w:hAnsi="Arial"/>
         </w:rPr>
-        <w:t>**REQUIRED** You must attach both files manually. The app does not attach files automatically.</w:t>
+        <w:t>☐ Final handover sent to the intended recipients.</w:t>
       </w:r>
     </w:p>
     <w:p>
       <w:r>
         <w:rPr>
-          <w:b/>
+          <w:rFonts w:ascii="Arial" w:hAnsi="Arial"/>
         </w:rPr>
-        <w:t>**WARNING** If your internet connection is not stable: Connect to the internet before preparing or sending the email.</w:t>
+        <w:t>☐ A new appointment started only after the current handover is complete.</w:t>
       </w:r>
     </w:p>
-    <w:p>
-      <w:r>
-        <w:t>____________________________________________________________</w:t>
-      </w:r>
-    </w:p>
+    <w:tbl>
+      <w:tblPr>
+        <w:tblW w:type="auto" w:w="0"/>
+        <w:jc w:val="center"/>
+        <w:tblLook w:firstColumn="1" w:firstRow="1" w:lastColumn="0" w:lastRow="0" w:noHBand="0" w:noVBand="1" w:val="04A0"/>
+      </w:tblPr>
+      <w:tblGrid>
+        <w:gridCol w:w="9866"/>
+      </w:tblGrid>
+      <w:tr>
+        <w:tc>
+          <w:tcPr>
+            <w:tcW w:type="dxa" w:w="9866"/>
+            <w:shd w:fill="FBF5E7"/>
+            <w:tcBorders>
+              <w:left w:val="single" w:sz="18" w:color="C6A14A"/>
+            </w:tcBorders>
+          </w:tcPr>
+          <w:p>
+            <w:pPr>
+              <w:spacing w:after="0"/>
+            </w:pPr>
+            <w:r>
+              <w:rPr>
+                <w:b w:val="0"/>
+                <w:color w:val="0D253F"/>
+                <w:sz w:val="18"/>
+              </w:rPr>
+            </w:r>
+            <w:r>
+              <w:rPr>
+                <w:b/>
+                <w:color w:val="0D253F"/>
+                <w:sz w:val="18"/>
+              </w:rPr>
+              <w:t>Complete means checked:</w:t>
+            </w:r>
+            <w:r>
+              <w:rPr>
+                <w:b w:val="0"/>
+                <w:color w:val="0D253F"/>
+                <w:sz w:val="18"/>
+              </w:rPr>
+              <w:t xml:space="preserve"> Never rely on filenames or a success message alone. Open and verify the final files before sending.</w:t>
+            </w:r>
+          </w:p>
+        </w:tc>
+      </w:tr>
+    </w:tbl>
     <w:p>
       <w:pPr>
-        <w:pStyle w:val="Heading2"/>
+        <w:spacing w:after="0"/>
       </w:pPr>
-      <w:r>
-        <w:t>Checking the Final Documents</w:t>
-      </w:r>
-    </w:p>
-    <w:p>
-      <w:r>
-        <w:t>Before sending, open and check:</w:t>
-      </w:r>
-    </w:p>
-    <w:p>
-      <w:pPr>
-        <w:pStyle w:val="ListBullet"/>
-      </w:pPr>
-      <w:r>
-        <w:t>1. Client name is correct.</w:t>
-      </w:r>
-    </w:p>
-    <w:p>
-      <w:r>
-        <w:t>2. Property address is correct.</w:t>
-      </w:r>
-    </w:p>
-    <w:p>
-      <w:r>
-        <w:t>3. Sale price and details are correct.</w:t>
-      </w:r>
-    </w:p>
-    <w:p>
-      <w:r>
-        <w:t>4. EOI and IA details (if included) are correct.</w:t>
-      </w:r>
-    </w:p>
-    <w:p>
-      <w:r>
-        <w:t>5. Signatures are visible.</w:t>
-      </w:r>
-    </w:p>
-    <w:p>
-      <w:r>
-        <w:t>6. All pages are present and readable.</w:t>
-      </w:r>
-    </w:p>
-    <w:p>
-      <w:r>
-        <w:rPr>
-          <w:b/>
-        </w:rPr>
-        <w:t>**IMPORTANT** If anything is wrong, correct it in the app, save and create the documents again.</w:t>
-      </w:r>
-    </w:p>
-    <w:p>
-      <w:r>
-        <w:t>____________________________________________________________</w:t>
-      </w:r>
-    </w:p>
-    <w:p>
-      <w:pPr>
-        <w:pStyle w:val="Heading2"/>
-      </w:pPr>
-      <w:r>
-        <w:t>Common Mistakes</w:t>
-      </w:r>
-    </w:p>
-    <w:p>
-      <w:pPr>
-        <w:pStyle w:val="ListBullet"/>
-      </w:pPr>
-      <w:r>
-        <w:t>1. **Multiple tabs open** — only use one tab or window for the app. Multiple tabs can cause data loss.</w:t>
-      </w:r>
-    </w:p>
-    <w:p>
-      <w:r>
-        <w:t>2. **Not saving regularly** — save after every section. Do not rely on the app saving automatically.</w:t>
-      </w:r>
-    </w:p>
-    <w:p>
-      <w:r>
-        <w:t>3. **Forgetting to attach files** — the email is prepared but files are not attached automatically. Attach them yourself.</w:t>
-      </w:r>
-    </w:p>
-    <w:p>
-      <w:r>
-        <w:t>4. **Using old documents** — always create fresh documents before sending. Do not reuse old downloads.</w:t>
-      </w:r>
-    </w:p>
-    <w:p>
-      <w:r>
-        <w:t>5. **Clearing browser data** — this removes saved appointments. Only do this when told to by your manager.</w:t>
-      </w:r>
-    </w:p>
-    <w:p>
-      <w:r>
-        <w:t>6. **Switching devices** — saved appointments are on one device only. They do not transfer.</w:t>
-      </w:r>
-    </w:p>
-    <w:p>
-      <w:r>
-        <w:t>7. **Refreshing without saving** — refresh or close loses unsaved changes. Always save first.</w:t>
-      </w:r>
-    </w:p>
-    <w:p>
-      <w:r>
-        <w:t>8. **Not testing offline** — test working without internet before you need it.</w:t>
-      </w:r>
-    </w:p>
-    <w:p>
-      <w:r>
-        <w:t>9. **Untested camera and signatures** — test these before the appointment.</w:t>
-      </w:r>
-    </w:p>
-    <w:p>
-      <w:r>
-        <w:t>10. **Sending without checking** — always open and check both files before emailing.</w:t>
-      </w:r>
-    </w:p>
-    <w:p>
-      <w:r>
-        <w:t>____________________________________________________________</w:t>
-      </w:r>
-    </w:p>
-    <w:p>
-      <w:pPr>
-        <w:pStyle w:val="Heading2"/>
-      </w:pPr>
-      <w:r>
-        <w:t>Troubleshooting</w:t>
-      </w:r>
-    </w:p>
-    <w:p>
-      <w:pPr>
-        <w:pStyle w:val="Heading3"/>
-      </w:pPr>
-      <w:r>
-        <w:t>The app will not open</w:t>
-      </w:r>
-    </w:p>
-    <w:p>
-      <w:pPr>
-        <w:pStyle w:val="ListBullet"/>
-      </w:pPr>
-      <w:r>
-        <w:t>- Check you are using the installed app, not a browser tab.</w:t>
-      </w:r>
-    </w:p>
-    <w:p>
-      <w:pPr>
-        <w:pStyle w:val="ListBullet"/>
-      </w:pPr>
-      <w:r>
-        <w:t>- Connect to the internet and open the app. If this is the first time, you must be online.</w:t>
-      </w:r>
-    </w:p>
-    <w:p>
-      <w:pPr>
-        <w:pStyle w:val="Heading3"/>
-      </w:pPr>
-      <w:r>
-        <w:t>Appointment not saved</w:t>
-      </w:r>
-    </w:p>
-    <w:p>
-      <w:pPr>
-        <w:pStyle w:val="ListBullet"/>
-      </w:pPr>
-      <w:r>
-        <w:t>- Close other apps to free up device space.</w:t>
-      </w:r>
-    </w:p>
-    <w:p>
-      <w:pPr>
-        <w:pStyle w:val="ListBullet"/>
-      </w:pPr>
-      <w:r>
-        <w:t>- Save again. If the problem continues, make a note of the client details and contact support.</w:t>
-      </w:r>
-    </w:p>
-    <w:p>
-      <w:pPr>
-        <w:pStyle w:val="Heading3"/>
-      </w:pPr>
-      <w:r>
-        <w:t>Cannot create final documents</w:t>
-      </w:r>
-    </w:p>
-    <w:p>
-      <w:pPr>
-        <w:pStyle w:val="ListBullet"/>
-      </w:pPr>
-      <w:r>
-        <w:t>- Connect to the internet.</w:t>
-      </w:r>
-    </w:p>
-    <w:p>
-      <w:pPr>
-        <w:pStyle w:val="ListBullet"/>
-      </w:pPr>
-      <w:r>
-        <w:t>- Close and reopen the app.</w:t>
-      </w:r>
-    </w:p>
-    <w:p>
-      <w:pPr>
-        <w:pStyle w:val="ListBullet"/>
-      </w:pPr>
-      <w:r>
-        <w:t>- Try creating the documents again.</w:t>
-      </w:r>
-    </w:p>
-    <w:p>
-      <w:pPr>
-        <w:pStyle w:val="Heading3"/>
-      </w:pPr>
-      <w:r>
-        <w:t>Saved appointment has expired</w:t>
-      </w:r>
-    </w:p>
-    <w:p>
-      <w:pPr>
-        <w:pStyle w:val="ListBullet"/>
-      </w:pPr>
-      <w:r>
-        <w:t>- Saved appointments are kept for 7 days. If more than 7 days have passed, the appointment has been removed. Create a new appointment.</w:t>
-      </w:r>
-    </w:p>
-    <w:p>
-      <w:pPr>
-        <w:pStyle w:val="Heading3"/>
-      </w:pPr>
-      <w:r>
-        <w:t>Signature or photo not showing</w:t>
-      </w:r>
-    </w:p>
-    <w:p>
-      <w:pPr>
-        <w:pStyle w:val="ListBullet"/>
-      </w:pPr>
-      <w:r>
-        <w:t>- Save your appointment, close the app completely and reopen it.</w:t>
-      </w:r>
-    </w:p>
-    <w:p>
-      <w:pPr>
-        <w:pStyle w:val="ListBullet"/>
-      </w:pPr>
-      <w:r>
-        <w:t>- If the problem continues, re-add the signature or photo and save again.</w:t>
-      </w:r>
-    </w:p>
-    <w:p>
-      <w:pPr>
-        <w:pStyle w:val="Heading3"/>
-      </w:pPr>
-      <w:r>
-        <w:t>Email will not open</w:t>
-      </w:r>
-    </w:p>
-    <w:p>
-      <w:pPr>
-        <w:pStyle w:val="ListBullet"/>
-      </w:pPr>
-      <w:r>
-        <w:t>- Make sure you have an email program installed on your device.</w:t>
-      </w:r>
-    </w:p>
-    <w:p>
-      <w:pPr>
-        <w:pStyle w:val="ListBullet"/>
-      </w:pPr>
-      <w:r>
-        <w:t>- Your device must be connected to the internet to send email.</w:t>
-      </w:r>
-    </w:p>
-    <w:p>
-      <w:r>
-        <w:t>____________________________________________________________</w:t>
-      </w:r>
-    </w:p>
-    <w:p>
-      <w:pPr>
-        <w:pStyle w:val="Heading2"/>
-      </w:pPr>
-      <w:r>
-        <w:t>Best Practices and Device Tips</w:t>
-      </w:r>
-    </w:p>
-    <w:p>
-      <w:pPr>
-        <w:pStyle w:val="ListBullet"/>
-      </w:pPr>
-      <w:r>
-        <w:t>1. Charge your device fully before appointments.</w:t>
-      </w:r>
-    </w:p>
-    <w:p>
-      <w:r>
-        <w:t>2. Bring a charger and mobile hotspot.</w:t>
-      </w:r>
-    </w:p>
-    <w:p>
-      <w:r>
-        <w:t>3. Test working without internet before you travel.</w:t>
-      </w:r>
-    </w:p>
-    <w:p>
-      <w:r>
-        <w:t>4. Save after every section.</w:t>
-      </w:r>
-    </w:p>
-    <w:p>
-      <w:r>
-        <w:t>5. Use only one device for each appointment.</w:t>
-      </w:r>
-    </w:p>
-    <w:p>
-      <w:r>
-        <w:t>6. Complete the handover promptly after the appointment.</w:t>
-      </w:r>
-    </w:p>
-    <w:p>
-      <w:r>
-        <w:t>7. After the handover is complete, use Complete Handover and Clear Draft to remove the appointment from the app.</w:t>
-      </w:r>
-    </w:p>
-    <w:p>
-      <w:r>
-        <w:t>8. This clears the appointment and uploaded documents from the app but does not delete files already downloaded to your device.</w:t>
-      </w:r>
-    </w:p>
-    <w:p>
-      <w:r>
-        <w:t>9. Close the app when you are finished.</w:t>
-      </w:r>
-    </w:p>
-    <w:p>
-      <w:r>
-        <w:t>____________________________________________________________</w:t>
-      </w:r>
-    </w:p>
-    <w:p>
-      <w:pPr>
-        <w:pStyle w:val="Heading2"/>
-      </w:pPr>
-      <w:r>
-        <w:t>One-Page Quick Reference</w:t>
-      </w:r>
-    </w:p>
-    <w:p>
-      <w:r>
-        <w:t>| Step | Action |</w:t>
-      </w:r>
-    </w:p>
-    <w:p>
-      <w:r>
-        <w:t>|---|---|</w:t>
-      </w:r>
-    </w:p>
-    <w:p>
-      <w:r>
-        <w:t>| Before leaving | Complete the Before You Leave checklist |</w:t>
-      </w:r>
-    </w:p>
-    <w:p>
-      <w:r>
-        <w:t>| Start | Choose staff, type, tap Continue |</w:t>
-      </w:r>
-    </w:p>
-    <w:p>
-      <w:r>
-        <w:t>| Client details | Enter all required fields |</w:t>
-      </w:r>
-    </w:p>
-    <w:p>
-      <w:r>
-        <w:t>| Save | Save after every section |</w:t>
-      </w:r>
-    </w:p>
-    <w:p>
-      <w:r>
-        <w:t>| Signatures | Client signs, save again |</w:t>
-      </w:r>
-    </w:p>
-    <w:p>
-      <w:r>
-        <w:t>| Create documents | Tap Create Final Documents (need internet) |</w:t>
-      </w:r>
-    </w:p>
-    <w:p>
-      <w:r>
-        <w:t>| Download | Combined PDF and Document ZIP |</w:t>
-      </w:r>
-    </w:p>
-    <w:p>
-      <w:r>
-        <w:t>| Check | Open both files, check everything |</w:t>
-      </w:r>
-    </w:p>
-    <w:p>
-      <w:r>
-        <w:t>| Email | Prepare email, attach both files, send |</w:t>
-      </w:r>
-    </w:p>
-    <w:p>
-      <w:r>
-        <w:t>| Clear | Complete Handover and Clear Draft |</w:t>
-      </w:r>
-    </w:p>
-    <w:p>
-      <w:r>
-        <w:t>____________________________________________________________</w:t>
-      </w:r>
-    </w:p>
-    <w:p>
-      <w:pPr>
-        <w:pStyle w:val="Heading2"/>
-      </w:pPr>
-      <w:r>
-        <w:t>Final Appointment Checklist</w:t>
-      </w:r>
-    </w:p>
-    <w:p>
-      <w:r>
-        <w:t>Before sending the final documents, confirm:</w:t>
-      </w:r>
-    </w:p>
-    <w:p>
-      <w:pPr>
-        <w:pStyle w:val="ListBullet"/>
-      </w:pPr>
-      <w:r>
-        <w:t>- [ ] Client name is correct</w:t>
-      </w:r>
-    </w:p>
-    <w:p>
-      <w:pPr>
-        <w:pStyle w:val="ListBullet"/>
-      </w:pPr>
-      <w:r>
-        <w:t>- [ ] Contact details are correct</w:t>
-      </w:r>
-    </w:p>
-    <w:p>
-      <w:pPr>
-        <w:pStyle w:val="ListBullet"/>
-      </w:pPr>
-      <w:r>
-        <w:t>- [ ] Property address is correct</w:t>
-      </w:r>
-    </w:p>
-    <w:p>
-      <w:pPr>
-        <w:pStyle w:val="ListBullet"/>
-      </w:pPr>
-      <w:r>
-        <w:t>- [ ] Sale price is correct</w:t>
-      </w:r>
-    </w:p>
-    <w:p>
-      <w:pPr>
-        <w:pStyle w:val="ListBullet"/>
-      </w:pPr>
-      <w:r>
-        <w:t>- [ ] Contract due date is set or TBC</w:t>
-      </w:r>
-    </w:p>
-    <w:p>
-      <w:pPr>
-        <w:pStyle w:val="ListBullet"/>
-      </w:pPr>
-      <w:r>
-        <w:t>- [ ] EOI details are complete (if included)</w:t>
-      </w:r>
-    </w:p>
-    <w:p>
-      <w:pPr>
-        <w:pStyle w:val="ListBullet"/>
-      </w:pPr>
-      <w:r>
-        <w:t>- [ ] IA details are complete (if included)</w:t>
-      </w:r>
-    </w:p>
-    <w:p>
-      <w:pPr>
-        <w:pStyle w:val="ListBullet"/>
-      </w:pPr>
-      <w:r>
-        <w:t>- [ ] Client signatures are present</w:t>
-      </w:r>
-    </w:p>
-    <w:p>
-      <w:pPr>
-        <w:pStyle w:val="ListBullet"/>
-      </w:pPr>
-      <w:r>
-        <w:t>- [ ] Supporting documents are attached</w:t>
-      </w:r>
-    </w:p>
-    <w:p>
-      <w:pPr>
-        <w:pStyle w:val="ListBullet"/>
-      </w:pPr>
-      <w:r>
-        <w:t>- [ ] Whiteboard pages are saved (Zoom only)</w:t>
-      </w:r>
-    </w:p>
-    <w:p>
-      <w:pPr>
-        <w:pStyle w:val="ListBullet"/>
-      </w:pPr>
-      <w:r>
-        <w:t>- [ ] Combined PDF downloaded and checked</w:t>
-      </w:r>
-    </w:p>
-    <w:p>
-      <w:pPr>
-        <w:pStyle w:val="ListBullet"/>
-      </w:pPr>
-      <w:r>
-        <w:t>- [ ] Document ZIP downloaded and checked</w:t>
-      </w:r>
-    </w:p>
-    <w:p>
-      <w:pPr>
-        <w:pStyle w:val="ListBullet"/>
-      </w:pPr>
-      <w:r>
-        <w:t>- [ ] Email recipient is correct</w:t>
-      </w:r>
-    </w:p>
-    <w:p>
-      <w:pPr>
-        <w:pStyle w:val="ListBullet"/>
-      </w:pPr>
-      <w:r>
-        <w:t>- [ ] Both files attached to email</w:t>
-      </w:r>
-    </w:p>
-    <w:p>
-      <w:pPr>
-        <w:pStyle w:val="ListBullet"/>
-      </w:pPr>
-      <w:r>
-        <w:t>- [ ] Appointment cleared from app after handover</w:t>
-      </w:r>
-    </w:p>
-    <w:p>
-      <w:r>
-        <w:t>____________________________________________________________</w:t>
-      </w:r>
-    </w:p>
-    <w:p>
-      <w:r>
-        <w:t>**End of Field Guide**</w:t>
-      </w:r>
-    </w:p>
-    <w:p>
-      <w:r>
-        <w:t>*Sales Appointment Capture Field Guide v1.1.0 Released*</w:t>
-      </w:r>
-    </w:p>
-    <w:p>
-      <w:r>
-        <w:t>*Internal use only — Amplify Solutions Group*</w:t>
-      </w:r>
     </w:p>
     <w:sectPr>
-      <w:pgSz w:w="12240" w:h="15840"/>
-      <w:pgMar w:top="1440" w:right="1800" w:bottom="1440" w:left="1800" w:header="720" w:footer="720" w:gutter="0"/>
+      <w:headerReference w:type="default" r:id="rId10"/>
+      <w:footerReference w:type="default" r:id="rId11"/>
+      <w:pgSz w:w="11906" w:h="16838"/>
+      <w:pgMar w:top="964" w:right="1020" w:bottom="907" w:left="1020" w:header="397" w:footer="397" w:gutter="0"/>
       <w:cols w:space="720"/>
       <w:docGrid w:linePitch="360"/>
     </w:sectPr>
   </w:body>
 </w:document>
+</file>
+
+<file path=word/footer1.xml><?xml version="1.0" encoding="utf-8"?>
+<w:ftr xmlns:m="http://schemas.openxmlformats.org/officeDocument/2006/math" xmlns:mc="http://schemas.openxmlformats.org/markup-compatibility/2006" xmlns:mo="http://schemas.microsoft.com/office/mac/office/2008/main" xmlns:mv="urn:schemas-microsoft-com:mac:vml" xmlns:o="urn:schemas-microsoft-com:office:office" xmlns:r="http://schemas.openxmlformats.org/officeDocument/2006/relationships" xmlns:v="urn:schemas-microsoft-com:vml" xmlns:w10="urn:schemas-microsoft-com:office:word" xmlns:w14="http://schemas.microsoft.com/office/word/2010/wordml" xmlns:w="http://schemas.openxmlformats.org/wordprocessingml/2006/main" xmlns:wne="http://schemas.microsoft.com/office/word/2006/wordml" xmlns:wp14="http://schemas.microsoft.com/office/word/2010/wordprocessingDrawing" xmlns:wp="http://schemas.openxmlformats.org/drawingml/2006/wordprocessingDrawing" xmlns:wpc="http://schemas.microsoft.com/office/word/2010/wordprocessingCanvas" xmlns:wpg="http://schemas.microsoft.com/office/word/2010/wordprocessingGroup" xmlns:wpi="http://schemas.microsoft.com/office/word/2010/wordprocessingInk" xmlns:wps="http://schemas.microsoft.com/office/word/2010/wordprocessingShape" mc:Ignorable="w14 wp14">
+  <w:p>
+    <w:pPr>
+      <w:pStyle w:val="Footer"/>
+      <w:jc w:val="center"/>
+    </w:pPr>
+    <w:r>
+      <w:rPr>
+        <w:rFonts w:ascii="Arial" w:hAnsi="Arial"/>
+        <w:color w:val="58697E"/>
+        <w:sz w:val="15"/>
+      </w:rPr>
+      <w:t xml:space="preserve">ASG Internal Staff Resource  |  App 2.7.0-alpha.1  |  Guide 1.0.0  |  </w:t>
+    </w:r>
+    <w:r>
+      <w:rPr>
+        <w:rFonts w:ascii="Arial" w:hAnsi="Arial"/>
+        <w:color w:val="58697E"/>
+        <w:sz w:val="15"/>
+      </w:rPr>
+      <w:fldChar w:fldCharType="begin"/>
+      <w:instrText xml:space="preserve"> PAGE </w:instrText>
+      <w:fldChar w:fldCharType="end"/>
+    </w:r>
+  </w:p>
+</w:ftr>
+</file>
+
+<file path=word/header1.xml><?xml version="1.0" encoding="utf-8"?>
+<w:hdr xmlns:m="http://schemas.openxmlformats.org/officeDocument/2006/math" xmlns:mc="http://schemas.openxmlformats.org/markup-compatibility/2006" xmlns:mo="http://schemas.microsoft.com/office/mac/office/2008/main" xmlns:mv="urn:schemas-microsoft-com:mac:vml" xmlns:o="urn:schemas-microsoft-com:office:office" xmlns:r="http://schemas.openxmlformats.org/officeDocument/2006/relationships" xmlns:v="urn:schemas-microsoft-com:vml" xmlns:w10="urn:schemas-microsoft-com:office:word" xmlns:w14="http://schemas.microsoft.com/office/word/2010/wordml" xmlns:w="http://schemas.openxmlformats.org/wordprocessingml/2006/main" xmlns:wne="http://schemas.microsoft.com/office/word/2006/wordml" xmlns:wp14="http://schemas.microsoft.com/office/word/2010/wordprocessingDrawing" xmlns:wp="http://schemas.openxmlformats.org/drawingml/2006/wordprocessingDrawing" xmlns:wpc="http://schemas.microsoft.com/office/word/2010/wordprocessingCanvas" xmlns:wpg="http://schemas.microsoft.com/office/word/2010/wordprocessingGroup" xmlns:wpi="http://schemas.microsoft.com/office/word/2010/wordprocessingInk" xmlns:wps="http://schemas.microsoft.com/office/word/2010/wordprocessingShape" mc:Ignorable="w14 wp14">
+  <w:p>
+    <w:pPr>
+      <w:pStyle w:val="Header"/>
+      <w:jc w:val="right"/>
+    </w:pPr>
+    <w:r>
+      <w:rPr>
+        <w:rFonts w:ascii="Arial" w:hAnsi="Arial"/>
+        <w:b/>
+        <w:color w:val="C6A14A"/>
+        <w:sz w:val="15"/>
+      </w:rPr>
+      <w:t>ASG  |  CLIENT APPOINTMENT CHECKLIST</w:t>
+    </w:r>
+  </w:p>
+</w:hdr>
 </file>
 
 <file path=word/numbering.xml><?xml version="1.0" encoding="utf-8"?>
@@ -2456,9 +6291,13 @@
     <w:name w:val="Normal"/>
     <w:qFormat/>
     <w:rsid w:val="00FC693F"/>
+    <w:pPr>
+      <w:spacing w:after="100" w:line="259" w:lineRule="auto"/>
+    </w:pPr>
     <w:rPr>
-      <w:rFonts w:ascii="Calibri" w:hAnsi="Calibri"/>
-      <w:sz w:val="22"/>
+      <w:rFonts w:ascii="Arial" w:hAnsi="Arial"/>
+      <w:color w:val="0D253F"/>
+      <w:sz w:val="19"/>
     </w:rPr>
   </w:style>
   <w:style w:type="paragraph" w:styleId="Header">
@@ -2520,11 +6359,11 @@
       <w:outlineLvl w:val="0"/>
     </w:pPr>
     <w:rPr>
-      <w:rFonts w:asciiTheme="majorHAnsi" w:eastAsiaTheme="majorEastAsia" w:hAnsiTheme="majorHAnsi" w:cstheme="majorBidi"/>
+      <w:rFonts w:asciiTheme="majorHAnsi" w:eastAsiaTheme="majorEastAsia" w:hAnsiTheme="majorHAnsi" w:cstheme="majorBidi" w:ascii="Arial" w:hAnsi="Arial"/>
       <w:b/>
       <w:bCs/>
-      <w:color w:val="365F91" w:themeColor="accent1" w:themeShade="BF"/>
-      <w:sz w:val="28"/>
+      <w:color w:val="0D253F"/>
+      <w:sz w:val="40"/>
       <w:szCs w:val="28"/>
     </w:rPr>
   </w:style>
@@ -2544,11 +6383,11 @@
       <w:outlineLvl w:val="1"/>
     </w:pPr>
     <w:rPr>
-      <w:rFonts w:asciiTheme="majorHAnsi" w:eastAsiaTheme="majorEastAsia" w:hAnsiTheme="majorHAnsi" w:cstheme="majorBidi"/>
+      <w:rFonts w:asciiTheme="majorHAnsi" w:eastAsiaTheme="majorEastAsia" w:hAnsiTheme="majorHAnsi" w:cstheme="majorBidi" w:ascii="Arial" w:hAnsi="Arial"/>
       <w:b/>
       <w:bCs/>
-      <w:color w:val="4F81BD" w:themeColor="accent1"/>
-      <w:sz w:val="26"/>
+      <w:color w:val="0D253F"/>
+      <w:sz w:val="24"/>
       <w:szCs w:val="26"/>
     </w:rPr>
   </w:style>
@@ -2568,10 +6407,11 @@
       <w:outlineLvl w:val="2"/>
     </w:pPr>
     <w:rPr>
-      <w:rFonts w:asciiTheme="majorHAnsi" w:eastAsiaTheme="majorEastAsia" w:hAnsiTheme="majorHAnsi" w:cstheme="majorBidi"/>
+      <w:rFonts w:asciiTheme="majorHAnsi" w:eastAsiaTheme="majorEastAsia" w:hAnsiTheme="majorHAnsi" w:cstheme="majorBidi" w:ascii="Arial" w:hAnsi="Arial"/>
       <w:b/>
       <w:bCs/>
-      <w:color w:val="4F81BD" w:themeColor="accent1"/>
+      <w:color w:val="0D253F"/>
+      <w:sz w:val="20"/>
     </w:rPr>
   </w:style>
   <w:style w:type="paragraph" w:styleId="Heading4">
@@ -2802,6 +6642,7 @@
     <w:qFormat/>
     <w:rsid w:val="00FC693F"/>
     <w:pPr>
+      <w:keepNext/>
       <w:pBdr>
         <w:bottom w:val="single" w:sz="8" w:space="4" w:color="4F81BD" w:themeColor="accent1"/>
       </w:pBdr>
@@ -2809,11 +6650,12 @@
       <w:contextualSpacing/>
     </w:pPr>
     <w:rPr>
-      <w:rFonts w:asciiTheme="majorHAnsi" w:eastAsiaTheme="majorEastAsia" w:hAnsiTheme="majorHAnsi" w:cstheme="majorBidi"/>
-      <w:color w:val="17365D" w:themeColor="text2" w:themeShade="BF"/>
+      <w:rFonts w:asciiTheme="majorHAnsi" w:eastAsiaTheme="majorEastAsia" w:hAnsiTheme="majorHAnsi" w:cstheme="majorBidi" w:ascii="Arial" w:hAnsi="Arial"/>
+      <w:b/>
+      <w:color w:val="FFFFFF"/>
       <w:spacing w:val="5"/>
       <w:kern w:val="28"/>
-      <w:sz w:val="52"/>
+      <w:sz w:val="64"/>
       <w:szCs w:val="52"/>
     </w:rPr>
   </w:style>
